--- a/zht/docx/030.content.docx
+++ b/zht/docx/030.content.docx
@@ -149,27 +149,7 @@
         <w:rPr>
           <w:lang w:val="zh_TW" w:bidi="zh_TW"/>
         </w:rPr>
-        <w:t>en</w:t>
-      </w:r>
-      <w:r>
-        <w:rPr>
-          <w:lang w:val="zh_TW" w:bidi="zh_TW"/>
-        </w:rPr>
-      </w:r>
-    </w:p>
-    <w:p>
-      <w:pPr/>
-      <w:r>
-        <w:rPr>
-          <w:lang w:val="zh_TW" w:bidi="zh_TW"/>
-        </w:rPr>
-      </w:r>
-      <w:r>
-        <w:rPr>
-          <w:i/>
-          <w:lang w:val="zh_TW" w:bidi="zh_TW"/>
-        </w:rPr>
-        <w:t>恩慈, 恩典</w:t>
+        <w:t>E</w:t>
       </w:r>
       <w:r>
         <w:rPr>
@@ -232,7 +212,7 @@
         <w:rPr>
           <w:lang w:val="zh_TW" w:bidi="zh_TW"/>
         </w:rPr>
-        <w:t>恩慈</w:t>
+        <w:t>蛾摩拉</w:t>
       </w:r>
       <w:r>
         <w:rPr>
@@ -251,39 +231,7 @@
         <w:rPr>
           <w:lang w:val="zh_TW" w:bidi="zh_TW"/>
         </w:rPr>
-        <w:t>恩慈（kindess）是一種生活方式，包含愛的關懷、理解、友善、耐心、溫柔和良善。它不僅體現在言語和行為上，更在於選擇以某種方式行事，而非僅僅受情感的驅使。</w:t>
-      </w:r>
-    </w:p>
-    <w:p>
-      <w:pPr/>
-      <w:r>
-        <w:rPr>
-          <w:lang w:val="zh_TW" w:bidi="zh_TW"/>
-        </w:rPr>
-      </w:r>
-      <w:r>
-        <w:rPr>
-          <w:lang w:val="zh_TW" w:bidi="zh_TW"/>
-        </w:rPr>
-        <w:t>聖經中有許多關於恩慈的故事：</w:t>
-      </w:r>
-    </w:p>
-    <w:p>
-      <w:pPr>
-        <w:pStyle w:val="ListBullet"/>
-        <w:spacing w:line="240" w:lineRule="auto"/>
-        <w:ind w:left="720"/>
-      </w:pPr>
-      <w:r>
-        <w:rPr>
-          <w:lang w:val="zh_TW" w:bidi="zh_TW"/>
-        </w:rPr>
-      </w:r>
-      <w:r>
-        <w:rPr>
-          <w:lang w:val="zh_TW" w:bidi="zh_TW"/>
-        </w:rPr>
-        <w:t>約瑟請求法老的僕人恩慈地向法老提起他（</w:t>
+        <w:t>蛾摩拉是「平原上的城」之一（</w:t>
       </w:r>
       <w:hyperlink r:id="rId13">
         <w:r>
@@ -294,1392 +242,14 @@
             <w:color w:val="0000EE"/>
             <w:u w:val="single"/>
           </w:rPr>
-          <w:t>創40:14</w:t>
+          <w:t>創19章</w:t>
         </w:r>
       </w:hyperlink>
       <w:r>
         <w:rPr>
           <w:lang w:val="zh_TW" w:bidi="zh_TW"/>
         </w:rPr>
-        <w:t>）。</w:t>
-      </w:r>
-    </w:p>
-    <w:p>
-      <w:pPr>
-        <w:pStyle w:val="ListBullet"/>
-        <w:spacing w:line="240" w:lineRule="auto"/>
-        <w:ind w:left="720"/>
-      </w:pPr>
-      <w:r>
-        <w:rPr>
-          <w:lang w:val="zh_TW" w:bidi="zh_TW"/>
-        </w:rPr>
-      </w:r>
-      <w:r>
-        <w:rPr>
-          <w:lang w:val="zh_TW" w:bidi="zh_TW"/>
-        </w:rPr>
-        <w:t>喇合因為在家中保護了兩個以色列的探子，請求以色列人以恩慈對待她（</w:t>
-      </w:r>
-      <w:hyperlink r:id="rId14">
-        <w:r>
-          <w:rPr>
-            <w:lang w:val="zh_TW" w:bidi="zh_TW"/>
-          </w:rPr>
-          <w:rPr>
-            <w:color w:val="0000EE"/>
-            <w:u w:val="single"/>
-          </w:rPr>
-          <w:t>書2:12</w:t>
-        </w:r>
-      </w:hyperlink>
-      <w:r>
-        <w:rPr>
-          <w:lang w:val="zh_TW" w:bidi="zh_TW"/>
-        </w:rPr>
-        <w:t>）。</w:t>
-      </w:r>
-    </w:p>
-    <w:p>
-      <w:pPr>
-        <w:pStyle w:val="ListBullet"/>
-        <w:spacing w:line="240" w:lineRule="auto"/>
-        <w:ind w:left="720"/>
-      </w:pPr>
-      <w:r>
-        <w:rPr>
-          <w:lang w:val="zh_TW" w:bidi="zh_TW"/>
-        </w:rPr>
-      </w:r>
-      <w:r>
-        <w:rPr>
-          <w:lang w:val="zh_TW" w:bidi="zh_TW"/>
-        </w:rPr>
-        <w:t>掃羅在攻擊亞瑪力人之前，請基尼人離開亞瑪力人的領土。因為他不願意與亞瑪力人一起殺害基尼人，他們曾在以色列出埃及時對他們表現出恩慈（</w:t>
-      </w:r>
-      <w:hyperlink r:id="rId15">
-        <w:r>
-          <w:rPr>
-            <w:lang w:val="zh_TW" w:bidi="zh_TW"/>
-          </w:rPr>
-          <w:rPr>
-            <w:color w:val="0000EE"/>
-            <w:u w:val="single"/>
-          </w:rPr>
-          <w:t>撒上15:6</w:t>
-        </w:r>
-      </w:hyperlink>
-      <w:r>
-        <w:rPr>
-          <w:lang w:val="zh_TW" w:bidi="zh_TW"/>
-        </w:rPr>
-        <w:t>）。</w:t>
-      </w:r>
-    </w:p>
-    <w:p>
-      <w:pPr>
-        <w:pStyle w:val="ListBullet"/>
-        <w:spacing w:line="240" w:lineRule="auto"/>
-        <w:ind w:left="720"/>
-      </w:pPr>
-      <w:r>
-        <w:rPr>
-          <w:lang w:val="zh_TW" w:bidi="zh_TW"/>
-        </w:rPr>
-      </w:r>
-      <w:r>
-        <w:rPr>
-          <w:lang w:val="zh_TW" w:bidi="zh_TW"/>
-        </w:rPr>
-        <w:t>大衛讚揚基列‧雅比人埋葬掃羅的遺體（</w:t>
-      </w:r>
-      <w:hyperlink r:id="rId16">
-        <w:r>
-          <w:rPr>
-            <w:lang w:val="zh_TW" w:bidi="zh_TW"/>
-          </w:rPr>
-          <w:rPr>
-            <w:color w:val="0000EE"/>
-            <w:u w:val="single"/>
-          </w:rPr>
-          <w:t>撒下2:5</w:t>
-        </w:r>
-      </w:hyperlink>
-      <w:r>
-        <w:rPr>
-          <w:lang w:val="zh_TW" w:bidi="zh_TW"/>
-        </w:rPr>
-        <w:t>）。</w:t>
-      </w:r>
-    </w:p>
-    <w:p>
-      <w:pPr>
-        <w:pStyle w:val="ListBullet"/>
-        <w:spacing w:line="240" w:lineRule="auto"/>
-        <w:ind w:left="720"/>
-      </w:pPr>
-      <w:r>
-        <w:rPr>
-          <w:lang w:val="zh_TW" w:bidi="zh_TW"/>
-        </w:rPr>
-      </w:r>
-      <w:r>
-        <w:rPr>
-          <w:lang w:val="zh_TW" w:bidi="zh_TW"/>
-        </w:rPr>
-        <w:t>約拿單請求大衛施以「恩待」，以免被殺（</w:t>
-      </w:r>
-      <w:hyperlink r:id="rId17">
-        <w:r>
-          <w:rPr>
-            <w:lang w:val="zh_TW" w:bidi="zh_TW"/>
-          </w:rPr>
-          <w:rPr>
-            <w:color w:val="0000EE"/>
-            <w:u w:val="single"/>
-          </w:rPr>
-          <w:t>撒上20:14–15</w:t>
-        </w:r>
-      </w:hyperlink>
-      <w:r>
-        <w:rPr>
-          <w:lang w:val="zh_TW" w:bidi="zh_TW"/>
-        </w:rPr>
-        <w:t>）。</w:t>
-      </w:r>
-    </w:p>
-    <w:p>
-      <w:pPr>
-        <w:pStyle w:val="ListBullet"/>
-        <w:spacing w:line="240" w:lineRule="auto"/>
-        <w:ind w:left="720"/>
-      </w:pPr>
-      <w:r>
-        <w:rPr>
-          <w:lang w:val="zh_TW" w:bidi="zh_TW"/>
-        </w:rPr>
-      </w:r>
-      <w:r>
-        <w:rPr>
-          <w:lang w:val="zh_TW" w:bidi="zh_TW"/>
-        </w:rPr>
-        <w:t>大衛對約拿單的兒子仁慈，讓他與王同席吃飯（</w:t>
-      </w:r>
-      <w:hyperlink r:id="rId18">
-        <w:r>
-          <w:rPr>
-            <w:lang w:val="zh_TW" w:bidi="zh_TW"/>
-          </w:rPr>
-          <w:rPr>
-            <w:color w:val="0000EE"/>
-            <w:u w:val="single"/>
-          </w:rPr>
-          <w:t>撒下9:1–7</w:t>
-        </w:r>
-      </w:hyperlink>
-      <w:r>
-        <w:rPr>
-          <w:lang w:val="zh_TW" w:bidi="zh_TW"/>
-        </w:rPr>
-        <w:t>）。</w:t>
-      </w:r>
-    </w:p>
-    <w:p>
-      <w:pPr/>
-      <w:r>
-        <w:rPr>
-          <w:lang w:val="zh_TW" w:bidi="zh_TW"/>
-        </w:rPr>
-      </w:r>
-      <w:r>
-        <w:rPr>
-          <w:lang w:val="zh_TW" w:bidi="zh_TW"/>
-        </w:rPr>
-        <w:t>以惡報善是非常錯誤的：</w:t>
-      </w:r>
-    </w:p>
-    <w:p>
-      <w:pPr>
-        <w:pStyle w:val="ListBullet"/>
-        <w:spacing w:line="240" w:lineRule="auto"/>
-        <w:ind w:left="720"/>
-      </w:pPr>
-      <w:r>
-        <w:rPr>
-          <w:lang w:val="zh_TW" w:bidi="zh_TW"/>
-        </w:rPr>
-      </w:r>
-      <w:r>
-        <w:rPr>
-          <w:lang w:val="zh_TW" w:bidi="zh_TW"/>
-        </w:rPr>
-        <w:t>亞比米勒希望亞伯拉罕起誓會對他的後代以恩慈回報恩慈（</w:t>
-      </w:r>
-      <w:hyperlink r:id="rId19">
-        <w:r>
-          <w:rPr>
-            <w:lang w:val="zh_TW" w:bidi="zh_TW"/>
-          </w:rPr>
-          <w:rPr>
-            <w:color w:val="0000EE"/>
-            <w:u w:val="single"/>
-          </w:rPr>
-          <w:t>創21:23</w:t>
-        </w:r>
-      </w:hyperlink>
-      <w:r>
-        <w:rPr>
-          <w:lang w:val="zh_TW" w:bidi="zh_TW"/>
-        </w:rPr>
-        <w:t>）。</w:t>
-      </w:r>
-    </w:p>
-    <w:p>
-      <w:pPr>
-        <w:pStyle w:val="ListBullet"/>
-        <w:spacing w:line="240" w:lineRule="auto"/>
-        <w:ind w:left="720"/>
-      </w:pPr>
-      <w:r>
-        <w:rPr>
-          <w:lang w:val="zh_TW" w:bidi="zh_TW"/>
-        </w:rPr>
-      </w:r>
-      <w:r>
-        <w:rPr>
-          <w:lang w:val="zh_TW" w:bidi="zh_TW"/>
-        </w:rPr>
-        <w:t>押尼珥對伊施波設恩慈，沒有將他交給大衛，但伊施波設指責押尼珥與掃羅的妾利斯巴有不當行為（</w:t>
-      </w:r>
-      <w:hyperlink r:id="rId20">
-        <w:r>
-          <w:rPr>
-            <w:lang w:val="zh_TW" w:bidi="zh_TW"/>
-          </w:rPr>
-          <w:rPr>
-            <w:color w:val="0000EE"/>
-            <w:u w:val="single"/>
-          </w:rPr>
-          <w:t>撒下3:8</w:t>
-        </w:r>
-      </w:hyperlink>
-      <w:r>
-        <w:rPr>
-          <w:lang w:val="zh_TW" w:bidi="zh_TW"/>
-        </w:rPr>
-        <w:t>）。</w:t>
-      </w:r>
-    </w:p>
-    <w:p>
-      <w:pPr>
-        <w:pStyle w:val="ListBullet"/>
-        <w:spacing w:line="240" w:lineRule="auto"/>
-        <w:ind w:left="720"/>
-      </w:pPr>
-      <w:r>
-        <w:rPr>
-          <w:lang w:val="zh_TW" w:bidi="zh_TW"/>
-        </w:rPr>
-      </w:r>
-      <w:r>
-        <w:rPr>
-          <w:lang w:val="zh_TW" w:bidi="zh_TW"/>
-        </w:rPr>
-        <w:t>大衛在他父親去世時送上慰問的話語，但哈嫩羞辱了大衛的使者，導致兩國之間的戰爭（</w:t>
-      </w:r>
-      <w:hyperlink r:id="rId21">
-        <w:r>
-          <w:rPr>
-            <w:lang w:val="zh_TW" w:bidi="zh_TW"/>
-          </w:rPr>
-          <w:rPr>
-            <w:color w:val="0000EE"/>
-            <w:u w:val="single"/>
-          </w:rPr>
-          <w:t>撒下10:2–19</w:t>
-        </w:r>
-      </w:hyperlink>
-      <w:r>
-        <w:rPr>
-          <w:lang w:val="zh_TW" w:bidi="zh_TW"/>
-        </w:rPr>
-        <w:t>）。</w:t>
-      </w:r>
-    </w:p>
-    <w:p>
-      <w:pPr>
-        <w:pStyle w:val="ListBullet"/>
-        <w:spacing w:line="240" w:lineRule="auto"/>
-        <w:ind w:left="720"/>
-      </w:pPr>
-      <w:r>
-        <w:rPr>
-          <w:lang w:val="zh_TW" w:bidi="zh_TW"/>
-        </w:rPr>
-      </w:r>
-      <w:r>
-        <w:rPr>
-          <w:lang w:val="zh_TW" w:bidi="zh_TW"/>
-        </w:rPr>
-        <w:t>押沙龍責備大衛的朋友戶篩，指責他在大衛需要他時離開大衛，並質問戶篩這是否是他回報大衛友誼的方式（</w:t>
-      </w:r>
-      <w:hyperlink r:id="rId22">
-        <w:r>
-          <w:rPr>
-            <w:lang w:val="zh_TW" w:bidi="zh_TW"/>
-          </w:rPr>
-          <w:rPr>
-            <w:color w:val="0000EE"/>
-            <w:u w:val="single"/>
-          </w:rPr>
-          <w:t>撒下16:17</w:t>
-        </w:r>
-      </w:hyperlink>
-      <w:r>
-        <w:rPr>
-          <w:lang w:val="zh_TW" w:bidi="zh_TW"/>
-        </w:rPr>
-        <w:t>；另見</w:t>
-      </w:r>
-      <w:hyperlink r:id="rId23">
-        <w:r>
-          <w:rPr>
-            <w:lang w:val="zh_TW" w:bidi="zh_TW"/>
-          </w:rPr>
-          <w:rPr>
-            <w:color w:val="0000EE"/>
-            <w:u w:val="single"/>
-          </w:rPr>
-          <w:t>代下24:22</w:t>
-        </w:r>
-      </w:hyperlink>
-      <w:r>
-        <w:rPr>
-          <w:lang w:val="zh_TW" w:bidi="zh_TW"/>
-        </w:rPr>
-        <w:t>）。</w:t>
-      </w:r>
-    </w:p>
-    <w:p>
-      <w:pPr/>
-      <w:r>
-        <w:rPr>
-          <w:lang w:val="zh_TW" w:bidi="zh_TW"/>
-        </w:rPr>
-      </w:r>
-      <w:r>
-        <w:rPr>
-          <w:lang w:val="zh_TW" w:bidi="zh_TW"/>
-        </w:rPr>
-        <w:t>神的作為是聖經中恩慈的最佳例子。利未人讚美神的寬恕、恩典、憐憫和極大的恩慈（</w:t>
-      </w:r>
-      <w:hyperlink r:id="rId24">
-        <w:r>
-          <w:rPr>
-            <w:lang w:val="zh_TW" w:bidi="zh_TW"/>
-          </w:rPr>
-          <w:rPr>
-            <w:color w:val="0000EE"/>
-            <w:u w:val="single"/>
-          </w:rPr>
-          <w:t>尼9:17–31</w:t>
-        </w:r>
-      </w:hyperlink>
-      <w:r>
-        <w:rPr>
-          <w:lang w:val="zh_TW" w:bidi="zh_TW"/>
-        </w:rPr>
-        <w:t>）。他們說即使以色列對神不忠，神仍然對他們恩慈。</w:t>
-      </w:r>
-    </w:p>
-    <w:p>
-      <w:pPr>
-        <w:pStyle w:val="ListBullet"/>
-        <w:spacing w:line="240" w:lineRule="auto"/>
-        <w:ind w:left="720"/>
-      </w:pPr>
-      <w:r>
-        <w:rPr>
-          <w:lang w:val="zh_TW" w:bidi="zh_TW"/>
-        </w:rPr>
-      </w:r>
-      <w:r>
-        <w:rPr>
-          <w:lang w:val="zh_TW" w:bidi="zh_TW"/>
-        </w:rPr>
-        <w:t>即使以色列人拜金牛犢，神也沒有離棄他們。</w:t>
-      </w:r>
-    </w:p>
-    <w:p>
-      <w:pPr>
-        <w:pStyle w:val="ListBullet"/>
-        <w:spacing w:line="240" w:lineRule="auto"/>
-        <w:ind w:left="720"/>
-      </w:pPr>
-      <w:r>
-        <w:rPr>
-          <w:lang w:val="zh_TW" w:bidi="zh_TW"/>
-        </w:rPr>
-      </w:r>
-      <w:r>
-        <w:rPr>
-          <w:lang w:val="zh_TW" w:bidi="zh_TW"/>
-        </w:rPr>
-        <w:t>神賜下祂的靈來教導他們。</w:t>
-      </w:r>
-    </w:p>
-    <w:p>
-      <w:pPr>
-        <w:pStyle w:val="ListBullet"/>
-        <w:spacing w:line="240" w:lineRule="auto"/>
-        <w:ind w:left="720"/>
-      </w:pPr>
-      <w:r>
-        <w:rPr>
-          <w:lang w:val="zh_TW" w:bidi="zh_TW"/>
-        </w:rPr>
-      </w:r>
-      <w:r>
-        <w:rPr>
-          <w:lang w:val="zh_TW" w:bidi="zh_TW"/>
-        </w:rPr>
-        <w:t>神在他們寄居曠野的40年間，給他們賜下嗎哪，給他們水喝。</w:t>
-      </w:r>
-    </w:p>
-    <w:p>
-      <w:pPr>
-        <w:pStyle w:val="ListBullet"/>
-        <w:spacing w:line="240" w:lineRule="auto"/>
-        <w:ind w:left="720"/>
-      </w:pPr>
-      <w:r>
-        <w:rPr>
-          <w:lang w:val="zh_TW" w:bidi="zh_TW"/>
-        </w:rPr>
-      </w:r>
-      <w:r>
-        <w:rPr>
-          <w:lang w:val="zh_TW" w:bidi="zh_TW"/>
-        </w:rPr>
-        <w:t>神賜給他們迦南地居住。</w:t>
-      </w:r>
-    </w:p>
-    <w:p>
-      <w:pPr/>
-      <w:r>
-        <w:rPr>
-          <w:lang w:val="zh_TW" w:bidi="zh_TW"/>
-        </w:rPr>
-      </w:r>
-      <w:r>
-        <w:rPr>
-          <w:lang w:val="zh_TW" w:bidi="zh_TW"/>
-        </w:rPr>
-        <w:t>神恩慈的最大例子是賜下救恩給罪人，這不是因為他們的善行，而是因為祂的憐憫（</w:t>
-      </w:r>
-      <w:hyperlink r:id="rId25">
-        <w:r>
-          <w:rPr>
-            <w:lang w:val="zh_TW" w:bidi="zh_TW"/>
-          </w:rPr>
-          <w:rPr>
-            <w:color w:val="0000EE"/>
-            <w:u w:val="single"/>
-          </w:rPr>
-          <w:t>多3:4</w:t>
-        </w:r>
-      </w:hyperlink>
-      <w:r>
-        <w:rPr>
-          <w:lang w:val="zh_TW" w:bidi="zh_TW"/>
-        </w:rPr>
-        <w:t>；另見</w:t>
-      </w:r>
-      <w:hyperlink r:id="rId26">
-        <w:r>
-          <w:rPr>
-            <w:lang w:val="zh_TW" w:bidi="zh_TW"/>
-          </w:rPr>
-          <w:rPr>
-            <w:color w:val="0000EE"/>
-            <w:u w:val="single"/>
-          </w:rPr>
-          <w:t>弗2:7</w:t>
-        </w:r>
-      </w:hyperlink>
-      <w:r>
-        <w:rPr>
-          <w:lang w:val="zh_TW" w:bidi="zh_TW"/>
-        </w:rPr>
-        <w:t>）。</w:t>
-      </w:r>
-    </w:p>
-    <w:p>
-      <w:pPr/>
-      <w:r>
-        <w:rPr>
-          <w:lang w:val="zh_TW" w:bidi="zh_TW"/>
-        </w:rPr>
-      </w:r>
-      <w:r>
-        <w:rPr>
-          <w:lang w:val="zh_TW" w:bidi="zh_TW"/>
-        </w:rPr>
-        <w:t>因為神對他們如此恩慈，所以基督徒（作為神的選民）被告知要有憐憫、恩慈、謙虛、溫柔、忍耐的心（</w:t>
-      </w:r>
-      <w:hyperlink r:id="rId27">
-        <w:r>
-          <w:rPr>
-            <w:lang w:val="zh_TW" w:bidi="zh_TW"/>
-          </w:rPr>
-          <w:rPr>
-            <w:color w:val="0000EE"/>
-            <w:u w:val="single"/>
-          </w:rPr>
-          <w:t>西3:12</w:t>
-        </w:r>
-      </w:hyperlink>
-      <w:r>
-        <w:rPr>
-          <w:lang w:val="zh_TW" w:bidi="zh_TW"/>
-        </w:rPr>
-        <w:t>）。使徒彼得告訴基督徒要在他們的信心上加上「愛弟兄的心」，以及其它美好的品德（</w:t>
-      </w:r>
-      <w:hyperlink r:id="rId28">
-        <w:r>
-          <w:rPr>
-            <w:lang w:val="zh_TW" w:bidi="zh_TW"/>
-          </w:rPr>
-          <w:rPr>
-            <w:color w:val="0000EE"/>
-            <w:u w:val="single"/>
-          </w:rPr>
-          <w:t>彼後1:7</w:t>
-        </w:r>
-      </w:hyperlink>
-      <w:r>
-        <w:rPr>
-          <w:lang w:val="zh_TW" w:bidi="zh_TW"/>
-        </w:rPr>
-        <w:t>）。</w:t>
-      </w:r>
-      <w:r>
-        <w:rPr>
-          <w:lang w:val="zh_TW" w:bidi="zh_TW"/>
-        </w:rPr>
-      </w:r>
-      <w:r>
-        <w:rPr>
-          <w:lang w:val="zh_TW" w:bidi="zh_TW"/>
-        </w:rPr>
-      </w:r>
-    </w:p>
-    <w:p>
-      <w:pPr/>
-      <w:r>
-        <w:rPr>
-          <w:lang w:val="zh_TW" w:bidi="zh_TW"/>
-        </w:rPr>
-      </w:r>
-    </w:p>
-    <w:p>
-      <w:pPr>
-        <w:pStyle w:val="Heading2"/>
-      </w:pPr>
-      <w:r>
-        <w:rPr>
-          <w:lang w:val="zh_TW" w:bidi="zh_TW"/>
-        </w:rPr>
-        <w:t>恩典</w:t>
-      </w:r>
-      <w:r>
-        <w:rPr>
-          <w:lang w:val="zh_TW" w:bidi="zh_TW"/>
-        </w:rPr>
-      </w:r>
-    </w:p>
-    <w:p>
-      <w:pPr/>
-      <w:r>
-        <w:rPr>
-          <w:lang w:val="zh_TW" w:bidi="zh_TW"/>
-        </w:rPr>
-      </w:r>
-      <w:r>
-        <w:rPr>
-          <w:lang w:val="zh_TW" w:bidi="zh_TW"/>
-        </w:rPr>
-        <w:t>神所賜的禮物，透過祂的行動表達出來，包括祂向人施予的憐憫、慈愛和救恩。</w:t>
-      </w:r>
-    </w:p>
-    <w:p>
-      <w:pPr/>
-      <w:r>
-        <w:rPr>
-          <w:lang w:val="zh_TW" w:bidi="zh_TW"/>
-        </w:rPr>
-      </w:r>
-      <w:r>
-        <w:rPr>
-          <w:lang w:val="zh_TW" w:bidi="zh_TW"/>
-        </w:rPr>
-        <w:t>恩典是神的行動，使祂能夠以無盡的寬恕和祝福來面對人的冷漠和叛逆。神在行動中顯示出祂的恩典。神恩典的教義貫穿整個舊約和新約的思想。然而，舊約只是預示並為在新約中完全展現的恩典做準備。</w:t>
-      </w:r>
-    </w:p>
-    <w:p>
-      <w:pPr>
-        <w:pStyle w:val="Heading3"/>
-      </w:pPr>
-      <w:r>
-        <w:rPr>
-          <w:lang w:val="zh_TW" w:bidi="zh_TW"/>
-        </w:rPr>
-        <w:t>舊約中的恩典</w:t>
-      </w:r>
-    </w:p>
-    <w:p>
-      <w:pPr/>
-      <w:r>
-        <w:rPr>
-          <w:lang w:val="zh_TW" w:bidi="zh_TW"/>
-        </w:rPr>
-      </w:r>
-      <w:r>
-        <w:rPr>
-          <w:lang w:val="zh_TW" w:bidi="zh_TW"/>
-        </w:rPr>
-        <w:t>在舊約的早期敘述中，神自我揭示為自己是一位「有憐憫有恩典的神，不輕易發怒，並有豐盛的慈愛和誠實」（</w:t>
-      </w:r>
-      <w:hyperlink r:id="rId29">
-        <w:r>
-          <w:rPr>
-            <w:lang w:val="zh_TW" w:bidi="zh_TW"/>
-          </w:rPr>
-          <w:rPr>
-            <w:color w:val="0000EE"/>
-            <w:u w:val="single"/>
-          </w:rPr>
-          <w:t>出34:6</w:t>
-        </w:r>
-      </w:hyperlink>
-      <w:r>
-        <w:rPr>
-          <w:lang w:val="zh_TW" w:bidi="zh_TW"/>
-        </w:rPr>
-        <w:t>）。 因此，不配的人類可以用「主啊，我若在你眼前蒙恩，……」這樣的禱告去接近祂（</w:t>
-      </w:r>
-      <w:hyperlink r:id="rId30">
-        <w:r>
-          <w:rPr>
-            <w:lang w:val="zh_TW" w:bidi="zh_TW"/>
-          </w:rPr>
-          <w:rPr>
-            <w:color w:val="0000EE"/>
-            <w:u w:val="single"/>
-          </w:rPr>
-          <w:t>出34:9</w:t>
-        </w:r>
-      </w:hyperlink>
-      <w:r>
-        <w:rPr>
-          <w:lang w:val="zh_TW" w:bidi="zh_TW"/>
-        </w:rPr>
-        <w:t>）。透過神的主動，人與神的疏離被轉變為一種不配得的接納，這開啟了和好和救贖的可能。</w:t>
-      </w:r>
-    </w:p>
-    <w:p>
-      <w:pPr/>
-      <w:r>
-        <w:rPr>
-          <w:lang w:val="zh_TW" w:bidi="zh_TW"/>
-        </w:rPr>
-      </w:r>
-      <w:r>
-        <w:rPr>
-          <w:lang w:val="zh_TW" w:bidi="zh_TW"/>
-        </w:rPr>
-        <w:t>在伊甸園中，恩典已經開始發揮作用，當神以救贖的應許（</w:t>
-      </w:r>
-      <w:hyperlink r:id="rId31">
-        <w:r>
-          <w:rPr>
-            <w:lang w:val="zh_TW" w:bidi="zh_TW"/>
-          </w:rPr>
-          <w:rPr>
-            <w:color w:val="0000EE"/>
-            <w:u w:val="single"/>
-          </w:rPr>
-          <w:t>創3:15</w:t>
-        </w:r>
-      </w:hyperlink>
-      <w:r>
-        <w:rPr>
-          <w:lang w:val="zh_TW" w:bidi="zh_TW"/>
-        </w:rPr>
-        <w:t>）和關切的照顧來回應墮落，而不是以放棄或報復性的毀滅。神對亞伯拉罕的呼召是恩典的延伸，不僅對他個人如此，也通過他作為普世的媒介。作為對亞伯拉罕個人祝福和對他後裔的國的祝福的不可分割的一部分，神的應許中指出，個人和國的祝福將成為實現「地上的萬族都要因你得福」的工具（</w:t>
-      </w:r>
-      <w:hyperlink r:id="rId32">
-        <w:r>
-          <w:rPr>
-            <w:lang w:val="zh_TW" w:bidi="zh_TW"/>
-          </w:rPr>
-          <w:rPr>
-            <w:color w:val="0000EE"/>
-            <w:u w:val="single"/>
-          </w:rPr>
-          <w:t>創12:2–3</w:t>
-        </w:r>
-      </w:hyperlink>
-      <w:r>
-        <w:rPr>
-          <w:lang w:val="zh_TW" w:bidi="zh_TW"/>
-        </w:rPr>
-        <w:t>）。因此，亞伯拉罕的選擇和普世祝福的應許都在神所賜的約中表達出來，其目的是將神的恩典延伸到全人類。神在對亞伯拉罕的應許中莊嚴地確認道：「我與你立約：你要作多國的父……我要與你並你世世代代的後裔堅立我的約，作永遠的約」（</w:t>
-      </w:r>
-      <w:hyperlink r:id="rId33">
-        <w:r>
-          <w:rPr>
-            <w:lang w:val="zh_TW" w:bidi="zh_TW"/>
-          </w:rPr>
-          <w:rPr>
-            <w:color w:val="0000EE"/>
-            <w:u w:val="single"/>
-          </w:rPr>
-          <w:t>創17:4、7</w:t>
-        </w:r>
-      </w:hyperlink>
-      <w:r>
-        <w:rPr>
-          <w:lang w:val="zh_TW" w:bidi="zh_TW"/>
-        </w:rPr>
-        <w:t>）。這個應許應該被理解為在恩典的基礎上實現，而不是在種族的基礎上，這樣它就適用於所有亞伯拉罕的後裔——不僅是猶太信徒，即他的種族後裔，還有他的屬靈後裔，來自列國的信徒，他們擁有像亞伯拉罕一樣的信仰（</w:t>
-      </w:r>
-      <w:hyperlink r:id="rId34">
-        <w:r>
-          <w:rPr>
-            <w:lang w:val="zh_TW" w:bidi="zh_TW"/>
-          </w:rPr>
-          <w:rPr>
-            <w:color w:val="0000EE"/>
-            <w:u w:val="single"/>
-          </w:rPr>
-          <w:t>羅4:16</w:t>
-        </w:r>
-      </w:hyperlink>
-      <w:r>
-        <w:rPr>
-          <w:lang w:val="zh_TW" w:bidi="zh_TW"/>
-        </w:rPr>
-        <w:t>）。 因此，從神恩典的角度來看，揀選亞伯拉罕和以色列民族並不是目的本身。這是神的計劃，將祂的救贖設計延伸到列國的所有信徒。在向亞伯拉罕施恩時，神正在建立教會的開端，即恩典的群體。</w:t>
-      </w:r>
-    </w:p>
-    <w:p>
-      <w:pPr/>
-      <w:r>
-        <w:rPr>
-          <w:lang w:val="zh_TW" w:bidi="zh_TW"/>
-        </w:rPr>
-      </w:r>
-      <w:r>
-        <w:rPr>
-          <w:lang w:val="zh_TW" w:bidi="zh_TW"/>
-        </w:rPr>
-        <w:t>神在揀選亞伯拉罕並使他成為神恩典的接受者中所表現出神的惟獨主義（particularism），且提供了一個範例，適用於所有在救贖歷史中被神使用的人。超越了賦予像亞伯拉罕、大衛、先知以及後來使徒們等個人的恩典，這些人因他們的呼召而具有了為所有分享亞伯拉罕信仰的群體——教會——履行神的約的貢獻潛力。在神對以色列、其族長及其領袖的恩慈作為中，神為祂向普世教會擴展恩典奠定了基礎。神在舊約中的恩慈介入，旨在顯明教會在祂救贖目的中的終極地位。舊約的先知在履行他們的職責時，知道他們所服事的並不是自己，而是教會（</w:t>
-      </w:r>
-      <w:hyperlink r:id="rId35">
-        <w:r>
-          <w:rPr>
-            <w:lang w:val="zh_TW" w:bidi="zh_TW"/>
-          </w:rPr>
-          <w:rPr>
-            <w:color w:val="0000EE"/>
-            <w:u w:val="single"/>
-          </w:rPr>
-          <w:t>彼前1:10–12</w:t>
-        </w:r>
-      </w:hyperlink>
-      <w:r>
-        <w:rPr>
-          <w:lang w:val="zh_TW" w:bidi="zh_TW"/>
-        </w:rPr>
-        <w:t>）。</w:t>
-      </w:r>
-    </w:p>
-    <w:p>
-      <w:pPr/>
-      <w:r>
-        <w:rPr>
-          <w:lang w:val="zh_TW" w:bidi="zh_TW"/>
-        </w:rPr>
-      </w:r>
-      <w:r>
-        <w:rPr>
-          <w:lang w:val="zh_TW" w:bidi="zh_TW"/>
-        </w:rPr>
-        <w:t>作為神恩典過渡性和中介性的表達，舊約的制度僅具有暫時的效力，已被神在新約中恩典的終極顯現所取代（</w:t>
-      </w:r>
-      <w:hyperlink r:id="rId36">
-        <w:r>
-          <w:rPr>
-            <w:lang w:val="zh_TW" w:bidi="zh_TW"/>
-          </w:rPr>
-          <w:rPr>
-            <w:color w:val="0000EE"/>
-            <w:u w:val="single"/>
-          </w:rPr>
-          <w:t>來8:6–7</w:t>
-        </w:r>
-      </w:hyperlink>
-      <w:r>
-        <w:rPr>
-          <w:lang w:val="zh_TW" w:bidi="zh_TW"/>
-        </w:rPr>
-        <w:t>）。因此，舊約將會過去，並被一個新的約所取代，這將展示神恩典的完全顯現。從這個角度來看，律法與恩典之間的張力變得清晰。像以色列的選召一樣，律法（作為舊約中最顯著的制度之一）是一項暫時性的神恩典措施，用以預示和預備通過信靠耶穌基督的恩典而得稱義的約（</w:t>
-      </w:r>
-      <w:hyperlink r:id="rId37">
-        <w:r>
-          <w:rPr>
-            <w:lang w:val="zh_TW" w:bidi="zh_TW"/>
-          </w:rPr>
-          <w:rPr>
-            <w:color w:val="0000EE"/>
-            <w:u w:val="single"/>
-          </w:rPr>
-          <w:t>加3:23–29</w:t>
-        </w:r>
-      </w:hyperlink>
-      <w:r>
-        <w:rPr>
-          <w:lang w:val="zh_TW" w:bidi="zh_TW"/>
-        </w:rPr>
-        <w:t>；</w:t>
-      </w:r>
-      <w:hyperlink r:id="rId38">
-        <w:r>
-          <w:rPr>
-            <w:lang w:val="zh_TW" w:bidi="zh_TW"/>
-          </w:rPr>
-          <w:rPr>
-            <w:color w:val="0000EE"/>
-            <w:u w:val="single"/>
-          </w:rPr>
-          <w:t>來10:1</w:t>
-        </w:r>
-      </w:hyperlink>
-      <w:r>
-        <w:rPr>
-          <w:lang w:val="zh_TW" w:bidi="zh_TW"/>
-        </w:rPr>
-        <w:t>）。</w:t>
-      </w:r>
-    </w:p>
-    <w:p>
-      <w:pPr>
-        <w:pStyle w:val="Heading3"/>
-      </w:pPr>
-      <w:r>
-        <w:rPr>
-          <w:lang w:val="zh_TW" w:bidi="zh_TW"/>
-        </w:rPr>
-        <w:t>新約中的恩典</w:t>
-      </w:r>
-    </w:p>
-    <w:p>
-      <w:pPr/>
-      <w:r>
-        <w:rPr>
-          <w:lang w:val="zh_TW" w:bidi="zh_TW"/>
-        </w:rPr>
-      </w:r>
-      <w:r>
-        <w:rPr>
-          <w:lang w:val="zh_TW" w:bidi="zh_TW"/>
-        </w:rPr>
-        <w:t>恩典作為神對祂子民積極行動的參與，這一概念在新約中更加鮮明。神的恩典在耶穌基督的身上具體體現出來，祂以可見的方式展示了神恩典的動態本質，並在祂的救贖事工中實現了舊約中有關神恩待人的應許（</w:t>
-      </w:r>
-      <w:hyperlink r:id="rId39">
-        <w:r>
-          <w:rPr>
-            <w:lang w:val="zh_TW" w:bidi="zh_TW"/>
-          </w:rPr>
-          <w:rPr>
-            <w:color w:val="0000EE"/>
-            <w:u w:val="single"/>
-          </w:rPr>
-          <w:t>約1:14、17</w:t>
-        </w:r>
-      </w:hyperlink>
-      <w:r>
-        <w:rPr>
-          <w:lang w:val="zh_TW" w:bidi="zh_TW"/>
-        </w:rPr>
-        <w:t>）。</w:t>
-      </w:r>
-    </w:p>
-    <w:p>
-      <w:pPr/>
-      <w:r>
-        <w:rPr>
-          <w:lang w:val="zh_TW" w:bidi="zh_TW"/>
-        </w:rPr>
-      </w:r>
-      <w:r>
-        <w:rPr>
-          <w:lang w:val="zh_TW" w:bidi="zh_TW"/>
-        </w:rPr>
-        <w:t>神在耶穌基督中顯現的恩典使神能夠赦免罪人，並將他們聚集在教會這個新約群體中。耶穌在施行事工期間，曾多次對許多罪人宣告赦罪，並向各種絕望的人提供神的仁愛幫助。透過像父親寬恕浪子和尋找失羊的教導，耶穌明確表示祂來是為了尋找和拯救那些失喪的人。然而，祂最終在十字架上完成的救贖之死，為悔改的罪人敞開了通往神赦免和恢復性恩典的大門。這個簡單的真理在因信稱義的教義中被闡明（</w:t>
-      </w:r>
-      <w:hyperlink r:id="rId40">
-        <w:r>
-          <w:rPr>
-            <w:lang w:val="zh_TW" w:bidi="zh_TW"/>
-          </w:rPr>
-          <w:rPr>
-            <w:color w:val="0000EE"/>
-            <w:u w:val="single"/>
-          </w:rPr>
-          <w:t>羅3:23</w:t>
-        </w:r>
-      </w:hyperlink>
-      <w:r>
-        <w:rPr>
-          <w:lang w:val="zh_TW" w:bidi="zh_TW"/>
-        </w:rPr>
-        <w:t>；</w:t>
-      </w:r>
-      <w:hyperlink r:id="rId41">
-        <w:r>
-          <w:rPr>
-            <w:lang w:val="zh_TW" w:bidi="zh_TW"/>
-          </w:rPr>
-          <w:rPr>
-            <w:color w:val="0000EE"/>
-            <w:u w:val="single"/>
-          </w:rPr>
-          <w:t>多3:7</w:t>
-        </w:r>
-      </w:hyperlink>
-      <w:r>
-        <w:rPr>
-          <w:lang w:val="zh_TW" w:bidi="zh_TW"/>
-        </w:rPr>
-        <w:t>）。根據這個教導，神藉著基督代贖的死而提供恩典，使祂能夠對悔改的罪人宣告「義」或「無罪」的判決，並將他們納入祂的永恆旨意中。因此，他們進入了神恩典的領域，這恩典使他們能夠與聖靈同工，進行個人成聖的過程。</w:t>
-      </w:r>
-    </w:p>
-    <w:p>
-      <w:pPr/>
-      <w:r>
-        <w:rPr>
-          <w:lang w:val="zh_TW" w:bidi="zh_TW"/>
-        </w:rPr>
-      </w:r>
-      <w:r>
-        <w:rPr>
-          <w:lang w:val="zh_TW" w:bidi="zh_TW"/>
-        </w:rPr>
-        <w:t>神在耶穌基督身上顯現的恩典，也使神能夠賜予信徒不配得的恩惠，這些恩惠豐富了他們的生活，並將他們聯合在一起成為基督的身體——教會。他們因恩典而被接納，並因此獲得新的身份，即成為神的兒女，成為神家中的成員，使他們如同對待天父一樣與祂相處（</w:t>
-      </w:r>
-      <w:hyperlink r:id="rId42">
-        <w:r>
-          <w:rPr>
-            <w:lang w:val="zh_TW" w:bidi="zh_TW"/>
-          </w:rPr>
-          <w:rPr>
-            <w:color w:val="0000EE"/>
-            <w:u w:val="single"/>
-          </w:rPr>
-          <w:t>加4:4–6</w:t>
-        </w:r>
-      </w:hyperlink>
-      <w:r>
-        <w:rPr>
-          <w:lang w:val="zh_TW" w:bidi="zh_TW"/>
-        </w:rPr>
-        <w:t>）。他們成為一個群體的成員，在這個群體中，種族、階級和性別的區別變得無關緊要，因為他們都成為了神對亞伯拉罕普世祝福之應許的平等繼承人（</w:t>
-      </w:r>
-      <w:hyperlink r:id="rId43">
-        <w:r>
-          <w:rPr>
-            <w:lang w:val="zh_TW" w:bidi="zh_TW"/>
-          </w:rPr>
-          <w:rPr>
-            <w:color w:val="0000EE"/>
-            <w:u w:val="single"/>
-          </w:rPr>
-          <w:t>3:28–29</w:t>
-        </w:r>
-      </w:hyperlink>
-      <w:r>
-        <w:rPr>
-          <w:lang w:val="zh_TW" w:bidi="zh_TW"/>
-        </w:rPr>
-        <w:t>）。為了豐富他們的個人生活，並確保他們在新群體生活中的參與是有益的，聖靈恩慈地賜給信徒各種恩賜，使他們能夠進行旨在造福教會的各種事工（</w:t>
-      </w:r>
-      <w:hyperlink r:id="rId44">
-        <w:r>
-          <w:rPr>
-            <w:lang w:val="zh_TW" w:bidi="zh_TW"/>
-          </w:rPr>
-          <w:rPr>
-            <w:color w:val="0000EE"/>
-            <w:u w:val="single"/>
-          </w:rPr>
-          <w:t>羅12:6–8</w:t>
-        </w:r>
-      </w:hyperlink>
-      <w:r>
-        <w:rPr>
-          <w:lang w:val="zh_TW" w:bidi="zh_TW"/>
-        </w:rPr>
-        <w:t>）。在這些事工中，首要的是使徒的職分，這一職分與神的恩典密切相關（</w:t>
-      </w:r>
-      <w:hyperlink r:id="rId45">
-        <w:r>
-          <w:rPr>
-            <w:lang w:val="zh_TW" w:bidi="zh_TW"/>
-          </w:rPr>
-          <w:rPr>
-            <w:color w:val="0000EE"/>
-            <w:u w:val="single"/>
-          </w:rPr>
-          <w:t>1:5</w:t>
-        </w:r>
-      </w:hyperlink>
-      <w:r>
-        <w:rPr>
-          <w:lang w:val="zh_TW" w:bidi="zh_TW"/>
-        </w:rPr>
-        <w:t>，</w:t>
-      </w:r>
-      <w:hyperlink r:id="rId46">
-        <w:r>
-          <w:rPr>
-            <w:lang w:val="zh_TW" w:bidi="zh_TW"/>
-          </w:rPr>
-          <w:rPr>
-            <w:color w:val="0000EE"/>
-            <w:u w:val="single"/>
-          </w:rPr>
-          <w:t>15:15–16</w:t>
-        </w:r>
-      </w:hyperlink>
-      <w:r>
-        <w:rPr>
-          <w:lang w:val="zh_TW" w:bidi="zh_TW"/>
-        </w:rPr>
-        <w:t>），因為它與舊約的先知事工結合在一起，為教會提供了基礎結構（</w:t>
-      </w:r>
-      <w:hyperlink r:id="rId47">
-        <w:r>
-          <w:rPr>
-            <w:lang w:val="zh_TW" w:bidi="zh_TW"/>
-          </w:rPr>
-          <w:rPr>
-            <w:color w:val="0000EE"/>
-            <w:u w:val="single"/>
-          </w:rPr>
-          <w:t>弗2:20</w:t>
-        </w:r>
-      </w:hyperlink>
-      <w:r>
-        <w:rPr>
-          <w:lang w:val="zh_TW" w:bidi="zh_TW"/>
-        </w:rPr>
-        <w:t>）。由於神的恩典豐富地傾注在信徒的群體生活中（</w:t>
-      </w:r>
-      <w:hyperlink r:id="rId48">
-        <w:r>
-          <w:rPr>
-            <w:lang w:val="zh_TW" w:bidi="zh_TW"/>
-          </w:rPr>
-          <w:rPr>
-            <w:color w:val="0000EE"/>
-            <w:u w:val="single"/>
-          </w:rPr>
-          <w:t>1:7–8</w:t>
-        </w:r>
-      </w:hyperlink>
-      <w:r>
-        <w:rPr>
-          <w:lang w:val="zh_TW" w:bidi="zh_TW"/>
-        </w:rPr>
-        <w:t>），教會進入永恆後，將通過其存在本身，展示出神在耶穌基督裡無限豐富的恩典（</w:t>
-      </w:r>
-      <w:hyperlink r:id="rId49">
-        <w:r>
-          <w:rPr>
-            <w:lang w:val="zh_TW" w:bidi="zh_TW"/>
-          </w:rPr>
-          <w:rPr>
-            <w:color w:val="0000EE"/>
-            <w:u w:val="single"/>
-          </w:rPr>
-          <w:t>2:6</w:t>
-        </w:r>
-      </w:hyperlink>
-      <w:r>
-        <w:rPr>
-          <w:lang w:val="zh_TW" w:bidi="zh_TW"/>
-        </w:rPr>
-        <w:t>）。</w:t>
-      </w:r>
-    </w:p>
-    <w:p>
-      <w:pPr/>
-      <w:r>
-        <w:rPr>
-          <w:lang w:val="zh_TW" w:bidi="zh_TW"/>
-        </w:rPr>
-      </w:r>
-      <w:r>
-        <w:rPr>
-          <w:lang w:val="zh_TW" w:bidi="zh_TW"/>
-        </w:rPr>
-        <w:t>最後，神在耶穌基督裡顯現的恩典，讓神能夠使信徒在品格和關係中反映祂的恩典。接受神恩典的不可或缺的條件是謙卑（</w:t>
-      </w:r>
-      <w:hyperlink r:id="rId50">
-        <w:r>
-          <w:rPr>
-            <w:lang w:val="zh_TW" w:bidi="zh_TW"/>
-          </w:rPr>
-          <w:rPr>
-            <w:color w:val="0000EE"/>
-            <w:u w:val="single"/>
-          </w:rPr>
-          <w:t>雅4:6</w:t>
-        </w:r>
-      </w:hyperlink>
-      <w:r>
-        <w:rPr>
-          <w:lang w:val="zh_TW" w:bidi="zh_TW"/>
-        </w:rPr>
-        <w:t>；</w:t>
-      </w:r>
-      <w:hyperlink r:id="rId51">
-        <w:r>
-          <w:rPr>
-            <w:lang w:val="zh_TW" w:bidi="zh_TW"/>
-          </w:rPr>
-          <w:rPr>
-            <w:color w:val="0000EE"/>
-            <w:u w:val="single"/>
-          </w:rPr>
-          <w:t>彼前5:5</w:t>
-        </w:r>
-      </w:hyperlink>
-      <w:r>
-        <w:rPr>
-          <w:lang w:val="zh_TW" w:bidi="zh_TW"/>
-        </w:rPr>
-        <w:t>）。這樣對神的謙卑使信徒能夠對待他人時也謙卑行事。從恩典的立場出發，他們可以放下自私和自負，以謙恭的態度對待他人（</w:t>
-      </w:r>
-      <w:hyperlink r:id="rId52">
-        <w:r>
-          <w:rPr>
-            <w:lang w:val="zh_TW" w:bidi="zh_TW"/>
-          </w:rPr>
-          <w:rPr>
-            <w:color w:val="0000EE"/>
-            <w:u w:val="single"/>
-          </w:rPr>
-          <w:t>腓2:3–4</w:t>
-        </w:r>
-      </w:hyperlink>
-      <w:r>
-        <w:rPr>
-          <w:lang w:val="zh_TW" w:bidi="zh_TW"/>
-        </w:rPr>
-        <w:t>），以互相服侍的態度（</w:t>
-      </w:r>
-      <w:hyperlink r:id="rId53">
-        <w:r>
-          <w:rPr>
-            <w:lang w:val="zh_TW" w:bidi="zh_TW"/>
-          </w:rPr>
-          <w:rPr>
-            <w:color w:val="0000EE"/>
-            <w:u w:val="single"/>
-          </w:rPr>
-          <w:t>弗5:21</w:t>
-        </w:r>
-      </w:hyperlink>
-      <w:r>
-        <w:rPr>
-          <w:lang w:val="zh_TW" w:bidi="zh_TW"/>
-        </w:rPr>
-        <w:t>），並以互相寬恕的心靈（</w:t>
-      </w:r>
-      <w:hyperlink r:id="rId54">
-        <w:r>
-          <w:rPr>
-            <w:lang w:val="zh_TW" w:bidi="zh_TW"/>
-          </w:rPr>
-          <w:rPr>
-            <w:color w:val="0000EE"/>
-            <w:u w:val="single"/>
-          </w:rPr>
-          <w:t>太18:23–35</w:t>
-        </w:r>
-      </w:hyperlink>
-      <w:r>
-        <w:rPr>
-          <w:lang w:val="zh_TW" w:bidi="zh_TW"/>
-        </w:rPr>
-        <w:t>），使他們的交流也能展現出神的恩典（</w:t>
-      </w:r>
-      <w:hyperlink r:id="rId55">
-        <w:r>
-          <w:rPr>
-            <w:lang w:val="zh_TW" w:bidi="zh_TW"/>
-          </w:rPr>
-          <w:rPr>
-            <w:color w:val="0000EE"/>
-            <w:u w:val="single"/>
-          </w:rPr>
-          <w:t>西4:6</w:t>
-        </w:r>
-      </w:hyperlink>
-      <w:r>
-        <w:rPr>
-          <w:lang w:val="zh_TW" w:bidi="zh_TW"/>
-        </w:rPr>
-        <w:t>）。由於耶穌基督的恩典構成了信徒生命和人際關係的實存背景，他們被勸勉不要將神的恩典變為不敬虔的行為（</w:t>
-      </w:r>
-      <w:hyperlink r:id="rId56">
-        <w:r>
-          <w:rPr>
-            <w:lang w:val="zh_TW" w:bidi="zh_TW"/>
-          </w:rPr>
-          <w:rPr>
-            <w:color w:val="0000EE"/>
-            <w:u w:val="single"/>
-          </w:rPr>
-          <w:t>猶1:4</w:t>
-        </w:r>
-      </w:hyperlink>
-      <w:r>
-        <w:rPr>
-          <w:lang w:val="zh_TW" w:bidi="zh_TW"/>
-        </w:rPr>
-        <w:t>），而是要在主的恩典中成長（</w:t>
-      </w:r>
-      <w:hyperlink r:id="rId57">
-        <w:r>
-          <w:rPr>
-            <w:lang w:val="zh_TW" w:bidi="zh_TW"/>
-          </w:rPr>
-          <w:rPr>
-            <w:color w:val="0000EE"/>
-            <w:u w:val="single"/>
-          </w:rPr>
-          <w:t>彼後3:18</w:t>
-        </w:r>
-      </w:hyperlink>
-      <w:r>
-        <w:rPr>
-          <w:lang w:val="zh_TW" w:bidi="zh_TW"/>
-        </w:rPr>
-        <w:t>）。</w:t>
-      </w:r>
-    </w:p>
-    <w:p>
-      <w:pPr/>
-      <w:r>
-        <w:rPr>
-          <w:lang w:val="zh_TW" w:bidi="zh_TW"/>
-        </w:rPr>
-      </w:r>
-      <w:r>
-        <w:rPr>
-          <w:lang w:val="zh_TW" w:bidi="zh_TW"/>
-        </w:rPr>
-        <w:t>聖經中恩典的基本意義是指神對祂的受造物施行善意的態度。這種神的恩惠在耶穌基督裡得到了最高的表達。按其定義，這恩典對所有人完全開放，唯一的先決條件是悔改並渴望接受它（</w:t>
-      </w:r>
-      <w:hyperlink r:id="rId58">
-        <w:r>
-          <w:rPr>
-            <w:lang w:val="zh_TW" w:bidi="zh_TW"/>
-          </w:rPr>
-          <w:rPr>
-            <w:color w:val="0000EE"/>
-            <w:u w:val="single"/>
-          </w:rPr>
-          <w:t>多2:11–12</w:t>
-        </w:r>
-      </w:hyperlink>
-      <w:r>
-        <w:rPr>
-          <w:lang w:val="zh_TW" w:bidi="zh_TW"/>
-        </w:rPr>
-        <w:t>）。因此，與神和祂旨意隔絕的人類狀態被替換為與神那本來不可接近的威嚴接觸的途徑，這威嚴以寶座的形式呈現，使祂的恩典可以滿足人的需求（</w:t>
-      </w:r>
-      <w:hyperlink r:id="rId59">
-        <w:r>
-          <w:rPr>
-            <w:lang w:val="zh_TW" w:bidi="zh_TW"/>
-          </w:rPr>
-          <w:rPr>
-            <w:color w:val="0000EE"/>
-            <w:u w:val="single"/>
-          </w:rPr>
-          <w:t>來4:16</w:t>
-        </w:r>
-      </w:hyperlink>
-      <w:r>
-        <w:rPr>
-          <w:lang w:val="zh_TW" w:bidi="zh_TW"/>
-        </w:rPr>
-        <w:t>）。接受神恩典以外的另一個悲慘的選擇，是繼續處於無盼望的疏離狀態，或是通過注定徒勞的人類努力來追求神的恩惠（</w:t>
-      </w:r>
-      <w:hyperlink r:id="rId60">
-        <w:r>
-          <w:rPr>
-            <w:lang w:val="zh_TW" w:bidi="zh_TW"/>
-          </w:rPr>
-          <w:rPr>
-            <w:color w:val="0000EE"/>
-            <w:u w:val="single"/>
-          </w:rPr>
-          <w:t>羅1:21</w:t>
-        </w:r>
-      </w:hyperlink>
-      <w:r>
-        <w:rPr>
-          <w:lang w:val="zh_TW" w:bidi="zh_TW"/>
-        </w:rPr>
-        <w:t>）。神對罪人的無條件接納，唯一的條件可能就是他們拒絕接受祂的接納。</w:t>
-      </w:r>
-    </w:p>
-    <w:p>
-      <w:pPr/>
-      <w:r>
-        <w:rPr>
-          <w:lang w:val="zh_TW" w:bidi="zh_TW"/>
-        </w:rPr>
-      </w:r>
-      <w:r>
-        <w:rPr>
-          <w:lang w:val="zh_TW" w:bidi="zh_TW"/>
-        </w:rPr>
-        <w:t>因為基督代表神恩典的實現、體現和分配者，早期基督徒白白地稱神的恩典為「我們主耶穌基督的恩典」。這恩典被認為是如此根本且遍及他們的個人生活和信仰團體的存在，以至於他們自然地將傳統的「平安」（Shalom）問候與耶穌基督的恩典相結合。這就是為什麼幾乎在新約聖經的每卷書中都能看到「願我們主耶穌基督的恩常與你們眾人同在」這一問候形式的變體普遍重複出現（</w:t>
-      </w:r>
-      <w:hyperlink r:id="rId61">
-        <w:r>
-          <w:rPr>
-            <w:lang w:val="zh_TW" w:bidi="zh_TW"/>
-          </w:rPr>
-          <w:rPr>
-            <w:color w:val="0000EE"/>
-            <w:u w:val="single"/>
-          </w:rPr>
-          <w:t>帖後3:18</w:t>
-        </w:r>
-      </w:hyperlink>
-      <w:r>
-        <w:rPr>
-          <w:lang w:val="zh_TW" w:bidi="zh_TW"/>
-        </w:rPr>
-        <w:t>）。</w:t>
+        <w:t>），因其罪惡極深，而遭神毀滅。</w:t>
       </w:r>
     </w:p>
     <w:p>
@@ -1694,7 +264,7 @@
           <w:i/>
           <w:lang w:val="zh_TW" w:bidi="zh_TW"/>
         </w:rPr>
-        <w:t>另見</w:t>
+        <w:t>見</w:t>
       </w:r>
       <w:r>
         <w:rPr>
@@ -1706,7 +276,7 @@
         <w:rPr>
           <w:lang w:val="zh_TW" w:bidi="zh_TW"/>
         </w:rPr>
-        <w:t>神的存在與屬性</w:t>
+        <w:t>平原上的城</w:t>
       </w:r>
       <w:r>
         <w:rPr>
@@ -1718,19 +288,7 @@
         <w:rPr>
           <w:lang w:val="zh_TW" w:bidi="zh_TW"/>
         </w:rPr>
-        <w:t>愛</w:t>
-      </w:r>
-      <w:r>
-        <w:rPr>
-          <w:lang w:val="zh_TW" w:bidi="zh_TW"/>
-        </w:rPr>
-        <w:t>；</w:t>
-      </w:r>
-      <w:r>
-        <w:rPr>
-          <w:lang w:val="zh_TW" w:bidi="zh_TW"/>
-        </w:rPr>
-        <w:t>憐憫</w:t>
+        <w:t>所多瑪和蛾摩拉</w:t>
       </w:r>
       <w:r>
         <w:rPr>

--- a/zht/docx/030.content.docx
+++ b/zht/docx/030.content.docx
@@ -19,7 +19,7 @@
         <w:rPr>
           <w:lang w:val="zh_TW" w:bidi="zh_TW"/>
         </w:rPr>
-        <w:t>Resource: 聖經詞典 (Tyndale)</w:t>
+        <w:t>Resource: Tyndale Open Bible Dictionary</w:t>
       </w:r>
       <w:r>
         <w:rPr>
@@ -112,7 +112,7 @@
         <w:rPr>
           <w:lang w:val="zh_TW" w:bidi="zh_TW"/>
         </w:rPr>
-        <w:t>聖經詞典 (Tyndale)</w:t>
+        <w:t>Tyndale Open Bible Dictionary</w:t>
       </w:r>
     </w:p>
     <w:p>
@@ -149,7 +149,7 @@
         <w:rPr>
           <w:lang w:val="zh_TW" w:bidi="zh_TW"/>
         </w:rPr>
-        <w:t>E</w:t>
+        <w:t>du</w:t>
       </w:r>
       <w:r>
         <w:rPr>
@@ -212,7 +212,7 @@
         <w:rPr>
           <w:lang w:val="zh_TW" w:bidi="zh_TW"/>
         </w:rPr>
-        <w:t>蛾摩拉</w:t>
+        <w:t>度量衡</w:t>
       </w:r>
       <w:r>
         <w:rPr>
@@ -231,7 +231,225 @@
         <w:rPr>
           <w:lang w:val="zh_TW" w:bidi="zh_TW"/>
         </w:rPr>
-        <w:t>蛾摩拉是「平原上的城」之一（</w:t>
+        <w:t>概述</w:t>
+      </w:r>
+    </w:p>
+    <w:p>
+      <w:pPr/>
+      <w:r>
+        <w:rPr>
+          <w:lang w:val="zh_TW" w:bidi="zh_TW"/>
+        </w:rPr>
+      </w:r>
+      <w:r>
+        <w:rPr>
+          <w:lang w:val="zh_TW" w:bidi="zh_TW"/>
+        </w:rPr>
+        <w:t>• 簡介</w:t>
+      </w:r>
+    </w:p>
+    <w:p>
+      <w:pPr/>
+      <w:r>
+        <w:rPr>
+          <w:lang w:val="zh_TW" w:bidi="zh_TW"/>
+        </w:rPr>
+      </w:r>
+      <w:r>
+        <w:rPr>
+          <w:lang w:val="zh_TW" w:bidi="zh_TW"/>
+        </w:rPr>
+        <w:t>• 重量單位</w:t>
+      </w:r>
+    </w:p>
+    <w:p>
+      <w:pPr/>
+      <w:r>
+        <w:rPr>
+          <w:lang w:val="zh_TW" w:bidi="zh_TW"/>
+        </w:rPr>
+      </w:r>
+      <w:r>
+        <w:rPr>
+          <w:lang w:val="zh_TW" w:bidi="zh_TW"/>
+        </w:rPr>
+        <w:t>• 舊約中的長度單位</w:t>
+      </w:r>
+    </w:p>
+    <w:p>
+      <w:pPr/>
+      <w:r>
+        <w:rPr>
+          <w:lang w:val="zh_TW" w:bidi="zh_TW"/>
+        </w:rPr>
+      </w:r>
+      <w:r>
+        <w:rPr>
+          <w:lang w:val="zh_TW" w:bidi="zh_TW"/>
+        </w:rPr>
+        <w:t>• 新約中的長度單位</w:t>
+      </w:r>
+    </w:p>
+    <w:p>
+      <w:pPr/>
+      <w:r>
+        <w:rPr>
+          <w:lang w:val="zh_TW" w:bidi="zh_TW"/>
+        </w:rPr>
+      </w:r>
+      <w:r>
+        <w:rPr>
+          <w:lang w:val="zh_TW" w:bidi="zh_TW"/>
+        </w:rPr>
+        <w:t>• 舊約中的容量（乾量）</w:t>
+      </w:r>
+    </w:p>
+    <w:p>
+      <w:pPr/>
+      <w:r>
+        <w:rPr>
+          <w:lang w:val="zh_TW" w:bidi="zh_TW"/>
+        </w:rPr>
+      </w:r>
+      <w:r>
+        <w:rPr>
+          <w:lang w:val="zh_TW" w:bidi="zh_TW"/>
+        </w:rPr>
+        <w:t>• 新約中的容量（乾量）</w:t>
+      </w:r>
+    </w:p>
+    <w:p>
+      <w:pPr/>
+      <w:r>
+        <w:rPr>
+          <w:lang w:val="zh_TW" w:bidi="zh_TW"/>
+        </w:rPr>
+      </w:r>
+      <w:r>
+        <w:rPr>
+          <w:lang w:val="zh_TW" w:bidi="zh_TW"/>
+        </w:rPr>
+        <w:t>• 舊約中的液量</w:t>
+      </w:r>
+    </w:p>
+    <w:p>
+      <w:pPr/>
+      <w:r>
+        <w:rPr>
+          <w:lang w:val="zh_TW" w:bidi="zh_TW"/>
+        </w:rPr>
+      </w:r>
+      <w:r>
+        <w:rPr>
+          <w:lang w:val="zh_TW" w:bidi="zh_TW"/>
+        </w:rPr>
+        <w:t>• 新約中的液量</w:t>
+      </w:r>
+    </w:p>
+    <w:p>
+      <w:pPr>
+        <w:pStyle w:val="Heading3"/>
+      </w:pPr>
+      <w:r>
+        <w:rPr>
+          <w:lang w:val="zh_TW" w:bidi="zh_TW"/>
+        </w:rPr>
+        <w:t>簡介</w:t>
+      </w:r>
+    </w:p>
+    <w:p>
+      <w:pPr/>
+      <w:r>
+        <w:rPr>
+          <w:lang w:val="zh_TW" w:bidi="zh_TW"/>
+        </w:rPr>
+      </w:r>
+      <w:r>
+        <w:rPr>
+          <w:lang w:val="zh_TW" w:bidi="zh_TW"/>
+        </w:rPr>
+        <w:t>古代世界的度量衡主要基於實用標準：手臂的長度、一天的路程、一頭驢子能負載的重量等等。雖然這是一個方便的系統，但也缺乏標準化的統一。不同人的手臂長度不同，且驢子的承重能力也有所差異。因此，度量衡的歷史便成為尋求標準化的過程。在舊約時代尚未實現標準化，但在新約時代受到希臘和羅馬的影響後，才開始出現標準化。</w:t>
+      </w:r>
+    </w:p>
+    <w:p>
+      <w:pPr/>
+      <w:r>
+        <w:rPr>
+          <w:lang w:val="zh_TW" w:bidi="zh_TW"/>
+        </w:rPr>
+      </w:r>
+      <w:r>
+        <w:rPr>
+          <w:lang w:val="zh_TW" w:bidi="zh_TW"/>
+        </w:rPr>
+        <w:t>舊約中使用的度量單位常見於美索不達米亞、埃及和迦南的文獻中，以色列人並沒有自己獨特的度量系統。然而，儘管這些度量名稱相同，它們在以色列和其它文化中往往具有不同的數值。</w:t>
+      </w:r>
+    </w:p>
+    <w:p>
+      <w:pPr/>
+      <w:r>
+        <w:rPr>
+          <w:lang w:val="zh_TW" w:bidi="zh_TW"/>
+        </w:rPr>
+      </w:r>
+      <w:r>
+        <w:rPr>
+          <w:lang w:val="zh_TW" w:bidi="zh_TW"/>
+        </w:rPr>
+        <w:t>到新約時代，度量標準變得更為複雜。以色列人仍沿用舊約時期的許多度量單位，但希臘和羅馬的系統也被引入。有時候這些外來單位直接採用，有時候則將希伯來單位調整為符合希臘羅馬的標準。還有一些場合，羅馬的單位主要用於與政府打交道，而日常生活中仍然使用希伯來單位。</w:t>
+      </w:r>
+    </w:p>
+    <w:p>
+      <w:pPr/>
+      <w:r>
+        <w:rPr>
+          <w:lang w:val="zh_TW" w:bidi="zh_TW"/>
+        </w:rPr>
+      </w:r>
+      <w:r>
+        <w:rPr>
+          <w:lang w:val="zh_TW" w:bidi="zh_TW"/>
+        </w:rPr>
+        <w:t>在大多數度量種類中，基準單位（即其它單位的基礎或倍數）是最具不確定性的。因此，肘（長度）、舍客勒（重量）、賀梅珥（乾量）和罷特（液量）都存在某種程度的不確定性，使得基於這些單位的其它度量也相對不確定。</w:t>
+      </w:r>
+    </w:p>
+    <w:p>
+      <w:pPr>
+        <w:pStyle w:val="Heading3"/>
+      </w:pPr>
+      <w:r>
+        <w:rPr>
+          <w:lang w:val="zh_TW" w:bidi="zh_TW"/>
+        </w:rPr>
+        <w:t>重量單位</w:t>
+      </w:r>
+    </w:p>
+    <w:p>
+      <w:pPr/>
+      <w:r>
+        <w:rPr>
+          <w:lang w:val="zh_TW" w:bidi="zh_TW"/>
+        </w:rPr>
+      </w:r>
+      <w:r>
+        <w:rPr>
+          <w:lang w:val="zh_TW" w:bidi="zh_TW"/>
+        </w:rPr>
+        <w:t>考古發現使重量單位的理解受益良多。挖掘中提供的石質重量器有時會刻有其所代表的單位名稱。稱重時，這些石器通常提供一個相對一致的重量範圍。通過將這些數據與經文中的描述對比，提供了相當準確的估算基礎。局部地區的相對標準比絕對值更為重要。</w:t>
+      </w:r>
+    </w:p>
+    <w:p>
+      <w:pPr/>
+      <w:r>
+        <w:rPr>
+          <w:lang w:val="zh_TW" w:bidi="zh_TW"/>
+        </w:rPr>
+      </w:r>
+      <w:r>
+        <w:rPr>
+          <w:lang w:val="zh_TW" w:bidi="zh_TW"/>
+        </w:rPr>
+        <w:t>重量單位雖有標準化，但很難達到精確。以色列人的系統與美索不達米亞和迦南的類似。舊約時期大多數時間，重量系統同時提供了貨幣系統。鑄幣是波斯人的發明；在此之前，銀、金或其它交易商品必須稱重，才能進行交易或購買。這使得重量系統成為古代經濟的核心。這也解釋了為何聖經嚴厲譴責使用假重量（</w:t>
       </w:r>
       <w:hyperlink r:id="rId13">
         <w:r>
@@ -242,14 +460,116 @@
             <w:color w:val="0000EE"/>
             <w:u w:val="single"/>
           </w:rPr>
-          <w:t>創19章</w:t>
+          <w:t>利19:36</w:t>
         </w:r>
       </w:hyperlink>
       <w:r>
         <w:rPr>
           <w:lang w:val="zh_TW" w:bidi="zh_TW"/>
         </w:rPr>
-        <w:t>），因其罪惡極深，而遭神毀滅。</w:t>
+        <w:t>；</w:t>
+      </w:r>
+      <w:hyperlink r:id="rId14">
+        <w:r>
+          <w:rPr>
+            <w:lang w:val="zh_TW" w:bidi="zh_TW"/>
+          </w:rPr>
+          <w:rPr>
+            <w:color w:val="0000EE"/>
+            <w:u w:val="single"/>
+          </w:rPr>
+          <w:t>申25:13</w:t>
+        </w:r>
+      </w:hyperlink>
+      <w:r>
+        <w:rPr>
+          <w:lang w:val="zh_TW" w:bidi="zh_TW"/>
+        </w:rPr>
+        <w:t>；</w:t>
+      </w:r>
+      <w:hyperlink r:id="rId15">
+        <w:r>
+          <w:rPr>
+            <w:lang w:val="zh_TW" w:bidi="zh_TW"/>
+          </w:rPr>
+          <w:rPr>
+            <w:color w:val="0000EE"/>
+            <w:u w:val="single"/>
+          </w:rPr>
+          <w:t>箴16:11，</w:t>
+        </w:r>
+      </w:hyperlink>
+      <w:hyperlink r:id="rId16">
+        <w:r>
+          <w:rPr>
+            <w:lang w:val="zh_TW" w:bidi="zh_TW"/>
+          </w:rPr>
+          <w:rPr>
+            <w:color w:val="0000EE"/>
+            <w:u w:val="single"/>
+          </w:rPr>
+          <w:t>20:10、23</w:t>
+        </w:r>
+      </w:hyperlink>
+      <w:r>
+        <w:rPr>
+          <w:lang w:val="zh_TW" w:bidi="zh_TW"/>
+        </w:rPr>
+        <w:t>；</w:t>
+      </w:r>
+      <w:hyperlink r:id="rId17">
+        <w:r>
+          <w:rPr>
+            <w:lang w:val="zh_TW" w:bidi="zh_TW"/>
+          </w:rPr>
+          <w:rPr>
+            <w:color w:val="0000EE"/>
+            <w:u w:val="single"/>
+          </w:rPr>
+          <w:t>彌6:11</w:t>
+        </w:r>
+      </w:hyperlink>
+      <w:r>
+        <w:rPr>
+          <w:lang w:val="zh_TW" w:bidi="zh_TW"/>
+        </w:rPr>
+        <w:t>；</w:t>
+      </w:r>
+      <w:hyperlink r:id="rId18">
+        <w:r>
+          <w:rPr>
+            <w:lang w:val="zh_TW" w:bidi="zh_TW"/>
+          </w:rPr>
+          <w:rPr>
+            <w:color w:val="0000EE"/>
+            <w:u w:val="single"/>
+          </w:rPr>
+          <w:t>何12:7</w:t>
+        </w:r>
+      </w:hyperlink>
+      <w:r>
+        <w:rPr>
+          <w:lang w:val="zh_TW" w:bidi="zh_TW"/>
+        </w:rPr>
+        <w:t>；</w:t>
+      </w:r>
+      <w:hyperlink r:id="rId19">
+        <w:r>
+          <w:rPr>
+            <w:lang w:val="zh_TW" w:bidi="zh_TW"/>
+          </w:rPr>
+          <w:rPr>
+            <w:color w:val="0000EE"/>
+            <w:u w:val="single"/>
+          </w:rPr>
+          <w:t>摩8:5</w:t>
+        </w:r>
+      </w:hyperlink>
+      <w:r>
+        <w:rPr>
+          <w:lang w:val="zh_TW" w:bidi="zh_TW"/>
+        </w:rPr>
+        <w:t>）。</w:t>
       </w:r>
     </w:p>
     <w:p>
@@ -261,40 +581,2056 @@
       </w:r>
       <w:r>
         <w:rPr>
-          <w:i/>
-          <w:lang w:val="zh_TW" w:bidi="zh_TW"/>
-        </w:rPr>
-        <w:t>見</w:t>
-      </w:r>
-      <w:r>
-        <w:rPr>
-          <w:lang w:val="zh_TW" w:bidi="zh_TW"/>
-        </w:rPr>
-        <w:t xml:space="preserve"> </w:t>
-      </w:r>
-      <w:r>
-        <w:rPr>
-          <w:lang w:val="zh_TW" w:bidi="zh_TW"/>
-        </w:rPr>
-        <w:t>平原上的城</w:t>
-      </w:r>
+          <w:lang w:val="zh_TW" w:bidi="zh_TW"/>
+        </w:rPr>
+        <w:t>石頭砝碼被用於市集中商業交易的天平上。舊約約有六次提到天平或衡器，但都不是直接的經濟情境（</w:t>
+      </w:r>
+      <w:hyperlink r:id="rId20">
+        <w:r>
+          <w:rPr>
+            <w:lang w:val="zh_TW" w:bidi="zh_TW"/>
+          </w:rPr>
+          <w:rPr>
+            <w:color w:val="0000EE"/>
+            <w:u w:val="single"/>
+          </w:rPr>
+          <w:t>伯6:2，</w:t>
+        </w:r>
+      </w:hyperlink>
+      <w:hyperlink r:id="rId21">
+        <w:r>
+          <w:rPr>
+            <w:lang w:val="zh_TW" w:bidi="zh_TW"/>
+          </w:rPr>
+          <w:rPr>
+            <w:color w:val="0000EE"/>
+            <w:u w:val="single"/>
+          </w:rPr>
+          <w:t>31:6</w:t>
+        </w:r>
+      </w:hyperlink>
       <w:r>
         <w:rPr>
           <w:lang w:val="zh_TW" w:bidi="zh_TW"/>
         </w:rPr>
         <w:t>；</w:t>
       </w:r>
-      <w:r>
-        <w:rPr>
-          <w:lang w:val="zh_TW" w:bidi="zh_TW"/>
-        </w:rPr>
-        <w:t>所多瑪和蛾摩拉</w:t>
-      </w:r>
-      <w:r>
-        <w:rPr>
-          <w:lang w:val="zh_TW" w:bidi="zh_TW"/>
-        </w:rPr>
-        <w:t>。</w:t>
+      <w:hyperlink r:id="rId22">
+        <w:r>
+          <w:rPr>
+            <w:lang w:val="zh_TW" w:bidi="zh_TW"/>
+          </w:rPr>
+          <w:rPr>
+            <w:color w:val="0000EE"/>
+            <w:u w:val="single"/>
+          </w:rPr>
+          <w:t>詩62:9</w:t>
+        </w:r>
+      </w:hyperlink>
+      <w:r>
+        <w:rPr>
+          <w:lang w:val="zh_TW" w:bidi="zh_TW"/>
+        </w:rPr>
+        <w:t>；</w:t>
+      </w:r>
+      <w:hyperlink r:id="rId23">
+        <w:r>
+          <w:rPr>
+            <w:lang w:val="zh_TW" w:bidi="zh_TW"/>
+          </w:rPr>
+          <w:rPr>
+            <w:color w:val="0000EE"/>
+            <w:u w:val="single"/>
+          </w:rPr>
+          <w:t>賽40:12</w:t>
+        </w:r>
+      </w:hyperlink>
+      <w:r>
+        <w:rPr>
+          <w:lang w:val="zh_TW" w:bidi="zh_TW"/>
+        </w:rPr>
+        <w:t>；</w:t>
+      </w:r>
+      <w:hyperlink r:id="rId24">
+        <w:r>
+          <w:rPr>
+            <w:lang w:val="zh_TW" w:bidi="zh_TW"/>
+          </w:rPr>
+          <w:rPr>
+            <w:color w:val="0000EE"/>
+            <w:u w:val="single"/>
+          </w:rPr>
+          <w:t>結5:1</w:t>
+        </w:r>
+      </w:hyperlink>
+      <w:r>
+        <w:rPr>
+          <w:lang w:val="zh_TW" w:bidi="zh_TW"/>
+        </w:rPr>
+        <w:t>；</w:t>
+      </w:r>
+      <w:hyperlink r:id="rId25">
+        <w:r>
+          <w:rPr>
+            <w:lang w:val="zh_TW" w:bidi="zh_TW"/>
+          </w:rPr>
+          <w:rPr>
+            <w:color w:val="0000EE"/>
+            <w:u w:val="single"/>
+          </w:rPr>
+          <w:t>但5:27</w:t>
+        </w:r>
+      </w:hyperlink>
+      <w:r>
+        <w:rPr>
+          <w:lang w:val="zh_TW" w:bidi="zh_TW"/>
+        </w:rPr>
+        <w:t>）。當時使用的天平一般為橫樑平衡式，兩端各掛一個托盤。</w:t>
+      </w:r>
+    </w:p>
+    <w:p>
+      <w:pPr>
+        <w:pStyle w:val="Heading4"/>
+      </w:pPr>
+      <w:r>
+        <w:rPr>
+          <w:lang w:val="zh_TW" w:bidi="zh_TW"/>
+        </w:rPr>
+        <w:t>他連得</w:t>
+      </w:r>
+    </w:p>
+    <w:p>
+      <w:pPr/>
+      <w:r>
+        <w:rPr>
+          <w:lang w:val="zh_TW" w:bidi="zh_TW"/>
+        </w:rPr>
+      </w:r>
+      <w:r>
+        <w:rPr>
+          <w:lang w:val="zh_TW" w:bidi="zh_TW"/>
+        </w:rPr>
+        <w:t>根據</w:t>
+      </w:r>
+      <w:hyperlink r:id="rId26">
+        <w:r>
+          <w:rPr>
+            <w:lang w:val="zh_TW" w:bidi="zh_TW"/>
+          </w:rPr>
+          <w:rPr>
+            <w:color w:val="0000EE"/>
+            <w:u w:val="single"/>
+          </w:rPr>
+          <w:t>出埃及記三十八章25至26節</w:t>
+        </w:r>
+      </w:hyperlink>
+      <w:r>
+        <w:rPr>
+          <w:lang w:val="zh_TW" w:bidi="zh_TW"/>
+        </w:rPr>
+        <w:t>，一他連得等於三千舍客勒。（一百他連得等於300,000舍客勒，如果加上第</w:t>
+      </w:r>
+      <w:hyperlink r:id="rId27">
+        <w:r>
+          <w:rPr>
+            <w:lang w:val="zh_TW" w:bidi="zh_TW"/>
+          </w:rPr>
+          <w:rPr>
+            <w:color w:val="0000EE"/>
+            <w:u w:val="single"/>
+          </w:rPr>
+          <w:t>25</w:t>
+        </w:r>
+      </w:hyperlink>
+      <w:r>
+        <w:rPr>
+          <w:lang w:val="zh_TW" w:bidi="zh_TW"/>
+        </w:rPr>
+        <w:t>節中的1,175舍客勒，總數是 301,775，這正是603,550人每人繳納半舍客勒的總額——如第</w:t>
+      </w:r>
+      <w:hyperlink r:id="rId28">
+        <w:r>
+          <w:rPr>
+            <w:lang w:val="zh_TW" w:bidi="zh_TW"/>
+          </w:rPr>
+          <w:rPr>
+            <w:color w:val="0000EE"/>
+            <w:u w:val="single"/>
+          </w:rPr>
+          <w:t>26</w:t>
+        </w:r>
+      </w:hyperlink>
+      <w:r>
+        <w:rPr>
+          <w:lang w:val="zh_TW" w:bidi="zh_TW"/>
+        </w:rPr>
+        <w:t>節所述。）出土的他連得重量約在65至80磅之間（29.5至36.3公斤）。在舊約中，他連得僅用於貴金屬，通常為銀或金。根據</w:t>
+      </w:r>
+      <w:hyperlink r:id="rId29">
+        <w:r>
+          <w:rPr>
+            <w:lang w:val="zh_TW" w:bidi="zh_TW"/>
+          </w:rPr>
+          <w:rPr>
+            <w:color w:val="0000EE"/>
+            <w:u w:val="single"/>
+          </w:rPr>
+          <w:t>列王紀上十章14節</w:t>
+        </w:r>
+      </w:hyperlink>
+      <w:r>
+        <w:rPr>
+          <w:lang w:val="zh_TW" w:bidi="zh_TW"/>
+        </w:rPr>
+        <w:t>，所羅門王國每年的貢金收入為666他連得，被認為是非常奢華的數額。大衛為所羅門建造聖殿留下了100,000他連得的金子和1,000,000他連得的銀子（</w:t>
+      </w:r>
+      <w:hyperlink r:id="rId30">
+        <w:r>
+          <w:rPr>
+            <w:lang w:val="zh_TW" w:bidi="zh_TW"/>
+          </w:rPr>
+          <w:rPr>
+            <w:color w:val="0000EE"/>
+            <w:u w:val="single"/>
+          </w:rPr>
+          <w:t>代上22:14</w:t>
+        </w:r>
+      </w:hyperlink>
+      <w:r>
+        <w:rPr>
+          <w:lang w:val="zh_TW" w:bidi="zh_TW"/>
+        </w:rPr>
+        <w:t>）。</w:t>
+      </w:r>
+    </w:p>
+    <w:p>
+      <w:pPr>
+        <w:pStyle w:val="Heading4"/>
+      </w:pPr>
+      <w:r>
+        <w:rPr>
+          <w:lang w:val="zh_TW" w:bidi="zh_TW"/>
+        </w:rPr>
+        <w:t>彌那</w:t>
+      </w:r>
+    </w:p>
+    <w:p>
+      <w:pPr/>
+      <w:r>
+        <w:rPr>
+          <w:lang w:val="zh_TW" w:bidi="zh_TW"/>
+        </w:rPr>
+      </w:r>
+      <w:r>
+        <w:rPr>
+          <w:lang w:val="zh_TW" w:bidi="zh_TW"/>
+        </w:rPr>
+        <w:t>在迦南烏加列文獻中，彌那相當於50舍客勒，而在巴比倫則等於60舍客勒。在</w:t>
+      </w:r>
+      <w:hyperlink r:id="rId31">
+        <w:r>
+          <w:rPr>
+            <w:lang w:val="zh_TW" w:bidi="zh_TW"/>
+          </w:rPr>
+          <w:rPr>
+            <w:color w:val="0000EE"/>
+            <w:u w:val="single"/>
+          </w:rPr>
+          <w:t>以西結書四十五章12節</w:t>
+        </w:r>
+      </w:hyperlink>
+      <w:r>
+        <w:rPr>
+          <w:lang w:val="zh_TW" w:bidi="zh_TW"/>
+        </w:rPr>
+        <w:t>中，彌那被定為60舍客勒，但尚不清楚這是否意味著改變了之前的標準。</w:t>
+      </w:r>
+    </w:p>
+    <w:p>
+      <w:pPr>
+        <w:pStyle w:val="Heading4"/>
+      </w:pPr>
+      <w:r>
+        <w:rPr>
+          <w:lang w:val="zh_TW" w:bidi="zh_TW"/>
+        </w:rPr>
+        <w:t>舍客勒</w:t>
+      </w:r>
+    </w:p>
+    <w:p>
+      <w:pPr/>
+      <w:r>
+        <w:rPr>
+          <w:lang w:val="zh_TW" w:bidi="zh_TW"/>
+        </w:rPr>
+      </w:r>
+      <w:r>
+        <w:rPr>
+          <w:lang w:val="zh_TW" w:bidi="zh_TW"/>
+        </w:rPr>
+        <w:t>舍客勒是基本的重量單位。除了普通的舍客勒，還有「王（皇室）」舍客勒（</w:t>
+      </w:r>
+      <w:hyperlink r:id="rId32">
+        <w:r>
+          <w:rPr>
+            <w:lang w:val="zh_TW" w:bidi="zh_TW"/>
+          </w:rPr>
+          <w:rPr>
+            <w:color w:val="0000EE"/>
+            <w:u w:val="single"/>
+          </w:rPr>
+          <w:t>撒下14:26</w:t>
+        </w:r>
+      </w:hyperlink>
+      <w:r>
+        <w:rPr>
+          <w:lang w:val="zh_TW" w:bidi="zh_TW"/>
+        </w:rPr>
+        <w:t>）。根據考古發掘出來的標有「比加（beka）」（半舍客勒）的重量，估計舍客勒約重0.4盎司（11.4克）。</w:t>
+      </w:r>
+    </w:p>
+    <w:p>
+      <w:pPr/>
+      <w:r>
+        <w:rPr>
+          <w:lang w:val="zh_TW" w:bidi="zh_TW"/>
+        </w:rPr>
+      </w:r>
+      <w:r>
+        <w:rPr>
+          <w:lang w:val="zh_TW" w:bidi="zh_TW"/>
+        </w:rPr>
+        <w:t>聖經中的舍客勒幾乎僅出現在與貨幣價值有關的經文。不論是銀、金、大麥或麵粉，舍客勒的估值賦予商品在經濟中的相對價值。例外情況是歌利亞的盔甲和槍（</w:t>
+      </w:r>
+      <w:hyperlink r:id="rId33">
+        <w:r>
+          <w:rPr>
+            <w:lang w:val="zh_TW" w:bidi="zh_TW"/>
+          </w:rPr>
+          <w:rPr>
+            <w:color w:val="0000EE"/>
+            <w:u w:val="single"/>
+          </w:rPr>
+          <w:t>撒上17:5–7</w:t>
+        </w:r>
+      </w:hyperlink>
+      <w:r>
+        <w:rPr>
+          <w:lang w:val="zh_TW" w:bidi="zh_TW"/>
+        </w:rPr>
+        <w:t>），這些物品的重量以舍客勒計算。</w:t>
+      </w:r>
+    </w:p>
+    <w:p>
+      <w:pPr>
+        <w:pStyle w:val="Heading4"/>
+      </w:pPr>
+      <w:r>
+        <w:rPr>
+          <w:lang w:val="zh_TW" w:bidi="zh_TW"/>
+        </w:rPr>
+        <w:t>品（pim）</w:t>
+      </w:r>
+    </w:p>
+    <w:p>
+      <w:pPr/>
+      <w:r>
+        <w:rPr>
+          <w:lang w:val="zh_TW" w:bidi="zh_TW"/>
+        </w:rPr>
+      </w:r>
+      <w:r>
+        <w:rPr>
+          <w:lang w:val="zh_TW" w:bidi="zh_TW"/>
+        </w:rPr>
+        <w:t>唯一提及這個單位的經文是</w:t>
+      </w:r>
+      <w:hyperlink r:id="rId34">
+        <w:r>
+          <w:rPr>
+            <w:lang w:val="zh_TW" w:bidi="zh_TW"/>
+          </w:rPr>
+          <w:rPr>
+            <w:color w:val="0000EE"/>
+            <w:u w:val="single"/>
+          </w:rPr>
+          <w:t>撒母耳記上十三章21節</w:t>
+        </w:r>
+      </w:hyperlink>
+      <w:r>
+        <w:rPr>
+          <w:lang w:val="zh_TW" w:bidi="zh_TW"/>
+        </w:rPr>
+        <w:t>（譯註：和合本沒有譯出這個單位），這是非利士人向以色列人收取的磨鋤頭的費用。出土的重量在0.25到0.3盎司之間（7.1到8.5克），這表明品是三分之二舍客勒。</w:t>
+      </w:r>
+    </w:p>
+    <w:p>
+      <w:pPr>
+        <w:pStyle w:val="Heading4"/>
+      </w:pPr>
+      <w:r>
+        <w:rPr>
+          <w:lang w:val="zh_TW" w:bidi="zh_TW"/>
+        </w:rPr>
+        <w:t>比加（Beka）</w:t>
+      </w:r>
+    </w:p>
+    <w:p>
+      <w:pPr/>
+      <w:r>
+        <w:rPr>
+          <w:lang w:val="zh_TW" w:bidi="zh_TW"/>
+        </w:rPr>
+      </w:r>
+      <w:r>
+        <w:rPr>
+          <w:lang w:val="zh_TW" w:bidi="zh_TW"/>
+        </w:rPr>
+        <w:t>有七顆刻有此名稱的石頭，重量在0.2到0.23盎司之間（5.7到6.5克）。在</w:t>
+      </w:r>
+      <w:hyperlink r:id="rId28">
+        <w:r>
+          <w:rPr>
+            <w:lang w:val="zh_TW" w:bidi="zh_TW"/>
+          </w:rPr>
+          <w:rPr>
+            <w:color w:val="0000EE"/>
+            <w:u w:val="single"/>
+          </w:rPr>
+          <w:t>出埃及記三十八章26節</w:t>
+        </w:r>
+      </w:hyperlink>
+      <w:r>
+        <w:rPr>
+          <w:lang w:val="zh_TW" w:bidi="zh_TW"/>
+        </w:rPr>
+        <w:t>中，比加是每人繳納的人口稅額，相當於半舍客勒。</w:t>
+      </w:r>
+    </w:p>
+    <w:p>
+      <w:pPr>
+        <w:pStyle w:val="Heading4"/>
+      </w:pPr>
+      <w:r>
+        <w:rPr>
+          <w:lang w:val="zh_TW" w:bidi="zh_TW"/>
+        </w:rPr>
+        <w:t>季拉</w:t>
+      </w:r>
+    </w:p>
+    <w:p>
+      <w:pPr/>
+      <w:r>
+        <w:rPr>
+          <w:lang w:val="zh_TW" w:bidi="zh_TW"/>
+        </w:rPr>
+      </w:r>
+      <w:r>
+        <w:rPr>
+          <w:lang w:val="zh_TW" w:bidi="zh_TW"/>
+        </w:rPr>
+        <w:t>相當於舍客勒的二十分之一，約0.02盎司（0.6克）。此單位出現五次（</w:t>
+      </w:r>
+      <w:hyperlink r:id="rId35">
+        <w:r>
+          <w:rPr>
+            <w:lang w:val="zh_TW" w:bidi="zh_TW"/>
+          </w:rPr>
+          <w:rPr>
+            <w:color w:val="0000EE"/>
+            <w:u w:val="single"/>
+          </w:rPr>
+          <w:t>出30:13</w:t>
+        </w:r>
+      </w:hyperlink>
+      <w:r>
+        <w:rPr>
+          <w:lang w:val="zh_TW" w:bidi="zh_TW"/>
+        </w:rPr>
+        <w:t>；</w:t>
+      </w:r>
+      <w:hyperlink r:id="rId36">
+        <w:r>
+          <w:rPr>
+            <w:lang w:val="zh_TW" w:bidi="zh_TW"/>
+          </w:rPr>
+          <w:rPr>
+            <w:color w:val="0000EE"/>
+            <w:u w:val="single"/>
+          </w:rPr>
+          <w:t>利27:25</w:t>
+        </w:r>
+      </w:hyperlink>
+      <w:r>
+        <w:rPr>
+          <w:lang w:val="zh_TW" w:bidi="zh_TW"/>
+        </w:rPr>
+        <w:t>；</w:t>
+      </w:r>
+      <w:hyperlink r:id="rId37">
+        <w:r>
+          <w:rPr>
+            <w:lang w:val="zh_TW" w:bidi="zh_TW"/>
+          </w:rPr>
+          <w:rPr>
+            <w:color w:val="0000EE"/>
+            <w:u w:val="single"/>
+          </w:rPr>
+          <w:t>民3:47，</w:t>
+        </w:r>
+      </w:hyperlink>
+      <w:hyperlink r:id="rId38">
+        <w:r>
+          <w:rPr>
+            <w:lang w:val="zh_TW" w:bidi="zh_TW"/>
+          </w:rPr>
+          <w:rPr>
+            <w:color w:val="0000EE"/>
+            <w:u w:val="single"/>
+          </w:rPr>
+          <w:t>18:16</w:t>
+        </w:r>
+      </w:hyperlink>
+      <w:r>
+        <w:rPr>
+          <w:lang w:val="zh_TW" w:bidi="zh_TW"/>
+        </w:rPr>
+        <w:t>；</w:t>
+      </w:r>
+      <w:hyperlink r:id="rId31">
+        <w:r>
+          <w:rPr>
+            <w:lang w:val="zh_TW" w:bidi="zh_TW"/>
+          </w:rPr>
+          <w:rPr>
+            <w:color w:val="0000EE"/>
+            <w:u w:val="single"/>
+          </w:rPr>
+          <w:t>結45:12</w:t>
+        </w:r>
+      </w:hyperlink>
+      <w:r>
+        <w:rPr>
+          <w:lang w:val="zh_TW" w:bidi="zh_TW"/>
+        </w:rPr>
+        <w:t>），每次都是用來為舍客勒作價值估算。這些經文中的使用僅在貨幣意義上。</w:t>
+      </w:r>
+    </w:p>
+    <w:p>
+      <w:pPr>
+        <w:pStyle w:val="Heading4"/>
+      </w:pPr>
+      <w:r>
+        <w:rPr>
+          <w:lang w:val="zh_TW" w:bidi="zh_TW"/>
+        </w:rPr>
+        <w:t>斤（Litra）</w:t>
+      </w:r>
+    </w:p>
+    <w:p>
+      <w:pPr/>
+      <w:r>
+        <w:rPr>
+          <w:lang w:val="zh_TW" w:bidi="zh_TW"/>
+        </w:rPr>
+      </w:r>
+      <w:r>
+        <w:rPr>
+          <w:lang w:val="zh_TW" w:bidi="zh_TW"/>
+        </w:rPr>
+        <w:t>新約中的重量單位主要延續舊約中已確立的單位，特別是舍客勒、彌那和他連得。另外有一種單位為：斤，這在</w:t>
+      </w:r>
+      <w:hyperlink r:id="rId39">
+        <w:r>
+          <w:rPr>
+            <w:lang w:val="zh_TW" w:bidi="zh_TW"/>
+          </w:rPr>
+          <w:rPr>
+            <w:color w:val="0000EE"/>
+            <w:u w:val="single"/>
+          </w:rPr>
+          <w:t>約翰福音十二章3節</w:t>
+        </w:r>
+      </w:hyperlink>
+      <w:r>
+        <w:rPr>
+          <w:lang w:val="zh_TW" w:bidi="zh_TW"/>
+        </w:rPr>
+        <w:t>和</w:t>
+      </w:r>
+      <w:hyperlink r:id="rId40">
+        <w:r>
+          <w:rPr>
+            <w:lang w:val="zh_TW" w:bidi="zh_TW"/>
+          </w:rPr>
+          <w:rPr>
+            <w:color w:val="0000EE"/>
+            <w:u w:val="single"/>
+          </w:rPr>
+          <w:t>十九章39節</w:t>
+        </w:r>
+      </w:hyperlink>
+      <w:r>
+        <w:rPr>
+          <w:lang w:val="zh_TW" w:bidi="zh_TW"/>
+        </w:rPr>
+        <w:t>中用於描述香料。在希臘文獻中，一斤約為12盎司（327克）。</w:t>
+      </w:r>
+    </w:p>
+    <w:p>
+      <w:pPr>
+        <w:pStyle w:val="Heading3"/>
+      </w:pPr>
+      <w:r>
+        <w:rPr>
+          <w:lang w:val="zh_TW" w:bidi="zh_TW"/>
+        </w:rPr>
+        <w:t>舊約中的長度單位</w:t>
+      </w:r>
+    </w:p>
+    <w:p>
+      <w:pPr/>
+      <w:r>
+        <w:rPr>
+          <w:lang w:val="zh_TW" w:bidi="zh_TW"/>
+        </w:rPr>
+      </w:r>
+      <w:r>
+        <w:rPr>
+          <w:lang w:val="zh_TW" w:bidi="zh_TW"/>
+        </w:rPr>
+        <w:t>長度和深度的測量通常來自人體的一部分作為量度標準。基本單位是「肘」，其它大多數單位與肘相關。舊約中缺乏精確的地理距離測量，通常以到達目的地所需的天數來表示。一天的路程可能為20至25英里（32.2 到40.2 公里）。「步」等於「一步」——大約為一碼（</w:t>
+      </w:r>
+      <w:hyperlink r:id="rId41">
+        <w:r>
+          <w:rPr>
+            <w:lang w:val="zh_TW" w:bidi="zh_TW"/>
+          </w:rPr>
+          <w:rPr>
+            <w:color w:val="0000EE"/>
+            <w:u w:val="single"/>
+          </w:rPr>
+          <w:t>撒下6:13</w:t>
+        </w:r>
+      </w:hyperlink>
+      <w:r>
+        <w:rPr>
+          <w:lang w:val="zh_TW" w:bidi="zh_TW"/>
+        </w:rPr>
+        <w:t>）。</w:t>
+      </w:r>
+    </w:p>
+    <w:p>
+      <w:pPr>
+        <w:pStyle w:val="Heading4"/>
+      </w:pPr>
+      <w:r>
+        <w:rPr>
+          <w:lang w:val="zh_TW" w:bidi="zh_TW"/>
+        </w:rPr>
+        <w:t>肘</w:t>
+      </w:r>
+    </w:p>
+    <w:p>
+      <w:pPr/>
+      <w:r>
+        <w:rPr>
+          <w:lang w:val="zh_TW" w:bidi="zh_TW"/>
+        </w:rPr>
+      </w:r>
+      <w:r>
+        <w:rPr>
+          <w:lang w:val="zh_TW" w:bidi="zh_TW"/>
+        </w:rPr>
+        <w:t>從食指尖到肘部的長度。有長肘和短肘，這不僅在以色列使用，也在美索不達米亞和埃及使用。</w:t>
+      </w:r>
+      <w:hyperlink r:id="rId42">
+        <w:r>
+          <w:rPr>
+            <w:lang w:val="zh_TW" w:bidi="zh_TW"/>
+          </w:rPr>
+          <w:rPr>
+            <w:color w:val="0000EE"/>
+            <w:u w:val="single"/>
+          </w:rPr>
+          <w:t>以西結書四十章5節</w:t>
+        </w:r>
+      </w:hyperlink>
+      <w:r>
+        <w:rPr>
+          <w:lang w:val="zh_TW" w:bidi="zh_TW"/>
+        </w:rPr>
+        <w:t>將長肘定義為相當於一肘加上手掌寬度（約20到21英寸，或50.8到53.3公分）。希西家所建的西羅亞隧道（公元前715–686年）內的銘文顯示隧道長1,200肘。隧道實際長度被測定為1,749英尺（533.1米），這意味著一肘為17.49英寸（44.4厘米）。綜合考量，17.5英寸（44.5公分）是一個較為合理的以色列肘長估算，長肘約為20.5英寸（52.1公分）。肘最常用於給建築物或物體的尺寸（例如，幔子、柱子、家具等）。用肘測量的最大結構是挪亞建造的方舟，其長度為300肘（</w:t>
+      </w:r>
+      <w:hyperlink r:id="rId43">
+        <w:r>
+          <w:rPr>
+            <w:lang w:val="zh_TW" w:bidi="zh_TW"/>
+          </w:rPr>
+          <w:rPr>
+            <w:color w:val="0000EE"/>
+            <w:u w:val="single"/>
+          </w:rPr>
+          <w:t>創6:15</w:t>
+        </w:r>
+      </w:hyperlink>
+      <w:r>
+        <w:rPr>
+          <w:lang w:val="zh_TW" w:bidi="zh_TW"/>
+        </w:rPr>
+        <w:t>）。</w:t>
+      </w:r>
+    </w:p>
+    <w:p>
+      <w:pPr>
+        <w:pStyle w:val="Heading4"/>
+      </w:pPr>
+      <w:r>
+        <w:rPr>
+          <w:lang w:val="zh_TW" w:bidi="zh_TW"/>
+        </w:rPr>
+        <w:t>虎口</w:t>
+      </w:r>
+    </w:p>
+    <w:p>
+      <w:pPr/>
+      <w:r>
+        <w:rPr>
+          <w:lang w:val="zh_TW" w:bidi="zh_TW"/>
+        </w:rPr>
+      </w:r>
+      <w:r>
+        <w:rPr>
+          <w:lang w:val="zh_TW" w:bidi="zh_TW"/>
+        </w:rPr>
+        <w:t>從手指尖到另一指尖的伸展距離，等於半肘，或八又四分之三英寸（22.2 公分）。在舊約中只使用了七次，其中四次是用來描述大祭司胸牌的尺寸（</w:t>
+      </w:r>
+      <w:hyperlink r:id="rId44">
+        <w:r>
+          <w:rPr>
+            <w:lang w:val="zh_TW" w:bidi="zh_TW"/>
+          </w:rPr>
+          <w:rPr>
+            <w:color w:val="0000EE"/>
+            <w:u w:val="single"/>
+          </w:rPr>
+          <w:t>出28:15–16，</w:t>
+        </w:r>
+      </w:hyperlink>
+      <w:hyperlink r:id="rId45">
+        <w:r>
+          <w:rPr>
+            <w:lang w:val="zh_TW" w:bidi="zh_TW"/>
+          </w:rPr>
+          <w:rPr>
+            <w:color w:val="0000EE"/>
+            <w:u w:val="single"/>
+          </w:rPr>
+          <w:t>39:8–9</w:t>
+        </w:r>
+      </w:hyperlink>
+      <w:r>
+        <w:rPr>
+          <w:lang w:val="zh_TW" w:bidi="zh_TW"/>
+        </w:rPr>
+        <w:t>）。</w:t>
+      </w:r>
+    </w:p>
+    <w:p>
+      <w:pPr>
+        <w:pStyle w:val="Heading4"/>
+      </w:pPr>
+      <w:r>
+        <w:rPr>
+          <w:lang w:val="zh_TW" w:bidi="zh_TW"/>
+        </w:rPr>
+        <w:t>掌寬</w:t>
+      </w:r>
+    </w:p>
+    <w:p>
+      <w:pPr/>
+      <w:r>
+        <w:rPr>
+          <w:lang w:val="zh_TW" w:bidi="zh_TW"/>
+        </w:rPr>
+      </w:r>
+      <w:r>
+        <w:rPr>
+          <w:lang w:val="zh_TW" w:bidi="zh_TW"/>
+        </w:rPr>
+        <w:t>手的寬度，等於肘的六分之一，虎口的三分之一，或略低於三英寸（7.6公分）。該術語僅出現五次，主要用來描述陳設餅桌邊的寬度（</w:t>
+      </w:r>
+      <w:hyperlink r:id="rId46">
+        <w:r>
+          <w:rPr>
+            <w:lang w:val="zh_TW" w:bidi="zh_TW"/>
+          </w:rPr>
+          <w:rPr>
+            <w:color w:val="0000EE"/>
+            <w:u w:val="single"/>
+          </w:rPr>
+          <w:t>出25:25</w:t>
+        </w:r>
+      </w:hyperlink>
+      <w:r>
+        <w:rPr>
+          <w:lang w:val="zh_TW" w:bidi="zh_TW"/>
+        </w:rPr>
+        <w:t>）和所羅門的銅海（</w:t>
+      </w:r>
+      <w:hyperlink r:id="rId47">
+        <w:r>
+          <w:rPr>
+            <w:lang w:val="zh_TW" w:bidi="zh_TW"/>
+          </w:rPr>
+          <w:rPr>
+            <w:color w:val="0000EE"/>
+            <w:u w:val="single"/>
+          </w:rPr>
+          <w:t>王上7:26</w:t>
+        </w:r>
+      </w:hyperlink>
+      <w:r>
+        <w:rPr>
+          <w:lang w:val="zh_TW" w:bidi="zh_TW"/>
+        </w:rPr>
+        <w:t>）。</w:t>
+      </w:r>
+    </w:p>
+    <w:p>
+      <w:pPr>
+        <w:pStyle w:val="Heading3"/>
+      </w:pPr>
+      <w:r>
+        <w:rPr>
+          <w:lang w:val="zh_TW" w:bidi="zh_TW"/>
+        </w:rPr>
+        <w:t>新約中的長度單位</w:t>
+      </w:r>
+    </w:p>
+    <w:p>
+      <w:pPr/>
+      <w:r>
+        <w:rPr>
+          <w:lang w:val="zh_TW" w:bidi="zh_TW"/>
+        </w:rPr>
+      </w:r>
+      <w:r>
+        <w:rPr>
+          <w:lang w:val="zh_TW" w:bidi="zh_TW"/>
+        </w:rPr>
+        <w:t>在新約中，有些長度和深度的單位採用了希臘羅馬的標準，另一些則沿用了舊約的度量方式。與舊約類似，新約也常使用不精確的距離描述，例如扔一塊石頭那麼遠或一天的路程。然而，少數情況下會使用羅馬文化中較精確的度量單位。</w:t>
+      </w:r>
+    </w:p>
+    <w:p>
+      <w:pPr>
+        <w:pStyle w:val="Heading4"/>
+      </w:pPr>
+      <w:r>
+        <w:rPr>
+          <w:lang w:val="zh_TW" w:bidi="zh_TW"/>
+        </w:rPr>
+        <w:t>肘</w:t>
+      </w:r>
+    </w:p>
+    <w:p>
+      <w:pPr/>
+      <w:r>
+        <w:rPr>
+          <w:lang w:val="zh_TW" w:bidi="zh_TW"/>
+        </w:rPr>
+      </w:r>
+      <w:r>
+        <w:rPr>
+          <w:lang w:val="zh_TW" w:bidi="zh_TW"/>
+        </w:rPr>
+        <w:t>對於羅馬人來說，肘的長度設定為其標準「尺」的一倍半，即11.66英寸的1.5倍，相當於17.5英寸（44.5公分），與舊約的肘長一致。</w:t>
+      </w:r>
+    </w:p>
+    <w:p>
+      <w:pPr>
+        <w:pStyle w:val="Heading4"/>
+      </w:pPr>
+      <w:r>
+        <w:rPr>
+          <w:lang w:val="zh_TW" w:bidi="zh_TW"/>
+        </w:rPr>
+        <w:t>丈</w:t>
+      </w:r>
+    </w:p>
+    <w:p>
+      <w:pPr/>
+      <w:r>
+        <w:rPr>
+          <w:lang w:val="zh_TW" w:bidi="zh_TW"/>
+        </w:rPr>
+      </w:r>
+      <w:r>
+        <w:rPr>
+          <w:lang w:val="zh_TW" w:bidi="zh_TW"/>
+        </w:rPr>
+        <w:t>當雙臂伸展時，左右手指尖之間的距離。僅用於</w:t>
+      </w:r>
+      <w:hyperlink r:id="rId48">
+        <w:r>
+          <w:rPr>
+            <w:lang w:val="zh_TW" w:bidi="zh_TW"/>
+          </w:rPr>
+          <w:rPr>
+            <w:color w:val="0000EE"/>
+            <w:u w:val="single"/>
+          </w:rPr>
+          <w:t>使徒行傳二十七章28節</w:t>
+        </w:r>
+      </w:hyperlink>
+      <w:r>
+        <w:rPr>
+          <w:lang w:val="zh_TW" w:bidi="zh_TW"/>
+        </w:rPr>
+        <w:t>，約為六英尺（1.8米）。</w:t>
+      </w:r>
+    </w:p>
+    <w:p>
+      <w:pPr>
+        <w:pStyle w:val="Heading4"/>
+      </w:pPr>
+      <w:r>
+        <w:rPr>
+          <w:lang w:val="zh_TW" w:bidi="zh_TW"/>
+        </w:rPr>
+        <w:t>弗隆（Furlong）／里（Stadium）</w:t>
+      </w:r>
+    </w:p>
+    <w:p>
+      <w:pPr/>
+      <w:r>
+        <w:rPr>
+          <w:lang w:val="zh_TW" w:bidi="zh_TW"/>
+        </w:rPr>
+      </w:r>
+      <w:r>
+        <w:rPr>
+          <w:lang w:val="zh_TW" w:bidi="zh_TW"/>
+        </w:rPr>
+        <w:t>古希臘賽道的長度，相當於八分之一羅馬里，約略超過200碼（182.9公尺）。通常用於表示近似距離，但在</w:t>
+      </w:r>
+      <w:hyperlink r:id="rId49">
+        <w:r>
+          <w:rPr>
+            <w:lang w:val="zh_TW" w:bidi="zh_TW"/>
+          </w:rPr>
+          <w:rPr>
+            <w:color w:val="0000EE"/>
+            <w:u w:val="single"/>
+          </w:rPr>
+          <w:t>啟示錄二十一章16節</w:t>
+        </w:r>
+      </w:hyperlink>
+      <w:r>
+        <w:rPr>
+          <w:lang w:val="zh_TW" w:bidi="zh_TW"/>
+        </w:rPr>
+        <w:t>中，該單位用於測量新耶路撒冷的尺寸，並以丈量竿來量度。</w:t>
+      </w:r>
+    </w:p>
+    <w:p>
+      <w:pPr>
+        <w:pStyle w:val="Heading4"/>
+      </w:pPr>
+      <w:r>
+        <w:rPr>
+          <w:lang w:val="zh_TW" w:bidi="zh_TW"/>
+        </w:rPr>
+        <w:t>里</w:t>
+      </w:r>
+    </w:p>
+    <w:p>
+      <w:pPr/>
+      <w:r>
+        <w:rPr>
+          <w:lang w:val="zh_TW" w:bidi="zh_TW"/>
+        </w:rPr>
+      </w:r>
+      <w:r>
+        <w:rPr>
+          <w:lang w:val="zh_TW" w:bidi="zh_TW"/>
+        </w:rPr>
+        <w:t>此詞僅在</w:t>
+      </w:r>
+      <w:hyperlink r:id="rId50">
+        <w:r>
+          <w:rPr>
+            <w:lang w:val="zh_TW" w:bidi="zh_TW"/>
+          </w:rPr>
+          <w:rPr>
+            <w:color w:val="0000EE"/>
+            <w:u w:val="single"/>
+          </w:rPr>
+          <w:t>馬太福音五章41節</w:t>
+        </w:r>
+      </w:hyperlink>
+      <w:r>
+        <w:rPr>
+          <w:lang w:val="zh_TW" w:bidi="zh_TW"/>
+        </w:rPr>
+        <w:t>中出現，指的是羅馬里的距離，為1,620碼，約合現代的十分之九里（1.4公里）。</w:t>
+      </w:r>
+    </w:p>
+    <w:p>
+      <w:pPr>
+        <w:pStyle w:val="Heading3"/>
+      </w:pPr>
+      <w:r>
+        <w:rPr>
+          <w:lang w:val="zh_TW" w:bidi="zh_TW"/>
+        </w:rPr>
+        <w:t>舊約中的容量（乾量）</w:t>
+      </w:r>
+    </w:p>
+    <w:p>
+      <w:pPr/>
+      <w:r>
+        <w:rPr>
+          <w:lang w:val="zh_TW" w:bidi="zh_TW"/>
+        </w:rPr>
+      </w:r>
+      <w:r>
+        <w:rPr>
+          <w:lang w:val="zh_TW" w:bidi="zh_TW"/>
+        </w:rPr>
+        <w:t>乾貨的度量主要依實際需求而定，例如驢子的典型負載量、一天可播種的量或播種一定面積所需的種子量。這些單位後來逐步標準化。</w:t>
+      </w:r>
+    </w:p>
+    <w:p>
+      <w:pPr>
+        <w:pStyle w:val="Heading4"/>
+      </w:pPr>
+      <w:r>
+        <w:rPr>
+          <w:lang w:val="zh_TW" w:bidi="zh_TW"/>
+        </w:rPr>
+        <w:t>歌珥／賀梅珥</w:t>
+      </w:r>
+    </w:p>
+    <w:p>
+      <w:pPr/>
+      <w:r>
+        <w:rPr>
+          <w:lang w:val="zh_TW" w:bidi="zh_TW"/>
+        </w:rPr>
+      </w:r>
+      <w:r>
+        <w:rPr>
+          <w:lang w:val="zh_TW" w:bidi="zh_TW"/>
+        </w:rPr>
+        <w:t>最常見的乾貨單位，相當於一驢子的負載量。其標準容量估計變化較大，約在3.8至7.5蒲式耳（133.9至264.3公升）之間。除了在</w:t>
+      </w:r>
+      <w:hyperlink r:id="rId51">
+        <w:r>
+          <w:rPr>
+            <w:lang w:val="zh_TW" w:bidi="zh_TW"/>
+          </w:rPr>
+          <w:rPr>
+            <w:color w:val="0000EE"/>
+            <w:u w:val="single"/>
+          </w:rPr>
+          <w:t>以西結書四十五章11至14節</w:t>
+        </w:r>
+      </w:hyperlink>
+      <w:r>
+        <w:rPr>
+          <w:lang w:val="zh_TW" w:bidi="zh_TW"/>
+        </w:rPr>
+        <w:t>中出現七次外，該詞在舊約中僅出現四次，其中三次涉及種子或大麥（</w:t>
+      </w:r>
+      <w:hyperlink r:id="rId52">
+        <w:r>
+          <w:rPr>
+            <w:lang w:val="zh_TW" w:bidi="zh_TW"/>
+          </w:rPr>
+          <w:rPr>
+            <w:color w:val="0000EE"/>
+            <w:u w:val="single"/>
+          </w:rPr>
+          <w:t>利27:16</w:t>
+        </w:r>
+      </w:hyperlink>
+      <w:r>
+        <w:rPr>
+          <w:lang w:val="zh_TW" w:bidi="zh_TW"/>
+        </w:rPr>
+        <w:t>；</w:t>
+      </w:r>
+      <w:hyperlink r:id="rId53">
+        <w:r>
+          <w:rPr>
+            <w:lang w:val="zh_TW" w:bidi="zh_TW"/>
+          </w:rPr>
+          <w:rPr>
+            <w:color w:val="0000EE"/>
+            <w:u w:val="single"/>
+          </w:rPr>
+          <w:t>賽5:10</w:t>
+        </w:r>
+      </w:hyperlink>
+      <w:r>
+        <w:rPr>
+          <w:lang w:val="zh_TW" w:bidi="zh_TW"/>
+        </w:rPr>
+        <w:t>；</w:t>
+      </w:r>
+      <w:hyperlink r:id="rId54">
+        <w:r>
+          <w:rPr>
+            <w:lang w:val="zh_TW" w:bidi="zh_TW"/>
+          </w:rPr>
+          <w:rPr>
+            <w:color w:val="0000EE"/>
+            <w:u w:val="single"/>
+          </w:rPr>
+          <w:t>何3:2</w:t>
+        </w:r>
+      </w:hyperlink>
+      <w:r>
+        <w:rPr>
+          <w:lang w:val="zh_TW" w:bidi="zh_TW"/>
+        </w:rPr>
+        <w:t>），第四次描述以色列人在曠野收集鵪鶉的場景。而歌珥共出現九次，並應用於多種商品，如油、麵粉、麥子和大麥，數量可高達20,000（</w:t>
+      </w:r>
+      <w:hyperlink r:id="rId55">
+        <w:r>
+          <w:rPr>
+            <w:lang w:val="zh_TW" w:bidi="zh_TW"/>
+          </w:rPr>
+          <w:rPr>
+            <w:color w:val="0000EE"/>
+            <w:u w:val="single"/>
+          </w:rPr>
+          <w:t>王上5:11</w:t>
+        </w:r>
+      </w:hyperlink>
+      <w:r>
+        <w:rPr>
+          <w:lang w:val="zh_TW" w:bidi="zh_TW"/>
+        </w:rPr>
+        <w:t>）。</w:t>
+      </w:r>
+    </w:p>
+    <w:p>
+      <w:pPr>
+        <w:pStyle w:val="Heading4"/>
+      </w:pPr>
+      <w:r>
+        <w:rPr>
+          <w:lang w:val="zh_TW" w:bidi="zh_TW"/>
+        </w:rPr>
+        <w:t>肋特客（Lethek）</w:t>
+      </w:r>
+    </w:p>
+    <w:p>
+      <w:pPr/>
+      <w:r>
+        <w:rPr>
+          <w:lang w:val="zh_TW" w:bidi="zh_TW"/>
+        </w:rPr>
+      </w:r>
+      <w:r>
+        <w:rPr>
+          <w:lang w:val="zh_TW" w:bidi="zh_TW"/>
+        </w:rPr>
+        <w:t>僅出現在</w:t>
+      </w:r>
+      <w:hyperlink r:id="rId54">
+        <w:r>
+          <w:rPr>
+            <w:lang w:val="zh_TW" w:bidi="zh_TW"/>
+          </w:rPr>
+          <w:rPr>
+            <w:color w:val="0000EE"/>
+            <w:u w:val="single"/>
+          </w:rPr>
+          <w:t>何西阿書三章2節</w:t>
+        </w:r>
+      </w:hyperlink>
+      <w:r>
+        <w:rPr>
+          <w:lang w:val="zh_TW" w:bidi="zh_TW"/>
+        </w:rPr>
+        <w:t>中的單位（譯註：和合本譯為賀梅珥半）。早期聖經譯本（譯註：包括和合本）將其定為賀梅珥的一半。</w:t>
+      </w:r>
+    </w:p>
+    <w:p>
+      <w:pPr>
+        <w:pStyle w:val="Heading4"/>
+      </w:pPr>
+      <w:r>
+        <w:rPr>
+          <w:lang w:val="zh_TW" w:bidi="zh_TW"/>
+        </w:rPr>
+        <w:t>伊法</w:t>
+      </w:r>
+    </w:p>
+    <w:p>
+      <w:pPr/>
+      <w:r>
+        <w:rPr>
+          <w:lang w:val="zh_TW" w:bidi="zh_TW"/>
+        </w:rPr>
+      </w:r>
+      <w:r>
+        <w:rPr>
+          <w:lang w:val="zh_TW" w:bidi="zh_TW"/>
+        </w:rPr>
+        <w:t>等於賀梅珥的十分之一（</w:t>
+      </w:r>
+      <w:hyperlink r:id="rId56">
+        <w:r>
+          <w:rPr>
+            <w:lang w:val="zh_TW" w:bidi="zh_TW"/>
+          </w:rPr>
+          <w:rPr>
+            <w:color w:val="0000EE"/>
+            <w:u w:val="single"/>
+          </w:rPr>
+          <w:t>結45:11</w:t>
+        </w:r>
+      </w:hyperlink>
+      <w:r>
+        <w:rPr>
+          <w:lang w:val="zh_TW" w:bidi="zh_TW"/>
+        </w:rPr>
+        <w:t>），或半蒲式耳（17.6公升）。該詞出現數十次，涉及各類農產品，似乎是交易和銷售中最常用的單位。根據</w:t>
+      </w:r>
+      <w:hyperlink r:id="rId57">
+        <w:r>
+          <w:rPr>
+            <w:lang w:val="zh_TW" w:bidi="zh_TW"/>
+          </w:rPr>
+          <w:rPr>
+            <w:color w:val="0000EE"/>
+            <w:u w:val="single"/>
+          </w:rPr>
+          <w:t>撒迦利亞書五章6至10節</w:t>
+        </w:r>
+      </w:hyperlink>
+      <w:r>
+        <w:rPr>
+          <w:lang w:val="zh_TW" w:bidi="zh_TW"/>
+        </w:rPr>
+        <w:t>，伊法指的是能裝下一伊法產品的容器，類似現代的蒲式耳籃。</w:t>
+      </w:r>
+    </w:p>
+    <w:p>
+      <w:pPr>
+        <w:pStyle w:val="Heading4"/>
+      </w:pPr>
+      <w:r>
+        <w:rPr>
+          <w:lang w:val="zh_TW" w:bidi="zh_TW"/>
+        </w:rPr>
+        <w:t>細亞</w:t>
+      </w:r>
+    </w:p>
+    <w:p>
+      <w:pPr/>
+      <w:r>
+        <w:rPr>
+          <w:lang w:val="zh_TW" w:bidi="zh_TW"/>
+        </w:rPr>
+      </w:r>
+      <w:r>
+        <w:rPr>
+          <w:lang w:val="zh_TW" w:bidi="zh_TW"/>
+        </w:rPr>
+        <w:t>賀梅珥的分量之一，範圍較廣。用來衡量麵粉、種子、大麥和穀物，約為伊法的三分之一。一蒲式耳約合五細阿（</w:t>
+      </w:r>
+      <w:hyperlink r:id="rId58">
+        <w:r>
+          <w:rPr>
+            <w:lang w:val="zh_TW" w:bidi="zh_TW"/>
+          </w:rPr>
+          <w:rPr>
+            <w:color w:val="0000EE"/>
+            <w:u w:val="single"/>
+          </w:rPr>
+          <w:t>撒上25:18</w:t>
+        </w:r>
+      </w:hyperlink>
+      <w:r>
+        <w:rPr>
+          <w:lang w:val="zh_TW" w:bidi="zh_TW"/>
+        </w:rPr>
+        <w:t>）。</w:t>
+      </w:r>
+    </w:p>
+    <w:p>
+      <w:pPr>
+        <w:pStyle w:val="Heading4"/>
+      </w:pPr>
+      <w:r>
+        <w:rPr>
+          <w:lang w:val="zh_TW" w:bidi="zh_TW"/>
+        </w:rPr>
+        <w:t>俄梅珥／十分之一（Issaron）</w:t>
+      </w:r>
+    </w:p>
+    <w:p>
+      <w:pPr/>
+      <w:r>
+        <w:rPr>
+          <w:lang w:val="zh_TW" w:bidi="zh_TW"/>
+        </w:rPr>
+      </w:r>
+      <w:r>
+        <w:rPr>
+          <w:lang w:val="zh_TW" w:bidi="zh_TW"/>
+        </w:rPr>
+        <w:t>「俄梅珥」僅出現在以色列人收取嗎哪的記載中（</w:t>
+      </w:r>
+      <w:hyperlink r:id="rId59">
+        <w:r>
+          <w:rPr>
+            <w:lang w:val="zh_TW" w:bidi="zh_TW"/>
+          </w:rPr>
+          <w:rPr>
+            <w:color w:val="0000EE"/>
+            <w:u w:val="single"/>
+          </w:rPr>
+          <w:t>出16:22</w:t>
+        </w:r>
+      </w:hyperlink>
+      <w:r>
+        <w:rPr>
+          <w:lang w:val="zh_TW" w:bidi="zh_TW"/>
+        </w:rPr>
+        <w:t>），代表一天的嗎哪配額，相當於伊法的十分之一（</w:t>
+      </w:r>
+      <w:hyperlink r:id="rId60">
+        <w:r>
+          <w:rPr>
+            <w:lang w:val="zh_TW" w:bidi="zh_TW"/>
+          </w:rPr>
+          <w:rPr>
+            <w:color w:val="0000EE"/>
+            <w:u w:val="single"/>
+          </w:rPr>
+          <w:t>出16:36</w:t>
+        </w:r>
+      </w:hyperlink>
+      <w:r>
+        <w:rPr>
+          <w:lang w:val="zh_TW" w:bidi="zh_TW"/>
+        </w:rPr>
+        <w:t>）。Issaron意為「十分之一」，在出埃及記、利未記和民數記（主要在</w:t>
+      </w:r>
+      <w:hyperlink r:id="rId61">
+        <w:r>
+          <w:rPr>
+            <w:lang w:val="zh_TW" w:bidi="zh_TW"/>
+          </w:rPr>
+          <w:rPr>
+            <w:color w:val="0000EE"/>
+            <w:u w:val="single"/>
+          </w:rPr>
+          <w:t>民28–29章</w:t>
+        </w:r>
+      </w:hyperlink>
+      <w:r>
+        <w:rPr>
+          <w:lang w:val="zh_TW" w:bidi="zh_TW"/>
+        </w:rPr>
+        <w:t>）出現25次，僅用於精細麵的度量。</w:t>
+      </w:r>
+    </w:p>
+    <w:p>
+      <w:pPr>
+        <w:pStyle w:val="Heading4"/>
+      </w:pPr>
+      <w:r>
+        <w:rPr>
+          <w:lang w:val="zh_TW" w:bidi="zh_TW"/>
+        </w:rPr>
+        <w:t>升（Cab, Kab）</w:t>
+      </w:r>
+    </w:p>
+    <w:p>
+      <w:pPr/>
+      <w:r>
+        <w:rPr>
+          <w:lang w:val="zh_TW" w:bidi="zh_TW"/>
+        </w:rPr>
+      </w:r>
+      <w:r>
+        <w:rPr>
+          <w:lang w:val="zh_TW" w:bidi="zh_TW"/>
+        </w:rPr>
+        <w:t>此單位僅在</w:t>
+      </w:r>
+      <w:hyperlink r:id="rId62">
+        <w:r>
+          <w:rPr>
+            <w:lang w:val="zh_TW" w:bidi="zh_TW"/>
+          </w:rPr>
+          <w:rPr>
+            <w:color w:val="0000EE"/>
+            <w:u w:val="single"/>
+          </w:rPr>
+          <w:t>列王紀下六章25節</w:t>
+        </w:r>
+      </w:hyperlink>
+      <w:r>
+        <w:rPr>
+          <w:lang w:val="zh_TW" w:bidi="zh_TW"/>
+        </w:rPr>
+        <w:t>中提到。約瑟夫（Josephus）估計其為伊法的十八分之一（或約一俄梅珥的一半），這說法通常被接受。</w:t>
+      </w:r>
+    </w:p>
+    <w:p>
+      <w:pPr>
+        <w:pStyle w:val="Heading3"/>
+      </w:pPr>
+      <w:r>
+        <w:rPr>
+          <w:lang w:val="zh_TW" w:bidi="zh_TW"/>
+        </w:rPr>
+        <w:t>新約中的容量（乾量）</w:t>
+      </w:r>
+    </w:p>
+    <w:p>
+      <w:pPr/>
+      <w:r>
+        <w:rPr>
+          <w:lang w:val="zh_TW" w:bidi="zh_TW"/>
+        </w:rPr>
+      </w:r>
+      <w:r>
+        <w:rPr>
+          <w:lang w:val="zh_TW" w:bidi="zh_TW"/>
+        </w:rPr>
+        <w:t>新約使用了以下乾量單位（度量乾物的計量單位）。</w:t>
+      </w:r>
+    </w:p>
+    <w:p>
+      <w:pPr>
+        <w:pStyle w:val="Heading4"/>
+      </w:pPr>
+      <w:r>
+        <w:rPr>
+          <w:lang w:val="zh_TW" w:bidi="zh_TW"/>
+        </w:rPr>
+        <w:t>科尼克斯</w:t>
+      </w:r>
+      <w:r>
+        <w:rPr>
+          <w:lang w:val="zh_TW" w:bidi="zh_TW"/>
+        </w:rPr>
+        <w:t>（choinix）</w:t>
+      </w:r>
+    </w:p>
+    <w:p>
+      <w:pPr/>
+      <w:r>
+        <w:rPr>
+          <w:lang w:val="zh_TW" w:bidi="zh_TW"/>
+        </w:rPr>
+      </w:r>
+      <w:r>
+        <w:rPr>
+          <w:lang w:val="zh_TW" w:bidi="zh_TW"/>
+        </w:rPr>
+        <w:t>只出現在</w:t>
+      </w:r>
+      <w:hyperlink r:id="rId63">
+        <w:r>
+          <w:rPr>
+            <w:lang w:val="zh_TW" w:bidi="zh_TW"/>
+          </w:rPr>
+          <w:rPr>
+            <w:color w:val="0000EE"/>
+            <w:u w:val="single"/>
+          </w:rPr>
+          <w:t>啟示錄六章6節</w:t>
+        </w:r>
+      </w:hyperlink>
+      <w:r>
+        <w:rPr>
+          <w:lang w:val="zh_TW" w:bidi="zh_TW"/>
+        </w:rPr>
+        <w:t>（有英文譯本使用choinix，譯註：和合本譯為升），科尼克斯稍多於一夸脫（1.1公升）。在希臘文獻中，這被認為是人每天的穀物配額。</w:t>
+      </w:r>
+    </w:p>
+    <w:p>
+      <w:pPr>
+        <w:pStyle w:val="Heading4"/>
+      </w:pPr>
+      <w:r>
+        <w:rPr>
+          <w:lang w:val="zh_TW" w:bidi="zh_TW"/>
+        </w:rPr>
+        <w:t>斗</w:t>
+      </w:r>
+    </w:p>
+    <w:p>
+      <w:pPr/>
+      <w:r>
+        <w:rPr>
+          <w:lang w:val="zh_TW" w:bidi="zh_TW"/>
+        </w:rPr>
+      </w:r>
+      <w:r>
+        <w:rPr>
+          <w:lang w:val="zh_TW" w:bidi="zh_TW"/>
+        </w:rPr>
+        <w:t>這是燈不應放在斗底下 （</w:t>
+      </w:r>
+      <w:hyperlink r:id="rId64">
+        <w:r>
+          <w:rPr>
+            <w:lang w:val="zh_TW" w:bidi="zh_TW"/>
+          </w:rPr>
+          <w:rPr>
+            <w:color w:val="0000EE"/>
+            <w:u w:val="single"/>
+          </w:rPr>
+          <w:t>太5:15</w:t>
+        </w:r>
+      </w:hyperlink>
+      <w:r>
+        <w:rPr>
+          <w:lang w:val="zh_TW" w:bidi="zh_TW"/>
+        </w:rPr>
+        <w:t>；</w:t>
+      </w:r>
+      <w:hyperlink r:id="rId65">
+        <w:r>
+          <w:rPr>
+            <w:lang w:val="zh_TW" w:bidi="zh_TW"/>
+          </w:rPr>
+          <w:rPr>
+            <w:color w:val="0000EE"/>
+            <w:u w:val="single"/>
+          </w:rPr>
+          <w:t>可4:21</w:t>
+        </w:r>
+      </w:hyperlink>
+      <w:r>
+        <w:rPr>
+          <w:lang w:val="zh_TW" w:bidi="zh_TW"/>
+        </w:rPr>
+        <w:t>；</w:t>
+      </w:r>
+      <w:hyperlink r:id="rId66">
+        <w:r>
+          <w:rPr>
+            <w:lang w:val="zh_TW" w:bidi="zh_TW"/>
+          </w:rPr>
+          <w:rPr>
+            <w:color w:val="0000EE"/>
+            <w:u w:val="single"/>
+          </w:rPr>
+          <w:t>路11:33</w:t>
+        </w:r>
+      </w:hyperlink>
+      <w:r>
+        <w:rPr>
+          <w:lang w:val="zh_TW" w:bidi="zh_TW"/>
+        </w:rPr>
+        <w:t>）中的「斗」，實際上相當於約一斗，約7.68乾夸脫（8.5公升）。</w:t>
+      </w:r>
+    </w:p>
+    <w:p>
+      <w:pPr>
+        <w:pStyle w:val="Heading4"/>
+      </w:pPr>
+      <w:r>
+        <w:rPr>
+          <w:lang w:val="zh_TW" w:bidi="zh_TW"/>
+        </w:rPr>
+        <w:t>斗（Saton）</w:t>
+      </w:r>
+    </w:p>
+    <w:p>
+      <w:pPr/>
+      <w:r>
+        <w:rPr>
+          <w:lang w:val="zh_TW" w:bidi="zh_TW"/>
+        </w:rPr>
+      </w:r>
+      <w:r>
+        <w:rPr>
+          <w:lang w:val="zh_TW" w:bidi="zh_TW"/>
+        </w:rPr>
+        <w:t>這相當於舊約的細亞，因此也可以大約估算為一斗。新約中僅在兩處關於麵酵的比喻的平行經文中使用，象徵神的國（</w:t>
+      </w:r>
+      <w:hyperlink r:id="rId67">
+        <w:r>
+          <w:rPr>
+            <w:lang w:val="zh_TW" w:bidi="zh_TW"/>
+          </w:rPr>
+          <w:rPr>
+            <w:color w:val="0000EE"/>
+            <w:u w:val="single"/>
+          </w:rPr>
+          <w:t>太13:33</w:t>
+        </w:r>
+      </w:hyperlink>
+      <w:r>
+        <w:rPr>
+          <w:lang w:val="zh_TW" w:bidi="zh_TW"/>
+        </w:rPr>
+        <w:t>；</w:t>
+      </w:r>
+      <w:hyperlink r:id="rId68">
+        <w:r>
+          <w:rPr>
+            <w:lang w:val="zh_TW" w:bidi="zh_TW"/>
+          </w:rPr>
+          <w:rPr>
+            <w:color w:val="0000EE"/>
+            <w:u w:val="single"/>
+          </w:rPr>
+          <w:t>路13:21</w:t>
+        </w:r>
+      </w:hyperlink>
+      <w:r>
+        <w:rPr>
+          <w:lang w:val="zh_TW" w:bidi="zh_TW"/>
+        </w:rPr>
+        <w:t>）。</w:t>
+      </w:r>
+    </w:p>
+    <w:p>
+      <w:pPr>
+        <w:pStyle w:val="Heading3"/>
+      </w:pPr>
+      <w:r>
+        <w:rPr>
+          <w:lang w:val="zh_TW" w:bidi="zh_TW"/>
+        </w:rPr>
+        <w:t>舊約中的液量</w:t>
+      </w:r>
+    </w:p>
+    <w:p>
+      <w:pPr/>
+      <w:r>
+        <w:rPr>
+          <w:lang w:val="zh_TW" w:bidi="zh_TW"/>
+        </w:rPr>
+      </w:r>
+      <w:r>
+        <w:rPr>
+          <w:lang w:val="zh_TW" w:bidi="zh_TW"/>
+        </w:rPr>
+        <w:t>舊約中液量的基本單位有三種。</w:t>
+      </w:r>
+    </w:p>
+    <w:p>
+      <w:pPr>
+        <w:pStyle w:val="Heading4"/>
+      </w:pPr>
+      <w:r>
+        <w:rPr>
+          <w:lang w:val="zh_TW" w:bidi="zh_TW"/>
+        </w:rPr>
+        <w:t>罷特</w:t>
+      </w:r>
+    </w:p>
+    <w:p>
+      <w:pPr/>
+      <w:r>
+        <w:rPr>
+          <w:lang w:val="zh_TW" w:bidi="zh_TW"/>
+        </w:rPr>
+      </w:r>
+      <w:r>
+        <w:rPr>
+          <w:lang w:val="zh_TW" w:bidi="zh_TW"/>
+        </w:rPr>
+        <w:t>液量的基本單位。聖經資料（</w:t>
+      </w:r>
+      <w:hyperlink r:id="rId51">
+        <w:r>
+          <w:rPr>
+            <w:lang w:val="zh_TW" w:bidi="zh_TW"/>
+          </w:rPr>
+          <w:rPr>
+            <w:color w:val="0000EE"/>
+            <w:u w:val="single"/>
+          </w:rPr>
+          <w:t>結45:11–14</w:t>
+        </w:r>
+      </w:hyperlink>
+      <w:r>
+        <w:rPr>
+          <w:lang w:val="zh_TW" w:bidi="zh_TW"/>
+        </w:rPr>
+        <w:t>）顯示它等同於乾量單位「伊法」，為賀梅珥的十分之一。考古學亦提供了一些數據作為確定標準。在拉吉（Lachish）和納斯貝遺址（Tell en-Nasbeh）發現了刻有「王的罷特」的罐子，在</w:t>
+      </w:r>
+      <w:r>
+        <w:rPr>
+          <w:lang w:val="zh_TW" w:bidi="zh_TW"/>
+        </w:rPr>
+        <w:t>伯美森廢丘（</w:t>
+      </w:r>
+      <w:r>
+        <w:rPr>
+          <w:lang w:val="zh_TW" w:bidi="zh_TW"/>
+        </w:rPr>
+        <w:t>Tell Beit Mirsim</w:t>
+      </w:r>
+      <w:r>
+        <w:rPr>
+          <w:lang w:val="zh_TW" w:bidi="zh_TW"/>
+        </w:rPr>
+        <w:t>）</w:t>
+      </w:r>
+      <w:r>
+        <w:rPr>
+          <w:lang w:val="zh_TW" w:bidi="zh_TW"/>
+        </w:rPr>
+        <w:t>發現了刻有「罷特」的罐子。這些罐子並不完整，因此必須根據重建來計算其容量。根據復原後的計算，罷特約為5.5加侖（20.8公升）。這一估計在</w:t>
+      </w:r>
+      <w:hyperlink r:id="rId69">
+        <w:r>
+          <w:rPr>
+            <w:lang w:val="zh_TW" w:bidi="zh_TW"/>
+          </w:rPr>
+          <w:rPr>
+            <w:color w:val="0000EE"/>
+            <w:u w:val="single"/>
+          </w:rPr>
+          <w:t>列王紀上七章23至26節</w:t>
+        </w:r>
+      </w:hyperlink>
+      <w:r>
+        <w:rPr>
+          <w:lang w:val="zh_TW" w:bidi="zh_TW"/>
+        </w:rPr>
+        <w:t>描述所羅門聖殿的「鑄海」時得到了合理的結果，該鑄海周長30肘、直徑10肘、深5肘，能容納2,000罷特的水。</w:t>
+      </w:r>
+    </w:p>
+    <w:p>
+      <w:pPr>
+        <w:pStyle w:val="Heading4"/>
+      </w:pPr>
+      <w:r>
+        <w:rPr>
+          <w:lang w:val="zh_TW" w:bidi="zh_TW"/>
+        </w:rPr>
+        <w:t>欣</w:t>
+      </w:r>
+    </w:p>
+    <w:p>
+      <w:pPr/>
+      <w:r>
+        <w:rPr>
+          <w:lang w:val="zh_TW" w:bidi="zh_TW"/>
+        </w:rPr>
+      </w:r>
+      <w:r>
+        <w:rPr>
+          <w:lang w:val="zh_TW" w:bidi="zh_TW"/>
+        </w:rPr>
+        <w:t>六分之一欣的水被認為是人每天的最低需求（</w:t>
+      </w:r>
+      <w:hyperlink r:id="rId70">
+        <w:r>
+          <w:rPr>
+            <w:lang w:val="zh_TW" w:bidi="zh_TW"/>
+          </w:rPr>
+          <w:rPr>
+            <w:color w:val="0000EE"/>
+            <w:u w:val="single"/>
+          </w:rPr>
+          <w:t>結4:11</w:t>
+        </w:r>
+      </w:hyperlink>
+      <w:r>
+        <w:rPr>
+          <w:lang w:val="zh_TW" w:bidi="zh_TW"/>
+        </w:rPr>
+        <w:t>）。一欣等於六分之一罷特，約為一加侖（3.8公升）。它主要用於油、酒和水的度量，但每次都不超過一欣，常以分數形式出現。該單位僅在出埃及記、利未記、民數記和以西結書中出現，主要用於獻祭的奠祭。</w:t>
+      </w:r>
+    </w:p>
+    <w:p>
+      <w:pPr>
+        <w:pStyle w:val="Heading4"/>
+      </w:pPr>
+      <w:r>
+        <w:rPr>
+          <w:lang w:val="zh_TW" w:bidi="zh_TW"/>
+        </w:rPr>
+        <w:t>羅革</w:t>
+      </w:r>
+    </w:p>
+    <w:p>
+      <w:pPr/>
+      <w:r>
+        <w:rPr>
+          <w:lang w:val="zh_TW" w:bidi="zh_TW"/>
+        </w:rPr>
+      </w:r>
+      <w:r>
+        <w:rPr>
+          <w:lang w:val="zh_TW" w:bidi="zh_TW"/>
+        </w:rPr>
+        <w:t>此單位僅出現在</w:t>
+      </w:r>
+      <w:hyperlink r:id="rId71">
+        <w:r>
+          <w:rPr>
+            <w:lang w:val="zh_TW" w:bidi="zh_TW"/>
+          </w:rPr>
+          <w:rPr>
+            <w:color w:val="0000EE"/>
+            <w:u w:val="single"/>
+          </w:rPr>
+          <w:t>利未記十四章10至24節</w:t>
+        </w:r>
+      </w:hyperlink>
+      <w:r>
+        <w:rPr>
+          <w:lang w:val="zh_TW" w:bidi="zh_TW"/>
+        </w:rPr>
+        <w:t>，相當於一欣的十二分之一，約為0.3夸脫或0.3公升。</w:t>
+      </w:r>
+    </w:p>
+    <w:p>
+      <w:pPr>
+        <w:pStyle w:val="Heading3"/>
+      </w:pPr>
+      <w:r>
+        <w:rPr>
+          <w:lang w:val="zh_TW" w:bidi="zh_TW"/>
+        </w:rPr>
+        <w:t>新約中的液量</w:t>
+      </w:r>
+    </w:p>
+    <w:p>
+      <w:pPr/>
+      <w:r>
+        <w:rPr>
+          <w:lang w:val="zh_TW" w:bidi="zh_TW"/>
+        </w:rPr>
+      </w:r>
+      <w:r>
+        <w:rPr>
+          <w:lang w:val="zh_TW" w:bidi="zh_TW"/>
+        </w:rPr>
+        <w:t>新約中出現的液量單位（度量液體的計量單位）有以下幾種。</w:t>
+      </w:r>
+    </w:p>
+    <w:p>
+      <w:pPr>
+        <w:pStyle w:val="Heading4"/>
+      </w:pPr>
+      <w:r>
+        <w:rPr>
+          <w:lang w:val="zh_TW" w:bidi="zh_TW"/>
+        </w:rPr>
+        <w:t>罷特</w:t>
+      </w:r>
+    </w:p>
+    <w:p>
+      <w:pPr/>
+      <w:r>
+        <w:rPr>
+          <w:lang w:val="zh_TW" w:bidi="zh_TW"/>
+        </w:rPr>
+      </w:r>
+      <w:r>
+        <w:rPr>
+          <w:lang w:val="zh_TW" w:bidi="zh_TW"/>
+        </w:rPr>
+        <w:t>這只使用過一次（</w:t>
+      </w:r>
+      <w:hyperlink r:id="rId72">
+        <w:r>
+          <w:rPr>
+            <w:lang w:val="zh_TW" w:bidi="zh_TW"/>
+          </w:rPr>
+          <w:rPr>
+            <w:color w:val="0000EE"/>
+            <w:u w:val="single"/>
+          </w:rPr>
+          <w:t>路16:6</w:t>
+        </w:r>
+      </w:hyperlink>
+      <w:r>
+        <w:rPr>
+          <w:lang w:val="zh_TW" w:bidi="zh_TW"/>
+        </w:rPr>
+        <w:t>，譯註：和合本譯為簍），與舊約中的「罷特」相同。</w:t>
+      </w:r>
+    </w:p>
+    <w:p>
+      <w:pPr>
+        <w:pStyle w:val="Heading4"/>
+      </w:pPr>
+      <w:r>
+        <w:rPr>
+          <w:lang w:val="zh_TW" w:bidi="zh_TW"/>
+        </w:rPr>
+        <w:t>缸（Metretes）</w:t>
+      </w:r>
+    </w:p>
+    <w:p>
+      <w:pPr/>
+      <w:r>
+        <w:rPr>
+          <w:lang w:val="zh_TW" w:bidi="zh_TW"/>
+        </w:rPr>
+      </w:r>
+      <w:r>
+        <w:rPr>
+          <w:lang w:val="zh_TW" w:bidi="zh_TW"/>
+        </w:rPr>
+        <w:t>這僅用於</w:t>
+      </w:r>
+      <w:hyperlink r:id="rId73">
+        <w:r>
+          <w:rPr>
+            <w:lang w:val="zh_TW" w:bidi="zh_TW"/>
+          </w:rPr>
+          <w:rPr>
+            <w:color w:val="0000EE"/>
+            <w:u w:val="single"/>
+          </w:rPr>
+          <w:t>約翰福音二章6節</w:t>
+        </w:r>
+      </w:hyperlink>
+      <w:r>
+        <w:rPr>
+          <w:lang w:val="zh_TW" w:bidi="zh_TW"/>
+        </w:rPr>
+        <w:t>，描述水變成酒的容器。約瑟夫將其認定為相當於希伯來的罷特，但在希臘用法中，相當於約十加侖（37.9公升）。</w:t>
+      </w:r>
+    </w:p>
+    <w:p>
+      <w:pPr>
+        <w:pStyle w:val="Heading4"/>
+      </w:pPr>
+      <w:r>
+        <w:rPr>
+          <w:lang w:val="zh_TW" w:bidi="zh_TW"/>
+        </w:rPr>
+        <w:t>罐（Sextarius/Xestes）</w:t>
+      </w:r>
+    </w:p>
+    <w:p>
+      <w:pPr/>
+      <w:r>
+        <w:rPr>
+          <w:lang w:val="zh_TW" w:bidi="zh_TW"/>
+        </w:rPr>
+      </w:r>
+      <w:r>
+        <w:rPr>
+          <w:lang w:val="zh_TW" w:bidi="zh_TW"/>
+        </w:rPr>
+        <w:t>容量單位，約為一又六分之一品脫（552毫升）。在</w:t>
+      </w:r>
+      <w:hyperlink r:id="rId74">
+        <w:r>
+          <w:rPr>
+            <w:lang w:val="zh_TW" w:bidi="zh_TW"/>
+          </w:rPr>
+          <w:rPr>
+            <w:color w:val="0000EE"/>
+            <w:u w:val="single"/>
+          </w:rPr>
+          <w:t>馬可福音七章4節</w:t>
+        </w:r>
+      </w:hyperlink>
+      <w:r>
+        <w:rPr>
+          <w:lang w:val="zh_TW" w:bidi="zh_TW"/>
+        </w:rPr>
+        <w:t>中，這個詞被翻譯為「罐」。</w:t>
+      </w:r>
+      <w:r>
+        <w:rPr>
+          <w:lang w:val="zh_TW" w:bidi="zh_TW"/>
+        </w:rPr>
+      </w:r>
+      <w:r>
+        <w:rPr>
+          <w:lang w:val="zh_TW" w:bidi="zh_TW"/>
+        </w:rPr>
+      </w:r>
+    </w:p>
+    <w:p>
+      <w:pPr/>
+      <w:r>
+        <w:rPr>
+          <w:lang w:val="zh_TW" w:bidi="zh_TW"/>
+        </w:rPr>
+      </w:r>
+    </w:p>
+    <w:p>
+      <w:pPr>
+        <w:pStyle w:val="Heading2"/>
+      </w:pPr>
+      <w:r>
+        <w:rPr>
+          <w:lang w:val="zh_TW" w:bidi="zh_TW"/>
+        </w:rPr>
+        <w:t>度瑪（人物）</w:t>
+      </w:r>
+      <w:r>
+        <w:rPr>
+          <w:lang w:val="zh_TW" w:bidi="zh_TW"/>
+        </w:rPr>
+      </w:r>
+    </w:p>
+    <w:p>
+      <w:pPr/>
+      <w:r>
+        <w:rPr>
+          <w:lang w:val="zh_TW" w:bidi="zh_TW"/>
+        </w:rPr>
+      </w:r>
+      <w:r>
+        <w:rPr>
+          <w:lang w:val="zh_TW" w:bidi="zh_TW"/>
+        </w:rPr>
+        <w:t>度瑪是以實瑪利的兒子，並成為一個阿拉伯部落的祖先（</w:t>
+      </w:r>
+      <w:hyperlink r:id="rId75">
+        <w:r>
+          <w:rPr>
+            <w:lang w:val="zh_TW" w:bidi="zh_TW"/>
+          </w:rPr>
+          <w:rPr>
+            <w:color w:val="0000EE"/>
+            <w:u w:val="single"/>
+          </w:rPr>
+          <w:t>創25:14</w:t>
+        </w:r>
+      </w:hyperlink>
+      <w:r>
+        <w:rPr>
+          <w:lang w:val="zh_TW" w:bidi="zh_TW"/>
+        </w:rPr>
+        <w:t>；</w:t>
+      </w:r>
+      <w:hyperlink r:id="rId76">
+        <w:r>
+          <w:rPr>
+            <w:lang w:val="zh_TW" w:bidi="zh_TW"/>
+          </w:rPr>
+          <w:rPr>
+            <w:color w:val="0000EE"/>
+            <w:u w:val="single"/>
+          </w:rPr>
+          <w:t>代上1:30</w:t>
+        </w:r>
+      </w:hyperlink>
+      <w:r>
+        <w:rPr>
+          <w:lang w:val="zh_TW" w:bidi="zh_TW"/>
+        </w:rPr>
+        <w:t>）。</w:t>
       </w:r>
       <w:r>
         <w:rPr>

--- a/zht/docx/030.content.docx
+++ b/zht/docx/030.content.docx
@@ -19,7 +19,7 @@
         <w:rPr>
           <w:lang w:val="zh_TW" w:bidi="zh_TW"/>
         </w:rPr>
-        <w:t>Resource: Tyndale Open Bible Dictionary</w:t>
+        <w:t>Resource: Aquifer Open Bible Dictionary</w:t>
       </w:r>
       <w:r>
         <w:rPr>
@@ -112,7 +112,7 @@
         <w:rPr>
           <w:lang w:val="zh_TW" w:bidi="zh_TW"/>
         </w:rPr>
-        <w:t>Tyndale Open Bible Dictionary</w:t>
+        <w:t>Aquifer Open Bible Dictionary</w:t>
       </w:r>
     </w:p>
     <w:p>

--- a/zht/docx/030.content.docx
+++ b/zht/docx/030.content.docx
@@ -149,7 +149,7 @@
         <w:rPr>
           <w:lang w:val="zh_TW" w:bidi="zh_TW"/>
         </w:rPr>
-        <w:t>ding</w:t>
+        <w:t>dian</w:t>
       </w:r>
       <w:r>
         <w:rPr>
@@ -212,7 +212,7 @@
         <w:rPr>
           <w:lang w:val="zh_TW" w:bidi="zh_TW"/>
         </w:rPr>
-        <w:t>釘十字架</w:t>
+        <w:t>癲癇，癲癇病人</w:t>
       </w:r>
       <w:r>
         <w:rPr>
@@ -231,7 +231,7 @@
         <w:rPr>
           <w:lang w:val="zh_TW" w:bidi="zh_TW"/>
         </w:rPr>
-        <w:t>用於處決耶穌基督的刑罰。聖經中有兩個涉及十字架刑罰的概念：「十字架」是一種異教的死刑方式，而「木頭」則是一種猶太人的刑罰。耶穌被釘十字架是祂為人類贖罪的方式。耶穌也用「十字架」這個詞來形象地比喻作為門徒所需做出的犧牲，使徒保羅則用它來象徵在靈命成長過程中自我的死亡。</w:t>
+        <w:t>中樞神經系統的一種疾病，其特徵包括失去意識和抽搐。癲癇發作可分為小發作（面部或手部抽動、短暫而劇烈的腹痛，以及可能的瞬間失去意識）和大發作（全身抽搐、口吐白沫、以及持續5至20分鐘的昏迷）。雖然癲癇的原因至今仍不完全清楚，但現代已有藥物可以預防或控制發作。</w:t>
       </w:r>
     </w:p>
     <w:p>
@@ -245,136 +245,7 @@
         <w:rPr>
           <w:lang w:val="zh_TW" w:bidi="zh_TW"/>
         </w:rPr>
-        <w:t>概述</w:t>
-      </w:r>
-    </w:p>
-    <w:p>
-      <w:pPr/>
-      <w:r>
-        <w:rPr>
-          <w:lang w:val="zh_TW" w:bidi="zh_TW"/>
-        </w:rPr>
-      </w:r>
-      <w:r>
-        <w:rPr>
-          <w:lang w:val="zh_TW" w:bidi="zh_TW"/>
-        </w:rPr>
-        <w:t>• 歷史背景</w:t>
-      </w:r>
-    </w:p>
-    <w:p>
-      <w:pPr/>
-      <w:r>
-        <w:rPr>
-          <w:lang w:val="zh_TW" w:bidi="zh_TW"/>
-        </w:rPr>
-      </w:r>
-      <w:r>
-        <w:rPr>
-          <w:lang w:val="zh_TW" w:bidi="zh_TW"/>
-        </w:rPr>
-        <w:t>• 基督被釘十字架</w:t>
-      </w:r>
-    </w:p>
-    <w:p>
-      <w:pPr/>
-      <w:r>
-        <w:rPr>
-          <w:lang w:val="zh_TW" w:bidi="zh_TW"/>
-        </w:rPr>
-      </w:r>
-      <w:r>
-        <w:rPr>
-          <w:lang w:val="zh_TW" w:bidi="zh_TW"/>
-        </w:rPr>
-        <w:t>• 基督被釘十字架的神學意義</w:t>
-      </w:r>
-    </w:p>
-    <w:p>
-      <w:pPr>
-        <w:pStyle w:val="Heading3"/>
-      </w:pPr>
-      <w:r>
-        <w:rPr>
-          <w:lang w:val="zh_TW" w:bidi="zh_TW"/>
-        </w:rPr>
-        <w:t>歷史背景</w:t>
-      </w:r>
-    </w:p>
-    <w:p>
-      <w:pPr>
-        <w:pStyle w:val="Heading4"/>
-      </w:pPr>
-      <w:r>
-        <w:rPr>
-          <w:lang w:val="zh_TW" w:bidi="zh_TW"/>
-        </w:rPr>
-        <w:t>異教的刑罰</w:t>
-      </w:r>
-    </w:p>
-    <w:p>
-      <w:pPr/>
-      <w:r>
-        <w:rPr>
-          <w:lang w:val="zh_TW" w:bidi="zh_TW"/>
-        </w:rPr>
-      </w:r>
-      <w:r>
-        <w:rPr>
-          <w:lang w:val="zh_TW" w:bidi="zh_TW"/>
-        </w:rPr>
-        <w:t>從字面上來看，希臘文中的「十字架」一詞是指用於各種用途的尖木樁，包括作為處決的工具。它可能是一根豎立的木樁，用來將罪犯刺穿，或者是一根垂直的木樁，頂部有橫梁（T字形）或中間有橫梁（+字形），用來懸掛或釘死罪犯，並使罪犯受到公開示眾的恥辱。十字架刑罰最早由米底亞人和波斯人使用，後來由亞歷山大大帝（公元前356–323年）、迦太基人（</w:t>
-      </w:r>
-      <w:r>
-        <w:rPr>
-          <w:lang w:val="zh_TW" w:bidi="zh_TW"/>
-        </w:rPr>
-        <w:t>Carthaginians</w:t>
-      </w:r>
-      <w:r>
-        <w:rPr>
-          <w:lang w:val="zh_TW" w:bidi="zh_TW"/>
-        </w:rPr>
-        <w:t>）和羅馬人採用。希臘人和羅馬人都限制其使用範圍，僅用於奴隸，他們認為對公民使用過於殘忍。在帝國時代，羅馬人將十字架刑罰的使用範圍擴展到外族人，但即便如此，它仍主要用於危害國家的罪行。</w:t>
-      </w:r>
-    </w:p>
-    <w:p>
-      <w:pPr/>
-      <w:r>
-        <w:rPr>
-          <w:lang w:val="zh_TW" w:bidi="zh_TW"/>
-        </w:rPr>
-      </w:r>
-      <w:r>
-        <w:rPr>
-          <w:lang w:val="zh_TW" w:bidi="zh_TW"/>
-        </w:rPr>
-        <w:t>普遍認為，十字架刑罰是最可怕的處決方式。事實上，在東方十字架僅作為對已經被處決的囚犯進一步羞辱的表徵，通常這些囚犯已被斬首。在西方，受刑的罪犯通常在處決地點被鞭打，並被迫將橫木扛到已經豎立樁子的地方。一塊寫有罪行的牌子通常掛在罪犯的脖子上，並在行刑後被固定在十字架上。囚犯通常被綁在橫樑上，有時會被釘在橫樑上（釘子穿過手腕，因為手部的骨頭無法承受重量）。然後將橫樑舉起並固定在直立的柱子上。如果劊子手希望某個犯人受到緩慢而痛苦的死亡，他們可能會在木樁上釘上木塊或釘子，作為支撐座或支撐腳的台階。犯人死亡的原因可能是血液循環中斷，導致冠狀動脈衰竭，另一種是肺部塌陷導致窒息而死。這可能需要幾天的時間，因此通常會用棍棒將犯人膝蓋以下的腿骨打斷，造成劇烈的休克，並消除任何減輕被捆綁或帶有尖刺手腕的壓力的可能性。通常屍體會留在十字架上腐爛，但在某些情況下會交給親屬或朋友埋葬。</w:t>
-      </w:r>
-    </w:p>
-    <w:p>
-      <w:pPr>
-        <w:pStyle w:val="Heading4"/>
-      </w:pPr>
-      <w:r>
-        <w:rPr>
-          <w:lang w:val="zh_TW" w:bidi="zh_TW"/>
-        </w:rPr>
-        <w:t>猶太人的刑罰</w:t>
-      </w:r>
-    </w:p>
-    <w:p>
-      <w:pPr/>
-      <w:r>
-        <w:rPr>
-          <w:lang w:val="zh_TW" w:bidi="zh_TW"/>
-        </w:rPr>
-      </w:r>
-      <w:r>
-        <w:rPr>
-          <w:lang w:val="zh_TW" w:bidi="zh_TW"/>
-        </w:rPr>
-        <w:t>舊約聖經中猶太人使用一種不同的釘死形式，與耶穌基督不同。掃羅王的屍體被非利士人斬首並掛在城牆上（</w:t>
+        <w:t>在聖經時代，癲癇（稱為「癲病」）尚無有效的治療方法。耶穌曾醫治一名顯然患有此病的男孩（</w:t>
       </w:r>
       <w:hyperlink r:id="rId13">
         <w:r>
@@ -385,14 +256,14 @@
             <w:color w:val="0000EE"/>
             <w:u w:val="single"/>
           </w:rPr>
-          <w:t>撒上31:9–10</w:t>
+          <w:t>太17:14–18</w:t>
         </w:r>
       </w:hyperlink>
       <w:r>
         <w:rPr>
           <w:lang w:val="zh_TW" w:bidi="zh_TW"/>
         </w:rPr>
-        <w:t>），波斯王大流士將更改他的法令的人判處「插在樑上」（</w:t>
+        <w:t>；</w:t>
       </w:r>
       <w:hyperlink r:id="rId14">
         <w:r>
@@ -403,14 +274,14 @@
             <w:color w:val="0000EE"/>
             <w:u w:val="single"/>
           </w:rPr>
-          <w:t>拉6:11</w:t>
+          <w:t>可9:17–27</w:t>
         </w:r>
       </w:hyperlink>
       <w:r>
         <w:rPr>
           <w:lang w:val="zh_TW" w:bidi="zh_TW"/>
         </w:rPr>
-        <w:t>）的刑罰。根據</w:t>
+        <w:t>；</w:t>
       </w:r>
       <w:hyperlink r:id="rId15">
         <w:r>
@@ -421,1926 +292,40 @@
             <w:color w:val="0000EE"/>
             <w:u w:val="single"/>
           </w:rPr>
-          <w:t>申命記21:22–23</w:t>
+          <w:t>路9:37–42</w:t>
         </w:r>
       </w:hyperlink>
       <w:r>
         <w:rPr>
           <w:lang w:val="zh_TW" w:bidi="zh_TW"/>
         </w:rPr>
-        <w:t>，猶太人採用了東方的刑罰，並附加了一個條件，即屍體必須在日落前從「木頭」上取下，因為受害者是「被咒詛的」（參</w:t>
-      </w:r>
-      <w:hyperlink r:id="rId16">
-        <w:r>
-          <w:rPr>
-            <w:lang w:val="zh_TW" w:bidi="zh_TW"/>
-          </w:rPr>
-          <w:rPr>
-            <w:color w:val="0000EE"/>
-            <w:u w:val="single"/>
-          </w:rPr>
-          <w:t>加3:13</w:t>
-        </w:r>
-      </w:hyperlink>
-      <w:r>
-        <w:rPr>
-          <w:lang w:val="zh_TW" w:bidi="zh_TW"/>
-        </w:rPr>
-        <w:t>），不能留下來「玷污土地」。猶太人並沒有採用羅馬式的釘十字架刑罰。唯一的例外是猶太統治者亞歷山大·</w:t>
-      </w:r>
-      <w:r>
-        <w:rPr>
-          <w:lang w:val="zh_TW" w:bidi="zh_TW"/>
-        </w:rPr>
-        <w:t>詹納烏斯（</w:t>
-      </w:r>
-      <w:r>
-        <w:rPr>
-          <w:lang w:val="zh_TW" w:bidi="zh_TW"/>
-        </w:rPr>
-        <w:t>Alexander Janneus</w:t>
-      </w:r>
-      <w:r>
-        <w:rPr>
-          <w:lang w:val="zh_TW" w:bidi="zh_TW"/>
-        </w:rPr>
-        <w:t>）</w:t>
-      </w:r>
-      <w:r>
-        <w:rPr>
-          <w:lang w:val="zh_TW" w:bidi="zh_TW"/>
-        </w:rPr>
-        <w:t>在公元前76年對800名叛亂者大規模集體釘死，據猶太歷史學家約瑟夫記載，這件事受到猶太人普遍的譴責。有些人認為猶太法庭在公元前二世紀後確實採用了西方的十字架刑罰。</w:t>
-      </w:r>
-    </w:p>
-    <w:p>
-      <w:pPr>
-        <w:pStyle w:val="Heading3"/>
-      </w:pPr>
-      <w:r>
-        <w:rPr>
-          <w:lang w:val="zh_TW" w:bidi="zh_TW"/>
-        </w:rPr>
-        <w:t>基督被釘十字架</w:t>
-      </w:r>
-    </w:p>
-    <w:p>
-      <w:pPr/>
-      <w:r>
-        <w:rPr>
-          <w:lang w:val="zh_TW" w:bidi="zh_TW"/>
-        </w:rPr>
-      </w:r>
-      <w:r>
-        <w:rPr>
-          <w:lang w:val="zh_TW" w:bidi="zh_TW"/>
-        </w:rPr>
-        <w:t>新約聖經有許多關於基督被釘十字架的論述，因為這是基督教信仰的核心主題。</w:t>
-      </w:r>
-    </w:p>
-    <w:p>
-      <w:pPr>
-        <w:pStyle w:val="Heading4"/>
-      </w:pPr>
-      <w:r>
-        <w:rPr>
-          <w:lang w:val="zh_TW" w:bidi="zh_TW"/>
-        </w:rPr>
-        <w:t>預言</w:t>
-      </w:r>
-    </w:p>
-    <w:p>
-      <w:pPr/>
-      <w:r>
-        <w:rPr>
-          <w:lang w:val="zh_TW" w:bidi="zh_TW"/>
-        </w:rPr>
-      </w:r>
-      <w:r>
-        <w:rPr>
-          <w:lang w:val="zh_TW" w:bidi="zh_TW"/>
-        </w:rPr>
-        <w:t>福音書記載了基督對自己被釘十字架的三次預言（</w:t>
-      </w:r>
-      <w:hyperlink r:id="rId17">
-        <w:r>
-          <w:rPr>
-            <w:lang w:val="zh_TW" w:bidi="zh_TW"/>
-          </w:rPr>
-          <w:rPr>
-            <w:color w:val="0000EE"/>
-            <w:u w:val="single"/>
-          </w:rPr>
-          <w:t>可8:31</w:t>
-        </w:r>
-      </w:hyperlink>
-      <w:r>
-        <w:rPr>
-          <w:lang w:val="zh_TW" w:bidi="zh_TW"/>
-        </w:rPr>
-        <w:t>，</w:t>
-      </w:r>
-      <w:hyperlink r:id="rId18">
-        <w:r>
-          <w:rPr>
-            <w:lang w:val="zh_TW" w:bidi="zh_TW"/>
-          </w:rPr>
-          <w:rPr>
-            <w:color w:val="0000EE"/>
-            <w:u w:val="single"/>
-          </w:rPr>
-          <w:t>9:31</w:t>
-        </w:r>
-      </w:hyperlink>
-      <w:r>
-        <w:rPr>
-          <w:lang w:val="zh_TW" w:bidi="zh_TW"/>
-        </w:rPr>
-        <w:t>，</w:t>
-      </w:r>
-      <w:hyperlink r:id="rId19">
-        <w:r>
-          <w:rPr>
-            <w:lang w:val="zh_TW" w:bidi="zh_TW"/>
-          </w:rPr>
-          <w:rPr>
-            <w:color w:val="0000EE"/>
-            <w:u w:val="single"/>
-          </w:rPr>
-          <w:t>10:33–34</w:t>
-        </w:r>
-      </w:hyperlink>
-      <w:r>
-        <w:rPr>
-          <w:lang w:val="zh_TW" w:bidi="zh_TW"/>
-        </w:rPr>
-        <w:t>及平行經文）。 此外，約翰記錄了三句有關人子被「舉起」的話語（</w:t>
-      </w:r>
-      <w:hyperlink r:id="rId20">
-        <w:r>
-          <w:rPr>
-            <w:lang w:val="zh_TW" w:bidi="zh_TW"/>
-          </w:rPr>
-          <w:rPr>
-            <w:color w:val="0000EE"/>
-            <w:u w:val="single"/>
-          </w:rPr>
-          <w:t>約3:14</w:t>
-        </w:r>
-      </w:hyperlink>
-      <w:r>
-        <w:rPr>
-          <w:lang w:val="zh_TW" w:bidi="zh_TW"/>
-        </w:rPr>
-        <w:t>，</w:t>
-      </w:r>
-      <w:hyperlink r:id="rId21">
-        <w:r>
-          <w:rPr>
-            <w:lang w:val="zh_TW" w:bidi="zh_TW"/>
-          </w:rPr>
-          <w:rPr>
-            <w:color w:val="0000EE"/>
-            <w:u w:val="single"/>
-          </w:rPr>
-          <w:t>8:28</w:t>
-        </w:r>
-      </w:hyperlink>
-      <w:r>
-        <w:rPr>
-          <w:lang w:val="zh_TW" w:bidi="zh_TW"/>
-        </w:rPr>
-        <w:t>，</w:t>
-      </w:r>
-      <w:hyperlink r:id="rId22">
-        <w:r>
-          <w:rPr>
-            <w:lang w:val="zh_TW" w:bidi="zh_TW"/>
-          </w:rPr>
-          <w:rPr>
-            <w:color w:val="0000EE"/>
-            <w:u w:val="single"/>
-          </w:rPr>
-          <w:t>12:32–33</w:t>
-        </w:r>
-      </w:hyperlink>
-      <w:r>
-        <w:rPr>
-          <w:lang w:val="zh_TW" w:bidi="zh_TW"/>
-        </w:rPr>
-        <w:t>），這與對觀福音的預言相平行。這些經文中交織著幾個主題：</w:t>
-      </w:r>
-    </w:p>
-    <w:p>
-      <w:pPr>
-        <w:pStyle w:val="ListNumber"/>
-        <w:numPr>
-          <w:ilvl w:val="0"/>
-          <w:numId w:val="14"/>
-        </w:numPr>
-        <w:spacing w:line="240" w:lineRule="auto"/>
-        <w:ind w:left="720"/>
-      </w:pPr>
-      <w:r>
-        <w:rPr>
-          <w:lang w:val="zh_TW" w:bidi="zh_TW"/>
-        </w:rPr>
-      </w:r>
-      <w:r>
-        <w:rPr>
-          <w:lang w:val="zh_TW" w:bidi="zh_TW"/>
-        </w:rPr>
-        <w:t>基督的受難（指祂在十字架上受苦）是神救贖計劃的一部分（</w:t>
-      </w:r>
-      <w:hyperlink r:id="rId17">
-        <w:r>
-          <w:rPr>
-            <w:lang w:val="zh_TW" w:bidi="zh_TW"/>
-          </w:rPr>
-          <w:rPr>
-            <w:color w:val="0000EE"/>
-            <w:u w:val="single"/>
-          </w:rPr>
-          <w:t>可8:31</w:t>
-        </w:r>
-      </w:hyperlink>
-      <w:r>
-        <w:rPr>
-          <w:lang w:val="zh_TW" w:bidi="zh_TW"/>
-        </w:rPr>
-        <w:t>，「必須」）。</w:t>
-      </w:r>
-    </w:p>
-    <w:p>
-      <w:pPr>
-        <w:pStyle w:val="ListNumber"/>
-        <w:spacing w:line="240" w:lineRule="auto"/>
-        <w:ind w:left="720"/>
-      </w:pPr>
-      <w:r>
-        <w:rPr>
-          <w:lang w:val="zh_TW" w:bidi="zh_TW"/>
-        </w:rPr>
-      </w:r>
-      <w:r>
-        <w:rPr>
-          <w:lang w:val="zh_TW" w:bidi="zh_TW"/>
-        </w:rPr>
-        <w:t>猶太人和羅馬人都因「交付」和「殺害」耶穌而有罪。</w:t>
-      </w:r>
-    </w:p>
-    <w:p>
-      <w:pPr>
-        <w:pStyle w:val="ListNumber"/>
-        <w:spacing w:line="240" w:lineRule="auto"/>
-        <w:ind w:left="720"/>
-      </w:pPr>
-      <w:r>
-        <w:rPr>
-          <w:lang w:val="zh_TW" w:bidi="zh_TW"/>
-        </w:rPr>
-      </w:r>
-      <w:r>
-        <w:rPr>
-          <w:lang w:val="zh_TW" w:bidi="zh_TW"/>
-        </w:rPr>
-        <w:t>祂的死亡將通過復活得到平反。</w:t>
-      </w:r>
-    </w:p>
-    <w:p>
-      <w:pPr>
-        <w:pStyle w:val="ListNumber"/>
-        <w:spacing w:line="240" w:lineRule="auto"/>
-        <w:ind w:left="720"/>
-      </w:pPr>
-      <w:r>
-        <w:rPr>
-          <w:lang w:val="zh_TW" w:bidi="zh_TW"/>
-        </w:rPr>
-      </w:r>
-      <w:r>
-        <w:rPr>
-          <w:lang w:val="zh_TW" w:bidi="zh_TW"/>
-        </w:rPr>
-        <w:t>祂的死亡本身，以一種看似矛盾的方式，被視為祂進入「榮耀」的途徑（見約翰附加於「舉起」的象徵意義）。其它暗示耶穌命運的話語包括祂對先知被殺害的評論（</w:t>
-      </w:r>
-      <w:hyperlink r:id="rId23">
-        <w:r>
-          <w:rPr>
-            <w:lang w:val="zh_TW" w:bidi="zh_TW"/>
-          </w:rPr>
-          <w:rPr>
-            <w:color w:val="0000EE"/>
-            <w:u w:val="single"/>
-          </w:rPr>
-          <w:t>太23:29–30</w:t>
-        </w:r>
-      </w:hyperlink>
-      <w:r>
-        <w:rPr>
-          <w:lang w:val="zh_TW" w:bidi="zh_TW"/>
-        </w:rPr>
-        <w:t>；</w:t>
-      </w:r>
-      <w:hyperlink r:id="rId24">
-        <w:r>
-          <w:rPr>
-            <w:lang w:val="zh_TW" w:bidi="zh_TW"/>
-          </w:rPr>
-          <w:rPr>
-            <w:color w:val="0000EE"/>
-            <w:u w:val="single"/>
-          </w:rPr>
-          <w:t>路13:33</w:t>
-        </w:r>
-      </w:hyperlink>
-      <w:r>
-        <w:rPr>
-          <w:lang w:val="zh_TW" w:bidi="zh_TW"/>
-        </w:rPr>
-        <w:t>），祂對先知和「兒子」的死亡的比喻（婚宴，</w:t>
-      </w:r>
-      <w:hyperlink r:id="rId25">
-        <w:r>
-          <w:rPr>
-            <w:lang w:val="zh_TW" w:bidi="zh_TW"/>
-          </w:rPr>
-          <w:rPr>
-            <w:color w:val="0000EE"/>
-            <w:u w:val="single"/>
-          </w:rPr>
-          <w:t>太22:1–14</w:t>
-        </w:r>
-      </w:hyperlink>
-      <w:r>
-        <w:rPr>
-          <w:lang w:val="zh_TW" w:bidi="zh_TW"/>
-        </w:rPr>
-        <w:t>；惡園戶，</w:t>
-      </w:r>
-      <w:hyperlink r:id="rId26">
-        <w:r>
-          <w:rPr>
-            <w:lang w:val="zh_TW" w:bidi="zh_TW"/>
-          </w:rPr>
-          <w:rPr>
-            <w:color w:val="0000EE"/>
-            <w:u w:val="single"/>
-          </w:rPr>
-          <w:t>可12:1–10</w:t>
-        </w:r>
-      </w:hyperlink>
-      <w:r>
-        <w:rPr>
-          <w:lang w:val="zh_TW" w:bidi="zh_TW"/>
-        </w:rPr>
-        <w:t>），以及祂對門徒將承受類似苦難的教導（</w:t>
-      </w:r>
-      <w:hyperlink r:id="rId27">
-        <w:r>
-          <w:rPr>
-            <w:lang w:val="zh_TW" w:bidi="zh_TW"/>
-          </w:rPr>
-          <w:rPr>
-            <w:color w:val="0000EE"/>
-            <w:u w:val="single"/>
-          </w:rPr>
-          <w:t>太10:24–28</w:t>
-        </w:r>
-      </w:hyperlink>
-      <w:r>
-        <w:rPr>
-          <w:lang w:val="zh_TW" w:bidi="zh_TW"/>
-        </w:rPr>
-        <w:t>；</w:t>
-      </w:r>
-      <w:hyperlink r:id="rId28">
-        <w:r>
-          <w:rPr>
-            <w:lang w:val="zh_TW" w:bidi="zh_TW"/>
-          </w:rPr>
-          <w:rPr>
-            <w:color w:val="0000EE"/>
-            <w:u w:val="single"/>
-          </w:rPr>
-          <w:t>可8:34–35</w:t>
-        </w:r>
-      </w:hyperlink>
-      <w:r>
-        <w:rPr>
-          <w:lang w:val="zh_TW" w:bidi="zh_TW"/>
-        </w:rPr>
-        <w:t>；</w:t>
-      </w:r>
-      <w:hyperlink r:id="rId29">
-        <w:r>
-          <w:rPr>
-            <w:lang w:val="zh_TW" w:bidi="zh_TW"/>
-          </w:rPr>
-          <w:rPr>
-            <w:color w:val="0000EE"/>
-            <w:u w:val="single"/>
-          </w:rPr>
-          <w:t>約15:18–25</w:t>
-        </w:r>
-      </w:hyperlink>
-      <w:r>
-        <w:rPr>
-          <w:lang w:val="zh_TW" w:bidi="zh_TW"/>
-        </w:rPr>
-        <w:t>）。</w:t>
-      </w:r>
-    </w:p>
-    <w:p>
-      <w:pPr>
-        <w:pStyle w:val="Heading4"/>
-      </w:pPr>
-      <w:r>
-        <w:rPr>
-          <w:lang w:val="zh_TW" w:bidi="zh_TW"/>
-        </w:rPr>
-        <w:t>歷史事件</w:t>
-      </w:r>
-    </w:p>
-    <w:p>
-      <w:pPr/>
-      <w:r>
-        <w:rPr>
-          <w:lang w:val="zh_TW" w:bidi="zh_TW"/>
-        </w:rPr>
-      </w:r>
-      <w:r>
-        <w:rPr>
-          <w:lang w:val="zh_TW" w:bidi="zh_TW"/>
-        </w:rPr>
-        <w:t>耶穌被釘十字架結合了羅馬和猶太的元素。雖然福音書的作者強調了猶太人犯罪是為了他們自己辯論的目的，但他們還是小心地區分了領袖和普通百姓。是領袖們發起了逮捕耶穌的行動（</w:t>
-      </w:r>
-      <w:hyperlink r:id="rId30">
-        <w:r>
-          <w:rPr>
-            <w:lang w:val="zh_TW" w:bidi="zh_TW"/>
-          </w:rPr>
-          <w:rPr>
-            <w:color w:val="0000EE"/>
-            <w:u w:val="single"/>
-          </w:rPr>
-          <w:t>可14:43</w:t>
-        </w:r>
-      </w:hyperlink>
-      <w:r>
-        <w:rPr>
-          <w:lang w:val="zh_TW" w:bidi="zh_TW"/>
-        </w:rPr>
-        <w:t>）並將耶穌交由公會審判（</w:t>
-      </w:r>
-      <w:hyperlink r:id="rId31">
-        <w:r>
-          <w:rPr>
-            <w:lang w:val="zh_TW" w:bidi="zh_TW"/>
-          </w:rPr>
-          <w:rPr>
-            <w:color w:val="0000EE"/>
-            <w:u w:val="single"/>
-          </w:rPr>
-          <w:t>53–64節</w:t>
-        </w:r>
-      </w:hyperlink>
-      <w:r>
-        <w:rPr>
-          <w:lang w:val="zh_TW" w:bidi="zh_TW"/>
-        </w:rPr>
-        <w:t>）。雖然彼拉多似乎猶豫不決，最後卻軟弱地屈服於群眾，通過「洗手」來表示自己無罪（</w:t>
-      </w:r>
-      <w:hyperlink r:id="rId32">
-        <w:r>
-          <w:rPr>
-            <w:lang w:val="zh_TW" w:bidi="zh_TW"/>
-          </w:rPr>
-          <w:rPr>
-            <w:color w:val="0000EE"/>
-            <w:u w:val="single"/>
-          </w:rPr>
-          <w:t>太27:24</w:t>
-        </w:r>
-      </w:hyperlink>
-      <w:r>
-        <w:rPr>
-          <w:lang w:val="zh_TW" w:bidi="zh_TW"/>
-        </w:rPr>
-        <w:t>）。羅馬人明顯參與了耶穌釘十字架的事件中。由於公會沒有權力執行死刑，必須經過彼拉多的決定，才能施行釘十字架刑罰。此外，處決是由羅馬人實際執行。</w:t>
-      </w:r>
-    </w:p>
-    <w:p>
-      <w:pPr/>
-      <w:r>
-        <w:rPr>
-          <w:lang w:val="zh_TW" w:bidi="zh_TW"/>
-        </w:rPr>
-      </w:r>
-      <w:r>
-        <w:rPr>
-          <w:lang w:val="zh_TW" w:bidi="zh_TW"/>
-        </w:rPr>
-        <w:t>在耶穌的釘十字架過程中，遵循了羅馬的習俗，如鞭打、嘲弄性的加冕並剝奪衣物、背負自己的橫梁、被釘在十字架上，以及打斷兩個強盜的腿。高架的刑場符合將某些罪犯公開示眾的習俗。耶穌十字架的高度也是如此，可能有七到九英尺（2到3米）。十字架上有一塊刻著「猶太人的王」的牌子，表明十字架的橫樑是固定在木桩頂以下的位置。猶太元素見於摻有沒藥的酒（</w:t>
-      </w:r>
-      <w:hyperlink r:id="rId33">
-        <w:r>
-          <w:rPr>
-            <w:lang w:val="zh_TW" w:bidi="zh_TW"/>
-          </w:rPr>
-          <w:rPr>
-            <w:color w:val="0000EE"/>
-            <w:u w:val="single"/>
-          </w:rPr>
-          <w:t>可15:23</w:t>
-        </w:r>
-      </w:hyperlink>
-      <w:r>
-        <w:rPr>
-          <w:lang w:val="zh_TW" w:bidi="zh_TW"/>
-        </w:rPr>
-        <w:t>）、牛膝草蘆葦杆上的的醋（</w:t>
-      </w:r>
-      <w:hyperlink r:id="rId34">
-        <w:r>
-          <w:rPr>
-            <w:lang w:val="zh_TW" w:bidi="zh_TW"/>
-          </w:rPr>
-          <w:rPr>
-            <w:color w:val="0000EE"/>
-            <w:u w:val="single"/>
-          </w:rPr>
-          <w:t>36</w:t>
-        </w:r>
-      </w:hyperlink>
-      <w:r>
-        <w:rPr>
-          <w:lang w:val="zh_TW" w:bidi="zh_TW"/>
-        </w:rPr>
-        <w:t>），以及日落前和安息日開始前移走屍體（</w:t>
-      </w:r>
-      <w:hyperlink r:id="rId35">
-        <w:r>
-          <w:rPr>
-            <w:lang w:val="zh_TW" w:bidi="zh_TW"/>
-          </w:rPr>
-          <w:rPr>
-            <w:color w:val="0000EE"/>
-            <w:u w:val="single"/>
-          </w:rPr>
-          <w:t>約19:31</w:t>
-        </w:r>
-      </w:hyperlink>
-      <w:r>
-        <w:rPr>
-          <w:lang w:val="zh_TW" w:bidi="zh_TW"/>
-        </w:rPr>
-        <w:t>）。</w:t>
-      </w:r>
-    </w:p>
-    <w:p>
-      <w:pPr/>
-      <w:r>
-        <w:rPr>
-          <w:lang w:val="zh_TW" w:bidi="zh_TW"/>
-        </w:rPr>
-      </w:r>
-      <w:r>
-        <w:rPr>
-          <w:lang w:val="zh_TW" w:bidi="zh_TW"/>
-        </w:rPr>
-        <w:t>雖然耶穌被釘十字架的事實在歷史上很少受到挑戰，但福音書中四個不同版本的細節有時被認為是後來為了讓預言「應驗」、基督徒與猶太人之間的辯論，或崇拜考量的影響而添加的內容。然而我們不能從福音書記載的差異中得出這些細節不是歷史事實的結論。福音書作者對耶穌受難細節的選擇性記錄，並不能證明他們的敘述是捏造的。</w:t>
-      </w:r>
-    </w:p>
-    <w:p>
-      <w:pPr>
-        <w:pStyle w:val="Heading4"/>
-      </w:pPr>
-      <w:r>
-        <w:rPr>
-          <w:lang w:val="zh_TW" w:bidi="zh_TW"/>
-        </w:rPr>
-        <w:t>每卷福音書的重點</w:t>
-      </w:r>
-    </w:p>
-    <w:p>
-      <w:pPr/>
-      <w:r>
-        <w:rPr>
-          <w:lang w:val="zh_TW" w:bidi="zh_TW"/>
-        </w:rPr>
-      </w:r>
-      <w:r>
-        <w:rPr>
-          <w:lang w:val="zh_TW" w:bidi="zh_TW"/>
-        </w:rPr>
-        <w:t>在受難敘述中出現的元素是由每位作者挑選的，目的是展現一個特定的受難場景的觀看點。福音書作者不僅是歷史學家，也是神學家，他們選擇場景並加以描繪，以顯示這些事件對基督教信仰的意義。</w:t>
-      </w:r>
-    </w:p>
-    <w:p>
-      <w:pPr/>
-      <w:r>
-        <w:rPr>
-          <w:lang w:val="zh_TW" w:bidi="zh_TW"/>
-        </w:rPr>
-      </w:r>
-      <w:r>
-        <w:rPr>
-          <w:lang w:val="zh_TW" w:bidi="zh_TW"/>
-        </w:rPr>
-        <w:t>馬可福音和馬太福音都展示了彌賽亞被人類處死的恐怖場景。馬可福音對耶穌受難的記述，前半部分對比了群眾的嘲弄與耶穌死亡的真正意義。兩種「救自己」的呼喊（</w:t>
-      </w:r>
-      <w:hyperlink r:id="rId36">
-        <w:r>
-          <w:rPr>
-            <w:lang w:val="zh_TW" w:bidi="zh_TW"/>
-          </w:rPr>
-          <w:rPr>
-            <w:color w:val="0000EE"/>
-            <w:u w:val="single"/>
-          </w:rPr>
-          <w:t>可15:29–31</w:t>
-        </w:r>
-      </w:hyperlink>
-      <w:r>
-        <w:rPr>
-          <w:lang w:val="zh_TW" w:bidi="zh_TW"/>
-        </w:rPr>
-        <w:t>）反覆提到了耶穌所說的三天內重建聖殿——預言性地指向復活。後半部分的描述強調了場景的恐怖，從黑暗到被神離棄的呼喊，再到被進一步的嘲弄（</w:t>
-      </w:r>
-      <w:hyperlink r:id="rId37">
-        <w:r>
-          <w:rPr>
-            <w:lang w:val="zh_TW" w:bidi="zh_TW"/>
-          </w:rPr>
-          <w:rPr>
-            <w:color w:val="0000EE"/>
-            <w:u w:val="single"/>
-          </w:rPr>
-          <w:t>33–36</w:t>
-        </w:r>
-      </w:hyperlink>
-      <w:r>
-        <w:rPr>
-          <w:lang w:val="zh_TW" w:bidi="zh_TW"/>
-        </w:rPr>
-        <w:t>）。</w:t>
-      </w:r>
-    </w:p>
-    <w:p>
-      <w:pPr/>
-      <w:r>
-        <w:rPr>
-          <w:lang w:val="zh_TW" w:bidi="zh_TW"/>
-        </w:rPr>
-      </w:r>
-      <w:r>
-        <w:rPr>
-          <w:lang w:val="zh_TW" w:bidi="zh_TW"/>
-        </w:rPr>
-        <w:t>馬太福音在某些重要方向上擴展了馬可福音的意象，增加了耶穌「嘗了」苦酒（意在減輕他的痛苦）後拒絕飲用的細節（</w:t>
-      </w:r>
-      <w:hyperlink r:id="rId38">
-        <w:r>
-          <w:rPr>
-            <w:lang w:val="zh_TW" w:bidi="zh_TW"/>
-          </w:rPr>
-          <w:rPr>
-            <w:color w:val="0000EE"/>
-            <w:u w:val="single"/>
-          </w:rPr>
-          <w:t>太27:34</w:t>
-        </w:r>
-      </w:hyperlink>
-      <w:r>
-        <w:rPr>
-          <w:lang w:val="zh_TW" w:bidi="zh_TW"/>
-        </w:rPr>
-        <w:t>），並在死亡場景中添加了「氣就斷了」（</w:t>
-      </w:r>
-      <w:hyperlink r:id="rId39">
-        <w:r>
-          <w:rPr>
-            <w:lang w:val="zh_TW" w:bidi="zh_TW"/>
-          </w:rPr>
-          <w:rPr>
-            <w:color w:val="0000EE"/>
-            <w:u w:val="single"/>
-          </w:rPr>
-          <w:t>50</w:t>
-        </w:r>
-      </w:hyperlink>
-      <w:r>
-        <w:rPr>
-          <w:lang w:val="zh_TW" w:bidi="zh_TW"/>
-        </w:rPr>
-        <w:t>）。因此，馬太福音強調耶穌是自願面對死亡，祂完全清醒並完全控制自己。馬太福音的諷刺和暗示也帶出耶穌受難與祂被平反之間的差異。平反的元素包括聖殿幔子的裂開（</w:t>
-      </w:r>
-      <w:hyperlink r:id="rId40">
-        <w:r>
-          <w:rPr>
-            <w:lang w:val="zh_TW" w:bidi="zh_TW"/>
-          </w:rPr>
-          <w:rPr>
-            <w:color w:val="0000EE"/>
-            <w:u w:val="single"/>
-          </w:rPr>
-          <w:t>51</w:t>
-        </w:r>
-      </w:hyperlink>
-      <w:r>
-        <w:rPr>
-          <w:lang w:val="zh_TW" w:bidi="zh_TW"/>
-        </w:rPr>
-        <w:t>節）和百夫長的見證（</w:t>
-      </w:r>
-      <w:hyperlink r:id="rId41">
-        <w:r>
-          <w:rPr>
-            <w:lang w:val="zh_TW" w:bidi="zh_TW"/>
-          </w:rPr>
-          <w:rPr>
-            <w:color w:val="0000EE"/>
-            <w:u w:val="single"/>
-          </w:rPr>
-          <w:t>54</w:t>
-        </w:r>
-      </w:hyperlink>
-      <w:r>
-        <w:rPr>
-          <w:lang w:val="zh_TW" w:bidi="zh_TW"/>
-        </w:rPr>
-        <w:t>節）。在</w:t>
-      </w:r>
-      <w:hyperlink r:id="rId42">
-        <w:r>
-          <w:rPr>
-            <w:lang w:val="zh_TW" w:bidi="zh_TW"/>
-          </w:rPr>
-          <w:rPr>
-            <w:color w:val="0000EE"/>
-            <w:u w:val="single"/>
-          </w:rPr>
-          <w:t>馬太福音二十七章52至53節</w:t>
-        </w:r>
-      </w:hyperlink>
-      <w:r>
-        <w:rPr>
-          <w:lang w:val="zh_TW" w:bidi="zh_TW"/>
-        </w:rPr>
-        <w:t>這個奇特的超自然場景中，耶穌的死亡隨即發生了一場地震，地震打開了墳墓，使「已睡聖徒的身體」復活。對馬太來說，那些事件和其他事件開啟了末後的日子，這是救恩的新時代，當死亡的權勢被打破，生命將賜給所有人。</w:t>
-      </w:r>
-    </w:p>
-    <w:p>
-      <w:pPr/>
-      <w:r>
-        <w:rPr>
-          <w:lang w:val="zh_TW" w:bidi="zh_TW"/>
-        </w:rPr>
-      </w:r>
-      <w:r>
-        <w:rPr>
-          <w:lang w:val="zh_TW" w:bidi="zh_TW"/>
-        </w:rPr>
-        <w:t>路加福音中的記載也相當引人注目。它有兩個主要的重點。首先，耶穌被描繪成義人殉道的完美典範，祂寬恕了敵人，並且通過祂的態度改變了一些對手。當群眾回家時「捶著胸」（</w:t>
-      </w:r>
-      <w:hyperlink r:id="rId43">
-        <w:r>
-          <w:rPr>
-            <w:lang w:val="zh_TW" w:bidi="zh_TW"/>
-          </w:rPr>
-          <w:rPr>
-            <w:color w:val="0000EE"/>
-            <w:u w:val="single"/>
-          </w:rPr>
-          <w:t>路23:48</w:t>
-        </w:r>
-      </w:hyperlink>
-      <w:r>
-        <w:rPr>
-          <w:lang w:val="zh_TW" w:bidi="zh_TW"/>
-        </w:rPr>
-        <w:t>）以及百夫長的呼喊「這真是個義人！」（</w:t>
-      </w:r>
-      <w:hyperlink r:id="rId44">
-        <w:r>
-          <w:rPr>
-            <w:lang w:val="zh_TW" w:bidi="zh_TW"/>
-          </w:rPr>
-          <w:rPr>
-            <w:color w:val="0000EE"/>
-            <w:u w:val="single"/>
-          </w:rPr>
-          <w:t>47</w:t>
-        </w:r>
-      </w:hyperlink>
-      <w:r>
-        <w:rPr>
-          <w:lang w:val="zh_TW" w:bidi="zh_TW"/>
-        </w:rPr>
-        <w:t>節）時，統治者和兵丁的嘲弄最終被逆轉。第二，在路加福音中，整個場景充滿了敬畏和崇拜的氛圍。苦酒和沒藥、被離棄的呼喊、以及以利亞的嘲弄都被省略了，取而代之的是其它情節——特別是耶穌的禱告。只有路加福音記載：（1）耶穌祈求神寬恕祂的行刑者，這與士兵對祂的嘲弄形成對比；（2）對「信徒」罪犯的禱告的應許；以及（3）耶穌將祂的靈魂交託給父神。路加的描述使耶穌受難成為一種充滿敬拜的紀念。</w:t>
-      </w:r>
-    </w:p>
-    <w:p>
-      <w:pPr/>
-      <w:r>
-        <w:rPr>
-          <w:lang w:val="zh_TW" w:bidi="zh_TW"/>
-        </w:rPr>
-      </w:r>
-      <w:r>
-        <w:rPr>
-          <w:lang w:val="zh_TW" w:bidi="zh_TW"/>
-        </w:rPr>
-        <w:t>在約翰福音中，神學重點也發生了變化。與路加福音相比，約翰福音更進一步刪除了黑暗和嘲弄等令人震驚的細節，整個敘述中瀰漫著平靜的氛圍。經文強調耶穌對自己處境的主權控制，因為釘十字架幾乎成為一場加冕遊行。只有約翰福音記載十字架上的銘文是用希伯來文、拉丁文和希臘文寫的——這樣的指控成為了基督登基的普世宣告。銘文「拿撒勒人耶穌，猶太人的王」延續了彼拉多在耶穌受審後關於王權的對話。約翰福音因此補充了馬太福音的觀點：耶穌不僅成為了王，而且一直以來都是主宰。這位王被描繪成執行祭司的職責，並且祂自己成為祭物。只有約翰福音提到牛膝草（曾用來在逾越節灑羊羔的血，</w:t>
-      </w:r>
-      <w:hyperlink r:id="rId45">
-        <w:r>
-          <w:rPr>
-            <w:lang w:val="zh_TW" w:bidi="zh_TW"/>
-          </w:rPr>
-          <w:rPr>
-            <w:color w:val="0000EE"/>
-            <w:u w:val="single"/>
-          </w:rPr>
-          <w:t>出12:22</w:t>
-        </w:r>
-      </w:hyperlink>
-      <w:r>
-        <w:rPr>
-          <w:lang w:val="zh_TW" w:bidi="zh_TW"/>
-        </w:rPr>
-        <w:t>）和耶穌的呼喊：「成了！」（</w:t>
-      </w:r>
-      <w:hyperlink r:id="rId46">
-        <w:r>
-          <w:rPr>
-            <w:lang w:val="zh_TW" w:bidi="zh_TW"/>
-          </w:rPr>
-          <w:rPr>
-            <w:color w:val="0000EE"/>
-            <w:u w:val="single"/>
-          </w:rPr>
-          <w:t>約19:29–30</w:t>
-        </w:r>
-      </w:hyperlink>
-      <w:r>
-        <w:rPr>
-          <w:lang w:val="zh_TW" w:bidi="zh_TW"/>
-        </w:rPr>
-        <w:t>）。此外，耶穌肋旁被扎（</w:t>
-      </w:r>
-      <w:hyperlink r:id="rId47">
-        <w:r>
-          <w:rPr>
-            <w:lang w:val="zh_TW" w:bidi="zh_TW"/>
-          </w:rPr>
-          <w:rPr>
-            <w:color w:val="0000EE"/>
-            <w:u w:val="single"/>
-          </w:rPr>
-          <w:t>31–37</w:t>
-        </w:r>
-      </w:hyperlink>
-      <w:r>
-        <w:rPr>
-          <w:lang w:val="zh_TW" w:bidi="zh_TW"/>
-        </w:rPr>
-        <w:t>節），顯示了祂真實的死亡，也可以象徵性地與「活水的江河」（</w:t>
-      </w:r>
-      <w:hyperlink r:id="rId48">
-        <w:r>
-          <w:rPr>
-            <w:lang w:val="zh_TW" w:bidi="zh_TW"/>
-          </w:rPr>
-          <w:rPr>
-            <w:color w:val="0000EE"/>
-            <w:u w:val="single"/>
-          </w:rPr>
-          <w:t>7:37–38</w:t>
-        </w:r>
-      </w:hyperlink>
-      <w:r>
-        <w:rPr>
-          <w:lang w:val="zh_TW" w:bidi="zh_TW"/>
-        </w:rPr>
-        <w:t>）聯繫起來，作為新時代生命澆灌的預表。</w:t>
-      </w:r>
-    </w:p>
-    <w:p>
-      <w:pPr/>
-      <w:r>
-        <w:rPr>
-          <w:lang w:val="zh_TW" w:bidi="zh_TW"/>
-        </w:rPr>
-      </w:r>
-      <w:r>
-        <w:rPr>
-          <w:lang w:val="zh_TW" w:bidi="zh_TW"/>
-        </w:rPr>
-        <w:t>因此，每卷福音書從不同的角度描繪了耶穌死亡的意義。將它們結合在一起，能讓我們對十字架的意義有新的理解。我們看到的不是矛盾，而是一個引人入勝的整體的不同部分。</w:t>
-      </w:r>
-    </w:p>
-    <w:p>
-      <w:pPr>
-        <w:pStyle w:val="Heading3"/>
-      </w:pPr>
-      <w:r>
-        <w:rPr>
-          <w:lang w:val="zh_TW" w:bidi="zh_TW"/>
-        </w:rPr>
-        <w:t>基督被釘十字架的神學意義</w:t>
-      </w:r>
-    </w:p>
-    <w:p>
-      <w:pPr/>
-      <w:r>
-        <w:rPr>
-          <w:lang w:val="zh_TW" w:bidi="zh_TW"/>
-        </w:rPr>
-      </w:r>
-      <w:r>
-        <w:rPr>
-          <w:lang w:val="zh_TW" w:bidi="zh_TW"/>
-        </w:rPr>
-        <w:t>十字架在基督教神學中扮演著雙重角色。一些神學家強調耶穌基督歷史性被釘十字架的重要性，及為信徒所成就的事。另一些神學家則專注於十字架在每個信徒生命中的象徵意義。</w:t>
-      </w:r>
-    </w:p>
-    <w:p>
-      <w:pPr/>
-      <w:r>
-        <w:rPr>
-          <w:lang w:val="zh_TW" w:bidi="zh_TW"/>
-        </w:rPr>
-      </w:r>
-      <w:r>
-        <w:rPr>
-          <w:lang w:val="zh_TW" w:bidi="zh_TW"/>
-        </w:rPr>
-        <w:t>拿撒勒人耶穌的死亡和復活是基督教神學的核心事件。十字架之所以有意義，是因為被釘死在十字架上的人的重要性，以及祂的死亡所成就的事。「十字架的道理」是早期教會宣講救恩的核心。最重要的是，十字架事件是神在歷史上主要的救贖行動；因此，雖然十字架是一個過去的事件，但它在當下仍具有深遠的意義。基督被釘十字架並復活是教會信息的核心（</w:t>
-      </w:r>
-      <w:hyperlink r:id="rId49">
-        <w:r>
-          <w:rPr>
-            <w:lang w:val="zh_TW" w:bidi="zh_TW"/>
-          </w:rPr>
-          <w:rPr>
-            <w:color w:val="0000EE"/>
-            <w:u w:val="single"/>
-          </w:rPr>
-          <w:t>加3:1</w:t>
-        </w:r>
-      </w:hyperlink>
-      <w:r>
-        <w:rPr>
-          <w:lang w:val="zh_TW" w:bidi="zh_TW"/>
-        </w:rPr>
-        <w:t>）。</w:t>
-      </w:r>
-    </w:p>
-    <w:p>
-      <w:pPr/>
-      <w:r>
-        <w:rPr>
-          <w:lang w:val="zh_TW" w:bidi="zh_TW"/>
-        </w:rPr>
-      </w:r>
-      <w:r>
-        <w:rPr>
-          <w:lang w:val="zh_TW" w:bidi="zh_TW"/>
-        </w:rPr>
-        <w:t>核心經文是</w:t>
-      </w:r>
-      <w:hyperlink r:id="rId50">
-        <w:r>
-          <w:rPr>
-            <w:lang w:val="zh_TW" w:bidi="zh_TW"/>
-          </w:rPr>
-          <w:rPr>
-            <w:color w:val="0000EE"/>
-            <w:u w:val="single"/>
-          </w:rPr>
-          <w:t>哥林多前書一章17節至二章5節</w:t>
-        </w:r>
-      </w:hyperlink>
-      <w:r>
-        <w:rPr>
-          <w:lang w:val="zh_TW" w:bidi="zh_TW"/>
-        </w:rPr>
-        <w:t>。那裡的「十字架的道理」（</w:t>
-      </w:r>
-      <w:hyperlink r:id="rId51">
-        <w:r>
-          <w:rPr>
-            <w:lang w:val="zh_TW" w:bidi="zh_TW"/>
-          </w:rPr>
-          <w:rPr>
-            <w:color w:val="0000EE"/>
-            <w:u w:val="single"/>
-          </w:rPr>
-          <w:t>1:18</w:t>
-        </w:r>
-      </w:hyperlink>
-      <w:r>
-        <w:rPr>
-          <w:lang w:val="zh_TW" w:bidi="zh_TW"/>
-        </w:rPr>
-        <w:t>）與「智慧的言語」（</w:t>
-      </w:r>
-      <w:hyperlink r:id="rId52">
-        <w:r>
-          <w:rPr>
-            <w:lang w:val="zh_TW" w:bidi="zh_TW"/>
-          </w:rPr>
-          <w:rPr>
-            <w:color w:val="0000EE"/>
-            <w:u w:val="single"/>
-          </w:rPr>
-          <w:t>17</w:t>
-        </w:r>
-      </w:hyperlink>
-      <w:r>
-        <w:rPr>
-          <w:lang w:val="zh_TW" w:bidi="zh_TW"/>
-        </w:rPr>
-        <w:t>節）形成對比。雖然聽起來像愚拙，這對希臘哲學和猶太律法主義來說都是冒犯（參</w:t>
-      </w:r>
-      <w:hyperlink r:id="rId53">
-        <w:r>
-          <w:rPr>
-            <w:lang w:val="zh_TW" w:bidi="zh_TW"/>
-          </w:rPr>
-          <w:rPr>
-            <w:color w:val="0000EE"/>
-            <w:u w:val="single"/>
-          </w:rPr>
-          <w:t>加6:12–15</w:t>
-        </w:r>
-      </w:hyperlink>
-      <w:r>
-        <w:rPr>
-          <w:lang w:val="zh_TW" w:bidi="zh_TW"/>
-        </w:rPr>
-        <w:t>），但正是這種在人看來的「軟弱」卻為「神的能力」打開了門（</w:t>
-      </w:r>
-      <w:hyperlink r:id="rId51">
-        <w:r>
-          <w:rPr>
-            <w:lang w:val="zh_TW" w:bidi="zh_TW"/>
-          </w:rPr>
-          <w:rPr>
-            <w:color w:val="0000EE"/>
-            <w:u w:val="single"/>
-          </w:rPr>
-          <w:t>林前1:18</w:t>
-        </w:r>
-      </w:hyperlink>
-      <w:r>
-        <w:rPr>
-          <w:lang w:val="zh_TW" w:bidi="zh_TW"/>
-        </w:rPr>
-        <w:t>）。教會宣告中的十字架展示了神行事的模式：祂從生命中的軟弱之處創造出能力和智慧（</w:t>
-      </w:r>
-      <w:hyperlink r:id="rId54">
-        <w:r>
-          <w:rPr>
-            <w:lang w:val="zh_TW" w:bidi="zh_TW"/>
-          </w:rPr>
-          <w:rPr>
-            <w:color w:val="0000EE"/>
-            <w:u w:val="single"/>
-          </w:rPr>
-          <w:t>26–30節</w:t>
-        </w:r>
-      </w:hyperlink>
-      <w:r>
-        <w:rPr>
-          <w:lang w:val="zh_TW" w:bidi="zh_TW"/>
-        </w:rPr>
-        <w:t>）。由於哲學思辯用人的智慧取代了神的信息，從而使十字架失去了意義，保羅拒絕「高言大智」，只傳講「被釘十字架的基督」。因此，「聖靈和大能」在保羅的「軟弱」中顯明出來（</w:t>
-      </w:r>
-      <w:hyperlink r:id="rId55">
-        <w:r>
-          <w:rPr>
-            <w:lang w:val="zh_TW" w:bidi="zh_TW"/>
-          </w:rPr>
-          <w:rPr>
-            <w:color w:val="0000EE"/>
-            <w:u w:val="single"/>
-          </w:rPr>
-          <w:t>2:1–5</w:t>
-        </w:r>
-      </w:hyperlink>
-      <w:r>
-        <w:rPr>
-          <w:lang w:val="zh_TW" w:bidi="zh_TW"/>
-        </w:rPr>
-        <w:t>）。福音的核心是神從看似失敗中顯出勝利，從軟弱中顯出能力。</w:t>
-      </w:r>
-    </w:p>
-    <w:p>
-      <w:pPr/>
-      <w:r>
-        <w:rPr>
-          <w:lang w:val="zh_TW" w:bidi="zh_TW"/>
-        </w:rPr>
-      </w:r>
-      <w:r>
-        <w:rPr>
-          <w:lang w:val="zh_TW" w:bidi="zh_TW"/>
-        </w:rPr>
-        <w:t>書信中主要強調十字架是贖罪（atonement）的基礎（見</w:t>
-      </w:r>
-      <w:hyperlink r:id="rId56">
-        <w:r>
-          <w:rPr>
-            <w:lang w:val="zh_TW" w:bidi="zh_TW"/>
-          </w:rPr>
-          <w:rPr>
-            <w:color w:val="0000EE"/>
-            <w:u w:val="single"/>
-          </w:rPr>
-          <w:t>弗2:16</w:t>
-        </w:r>
-      </w:hyperlink>
-      <w:r>
-        <w:rPr>
-          <w:lang w:val="zh_TW" w:bidi="zh_TW"/>
-        </w:rPr>
-        <w:t>；</w:t>
-      </w:r>
-      <w:hyperlink r:id="rId57">
-        <w:r>
-          <w:rPr>
-            <w:lang w:val="zh_TW" w:bidi="zh_TW"/>
-          </w:rPr>
-          <w:rPr>
-            <w:color w:val="0000EE"/>
-            <w:u w:val="single"/>
-          </w:rPr>
-          <w:t>西1:20</w:t>
-        </w:r>
-      </w:hyperlink>
-      <w:r>
-        <w:rPr>
-          <w:lang w:val="zh_TW" w:bidi="zh_TW"/>
-        </w:rPr>
-        <w:t>，</w:t>
-      </w:r>
-      <w:hyperlink r:id="rId58">
-        <w:r>
-          <w:rPr>
-            <w:lang w:val="zh_TW" w:bidi="zh_TW"/>
-          </w:rPr>
-          <w:rPr>
-            <w:color w:val="0000EE"/>
-            <w:u w:val="single"/>
-          </w:rPr>
-          <w:t>2:14</w:t>
-        </w:r>
-      </w:hyperlink>
-      <w:r>
-        <w:rPr>
-          <w:lang w:val="zh_TW" w:bidi="zh_TW"/>
-        </w:rPr>
-        <w:t>），而在使徒行傳中，復活似乎是更重要的主題（見</w:t>
-      </w:r>
-      <w:hyperlink r:id="rId59">
-        <w:r>
-          <w:rPr>
-            <w:lang w:val="zh_TW" w:bidi="zh_TW"/>
-          </w:rPr>
-          <w:rPr>
-            <w:color w:val="0000EE"/>
-            <w:u w:val="single"/>
-          </w:rPr>
-          <w:t>徒2:33–36</w:t>
-        </w:r>
-      </w:hyperlink>
-      <w:r>
-        <w:rPr>
-          <w:lang w:val="zh_TW" w:bidi="zh_TW"/>
-        </w:rPr>
-        <w:t>，</w:t>
-      </w:r>
-      <w:hyperlink r:id="rId60">
-        <w:r>
-          <w:rPr>
-            <w:lang w:val="zh_TW" w:bidi="zh_TW"/>
-          </w:rPr>
-          <w:rPr>
-            <w:color w:val="0000EE"/>
-            <w:u w:val="single"/>
-          </w:rPr>
-          <w:t>3:19–26，</w:t>
-        </w:r>
-      </w:hyperlink>
-      <w:hyperlink r:id="rId61">
-        <w:r>
-          <w:rPr>
-            <w:lang w:val="zh_TW" w:bidi="zh_TW"/>
-          </w:rPr>
-          <w:rPr>
-            <w:color w:val="0000EE"/>
-            <w:u w:val="single"/>
-          </w:rPr>
-          <w:t>13:37–39</w:t>
-        </w:r>
-      </w:hyperlink>
-      <w:r>
-        <w:rPr>
-          <w:lang w:val="zh_TW" w:bidi="zh_TW"/>
-        </w:rPr>
-        <w:t>）。這是因為這些著作的目的不同：十字架常被用於教導的部分，而復活則在說服（或護教）部分中成為核心，當談到救恩的基礎時，往往會強調復活。事實上，這兩者在救恩歷史中是一個單一事件。耶穌「被交給人，是為我們的過犯；復活，是為叫我們稱義」（</w:t>
-      </w:r>
-      <w:hyperlink r:id="rId62">
-        <w:r>
-          <w:rPr>
-            <w:lang w:val="zh_TW" w:bidi="zh_TW"/>
-          </w:rPr>
-          <w:rPr>
-            <w:color w:val="0000EE"/>
-            <w:u w:val="single"/>
-          </w:rPr>
-          <w:t>羅4:25</w:t>
-        </w:r>
-      </w:hyperlink>
-      <w:r>
-        <w:rPr>
-          <w:lang w:val="zh_TW" w:bidi="zh_TW"/>
-        </w:rPr>
-        <w:t>）。</w:t>
-      </w:r>
-    </w:p>
-    <w:p>
-      <w:pPr/>
-      <w:r>
-        <w:rPr>
-          <w:lang w:val="zh_TW" w:bidi="zh_TW"/>
-        </w:rPr>
-      </w:r>
-      <w:r>
-        <w:rPr>
-          <w:lang w:val="zh_TW" w:bidi="zh_TW"/>
-        </w:rPr>
-        <w:t>保羅用「救贖（redemption）」、「挽回祭（propitiation）」和「稱義（justification）」來表達十字架的重要性。前兩個概念具有「為我們」的主題，這與受苦的僕人（</w:t>
-      </w:r>
-      <w:hyperlink r:id="rId63">
-        <w:r>
-          <w:rPr>
-            <w:lang w:val="zh_TW" w:bidi="zh_TW"/>
-          </w:rPr>
-          <w:rPr>
-            <w:color w:val="0000EE"/>
-            <w:u w:val="single"/>
-          </w:rPr>
-          <w:t>賽53:10–12</w:t>
-        </w:r>
-      </w:hyperlink>
-      <w:r>
-        <w:rPr>
-          <w:lang w:val="zh_TW" w:bidi="zh_TW"/>
-        </w:rPr>
-        <w:t>）相關聯，其死亡是為了「多人的罪」。在新約和舊約中，救贖的概念是支付代價以「贖回（ransom）」那些被擄的人。新約解釋說，那個代價在十字架上付了，從而使人從罪中得以釋放（</w:t>
-      </w:r>
-      <w:hyperlink r:id="rId64">
-        <w:r>
-          <w:rPr>
-            <w:lang w:val="zh_TW" w:bidi="zh_TW"/>
-          </w:rPr>
-          <w:rPr>
-            <w:color w:val="0000EE"/>
-            <w:u w:val="single"/>
-          </w:rPr>
-          <w:t>可10:45</w:t>
-        </w:r>
-      </w:hyperlink>
-      <w:r>
-        <w:rPr>
-          <w:lang w:val="zh_TW" w:bidi="zh_TW"/>
-        </w:rPr>
-        <w:t>；</w:t>
-      </w:r>
-      <w:hyperlink r:id="rId65">
-        <w:r>
-          <w:rPr>
-            <w:lang w:val="zh_TW" w:bidi="zh_TW"/>
-          </w:rPr>
-          <w:rPr>
-            <w:color w:val="0000EE"/>
-            <w:u w:val="single"/>
-          </w:rPr>
-          <w:t>多2:14</w:t>
-        </w:r>
-      </w:hyperlink>
-      <w:r>
-        <w:rPr>
-          <w:lang w:val="zh_TW" w:bidi="zh_TW"/>
-        </w:rPr>
-        <w:t>；</w:t>
-      </w:r>
-      <w:hyperlink r:id="rId66">
-        <w:r>
-          <w:rPr>
-            <w:lang w:val="zh_TW" w:bidi="zh_TW"/>
-          </w:rPr>
-          <w:rPr>
-            <w:color w:val="0000EE"/>
-            <w:u w:val="single"/>
-          </w:rPr>
-          <w:t>彼前1:18</w:t>
-        </w:r>
-      </w:hyperlink>
-      <w:r>
-        <w:rPr>
-          <w:lang w:val="zh_TW" w:bidi="zh_TW"/>
-        </w:rPr>
-        <w:t>）。 耶穌之死與「代替（instead of）」的關係也可見於</w:t>
-      </w:r>
-      <w:hyperlink r:id="rId16">
-        <w:r>
-          <w:rPr>
-            <w:lang w:val="zh_TW" w:bidi="zh_TW"/>
-          </w:rPr>
-          <w:rPr>
-            <w:color w:val="0000EE"/>
-            <w:u w:val="single"/>
-          </w:rPr>
-          <w:t>加拉太書三章13節</w:t>
-        </w:r>
-      </w:hyperlink>
-      <w:r>
-        <w:rPr>
-          <w:lang w:val="zh_TW" w:bidi="zh_TW"/>
-        </w:rPr>
-        <w:t>，該經文將</w:t>
-      </w:r>
-      <w:hyperlink r:id="rId67">
-        <w:r>
-          <w:rPr>
-            <w:lang w:val="zh_TW" w:bidi="zh_TW"/>
-          </w:rPr>
-          <w:rPr>
-            <w:color w:val="0000EE"/>
-            <w:u w:val="single"/>
-          </w:rPr>
-          <w:t>申命記二十一章23節</w:t>
-        </w:r>
-      </w:hyperlink>
-      <w:r>
-        <w:rPr>
-          <w:lang w:val="zh_TW" w:bidi="zh_TW"/>
-        </w:rPr>
-        <w:t>中的咒詛解釋為「為我們」（參</w:t>
-      </w:r>
-      <w:hyperlink r:id="rId68">
-        <w:r>
-          <w:rPr>
-            <w:lang w:val="zh_TW" w:bidi="zh_TW"/>
-          </w:rPr>
-          <w:rPr>
-            <w:color w:val="0000EE"/>
-            <w:u w:val="single"/>
-          </w:rPr>
-          <w:t>羅5:10–11、18</w:t>
-        </w:r>
-      </w:hyperlink>
-      <w:r>
-        <w:rPr>
-          <w:lang w:val="zh_TW" w:bidi="zh_TW"/>
-        </w:rPr>
-        <w:t>；</w:t>
-      </w:r>
-      <w:hyperlink r:id="rId69">
-        <w:r>
-          <w:rPr>
-            <w:lang w:val="zh_TW" w:bidi="zh_TW"/>
-          </w:rPr>
-          <w:rPr>
-            <w:color w:val="0000EE"/>
-            <w:u w:val="single"/>
-          </w:rPr>
-          <w:t>林前11:24</w:t>
-        </w:r>
-      </w:hyperlink>
-      <w:r>
-        <w:rPr>
-          <w:lang w:val="zh_TW" w:bidi="zh_TW"/>
-        </w:rPr>
-        <w:t>；</w:t>
-      </w:r>
-      <w:hyperlink r:id="rId70">
-        <w:r>
-          <w:rPr>
-            <w:lang w:val="zh_TW" w:bidi="zh_TW"/>
-          </w:rPr>
-          <w:rPr>
-            <w:color w:val="0000EE"/>
-            <w:u w:val="single"/>
-          </w:rPr>
-          <w:t>弗1:7</w:t>
-        </w:r>
-      </w:hyperlink>
-      <w:r>
-        <w:rPr>
-          <w:lang w:val="zh_TW" w:bidi="zh_TW"/>
-        </w:rPr>
-        <w:t>，</w:t>
-      </w:r>
-      <w:hyperlink r:id="rId71">
-        <w:r>
-          <w:rPr>
-            <w:lang w:val="zh_TW" w:bidi="zh_TW"/>
-          </w:rPr>
-          <w:rPr>
-            <w:color w:val="0000EE"/>
-            <w:u w:val="single"/>
-          </w:rPr>
-          <w:t>2:13</w:t>
-        </w:r>
-      </w:hyperlink>
-      <w:r>
-        <w:rPr>
-          <w:lang w:val="zh_TW" w:bidi="zh_TW"/>
-        </w:rPr>
-        <w:t>）。同樣，保羅的稱義觀念也是以十字架為中心。正是「基督被釘十字架」使人得以稱義，並使人脫離罪的自由成為可能（</w:t>
-      </w:r>
-      <w:hyperlink r:id="rId72">
-        <w:r>
-          <w:rPr>
-            <w:lang w:val="zh_TW" w:bidi="zh_TW"/>
-          </w:rPr>
-          <w:rPr>
-            <w:color w:val="0000EE"/>
-            <w:u w:val="single"/>
-          </w:rPr>
-          <w:t>羅6:6</w:t>
-        </w:r>
-      </w:hyperlink>
-      <w:r>
-        <w:rPr>
-          <w:lang w:val="zh_TW" w:bidi="zh_TW"/>
-        </w:rPr>
-        <w:t>；</w:t>
-      </w:r>
-      <w:hyperlink r:id="rId73">
-        <w:r>
-          <w:rPr>
-            <w:lang w:val="zh_TW" w:bidi="zh_TW"/>
-          </w:rPr>
-          <w:rPr>
-            <w:color w:val="0000EE"/>
-            <w:u w:val="single"/>
-          </w:rPr>
-          <w:t>加2:19–21</w:t>
-        </w:r>
-      </w:hyperlink>
-      <w:r>
-        <w:rPr>
-          <w:lang w:val="zh_TW" w:bidi="zh_TW"/>
-        </w:rPr>
-        <w:t>）。人的罪被轉移到十字架上，並在那裡得以贖罪，為所有願意接受其能力的人開啟了神的律法赦免之門（</w:t>
-      </w:r>
-      <w:hyperlink r:id="rId74">
-        <w:r>
-          <w:rPr>
-            <w:lang w:val="zh_TW" w:bidi="zh_TW"/>
-          </w:rPr>
-          <w:rPr>
-            <w:color w:val="0000EE"/>
-            <w:u w:val="single"/>
-          </w:rPr>
-          <w:t>彼前1:18–21</w:t>
-        </w:r>
-      </w:hyperlink>
-      <w:r>
-        <w:rPr>
-          <w:lang w:val="zh_TW" w:bidi="zh_TW"/>
-        </w:rPr>
-        <w:t>，</w:t>
-      </w:r>
-      <w:hyperlink r:id="rId75">
-        <w:r>
-          <w:rPr>
-            <w:lang w:val="zh_TW" w:bidi="zh_TW"/>
-          </w:rPr>
-          <w:rPr>
-            <w:color w:val="0000EE"/>
-            <w:u w:val="single"/>
-          </w:rPr>
-          <w:t>2:24，</w:t>
-        </w:r>
-      </w:hyperlink>
-      <w:hyperlink r:id="rId76">
-        <w:r>
-          <w:rPr>
-            <w:lang w:val="zh_TW" w:bidi="zh_TW"/>
-          </w:rPr>
-          <w:rPr>
-            <w:color w:val="0000EE"/>
-            <w:u w:val="single"/>
-          </w:rPr>
-          <w:t>3:18</w:t>
-        </w:r>
-      </w:hyperlink>
-      <w:r>
-        <w:rPr>
-          <w:lang w:val="zh_TW" w:bidi="zh_TW"/>
-        </w:rPr>
-        <w:t>）。最終的結果是「和好（reconciliation）」——這既是縱向的，指人與神之間的和好（</w:t>
-      </w:r>
-      <w:hyperlink r:id="rId57">
-        <w:r>
-          <w:rPr>
-            <w:lang w:val="zh_TW" w:bidi="zh_TW"/>
-          </w:rPr>
-          <w:rPr>
-            <w:color w:val="0000EE"/>
-            <w:u w:val="single"/>
-          </w:rPr>
-          <w:t>西1:20</w:t>
-        </w:r>
-      </w:hyperlink>
-      <w:r>
-        <w:rPr>
-          <w:lang w:val="zh_TW" w:bidi="zh_TW"/>
-        </w:rPr>
-        <w:t>），也是橫向的，指先前彼此敵對的人類勢力之間的和好（例如，在</w:t>
-      </w:r>
-      <w:hyperlink r:id="rId77">
-        <w:r>
-          <w:rPr>
-            <w:lang w:val="zh_TW" w:bidi="zh_TW"/>
-          </w:rPr>
-          <w:rPr>
-            <w:color w:val="0000EE"/>
-            <w:u w:val="single"/>
-          </w:rPr>
-          <w:t>弗2:13–16</w:t>
-        </w:r>
-      </w:hyperlink>
-      <w:r>
-        <w:rPr>
-          <w:lang w:val="zh_TW" w:bidi="zh_TW"/>
-        </w:rPr>
-        <w:t>，猶太人和外邦人之間）。</w:t>
-      </w:r>
-    </w:p>
-    <w:p>
-      <w:pPr/>
-      <w:r>
-        <w:rPr>
-          <w:lang w:val="zh_TW" w:bidi="zh_TW"/>
-        </w:rPr>
-      </w:r>
-      <w:r>
-        <w:rPr>
-          <w:lang w:val="zh_TW" w:bidi="zh_TW"/>
-        </w:rPr>
-        <w:t>除了耶穌基督在近2,000年前在猶太地被釘死的十字架的神學意義之外，十字架對祂今天的跟隨者來說，也具有象徵意義。</w:t>
-      </w:r>
-    </w:p>
-    <w:p>
-      <w:pPr/>
-      <w:r>
-        <w:rPr>
-          <w:lang w:val="zh_TW" w:bidi="zh_TW"/>
-        </w:rPr>
-      </w:r>
-      <w:r>
-        <w:rPr>
-          <w:lang w:val="zh_TW" w:bidi="zh_TW"/>
-        </w:rPr>
-        <w:t>耶穌在五處經文中將「背十字架」作為門徒的條件。這些經文有兩個主要異文（variants）：一個是在馬太福音和路加福音中共同出現的（</w:t>
-      </w:r>
-      <w:hyperlink r:id="rId78">
-        <w:r>
-          <w:rPr>
-            <w:lang w:val="zh_TW" w:bidi="zh_TW"/>
-          </w:rPr>
-          <w:rPr>
-            <w:color w:val="0000EE"/>
-            <w:u w:val="single"/>
-          </w:rPr>
-          <w:t>太10:38</w:t>
-        </w:r>
-      </w:hyperlink>
-      <w:r>
-        <w:rPr>
-          <w:lang w:val="zh_TW" w:bidi="zh_TW"/>
-        </w:rPr>
-        <w:t>；</w:t>
-      </w:r>
-      <w:hyperlink r:id="rId79">
-        <w:r>
-          <w:rPr>
-            <w:lang w:val="zh_TW" w:bidi="zh_TW"/>
-          </w:rPr>
-          <w:rPr>
-            <w:color w:val="0000EE"/>
-            <w:u w:val="single"/>
-          </w:rPr>
-          <w:t>加14:27</w:t>
-        </w:r>
-      </w:hyperlink>
-      <w:r>
-        <w:rPr>
-          <w:lang w:val="zh_TW" w:bidi="zh_TW"/>
-        </w:rPr>
-        <w:t>），其表述是負面的（「不能作我的門徒」）；另一個出現在三卷對觀福音書中（</w:t>
-      </w:r>
-      <w:hyperlink r:id="rId80">
-        <w:r>
-          <w:rPr>
-            <w:lang w:val="zh_TW" w:bidi="zh_TW"/>
-          </w:rPr>
-          <w:rPr>
-            <w:color w:val="0000EE"/>
-            <w:u w:val="single"/>
-          </w:rPr>
-          <w:t>太16:24</w:t>
-        </w:r>
-      </w:hyperlink>
-      <w:r>
-        <w:rPr>
-          <w:lang w:val="zh_TW" w:bidi="zh_TW"/>
-        </w:rPr>
-        <w:t>；</w:t>
-      </w:r>
-      <w:hyperlink r:id="rId81">
-        <w:r>
-          <w:rPr>
-            <w:lang w:val="zh_TW" w:bidi="zh_TW"/>
-          </w:rPr>
-          <w:rPr>
-            <w:color w:val="0000EE"/>
-            <w:u w:val="single"/>
-          </w:rPr>
-          <w:t>可8:34</w:t>
-        </w:r>
-      </w:hyperlink>
-      <w:r>
-        <w:rPr>
-          <w:lang w:val="zh_TW" w:bidi="zh_TW"/>
-        </w:rPr>
-        <w:t>；</w:t>
-      </w:r>
-      <w:hyperlink r:id="rId82">
-        <w:r>
-          <w:rPr>
-            <w:lang w:val="zh_TW" w:bidi="zh_TW"/>
-          </w:rPr>
-          <w:rPr>
-            <w:color w:val="0000EE"/>
-            <w:u w:val="single"/>
-          </w:rPr>
-          <w:t>加9:23</w:t>
-        </w:r>
-      </w:hyperlink>
-      <w:r>
-        <w:rPr>
-          <w:lang w:val="zh_TW" w:bidi="zh_TW"/>
-        </w:rPr>
-        <w:t>），其表述是正面的（「若有人要跟從我」）。這些話語中呈現了兩個主要的模式。主要的模式來自於一個被判刑的人背著他的十字架去刑場的意象；門徒訓練的一個必要部分就是天天（</w:t>
-      </w:r>
-      <w:hyperlink r:id="rId82">
-        <w:r>
-          <w:rPr>
-            <w:lang w:val="zh_TW" w:bidi="zh_TW"/>
-          </w:rPr>
-          <w:rPr>
-            <w:color w:val="0000EE"/>
-            <w:u w:val="single"/>
-          </w:rPr>
-          <w:t>路9:23</w:t>
-        </w:r>
-      </w:hyperlink>
-      <w:r>
-        <w:rPr>
-          <w:lang w:val="zh_TW" w:bidi="zh_TW"/>
-        </w:rPr>
-        <w:t>）願意為基督的緣故犧牲一切並受苦。其核心不是死亡，而是恥辱；門徒必須準備好成為社會的棄民。</w:t>
-      </w:r>
-    </w:p>
-    <w:p>
-      <w:pPr/>
-      <w:r>
-        <w:rPr>
-          <w:lang w:val="zh_TW" w:bidi="zh_TW"/>
-        </w:rPr>
-      </w:r>
-      <w:r>
-        <w:rPr>
-          <w:lang w:val="zh_TW" w:bidi="zh_TW"/>
-        </w:rPr>
-        <w:t>保羅將基督的比喻延伸到自我的死亡（death of the self）。他可能從早期教會的教導中得到了這個概念，如在</w:t>
-      </w:r>
-      <w:hyperlink r:id="rId83">
-        <w:r>
-          <w:rPr>
-            <w:lang w:val="zh_TW" w:bidi="zh_TW"/>
-          </w:rPr>
-          <w:rPr>
-            <w:color w:val="0000EE"/>
-            <w:u w:val="single"/>
-          </w:rPr>
-          <w:t>羅馬書六章1至8節</w:t>
-        </w:r>
-      </w:hyperlink>
-      <w:r>
-        <w:rPr>
-          <w:lang w:val="zh_TW" w:bidi="zh_TW"/>
-        </w:rPr>
-        <w:t>的洗禮信條，其中指出洗禮就是「和他一同埋葬」。保羅將基督徒認同與基督同死亡解釋為「我們的舊人和他同釘十字架，使罪身滅絕，叫我們不再作罪的奴僕」（</w:t>
-      </w:r>
-      <w:hyperlink r:id="rId72">
-        <w:r>
-          <w:rPr>
-            <w:lang w:val="zh_TW" w:bidi="zh_TW"/>
-          </w:rPr>
-          <w:rPr>
-            <w:color w:val="0000EE"/>
-            <w:u w:val="single"/>
-          </w:rPr>
-          <w:t>羅6:6</w:t>
-        </w:r>
-      </w:hyperlink>
-      <w:r>
-        <w:rPr>
-          <w:lang w:val="zh_TW" w:bidi="zh_TW"/>
-        </w:rPr>
-        <w:t>）。在</w:t>
-      </w:r>
-      <w:hyperlink r:id="rId84">
-        <w:r>
-          <w:rPr>
-            <w:lang w:val="zh_TW" w:bidi="zh_TW"/>
-          </w:rPr>
-          <w:rPr>
-            <w:color w:val="0000EE"/>
-            <w:u w:val="single"/>
-          </w:rPr>
-          <w:t>哥林多後書五章14至17節</w:t>
-        </w:r>
-      </w:hyperlink>
-      <w:r>
-        <w:rPr>
-          <w:lang w:val="zh_TW" w:bidi="zh_TW"/>
-        </w:rPr>
-        <w:t>中，保羅進一步闡述了這一觀點，信徒參與基督的死亡與復活，使舊的生命過去，新的生命來到（</w:t>
-      </w:r>
-      <w:hyperlink r:id="rId85">
-        <w:r>
-          <w:rPr>
-            <w:lang w:val="zh_TW" w:bidi="zh_TW"/>
-          </w:rPr>
-          <w:rPr>
-            <w:color w:val="0000EE"/>
-            <w:u w:val="single"/>
-          </w:rPr>
-          <w:t>5:17</w:t>
-        </w:r>
-      </w:hyperlink>
-      <w:r>
-        <w:rPr>
-          <w:lang w:val="zh_TW" w:bidi="zh_TW"/>
-        </w:rPr>
-        <w:t>）。在加拉太書中也可以看到相同的觀點，那處經文將自我的神秘性死亡與那些認為基督徒需要遵守猶太律法的律法主義制度作了對比。信徒是「已經與基督同釘十字架」，結果是「現在活著的不再是我」（</w:t>
-      </w:r>
-      <w:hyperlink r:id="rId86">
-        <w:r>
-          <w:rPr>
-            <w:lang w:val="zh_TW" w:bidi="zh_TW"/>
-          </w:rPr>
-          <w:rPr>
-            <w:color w:val="0000EE"/>
-            <w:u w:val="single"/>
-          </w:rPr>
-          <w:t>加2:20</w:t>
-        </w:r>
-      </w:hyperlink>
-      <w:r>
-        <w:rPr>
-          <w:lang w:val="zh_TW" w:bidi="zh_TW"/>
-        </w:rPr>
-        <w:t>）；「邪情私慾」是「釘在十字架上」（</w:t>
-      </w:r>
-      <w:hyperlink r:id="rId87">
-        <w:r>
-          <w:rPr>
-            <w:lang w:val="zh_TW" w:bidi="zh_TW"/>
-          </w:rPr>
-          <w:rPr>
-            <w:color w:val="0000EE"/>
-            <w:u w:val="single"/>
-          </w:rPr>
-          <w:t>5:24</w:t>
-        </w:r>
-      </w:hyperlink>
-      <w:r>
-        <w:rPr>
-          <w:lang w:val="zh_TW" w:bidi="zh_TW"/>
-        </w:rPr>
-        <w:t>）；並且「但我斷不以別的誇口，只誇我們主耶穌基督的十字架；因這十字架，就我而論，世界已經釘在十字架上；就世界而論，我已經釘在十字架上。」（</w:t>
-      </w:r>
-      <w:hyperlink r:id="rId88">
-        <w:r>
-          <w:rPr>
-            <w:lang w:val="zh_TW" w:bidi="zh_TW"/>
-          </w:rPr>
-          <w:rPr>
-            <w:color w:val="0000EE"/>
-            <w:u w:val="single"/>
-          </w:rPr>
-          <w:t>6:14</w:t>
-        </w:r>
-      </w:hyperlink>
-      <w:r>
-        <w:rPr>
-          <w:lang w:val="zh_TW" w:bidi="zh_TW"/>
-        </w:rPr>
-        <w:t>）。信徒必須經歷十字架才能找到復活的生命。</w:t>
-      </w:r>
-    </w:p>
-    <w:p>
-      <w:pPr/>
-      <w:r>
-        <w:rPr>
-          <w:lang w:val="zh_TW" w:bidi="zh_TW"/>
-        </w:rPr>
+        <w:t>）。有英文譯本將這男孩描述為「瘋子（lunatic）」（來自拉丁文</w:t>
       </w:r>
       <w:r>
         <w:rPr>
           <w:i/>
           <w:lang w:val="zh_TW" w:bidi="zh_TW"/>
         </w:rPr>
-        <w:t>另見</w:t>
+        <w:t>luna，意為</w:t>
       </w:r>
       <w:r>
         <w:rPr>
           <w:lang w:val="zh_TW" w:bidi="zh_TW"/>
         </w:rPr>
-        <w:t xml:space="preserve"> </w:t>
+        <w:t>「月亮」）是不正確的用法。馬太福音中所用的希臘文詞語（字面意思為「受月亮影響」）反映了古代對某些疾病與月相有關的觀念。根據聖經記載，根據聖經記載，耶穌將一個邪靈或「污鬼」趕出該男孩後，他便得到了醫治。</w:t>
+      </w:r>
+      <w:r>
+        <w:rPr>
+          <w:i/>
+          <w:lang w:val="zh_TW" w:bidi="zh_TW"/>
+        </w:rPr>
+        <w:t>見</w:t>
       </w:r>
       <w:r>
         <w:rPr>
           <w:lang w:val="zh_TW" w:bidi="zh_TW"/>
         </w:rPr>
-        <w:t>贖罪；</w:t>
-      </w:r>
-      <w:r>
-        <w:rPr>
-          <w:lang w:val="zh_TW" w:bidi="zh_TW"/>
-        </w:rPr>
-        <w:t>刑法與懲罰</w:t>
-      </w:r>
-      <w:r>
-        <w:rPr>
-          <w:lang w:val="zh_TW" w:bidi="zh_TW"/>
-        </w:rPr>
-        <w:t>；</w:t>
-      </w:r>
-      <w:r>
-        <w:rPr>
-          <w:lang w:val="zh_TW" w:bidi="zh_TW"/>
-        </w:rPr>
-        <w:t>以利！以利！拉馬撒巴各大尼</w:t>
-      </w:r>
-      <w:r>
-        <w:rPr>
-          <w:lang w:val="zh_TW" w:bidi="zh_TW"/>
-        </w:rPr>
-        <w:t>；</w:t>
-      </w:r>
-      <w:r>
-        <w:rPr>
-          <w:lang w:val="zh_TW" w:bidi="zh_TW"/>
-        </w:rPr>
-        <w:t>各各他</w:t>
-      </w:r>
-      <w:r>
-        <w:rPr>
-          <w:lang w:val="zh_TW" w:bidi="zh_TW"/>
-        </w:rPr>
-        <w:t>；</w:t>
-      </w:r>
-      <w:r>
-        <w:rPr>
-          <w:lang w:val="zh_TW" w:bidi="zh_TW"/>
-        </w:rPr>
-        <w:t>救贖主，救贖</w:t>
-      </w:r>
-      <w:r>
-        <w:rPr>
-          <w:lang w:val="zh_TW" w:bidi="zh_TW"/>
-        </w:rPr>
-        <w:t>；</w:t>
-      </w:r>
-      <w:r>
-        <w:rPr>
-          <w:lang w:val="zh_TW" w:bidi="zh_TW"/>
-        </w:rPr>
-        <w:t>耶穌的十架七言</w:t>
+        <w:t>藥物與醫療實踐</w:t>
       </w:r>
       <w:r>
         <w:rPr>
@@ -4248,12 +2233,6 @@
   </w:num>
   <w:num w:numId="13" w16cid:durableId="592781308">
     <w:abstractNumId w:val="11"/>
-  </w:num>
-  <w:num w:numId="14">
-    <w:abstractNumId w:val="3"/>
-    <w:lvlOverride w:ilvl="0">
-      <w:startOverride w:val="1"/>
-    </w:lvlOverride>
   </w:num>
   <w:numIdMacAtCleanup w:val="10"/>
 </w:numbering>

--- a/zht/docx/030.content.docx
+++ b/zht/docx/030.content.docx
@@ -149,7 +149,7 @@
         <w:rPr>
           <w:lang w:val="zh_TW" w:bidi="zh_TW"/>
         </w:rPr>
-        <w:t>dian</w:t>
+        <w:t>di</w:t>
       </w:r>
       <w:r>
         <w:rPr>
@@ -212,7 +212,7 @@
         <w:rPr>
           <w:lang w:val="zh_TW" w:bidi="zh_TW"/>
         </w:rPr>
-        <w:t>癲癇，癲癇病人</w:t>
+        <w:t>地</w:t>
       </w:r>
       <w:r>
         <w:rPr>
@@ -231,7 +231,7 @@
         <w:rPr>
           <w:lang w:val="zh_TW" w:bidi="zh_TW"/>
         </w:rPr>
-        <w:t>中樞神經系統的一種疾病，其特徵包括失去意識和抽搐。癲癇發作可分為小發作（面部或手部抽動、短暫而劇烈的腹痛，以及可能的瞬間失去意識）和大發作（全身抽搐、口吐白沫、以及持續5至20分鐘的昏迷）。雖然癲癇的原因至今仍不完全清楚，但現代已有藥物可以預防或控制發作。</w:t>
+        <w:t>Earth一詞可以指我們所住的星球，亦用於表達地，與天堂和地獄有所區別。這詞也可以表達土地、土壤或其他幾種事物。聖經裡「地」的用法很多，與我們今天的用法相似。</w:t>
       </w:r>
     </w:p>
     <w:p>
@@ -245,7 +245,7 @@
         <w:rPr>
           <w:lang w:val="zh_TW" w:bidi="zh_TW"/>
         </w:rPr>
-        <w:t>在聖經時代，癲癇（稱為「癲病」）尚無有效的治療方法。耶穌曾醫治一名顯然患有此病的男孩（</w:t>
+        <w:t>在希伯來文中，有一個譯為「地」的詞，也用來指「人」或「亞當」（</w:t>
       </w:r>
       <w:hyperlink r:id="rId13">
         <w:r>
@@ -256,7 +256,207 @@
             <w:color w:val="0000EE"/>
             <w:u w:val="single"/>
           </w:rPr>
-          <w:t>太17:14–18</w:t>
+          <w:t>創2:7、19</w:t>
+        </w:r>
+      </w:hyperlink>
+      <w:r>
+        <w:rPr>
+          <w:lang w:val="zh_TW" w:bidi="zh_TW"/>
+        </w:rPr>
+        <w:t>）。這個詞與「紅色的土壤」有關，表示亞當的身體是由這種塵土造的。譯為「地」或「土地」的詞可以指國家（</w:t>
+      </w:r>
+      <w:hyperlink r:id="rId14">
+        <w:r>
+          <w:rPr>
+            <w:lang w:val="zh_TW" w:bidi="zh_TW"/>
+          </w:rPr>
+          <w:rPr>
+            <w:color w:val="0000EE"/>
+            <w:u w:val="single"/>
+          </w:rPr>
+          <w:t>創21:21</w:t>
+        </w:r>
+      </w:hyperlink>
+      <w:r>
+        <w:rPr>
+          <w:lang w:val="zh_TW" w:bidi="zh_TW"/>
+        </w:rPr>
+        <w:t>），另一個譯為「塵土」的詞則可以單純表示「地面」或「乾地」（</w:t>
+      </w:r>
+      <w:hyperlink r:id="rId15">
+        <w:r>
+          <w:rPr>
+            <w:lang w:val="zh_TW" w:bidi="zh_TW"/>
+          </w:rPr>
+          <w:rPr>
+            <w:color w:val="0000EE"/>
+            <w:u w:val="single"/>
+          </w:rPr>
+          <w:t>創3:19</w:t>
+        </w:r>
+      </w:hyperlink>
+      <w:r>
+        <w:rPr>
+          <w:lang w:val="zh_TW" w:bidi="zh_TW"/>
+        </w:rPr>
+        <w:t>）。在新約聖經中，有希臘文詞語被翻譯為「地」，同樣也可以指一塊土地或一個國家（</w:t>
+      </w:r>
+      <w:hyperlink r:id="rId16">
+        <w:r>
+          <w:rPr>
+            <w:lang w:val="zh_TW" w:bidi="zh_TW"/>
+          </w:rPr>
+          <w:rPr>
+            <w:color w:val="0000EE"/>
+            <w:u w:val="single"/>
+          </w:rPr>
+          <w:t>太27:45</w:t>
+        </w:r>
+      </w:hyperlink>
+      <w:r>
+        <w:rPr>
+          <w:lang w:val="zh_TW" w:bidi="zh_TW"/>
+        </w:rPr>
+        <w:t>）。另一個希臘文詞語，從中衍生出「普世」（ecumenical）一詞，指整個有人居住的世界（</w:t>
+      </w:r>
+      <w:hyperlink r:id="rId17">
+        <w:r>
+          <w:rPr>
+            <w:lang w:val="zh_TW" w:bidi="zh_TW"/>
+          </w:rPr>
+          <w:rPr>
+            <w:color w:val="0000EE"/>
+            <w:u w:val="single"/>
+          </w:rPr>
+          <w:t>路21:26</w:t>
+        </w:r>
+      </w:hyperlink>
+      <w:r>
+        <w:rPr>
+          <w:lang w:val="zh_TW" w:bidi="zh_TW"/>
+        </w:rPr>
+        <w:t>）或特指當時的羅馬帝國（</w:t>
+      </w:r>
+      <w:hyperlink r:id="rId18">
+        <w:r>
+          <w:rPr>
+            <w:lang w:val="zh_TW" w:bidi="zh_TW"/>
+          </w:rPr>
+          <w:rPr>
+            <w:color w:val="0000EE"/>
+            <w:u w:val="single"/>
+          </w:rPr>
+          <w:t>路2:1</w:t>
+        </w:r>
+      </w:hyperlink>
+      <w:r>
+        <w:rPr>
+          <w:lang w:val="zh_TW" w:bidi="zh_TW"/>
+        </w:rPr>
+        <w:t>）。</w:t>
+      </w:r>
+    </w:p>
+    <w:p>
+      <w:pPr/>
+      <w:r>
+        <w:rPr>
+          <w:lang w:val="zh_TW" w:bidi="zh_TW"/>
+        </w:rPr>
+      </w:r>
+      <w:r>
+        <w:rPr>
+          <w:lang w:val="zh_TW" w:bidi="zh_TW"/>
+        </w:rPr>
+        <w:t>起初，「</w:t>
+      </w:r>
+      <w:r>
+        <w:rPr>
+          <w:lang w:val="zh_TW" w:bidi="zh_TW"/>
+        </w:rPr>
+        <w:t>神稱旱地為『地』，稱水的聚處為『海』。神看着是好的。」</w:t>
+      </w:r>
+      <w:r>
+        <w:rPr>
+          <w:lang w:val="zh_TW" w:bidi="zh_TW"/>
+        </w:rPr>
+        <w:t>然後，「神說：『地要發生</w:t>
+      </w:r>
+      <w:r>
+        <w:rPr>
+          <w:lang w:val="zh_TW" w:bidi="zh_TW"/>
+        </w:rPr>
+        <w:t>青草』」</w:t>
+      </w:r>
+      <w:r>
+        <w:rPr>
+          <w:lang w:val="zh_TW" w:bidi="zh_TW"/>
+        </w:rPr>
+        <w:t>（</w:t>
+      </w:r>
+      <w:hyperlink r:id="rId19">
+        <w:r>
+          <w:rPr>
+            <w:lang w:val="zh_TW" w:bidi="zh_TW"/>
+          </w:rPr>
+          <w:rPr>
+            <w:color w:val="0000EE"/>
+            <w:u w:val="single"/>
+          </w:rPr>
+          <w:t>創1:10–11</w:t>
+        </w:r>
+      </w:hyperlink>
+      <w:r>
+        <w:rPr>
+          <w:lang w:val="zh_TW" w:bidi="zh_TW"/>
+        </w:rPr>
+        <w:t>）。有些經文中，「地」的用法接近我們今天所理解的整個地球（</w:t>
+      </w:r>
+      <w:hyperlink r:id="rId20">
+        <w:r>
+          <w:rPr>
+            <w:lang w:val="zh_TW" w:bidi="zh_TW"/>
+          </w:rPr>
+          <w:rPr>
+            <w:color w:val="0000EE"/>
+            <w:u w:val="single"/>
+          </w:rPr>
+          <w:t>伯1:7</w:t>
+        </w:r>
+      </w:hyperlink>
+      <w:r>
+        <w:rPr>
+          <w:lang w:val="zh_TW" w:bidi="zh_TW"/>
+        </w:rPr>
+        <w:t>），例如描述「懸在虛空」（</w:t>
+      </w:r>
+      <w:hyperlink r:id="rId21">
+        <w:r>
+          <w:rPr>
+            <w:lang w:val="zh_TW" w:bidi="zh_TW"/>
+          </w:rPr>
+          <w:rPr>
+            <w:color w:val="0000EE"/>
+            <w:u w:val="single"/>
+          </w:rPr>
+          <w:t>伯26:7</w:t>
+        </w:r>
+      </w:hyperlink>
+      <w:r>
+        <w:rPr>
+          <w:lang w:val="zh_TW" w:bidi="zh_TW"/>
+        </w:rPr>
+        <w:t>）。提到地的四方或四境（</w:t>
+      </w:r>
+      <w:hyperlink r:id="rId22">
+        <w:r>
+          <w:rPr>
+            <w:lang w:val="zh_TW" w:bidi="zh_TW"/>
+          </w:rPr>
+          <w:rPr>
+            <w:color w:val="0000EE"/>
+            <w:u w:val="single"/>
+          </w:rPr>
+          <w:t>賽11:12</w:t>
         </w:r>
       </w:hyperlink>
       <w:r>
@@ -265,16 +465,82 @@
         </w:rPr>
         <w:t>；</w:t>
       </w:r>
-      <w:hyperlink r:id="rId14">
-        <w:r>
-          <w:rPr>
-            <w:lang w:val="zh_TW" w:bidi="zh_TW"/>
-          </w:rPr>
-          <w:rPr>
-            <w:color w:val="0000EE"/>
-            <w:u w:val="single"/>
-          </w:rPr>
-          <w:t>可9:17–27</w:t>
+      <w:hyperlink r:id="rId23">
+        <w:r>
+          <w:rPr>
+            <w:lang w:val="zh_TW" w:bidi="zh_TW"/>
+          </w:rPr>
+          <w:rPr>
+            <w:color w:val="0000EE"/>
+            <w:u w:val="single"/>
+          </w:rPr>
+          <w:t>結7:2</w:t>
+        </w:r>
+      </w:hyperlink>
+      <w:r>
+        <w:rPr>
+          <w:lang w:val="zh_TW" w:bidi="zh_TW"/>
+        </w:rPr>
+        <w:t>），其實是指東南西北四個方向，而不是地球的形狀。「</w:t>
+      </w:r>
+      <w:r>
+        <w:rPr>
+          <w:lang w:val="zh_TW" w:bidi="zh_TW"/>
+        </w:rPr>
+        <w:t>地球大圈</w:t>
+      </w:r>
+      <w:r>
+        <w:rPr>
+          <w:lang w:val="zh_TW" w:bidi="zh_TW"/>
+        </w:rPr>
+        <w:t>」可能指的是地平線的周界（</w:t>
+      </w:r>
+      <w:hyperlink r:id="rId24">
+        <w:r>
+          <w:rPr>
+            <w:lang w:val="zh_TW" w:bidi="zh_TW"/>
+          </w:rPr>
+          <w:rPr>
+            <w:color w:val="0000EE"/>
+            <w:u w:val="single"/>
+          </w:rPr>
+          <w:t>賽40:22</w:t>
+        </w:r>
+      </w:hyperlink>
+      <w:r>
+        <w:rPr>
+          <w:lang w:val="zh_TW" w:bidi="zh_TW"/>
+        </w:rPr>
+        <w:t>；比較</w:t>
+      </w:r>
+      <w:hyperlink r:id="rId25">
+        <w:r>
+          <w:rPr>
+            <w:lang w:val="zh_TW" w:bidi="zh_TW"/>
+          </w:rPr>
+          <w:rPr>
+            <w:color w:val="0000EE"/>
+            <w:u w:val="single"/>
+          </w:rPr>
+          <w:t>伯38:13</w:t>
+        </w:r>
+      </w:hyperlink>
+      <w:r>
+        <w:rPr>
+          <w:lang w:val="zh_TW" w:bidi="zh_TW"/>
+        </w:rPr>
+        <w:t>）。地有時被描述為建立在「柱子」（</w:t>
+      </w:r>
+      <w:hyperlink r:id="rId26">
+        <w:r>
+          <w:rPr>
+            <w:lang w:val="zh_TW" w:bidi="zh_TW"/>
+          </w:rPr>
+          <w:rPr>
+            <w:color w:val="0000EE"/>
+            <w:u w:val="single"/>
+          </w:rPr>
+          <w:t>伯9:6</w:t>
         </w:r>
       </w:hyperlink>
       <w:r>
@@ -283,49 +549,4894 @@
         </w:rPr>
         <w:t>；</w:t>
       </w:r>
-      <w:hyperlink r:id="rId15">
-        <w:r>
-          <w:rPr>
-            <w:lang w:val="zh_TW" w:bidi="zh_TW"/>
-          </w:rPr>
-          <w:rPr>
-            <w:color w:val="0000EE"/>
-            <w:u w:val="single"/>
-          </w:rPr>
-          <w:t>路9:37–42</w:t>
-        </w:r>
-      </w:hyperlink>
-      <w:r>
-        <w:rPr>
-          <w:lang w:val="zh_TW" w:bidi="zh_TW"/>
-        </w:rPr>
-        <w:t>）。有英文譯本將這男孩描述為「瘋子（lunatic）」（來自拉丁文</w:t>
+      <w:hyperlink r:id="rId27">
+        <w:r>
+          <w:rPr>
+            <w:lang w:val="zh_TW" w:bidi="zh_TW"/>
+          </w:rPr>
+          <w:rPr>
+            <w:color w:val="0000EE"/>
+            <w:u w:val="single"/>
+          </w:rPr>
+          <w:t>詩75:3</w:t>
+        </w:r>
+      </w:hyperlink>
+      <w:r>
+        <w:rPr>
+          <w:lang w:val="zh_TW" w:bidi="zh_TW"/>
+        </w:rPr>
+        <w:t>）或「</w:t>
+      </w:r>
+      <w:r>
+        <w:rPr>
+          <w:lang w:val="zh_TW" w:bidi="zh_TW"/>
+        </w:rPr>
+        <w:t>根基」</w:t>
+      </w:r>
+      <w:r>
+        <w:rPr>
+          <w:lang w:val="zh_TW" w:bidi="zh_TW"/>
+        </w:rPr>
+        <w:t>（</w:t>
+      </w:r>
+      <w:hyperlink r:id="rId28">
+        <w:r>
+          <w:rPr>
+            <w:lang w:val="zh_TW" w:bidi="zh_TW"/>
+          </w:rPr>
+          <w:rPr>
+            <w:color w:val="0000EE"/>
+            <w:u w:val="single"/>
+          </w:rPr>
+          <w:t>詩104:5</w:t>
+        </w:r>
+      </w:hyperlink>
+      <w:r>
+        <w:rPr>
+          <w:lang w:val="zh_TW" w:bidi="zh_TW"/>
+        </w:rPr>
+        <w:t>；</w:t>
+      </w:r>
+      <w:hyperlink r:id="rId29">
+        <w:r>
+          <w:rPr>
+            <w:lang w:val="zh_TW" w:bidi="zh_TW"/>
+          </w:rPr>
+          <w:rPr>
+            <w:color w:val="0000EE"/>
+            <w:u w:val="single"/>
+          </w:rPr>
+          <w:t>箴8:29</w:t>
+        </w:r>
+      </w:hyperlink>
+      <w:r>
+        <w:rPr>
+          <w:lang w:val="zh_TW" w:bidi="zh_TW"/>
+        </w:rPr>
+        <w:t>；</w:t>
+      </w:r>
+      <w:hyperlink r:id="rId30">
+        <w:r>
+          <w:rPr>
+            <w:lang w:val="zh_TW" w:bidi="zh_TW"/>
+          </w:rPr>
+          <w:rPr>
+            <w:color w:val="0000EE"/>
+            <w:u w:val="single"/>
+          </w:rPr>
+          <w:t>賽24:18</w:t>
+        </w:r>
+      </w:hyperlink>
+      <w:r>
+        <w:rPr>
+          <w:lang w:val="zh_TW" w:bidi="zh_TW"/>
+        </w:rPr>
+        <w:t>；</w:t>
+      </w:r>
+      <w:hyperlink r:id="rId31">
+        <w:r>
+          <w:rPr>
+            <w:lang w:val="zh_TW" w:bidi="zh_TW"/>
+          </w:rPr>
+          <w:rPr>
+            <w:color w:val="0000EE"/>
+            <w:u w:val="single"/>
+          </w:rPr>
+          <w:t>耶31:37</w:t>
+        </w:r>
+      </w:hyperlink>
+      <w:r>
+        <w:rPr>
+          <w:lang w:val="zh_TW" w:bidi="zh_TW"/>
+        </w:rPr>
+        <w:t>）。這些描述多出現在詩歌或先知書裡，因此不能當作希伯來人對宇宙結構的科學理解。</w:t>
+      </w:r>
+    </w:p>
+    <w:p>
+      <w:pPr/>
+      <w:r>
+        <w:rPr>
+          <w:lang w:val="zh_TW" w:bidi="zh_TW"/>
+        </w:rPr>
+      </w:r>
+      <w:r>
+        <w:rPr>
+          <w:lang w:val="zh_TW" w:bidi="zh_TW"/>
+        </w:rPr>
+        <w:t>「地」也可以指農夫耕種的土壤（見</w:t>
+      </w:r>
+      <w:hyperlink r:id="rId32">
+        <w:r>
+          <w:rPr>
+            <w:lang w:val="zh_TW" w:bidi="zh_TW"/>
+          </w:rPr>
+          <w:rPr>
+            <w:color w:val="0000EE"/>
+            <w:u w:val="single"/>
+          </w:rPr>
+          <w:t>王下5:17</w:t>
+        </w:r>
+      </w:hyperlink>
+      <w:r>
+        <w:rPr>
+          <w:lang w:val="zh_TW" w:bidi="zh_TW"/>
+        </w:rPr>
+        <w:t>）。聖經說，地原本的狀況（</w:t>
+      </w:r>
+      <w:hyperlink r:id="rId33">
+        <w:r>
+          <w:rPr>
+            <w:lang w:val="zh_TW" w:bidi="zh_TW"/>
+          </w:rPr>
+          <w:rPr>
+            <w:color w:val="0000EE"/>
+            <w:u w:val="single"/>
+          </w:rPr>
+          <w:t>創2:6</w:t>
+        </w:r>
+      </w:hyperlink>
+      <w:r>
+        <w:rPr>
+          <w:lang w:val="zh_TW" w:bidi="zh_TW"/>
+        </w:rPr>
+        <w:t>）因人的罪而受咒詛（</w:t>
+      </w:r>
+      <w:hyperlink r:id="rId34">
+        <w:r>
+          <w:rPr>
+            <w:lang w:val="zh_TW" w:bidi="zh_TW"/>
+          </w:rPr>
+          <w:rPr>
+            <w:color w:val="0000EE"/>
+            <w:u w:val="single"/>
+          </w:rPr>
+          <w:t>創3:17–19</w:t>
+        </w:r>
+      </w:hyperlink>
+      <w:r>
+        <w:rPr>
+          <w:lang w:val="zh_TW" w:bidi="zh_TW"/>
+        </w:rPr>
+        <w:t>）。（現代環境學者同樣指出，地球因人類的貪婪與驕傲而受害。）當亞伯的血灑在地上之後，該隱在農耕上的困難不斷提醒他，他曾經謀殺他的兄弟（</w:t>
+      </w:r>
+      <w:hyperlink r:id="rId35">
+        <w:r>
+          <w:rPr>
+            <w:lang w:val="zh_TW" w:bidi="zh_TW"/>
+          </w:rPr>
+          <w:rPr>
+            <w:color w:val="0000EE"/>
+            <w:u w:val="single"/>
+          </w:rPr>
+          <w:t>創4:8–12</w:t>
+        </w:r>
+      </w:hyperlink>
+      <w:r>
+        <w:rPr>
+          <w:lang w:val="zh_TW" w:bidi="zh_TW"/>
+        </w:rPr>
+        <w:t>）。</w:t>
+      </w:r>
+    </w:p>
+    <w:p>
+      <w:pPr/>
+      <w:r>
+        <w:rPr>
+          <w:lang w:val="zh_TW" w:bidi="zh_TW"/>
+        </w:rPr>
+      </w:r>
+      <w:r>
+        <w:rPr>
+          <w:lang w:val="zh_TW" w:bidi="zh_TW"/>
+        </w:rPr>
+        <w:t>以色列人聽從吩咐，每七年讓土地休耕（</w:t>
+      </w:r>
+      <w:hyperlink r:id="rId36">
+        <w:r>
+          <w:rPr>
+            <w:lang w:val="zh_TW" w:bidi="zh_TW"/>
+          </w:rPr>
+          <w:rPr>
+            <w:color w:val="0000EE"/>
+            <w:u w:val="single"/>
+          </w:rPr>
+          <w:t>出23:10–12</w:t>
+        </w:r>
+      </w:hyperlink>
+      <w:r>
+        <w:rPr>
+          <w:lang w:val="zh_TW" w:bidi="zh_TW"/>
+        </w:rPr>
+        <w:t>；</w:t>
+      </w:r>
+      <w:hyperlink r:id="rId37">
+        <w:r>
+          <w:rPr>
+            <w:lang w:val="zh_TW" w:bidi="zh_TW"/>
+          </w:rPr>
+          <w:rPr>
+            <w:color w:val="0000EE"/>
+            <w:u w:val="single"/>
+          </w:rPr>
+          <w:t>利25:4–5</w:t>
+        </w:r>
+      </w:hyperlink>
+      <w:r>
+        <w:rPr>
+          <w:lang w:val="zh_TW" w:bidi="zh_TW"/>
+        </w:rPr>
+        <w:t>），好讓土壤恢復養分。七個「安息年」之後，在第五十年的「禧年」，土地要歸還原本的家族（</w:t>
+      </w:r>
+      <w:hyperlink r:id="rId38">
+        <w:r>
+          <w:rPr>
+            <w:lang w:val="zh_TW" w:bidi="zh_TW"/>
+          </w:rPr>
+          <w:rPr>
+            <w:color w:val="0000EE"/>
+            <w:u w:val="single"/>
+          </w:rPr>
+          <w:t>利25:10–17</w:t>
+        </w:r>
+      </w:hyperlink>
+      <w:r>
+        <w:rPr>
+          <w:lang w:val="zh_TW" w:bidi="zh_TW"/>
+        </w:rPr>
+        <w:t>）。這律法提醒百姓，土地的真正主人是神，也防止富有的地主壟斷龐大的莊園。</w:t>
+      </w:r>
+    </w:p>
+    <w:p>
+      <w:pPr/>
+      <w:r>
+        <w:rPr>
+          <w:lang w:val="zh_TW" w:bidi="zh_TW"/>
+        </w:rPr>
+      </w:r>
+      <w:r>
+        <w:rPr>
+          <w:lang w:val="zh_TW" w:bidi="zh_TW"/>
+        </w:rPr>
+        <w:t>摩西律法也教導以色列人，土地的狀況反映他們與神的關係。乾旱或歉收表示與神的關係破裂（</w:t>
+      </w:r>
+      <w:hyperlink r:id="rId39">
+        <w:r>
+          <w:rPr>
+            <w:lang w:val="zh_TW" w:bidi="zh_TW"/>
+          </w:rPr>
+          <w:rPr>
+            <w:color w:val="0000EE"/>
+            <w:u w:val="single"/>
+          </w:rPr>
+          <w:t>利26章</w:t>
+        </w:r>
+      </w:hyperlink>
+      <w:r>
+        <w:rPr>
+          <w:lang w:val="zh_TW" w:bidi="zh_TW"/>
+        </w:rPr>
+        <w:t>；</w:t>
+      </w:r>
+      <w:hyperlink r:id="rId40">
+        <w:r>
+          <w:rPr>
+            <w:lang w:val="zh_TW" w:bidi="zh_TW"/>
+          </w:rPr>
+          <w:rPr>
+            <w:color w:val="0000EE"/>
+            <w:u w:val="single"/>
+          </w:rPr>
+          <w:t>申28章</w:t>
+        </w:r>
+      </w:hyperlink>
+      <w:r>
+        <w:rPr>
+          <w:lang w:val="zh_TW" w:bidi="zh_TW"/>
+        </w:rPr>
+        <w:t>）。以色列人被警告，他們的惡行若嚴重到某種程度，神會將他們趕出祂的地（見</w:t>
+      </w:r>
+      <w:hyperlink r:id="rId41">
+        <w:r>
+          <w:rPr>
+            <w:lang w:val="zh_TW" w:bidi="zh_TW"/>
+          </w:rPr>
+          <w:rPr>
+            <w:color w:val="0000EE"/>
+            <w:u w:val="single"/>
+          </w:rPr>
+          <w:t>利26:37</w:t>
+        </w:r>
+      </w:hyperlink>
+      <w:r>
+        <w:rPr>
+          <w:lang w:val="zh_TW" w:bidi="zh_TW"/>
+        </w:rPr>
+        <w:t>；</w:t>
+      </w:r>
+      <w:hyperlink r:id="rId42">
+        <w:r>
+          <w:rPr>
+            <w:lang w:val="zh_TW" w:bidi="zh_TW"/>
+          </w:rPr>
+          <w:rPr>
+            <w:color w:val="0000EE"/>
+            <w:u w:val="single"/>
+          </w:rPr>
+          <w:t>申28:64</w:t>
+        </w:r>
+      </w:hyperlink>
+      <w:r>
+        <w:rPr>
+          <w:lang w:val="zh_TW" w:bidi="zh_TW"/>
+        </w:rPr>
+        <w:t>）。但即使如此，神仍應許要最終恢復祂的子民，使他們再次與土地「成婚」（</w:t>
+      </w:r>
+      <w:hyperlink r:id="rId43">
+        <w:r>
+          <w:rPr>
+            <w:lang w:val="zh_TW" w:bidi="zh_TW"/>
+          </w:rPr>
+          <w:rPr>
+            <w:color w:val="0000EE"/>
+            <w:u w:val="single"/>
+          </w:rPr>
+          <w:t>賽62:4</w:t>
+        </w:r>
+      </w:hyperlink>
+      <w:r>
+        <w:rPr>
+          <w:lang w:val="zh_TW" w:bidi="zh_TW"/>
+        </w:rPr>
+        <w:t>）。</w:t>
+      </w:r>
+    </w:p>
+    <w:p>
+      <w:pPr/>
+      <w:r>
+        <w:rPr>
+          <w:lang w:val="zh_TW" w:bidi="zh_TW"/>
+        </w:rPr>
+      </w:r>
+      <w:r>
+        <w:rPr>
+          <w:lang w:val="zh_TW" w:bidi="zh_TW"/>
+        </w:rPr>
+        <w:t>聖經中有許多經文指出一個「將來的時代」，屆時大地要從「敗壞的轄制」中得釋放，整個受造之物都在「歎息」，並熱切等候這一刻（</w:t>
+      </w:r>
+      <w:hyperlink r:id="rId44">
+        <w:r>
+          <w:rPr>
+            <w:lang w:val="zh_TW" w:bidi="zh_TW"/>
+          </w:rPr>
+          <w:rPr>
+            <w:color w:val="0000EE"/>
+            <w:u w:val="single"/>
+          </w:rPr>
+          <w:t>羅8:19</w:t>
+        </w:r>
+      </w:hyperlink>
+      <w:hyperlink r:id="rId45">
+        <w:r>
+          <w:rPr>
+            <w:lang w:val="zh_TW" w:bidi="zh_TW"/>
+          </w:rPr>
+          <w:rPr>
+            <w:color w:val="0000EE"/>
+            <w:u w:val="single"/>
+          </w:rPr>
+          <w:t>–</w:t>
+        </w:r>
+      </w:hyperlink>
+      <w:hyperlink r:id="rId44">
+        <w:r>
+          <w:rPr>
+            <w:lang w:val="zh_TW" w:bidi="zh_TW"/>
+          </w:rPr>
+          <w:rPr>
+            <w:color w:val="0000EE"/>
+            <w:u w:val="single"/>
+          </w:rPr>
+          <w:t>23</w:t>
+        </w:r>
+      </w:hyperlink>
+      <w:r>
+        <w:rPr>
+          <w:lang w:val="zh_TW" w:bidi="zh_TW"/>
+        </w:rPr>
+        <w:t>）。聖經描述一個大更新的時代，土地將要恢復，再次肥沃起來（</w:t>
+      </w:r>
+      <w:hyperlink r:id="rId46">
+        <w:r>
+          <w:rPr>
+            <w:lang w:val="zh_TW" w:bidi="zh_TW"/>
+          </w:rPr>
+          <w:rPr>
+            <w:color w:val="0000EE"/>
+            <w:u w:val="single"/>
+          </w:rPr>
+          <w:t>結47章</w:t>
+        </w:r>
+      </w:hyperlink>
+      <w:r>
+        <w:rPr>
+          <w:lang w:val="zh_TW" w:bidi="zh_TW"/>
+        </w:rPr>
+        <w:t>；</w:t>
+      </w:r>
+      <w:hyperlink r:id="rId47">
+        <w:r>
+          <w:rPr>
+            <w:lang w:val="zh_TW" w:bidi="zh_TW"/>
+          </w:rPr>
+          <w:rPr>
+            <w:color w:val="0000EE"/>
+            <w:u w:val="single"/>
+          </w:rPr>
+          <w:t>珥3:18</w:t>
+        </w:r>
+      </w:hyperlink>
+      <w:r>
+        <w:rPr>
+          <w:lang w:val="zh_TW" w:bidi="zh_TW"/>
+        </w:rPr>
+        <w:t>；</w:t>
+      </w:r>
+      <w:hyperlink r:id="rId48">
+        <w:r>
+          <w:rPr>
+            <w:lang w:val="zh_TW" w:bidi="zh_TW"/>
+          </w:rPr>
+          <w:rPr>
+            <w:color w:val="0000EE"/>
+            <w:u w:val="single"/>
+          </w:rPr>
+          <w:t>摩9:13</w:t>
+        </w:r>
+      </w:hyperlink>
+      <w:hyperlink r:id="rId45">
+        <w:r>
+          <w:rPr>
+            <w:lang w:val="zh_TW" w:bidi="zh_TW"/>
+          </w:rPr>
+          <w:rPr>
+            <w:color w:val="0000EE"/>
+            <w:u w:val="single"/>
+          </w:rPr>
+          <w:t>–15</w:t>
+        </w:r>
+      </w:hyperlink>
+      <w:hyperlink r:id="rId48">
+        <w:r>
+          <w:rPr>
+            <w:lang w:val="zh_TW" w:bidi="zh_TW"/>
+          </w:rPr>
+          <w:rPr>
+            <w:color w:val="0000EE"/>
+            <w:u w:val="single"/>
+          </w:rPr>
+          <w:t>；</w:t>
+        </w:r>
+      </w:hyperlink>
+      <w:hyperlink r:id="rId45">
+        <w:r>
+          <w:rPr>
+            <w:lang w:val="zh_TW" w:bidi="zh_TW"/>
+          </w:rPr>
+          <w:rPr>
+            <w:color w:val="0000EE"/>
+            <w:u w:val="single"/>
+          </w:rPr>
+          <w:t>亞14:6–9</w:t>
+        </w:r>
+      </w:hyperlink>
+      <w:r>
+        <w:rPr>
+          <w:lang w:val="zh_TW" w:bidi="zh_TW"/>
+        </w:rPr>
+        <w:t>）。然而，有一天，「</w:t>
+      </w:r>
+      <w:r>
+        <w:rPr>
+          <w:lang w:val="zh_TW" w:bidi="zh_TW"/>
+        </w:rPr>
+        <w:t>天必大有響聲廢去，有形質的都要被烈火銷化，地和其上的物都要燒盡了</w:t>
+      </w:r>
+      <w:r>
+        <w:rPr>
+          <w:lang w:val="zh_TW" w:bidi="zh_TW"/>
+        </w:rPr>
+        <w:t>」（</w:t>
+      </w:r>
+      <w:hyperlink r:id="rId49">
+        <w:r>
+          <w:rPr>
+            <w:lang w:val="zh_TW" w:bidi="zh_TW"/>
+          </w:rPr>
+          <w:rPr>
+            <w:color w:val="0000EE"/>
+            <w:u w:val="single"/>
+          </w:rPr>
+          <w:t>彼後3:10</w:t>
+        </w:r>
+      </w:hyperlink>
+      <w:r>
+        <w:rPr>
+          <w:lang w:val="zh_TW" w:bidi="zh_TW"/>
+        </w:rPr>
+        <w:t>）。然而，在使徒約翰的異象中，他看到了「</w:t>
+      </w:r>
+      <w:r>
+        <w:rPr>
+          <w:lang w:val="zh_TW" w:bidi="zh_TW"/>
+        </w:rPr>
+        <w:t>一個新天新地；因為先前的天地已經過去了</w:t>
+      </w:r>
+      <w:r>
+        <w:rPr>
+          <w:lang w:val="zh_TW" w:bidi="zh_TW"/>
+        </w:rPr>
+        <w:t>」（</w:t>
+      </w:r>
+      <w:hyperlink r:id="rId50">
+        <w:r>
+          <w:rPr>
+            <w:lang w:val="zh_TW" w:bidi="zh_TW"/>
+          </w:rPr>
+          <w:rPr>
+            <w:color w:val="0000EE"/>
+            <w:u w:val="single"/>
+          </w:rPr>
+          <w:t>啟21:1</w:t>
+        </w:r>
+      </w:hyperlink>
+      <w:r>
+        <w:rPr>
+          <w:lang w:val="zh_TW" w:bidi="zh_TW"/>
+        </w:rPr>
+        <w:t>）。</w:t>
+      </w:r>
+    </w:p>
+    <w:p>
+      <w:pPr/>
+      <w:r>
+        <w:rPr>
+          <w:lang w:val="zh_TW" w:bidi="zh_TW"/>
+        </w:rPr>
       </w:r>
       <w:r>
         <w:rPr>
           <w:i/>
           <w:lang w:val="zh_TW" w:bidi="zh_TW"/>
         </w:rPr>
-        <w:t>luna，意為</w:t>
-      </w:r>
-      <w:r>
-        <w:rPr>
-          <w:lang w:val="zh_TW" w:bidi="zh_TW"/>
-        </w:rPr>
-        <w:t>「月亮」）是不正確的用法。馬太福音中所用的希臘文詞語（字面意思為「受月亮影響」）反映了古代對某些疾病與月相有關的觀念。根據聖經記載，根據聖經記載，耶穌將一個邪靈或「污鬼」趕出該男孩後，他便得到了醫治。</w:t>
+        <w:t>另見</w:t>
+      </w:r>
+      <w:r>
+        <w:rPr>
+          <w:lang w:val="zh_TW" w:bidi="zh_TW"/>
+        </w:rPr>
+        <w:t>新天新地</w:t>
+      </w:r>
+      <w:r>
+        <w:rPr>
+          <w:lang w:val="zh_TW" w:bidi="zh_TW"/>
+        </w:rPr>
+        <w:t>。</w:t>
+      </w:r>
+      <w:r>
+        <w:rPr>
+          <w:lang w:val="zh_TW" w:bidi="zh_TW"/>
+        </w:rPr>
+      </w:r>
+      <w:r>
+        <w:rPr>
+          <w:lang w:val="zh_TW" w:bidi="zh_TW"/>
+        </w:rPr>
+      </w:r>
+    </w:p>
+    <w:p>
+      <w:pPr/>
+      <w:r>
+        <w:rPr>
+          <w:lang w:val="zh_TW" w:bidi="zh_TW"/>
+        </w:rPr>
+      </w:r>
+    </w:p>
+    <w:p>
+      <w:pPr>
+        <w:pStyle w:val="Heading2"/>
+      </w:pPr>
+      <w:r>
+        <w:rPr>
+          <w:lang w:val="zh_TW" w:bidi="zh_TW"/>
+        </w:rPr>
+        <w:t>地界</w:t>
+      </w:r>
+      <w:r>
+        <w:rPr>
+          <w:lang w:val="zh_TW" w:bidi="zh_TW"/>
+        </w:rPr>
+      </w:r>
+    </w:p>
+    <w:p>
+      <w:pPr/>
+      <w:r>
+        <w:rPr>
+          <w:lang w:val="zh_TW" w:bidi="zh_TW"/>
+        </w:rPr>
+      </w:r>
+      <w:r>
+        <w:rPr>
+          <w:lang w:val="zh_TW" w:bidi="zh_TW"/>
+        </w:rPr>
+        <w:t>用來標示田地、地區或國界邊界的刻字石頭（</w:t>
+      </w:r>
+      <w:hyperlink r:id="rId51">
+        <w:r>
+          <w:rPr>
+            <w:lang w:val="zh_TW" w:bidi="zh_TW"/>
+          </w:rPr>
+          <w:rPr>
+            <w:color w:val="0000EE"/>
+            <w:u w:val="single"/>
+          </w:rPr>
+          <w:t>創31:51–52</w:t>
+        </w:r>
+      </w:hyperlink>
+      <w:r>
+        <w:rPr>
+          <w:lang w:val="zh_TW" w:bidi="zh_TW"/>
+        </w:rPr>
+        <w:t>）。在近東大多數國家，挪移地界石是一項嚴重的罪；在以色列，這更是違反摩西律法的行為（</w:t>
+      </w:r>
+      <w:hyperlink r:id="rId52">
+        <w:r>
+          <w:rPr>
+            <w:lang w:val="zh_TW" w:bidi="zh_TW"/>
+          </w:rPr>
+          <w:rPr>
+            <w:color w:val="0000EE"/>
+            <w:u w:val="single"/>
+          </w:rPr>
+          <w:t>申19:14</w:t>
+        </w:r>
+      </w:hyperlink>
+      <w:r>
+        <w:rPr>
+          <w:lang w:val="zh_TW" w:bidi="zh_TW"/>
+        </w:rPr>
+        <w:t>，</w:t>
+      </w:r>
+      <w:hyperlink r:id="rId53">
+        <w:r>
+          <w:rPr>
+            <w:lang w:val="zh_TW" w:bidi="zh_TW"/>
+          </w:rPr>
+          <w:rPr>
+            <w:color w:val="0000EE"/>
+            <w:u w:val="single"/>
+          </w:rPr>
+          <w:t>27:17</w:t>
+        </w:r>
+      </w:hyperlink>
+      <w:r>
+        <w:rPr>
+          <w:lang w:val="zh_TW" w:bidi="zh_TW"/>
+        </w:rPr>
+        <w:t>）。挪移地界（有英文譯本譯為boundary markers〔邊界標記〕）也可用來比喻更改古老的傳統和律例（</w:t>
+      </w:r>
+      <w:hyperlink r:id="rId54">
+        <w:r>
+          <w:rPr>
+            <w:lang w:val="zh_TW" w:bidi="zh_TW"/>
+          </w:rPr>
+          <w:rPr>
+            <w:color w:val="0000EE"/>
+            <w:u w:val="single"/>
+          </w:rPr>
+          <w:t>箴22:28</w:t>
+        </w:r>
+      </w:hyperlink>
+      <w:r>
+        <w:rPr>
+          <w:lang w:val="zh_TW" w:bidi="zh_TW"/>
+        </w:rPr>
+        <w:t>，</w:t>
+      </w:r>
+      <w:hyperlink r:id="rId55">
+        <w:r>
+          <w:rPr>
+            <w:lang w:val="zh_TW" w:bidi="zh_TW"/>
+          </w:rPr>
+          <w:rPr>
+            <w:color w:val="0000EE"/>
+            <w:u w:val="single"/>
+          </w:rPr>
+          <w:t>23:10</w:t>
+        </w:r>
+      </w:hyperlink>
+      <w:r>
+        <w:rPr>
+          <w:lang w:val="zh_TW" w:bidi="zh_TW"/>
+        </w:rPr>
+        <w:t>；參</w:t>
+      </w:r>
+      <w:hyperlink r:id="rId56">
+        <w:r>
+          <w:rPr>
+            <w:lang w:val="zh_TW" w:bidi="zh_TW"/>
+          </w:rPr>
+          <w:rPr>
+            <w:color w:val="0000EE"/>
+            <w:u w:val="single"/>
+          </w:rPr>
+          <w:t>伯24:2</w:t>
+        </w:r>
+      </w:hyperlink>
+      <w:r>
+        <w:rPr>
+          <w:lang w:val="zh_TW" w:bidi="zh_TW"/>
+        </w:rPr>
+        <w:t>）。</w:t>
+      </w:r>
+    </w:p>
+    <w:p>
+      <w:pPr/>
+      <w:r>
+        <w:rPr>
+          <w:lang w:val="zh_TW" w:bidi="zh_TW"/>
+        </w:rPr>
       </w:r>
       <w:r>
         <w:rPr>
           <w:i/>
           <w:lang w:val="zh_TW" w:bidi="zh_TW"/>
         </w:rPr>
-        <w:t>見</w:t>
-      </w:r>
-      <w:r>
-        <w:rPr>
-          <w:lang w:val="zh_TW" w:bidi="zh_TW"/>
-        </w:rPr>
-        <w:t>藥物與醫療實踐</w:t>
+        <w:t>另見</w:t>
+      </w:r>
+      <w:r>
+        <w:rPr>
+          <w:lang w:val="zh_TW" w:bidi="zh_TW"/>
+        </w:rPr>
+        <w:t xml:space="preserve"> </w:t>
+      </w:r>
+      <w:r>
+        <w:rPr>
+          <w:lang w:val="zh_TW" w:bidi="zh_TW"/>
+        </w:rPr>
+        <w:t>碑</w:t>
+      </w:r>
+      <w:r>
+        <w:rPr>
+          <w:lang w:val="zh_TW" w:bidi="zh_TW"/>
+        </w:rPr>
+        <w:t>。</w:t>
+      </w:r>
+      <w:r>
+        <w:rPr>
+          <w:lang w:val="zh_TW" w:bidi="zh_TW"/>
+        </w:rPr>
+      </w:r>
+      <w:r>
+        <w:rPr>
+          <w:lang w:val="zh_TW" w:bidi="zh_TW"/>
+        </w:rPr>
+      </w:r>
+    </w:p>
+    <w:p>
+      <w:pPr/>
+      <w:r>
+        <w:rPr>
+          <w:lang w:val="zh_TW" w:bidi="zh_TW"/>
+        </w:rPr>
+      </w:r>
+    </w:p>
+    <w:p>
+      <w:pPr>
+        <w:pStyle w:val="Heading2"/>
+      </w:pPr>
+      <w:r>
+        <w:rPr>
+          <w:lang w:val="zh_TW" w:bidi="zh_TW"/>
+        </w:rPr>
+        <w:t>地獄</w:t>
+      </w:r>
+      <w:r>
+        <w:rPr>
+          <w:lang w:val="zh_TW" w:bidi="zh_TW"/>
+        </w:rPr>
+      </w:r>
+    </w:p>
+    <w:p>
+      <w:pPr/>
+      <w:r>
+        <w:rPr>
+          <w:lang w:val="zh_TW" w:bidi="zh_TW"/>
+        </w:rPr>
+      </w:r>
+      <w:r>
+        <w:rPr>
+          <w:lang w:val="zh_TW" w:bidi="zh_TW"/>
+        </w:rPr>
+        <w:t>英文音譯源自希臘形式的亞蘭文單詞，該單詞源自希伯來文片語「欣嫩（子）谷」。該名稱原指界定便雅憫和猶大支派領土的一個深谷（</w:t>
+      </w:r>
+      <w:hyperlink r:id="rId57">
+        <w:r>
+          <w:rPr>
+            <w:lang w:val="zh_TW" w:bidi="zh_TW"/>
+          </w:rPr>
+          <w:rPr>
+            <w:color w:val="0000EE"/>
+            <w:u w:val="single"/>
+          </w:rPr>
+          <w:t>書15:8，</w:t>
+        </w:r>
+      </w:hyperlink>
+      <w:hyperlink r:id="rId58">
+        <w:r>
+          <w:rPr>
+            <w:lang w:val="zh_TW" w:bidi="zh_TW"/>
+          </w:rPr>
+          <w:rPr>
+            <w:color w:val="0000EE"/>
+            <w:u w:val="single"/>
+          </w:rPr>
+          <w:t>18:16</w:t>
+        </w:r>
+      </w:hyperlink>
+      <w:r>
+        <w:rPr>
+          <w:lang w:val="zh_TW" w:bidi="zh_TW"/>
+        </w:rPr>
+        <w:t>）。一般認為，這個地方與現代耶路撒冷舊城西牆下的拉巴比谷（Wadi el-Rababi），形成耶路撒冷南部的一個深峽谷。</w:t>
+      </w:r>
+    </w:p>
+    <w:p>
+      <w:pPr/>
+      <w:r>
+        <w:rPr>
+          <w:lang w:val="zh_TW" w:bidi="zh_TW"/>
+        </w:rPr>
+      </w:r>
+      <w:r>
+        <w:rPr>
+          <w:lang w:val="zh_TW" w:bidi="zh_TW"/>
+        </w:rPr>
+        <w:t>這個地方因猶大諸王亞哈斯與瑪拿西時期在此地拜偶像而臭名昭彰，特別是涉及將嬰兒獻祭給摩洛的殘忍儀式（</w:t>
+      </w:r>
+      <w:hyperlink r:id="rId59">
+        <w:r>
+          <w:rPr>
+            <w:lang w:val="zh_TW" w:bidi="zh_TW"/>
+          </w:rPr>
+          <w:rPr>
+            <w:color w:val="0000EE"/>
+            <w:u w:val="single"/>
+          </w:rPr>
+          <w:t>王下16:3，</w:t>
+        </w:r>
+      </w:hyperlink>
+      <w:hyperlink r:id="rId60">
+        <w:r>
+          <w:rPr>
+            <w:lang w:val="zh_TW" w:bidi="zh_TW"/>
+          </w:rPr>
+          <w:rPr>
+            <w:color w:val="0000EE"/>
+            <w:u w:val="single"/>
+          </w:rPr>
+          <w:t>21:6；</w:t>
+        </w:r>
+      </w:hyperlink>
+      <w:hyperlink r:id="rId61">
+        <w:r>
+          <w:rPr>
+            <w:lang w:val="zh_TW" w:bidi="zh_TW"/>
+          </w:rPr>
+          <w:rPr>
+            <w:color w:val="0000EE"/>
+            <w:u w:val="single"/>
+          </w:rPr>
+          <w:t>代下28:3，</w:t>
+        </w:r>
+      </w:hyperlink>
+      <w:hyperlink r:id="rId62">
+        <w:r>
+          <w:rPr>
+            <w:lang w:val="zh_TW" w:bidi="zh_TW"/>
+          </w:rPr>
+          <w:rPr>
+            <w:color w:val="0000EE"/>
+            <w:u w:val="single"/>
+          </w:rPr>
+          <w:t>33:6；</w:t>
+        </w:r>
+      </w:hyperlink>
+      <w:hyperlink r:id="rId63">
+        <w:r>
+          <w:rPr>
+            <w:lang w:val="zh_TW" w:bidi="zh_TW"/>
+          </w:rPr>
+          <w:rPr>
+            <w:color w:val="0000EE"/>
+            <w:u w:val="single"/>
+          </w:rPr>
+          <w:t>耶19:6，</w:t>
+        </w:r>
+      </w:hyperlink>
+      <w:hyperlink r:id="rId64">
+        <w:r>
+          <w:rPr>
+            <w:lang w:val="zh_TW" w:bidi="zh_TW"/>
+          </w:rPr>
+          <w:rPr>
+            <w:color w:val="0000EE"/>
+            <w:u w:val="single"/>
+          </w:rPr>
+          <w:t>32:35</w:t>
+        </w:r>
+      </w:hyperlink>
+      <w:r>
+        <w:rPr>
+          <w:lang w:val="zh_TW" w:bidi="zh_TW"/>
+        </w:rPr>
+        <w:t>）。約西亞王的屬靈改革結束了這些邪惡行為（</w:t>
+      </w:r>
+      <w:hyperlink r:id="rId65">
+        <w:r>
+          <w:rPr>
+            <w:lang w:val="zh_TW" w:bidi="zh_TW"/>
+          </w:rPr>
+          <w:rPr>
+            <w:color w:val="0000EE"/>
+            <w:u w:val="single"/>
+          </w:rPr>
+          <w:t>王下23:10</w:t>
+        </w:r>
+      </w:hyperlink>
+      <w:r>
+        <w:rPr>
+          <w:lang w:val="zh_TW" w:bidi="zh_TW"/>
+        </w:rPr>
+        <w:t>）。先知耶利米以此谷為喻，描述神對祂百姓的審判（</w:t>
+      </w:r>
+      <w:hyperlink r:id="rId66">
+        <w:r>
+          <w:rPr>
+            <w:lang w:val="zh_TW" w:bidi="zh_TW"/>
+          </w:rPr>
+          <w:rPr>
+            <w:color w:val="0000EE"/>
+            <w:u w:val="single"/>
+          </w:rPr>
+          <w:t>耶2:23，</w:t>
+        </w:r>
+      </w:hyperlink>
+      <w:hyperlink r:id="rId67">
+        <w:r>
+          <w:rPr>
+            <w:lang w:val="zh_TW" w:bidi="zh_TW"/>
+          </w:rPr>
+          <w:rPr>
+            <w:color w:val="0000EE"/>
+            <w:u w:val="single"/>
+          </w:rPr>
+          <w:t>7:30–32，</w:t>
+        </w:r>
+      </w:hyperlink>
+      <w:hyperlink r:id="rId68">
+        <w:r>
+          <w:rPr>
+            <w:lang w:val="zh_TW" w:bidi="zh_TW"/>
+          </w:rPr>
+          <w:rPr>
+            <w:color w:val="0000EE"/>
+            <w:u w:val="single"/>
+          </w:rPr>
+          <w:t>19:5–6</w:t>
+        </w:r>
+      </w:hyperlink>
+      <w:r>
+        <w:rPr>
+          <w:lang w:val="zh_TW" w:bidi="zh_TW"/>
+        </w:rPr>
+        <w:t>）。</w:t>
+      </w:r>
+    </w:p>
+    <w:p>
+      <w:pPr/>
+      <w:r>
+        <w:rPr>
+          <w:lang w:val="zh_TW" w:bidi="zh_TW"/>
+        </w:rPr>
+      </w:r>
+      <w:r>
+        <w:rPr>
+          <w:lang w:val="zh_TW" w:bidi="zh_TW"/>
+        </w:rPr>
+        <w:t>後來，該谷似乎成為焚燒城裡的垃圾和罪犯屍體的場所。引人注目的是，傳統上認為猶大自縊和購買陶匠田的地方，位於此谷的南側。</w:t>
+      </w:r>
+    </w:p>
+    <w:p>
+      <w:pPr/>
+      <w:r>
+        <w:rPr>
+          <w:lang w:val="zh_TW" w:bidi="zh_TW"/>
+        </w:rPr>
+      </w:r>
+      <w:r>
+        <w:rPr>
+          <w:lang w:val="zh_TW" w:bidi="zh_TW"/>
+        </w:rPr>
+        <w:t>這條峽谷因其極端邪惡的聲名，尤其在兩約中間時期，被用作形容惡人最終受懲罰之地的術語（以諾一書18:11–16，27:1–3，54:1起，56:3–4，90:26；</w:t>
+      </w:r>
+      <w:hyperlink r:id="rId69">
+        <w:r>
+          <w:rPr>
+            <w:lang w:val="zh_TW" w:bidi="zh_TW"/>
+          </w:rPr>
+          <w:rPr>
+            <w:color w:val="0000EE"/>
+            <w:u w:val="single"/>
+          </w:rPr>
+          <w:t>以斯拉二書7:36</w:t>
+        </w:r>
+      </w:hyperlink>
+      <w:r>
+        <w:rPr>
+          <w:lang w:val="zh_TW" w:bidi="zh_TW"/>
+        </w:rPr>
+        <w:t>；參</w:t>
+      </w:r>
+      <w:hyperlink r:id="rId70">
+        <w:r>
+          <w:rPr>
+            <w:lang w:val="zh_TW" w:bidi="zh_TW"/>
+          </w:rPr>
+          <w:rPr>
+            <w:color w:val="0000EE"/>
+            <w:u w:val="single"/>
+          </w:rPr>
+          <w:t>賽30:33，</w:t>
+        </w:r>
+      </w:hyperlink>
+      <w:hyperlink r:id="rId71">
+        <w:r>
+          <w:rPr>
+            <w:lang w:val="zh_TW" w:bidi="zh_TW"/>
+          </w:rPr>
+          <w:rPr>
+            <w:color w:val="0000EE"/>
+            <w:u w:val="single"/>
+          </w:rPr>
+          <w:t>66:24</w:t>
+        </w:r>
+      </w:hyperlink>
+      <w:r>
+        <w:rPr>
+          <w:lang w:val="zh_TW" w:bidi="zh_TW"/>
+        </w:rPr>
+        <w:t>；</w:t>
+      </w:r>
+      <w:hyperlink r:id="rId72">
+        <w:r>
+          <w:rPr>
+            <w:lang w:val="zh_TW" w:bidi="zh_TW"/>
+          </w:rPr>
+          <w:rPr>
+            <w:color w:val="0000EE"/>
+            <w:u w:val="single"/>
+          </w:rPr>
+          <w:t>但7:10</w:t>
+        </w:r>
+      </w:hyperlink>
+      <w:r>
+        <w:rPr>
+          <w:lang w:val="zh_TW" w:bidi="zh_TW"/>
+        </w:rPr>
+        <w:t>）。耶穌自己使用這個術語來指稱未悔改之惡人的最終居所（</w:t>
+      </w:r>
+      <w:hyperlink r:id="rId73">
+        <w:r>
+          <w:rPr>
+            <w:lang w:val="zh_TW" w:bidi="zh_TW"/>
+          </w:rPr>
+          <w:rPr>
+            <w:color w:val="0000EE"/>
+            <w:u w:val="single"/>
+          </w:rPr>
+          <w:t>太5:22，</w:t>
+        </w:r>
+      </w:hyperlink>
+      <w:hyperlink r:id="rId74">
+        <w:r>
+          <w:rPr>
+            <w:lang w:val="zh_TW" w:bidi="zh_TW"/>
+          </w:rPr>
+          <w:rPr>
+            <w:color w:val="0000EE"/>
+            <w:u w:val="single"/>
+          </w:rPr>
+          <w:t>10:28，</w:t>
+        </w:r>
+      </w:hyperlink>
+      <w:hyperlink r:id="rId75">
+        <w:r>
+          <w:rPr>
+            <w:lang w:val="zh_TW" w:bidi="zh_TW"/>
+          </w:rPr>
+          <w:rPr>
+            <w:color w:val="0000EE"/>
+            <w:u w:val="single"/>
+          </w:rPr>
+          <w:t>18:9</w:t>
+        </w:r>
+      </w:hyperlink>
+      <w:r>
+        <w:rPr>
+          <w:lang w:val="zh_TW" w:bidi="zh_TW"/>
+        </w:rPr>
+        <w:t>）。由於地獄是一個火的深淵（</w:t>
+      </w:r>
+      <w:hyperlink r:id="rId75">
+        <w:r>
+          <w:rPr>
+            <w:lang w:val="zh_TW" w:bidi="zh_TW"/>
+          </w:rPr>
+          <w:rPr>
+            <w:color w:val="0000EE"/>
+            <w:u w:val="single"/>
+          </w:rPr>
+          <w:t>可9:43</w:t>
+        </w:r>
+      </w:hyperlink>
+      <w:r>
+        <w:rPr>
+          <w:lang w:val="zh_TW" w:bidi="zh_TW"/>
+        </w:rPr>
+        <w:t>），它也是火湖（</w:t>
+      </w:r>
+      <w:hyperlink r:id="rId76">
+        <w:r>
+          <w:rPr>
+            <w:lang w:val="zh_TW" w:bidi="zh_TW"/>
+          </w:rPr>
+          <w:rPr>
+            <w:color w:val="0000EE"/>
+            <w:u w:val="single"/>
+          </w:rPr>
+          <w:t>太13:42、50</w:t>
+        </w:r>
+      </w:hyperlink>
+      <w:r>
+        <w:rPr>
+          <w:lang w:val="zh_TW" w:bidi="zh_TW"/>
+        </w:rPr>
+        <w:t>；</w:t>
+      </w:r>
+      <w:hyperlink r:id="rId77">
+        <w:r>
+          <w:rPr>
+            <w:lang w:val="zh_TW" w:bidi="zh_TW"/>
+          </w:rPr>
+          <w:rPr>
+            <w:color w:val="0000EE"/>
+            <w:u w:val="single"/>
+          </w:rPr>
+          <w:t>啟20:14–15</w:t>
+        </w:r>
+      </w:hyperlink>
+      <w:r>
+        <w:rPr>
+          <w:lang w:val="zh_TW" w:bidi="zh_TW"/>
+        </w:rPr>
+        <w:t>），最終所有不敬虔的人（</w:t>
+      </w:r>
+      <w:hyperlink r:id="rId78">
+        <w:r>
+          <w:rPr>
+            <w:lang w:val="zh_TW" w:bidi="zh_TW"/>
+          </w:rPr>
+          <w:rPr>
+            <w:color w:val="0000EE"/>
+            <w:u w:val="single"/>
+          </w:rPr>
+          <w:t>太23:15、33</w:t>
+        </w:r>
+      </w:hyperlink>
+      <w:r>
+        <w:rPr>
+          <w:lang w:val="zh_TW" w:bidi="zh_TW"/>
+        </w:rPr>
+        <w:t>）將與撒但及其使者一同被丟入其中（</w:t>
+      </w:r>
+      <w:hyperlink r:id="rId79">
+        <w:r>
+          <w:rPr>
+            <w:lang w:val="zh_TW" w:bidi="zh_TW"/>
+          </w:rPr>
+          <w:rPr>
+            <w:color w:val="0000EE"/>
+            <w:u w:val="single"/>
+          </w:rPr>
+          <w:t>太25:41；</w:t>
+        </w:r>
+      </w:hyperlink>
+      <w:hyperlink r:id="rId80">
+        <w:r>
+          <w:rPr>
+            <w:lang w:val="zh_TW" w:bidi="zh_TW"/>
+          </w:rPr>
+          <w:rPr>
+            <w:color w:val="0000EE"/>
+            <w:u w:val="single"/>
+          </w:rPr>
+          <w:t>啟9:20，</w:t>
+        </w:r>
+      </w:hyperlink>
+      <w:hyperlink r:id="rId81">
+        <w:r>
+          <w:rPr>
+            <w:lang w:val="zh_TW" w:bidi="zh_TW"/>
+          </w:rPr>
+          <w:rPr>
+            <w:color w:val="0000EE"/>
+            <w:u w:val="single"/>
+          </w:rPr>
+          <w:t>20:10</w:t>
+        </w:r>
+      </w:hyperlink>
+      <w:r>
+        <w:rPr>
+          <w:lang w:val="zh_TW" w:bidi="zh_TW"/>
+        </w:rPr>
+        <w:t>）。</w:t>
+      </w:r>
+    </w:p>
+    <w:p>
+      <w:pPr/>
+      <w:r>
+        <w:rPr>
+          <w:lang w:val="zh_TW" w:bidi="zh_TW"/>
+        </w:rPr>
+      </w:r>
+      <w:r>
+        <w:rPr>
+          <w:lang w:val="zh_TW" w:bidi="zh_TW"/>
+        </w:rPr>
+        <w:t>地獄必須與其它有關來世或最終狀態的術語仔細區分。舊約中的「陰間」（Sheol）與新約中的「陰間」（Hades）均指死者的臨時居所（在最後的審判日之前），而「地獄」（Gehenna）則明確表示惡人將永遠受懲罰的最終地點（參</w:t>
+      </w:r>
+      <w:hyperlink r:id="rId82">
+        <w:r>
+          <w:rPr>
+            <w:lang w:val="zh_TW" w:bidi="zh_TW"/>
+          </w:rPr>
+          <w:rPr>
+            <w:color w:val="0000EE"/>
+            <w:u w:val="single"/>
+          </w:rPr>
+          <w:t>詩49:14–15</w:t>
+        </w:r>
+      </w:hyperlink>
+      <w:r>
+        <w:rPr>
+          <w:lang w:val="zh_TW" w:bidi="zh_TW"/>
+        </w:rPr>
+        <w:t>與</w:t>
+      </w:r>
+      <w:hyperlink r:id="rId74">
+        <w:r>
+          <w:rPr>
+            <w:lang w:val="zh_TW" w:bidi="zh_TW"/>
+          </w:rPr>
+          <w:rPr>
+            <w:color w:val="0000EE"/>
+            <w:u w:val="single"/>
+          </w:rPr>
+          <w:t>太10:28</w:t>
+        </w:r>
+      </w:hyperlink>
+      <w:r>
+        <w:rPr>
+          <w:lang w:val="zh_TW" w:bidi="zh_TW"/>
+        </w:rPr>
+        <w:t>）。希臘文Tartarus僅出現在</w:t>
+      </w:r>
+      <w:hyperlink r:id="rId83">
+        <w:r>
+          <w:rPr>
+            <w:lang w:val="zh_TW" w:bidi="zh_TW"/>
+          </w:rPr>
+          <w:rPr>
+            <w:color w:val="0000EE"/>
+            <w:u w:val="single"/>
+          </w:rPr>
+          <w:t>彼得後書二章4節</w:t>
+        </w:r>
+      </w:hyperlink>
+      <w:r>
+        <w:rPr>
+          <w:lang w:val="zh_TW" w:bidi="zh_TW"/>
+        </w:rPr>
+        <w:t>，指的是那些參與撒但初次叛逆而墮落的天使所居住的地方。</w:t>
+      </w:r>
+    </w:p>
+    <w:p>
+      <w:pPr/>
+      <w:r>
+        <w:rPr>
+          <w:lang w:val="zh_TW" w:bidi="zh_TW"/>
+        </w:rPr>
+      </w:r>
+      <w:r>
+        <w:rPr>
+          <w:i/>
+          <w:lang w:val="zh_TW" w:bidi="zh_TW"/>
+        </w:rPr>
+        <w:t>另見</w:t>
+      </w:r>
+      <w:r>
+        <w:rPr>
+          <w:lang w:val="zh_TW" w:bidi="zh_TW"/>
+        </w:rPr>
+        <w:t xml:space="preserve"> </w:t>
+      </w:r>
+      <w:r>
+        <w:rPr>
+          <w:lang w:val="zh_TW" w:bidi="zh_TW"/>
+        </w:rPr>
+        <w:t>死者之地；</w:t>
+      </w:r>
+      <w:r>
+        <w:rPr>
+          <w:lang w:val="zh_TW" w:bidi="zh_TW"/>
+        </w:rPr>
+        <w:t>死亡；</w:t>
+      </w:r>
+      <w:r>
+        <w:rPr>
+          <w:lang w:val="zh_TW" w:bidi="zh_TW"/>
+        </w:rPr>
+        <w:t>陰間；</w:t>
+      </w:r>
+      <w:r>
+        <w:rPr>
+          <w:lang w:val="zh_TW" w:bidi="zh_TW"/>
+        </w:rPr>
+        <w:t>地獄；</w:t>
+      </w:r>
+      <w:r>
+        <w:rPr>
+          <w:lang w:val="zh_TW" w:bidi="zh_TW"/>
+        </w:rPr>
+        <w:t>陰間</w:t>
+      </w:r>
+      <w:r>
+        <w:rPr>
+          <w:lang w:val="zh_TW" w:bidi="zh_TW"/>
+        </w:rPr>
+        <w:t>。</w:t>
+      </w:r>
+      <w:r>
+        <w:rPr>
+          <w:lang w:val="zh_TW" w:bidi="zh_TW"/>
+        </w:rPr>
+      </w:r>
+      <w:r>
+        <w:rPr>
+          <w:lang w:val="zh_TW" w:bidi="zh_TW"/>
+        </w:rPr>
+      </w:r>
+    </w:p>
+    <w:p>
+      <w:pPr/>
+      <w:r>
+        <w:rPr>
+          <w:lang w:val="zh_TW" w:bidi="zh_TW"/>
+        </w:rPr>
+      </w:r>
+    </w:p>
+    <w:p>
+      <w:pPr>
+        <w:pStyle w:val="Heading2"/>
+      </w:pPr>
+      <w:r>
+        <w:rPr>
+          <w:lang w:val="zh_TW" w:bidi="zh_TW"/>
+        </w:rPr>
+        <w:t>地獄</w:t>
+      </w:r>
+      <w:r>
+        <w:rPr>
+          <w:lang w:val="zh_TW" w:bidi="zh_TW"/>
+        </w:rPr>
+      </w:r>
+    </w:p>
+    <w:p>
+      <w:pPr/>
+      <w:r>
+        <w:rPr>
+          <w:lang w:val="zh_TW" w:bidi="zh_TW"/>
+        </w:rPr>
+      </w:r>
+      <w:r>
+        <w:rPr>
+          <w:lang w:val="zh_TW" w:bidi="zh_TW"/>
+        </w:rPr>
+        <w:t>那些失喪、不悔改的惡人死後在未來要承受懲罰的地方。</w:t>
+      </w:r>
+    </w:p>
+    <w:p>
+      <w:pPr/>
+      <w:r>
+        <w:rPr>
+          <w:lang w:val="zh_TW" w:bidi="zh_TW"/>
+        </w:rPr>
+      </w:r>
+      <w:r>
+        <w:rPr>
+          <w:lang w:val="zh_TW" w:bidi="zh_TW"/>
+        </w:rPr>
+        <w:t>概述</w:t>
+      </w:r>
+    </w:p>
+    <w:p>
+      <w:pPr/>
+      <w:r>
+        <w:rPr>
+          <w:lang w:val="zh_TW" w:bidi="zh_TW"/>
+        </w:rPr>
+      </w:r>
+      <w:r>
+        <w:rPr>
+          <w:lang w:val="zh_TW" w:bidi="zh_TW"/>
+        </w:rPr>
+        <w:t>• 定義和描述</w:t>
+      </w:r>
+    </w:p>
+    <w:p>
+      <w:pPr/>
+      <w:r>
+        <w:rPr>
+          <w:lang w:val="zh_TW" w:bidi="zh_TW"/>
+        </w:rPr>
+      </w:r>
+      <w:r>
+        <w:rPr>
+          <w:lang w:val="zh_TW" w:bidi="zh_TW"/>
+        </w:rPr>
+        <w:t>• 聖經術語</w:t>
+      </w:r>
+    </w:p>
+    <w:p>
+      <w:pPr/>
+      <w:r>
+        <w:rPr>
+          <w:lang w:val="zh_TW" w:bidi="zh_TW"/>
+        </w:rPr>
+      </w:r>
+      <w:r>
+        <w:rPr>
+          <w:lang w:val="zh_TW" w:bidi="zh_TW"/>
+        </w:rPr>
+        <w:t>• 永恆懲罰的公義</w:t>
+      </w:r>
+    </w:p>
+    <w:p>
+      <w:pPr>
+        <w:pStyle w:val="Heading3"/>
+      </w:pPr>
+      <w:r>
+        <w:rPr>
+          <w:lang w:val="zh_TW" w:bidi="zh_TW"/>
+        </w:rPr>
+        <w:t>定義和描述</w:t>
+      </w:r>
+    </w:p>
+    <w:p>
+      <w:pPr/>
+      <w:r>
+        <w:rPr>
+          <w:lang w:val="zh_TW" w:bidi="zh_TW"/>
+        </w:rPr>
+      </w:r>
+      <w:r>
+        <w:rPr>
+          <w:lang w:val="zh_TW" w:bidi="zh_TW"/>
+        </w:rPr>
+        <w:t>地獄是非信徒的最終歸宿，聖經中以多種形式描述：火爐、永火、永刑（</w:t>
+      </w:r>
+      <w:hyperlink r:id="rId76">
+        <w:r>
+          <w:rPr>
+            <w:lang w:val="zh_TW" w:bidi="zh_TW"/>
+          </w:rPr>
+          <w:rPr>
+            <w:color w:val="0000EE"/>
+            <w:u w:val="single"/>
+          </w:rPr>
+          <w:t>太13:42、50</w:t>
+        </w:r>
+      </w:hyperlink>
+      <w:r>
+        <w:rPr>
+          <w:lang w:val="zh_TW" w:bidi="zh_TW"/>
+        </w:rPr>
+        <w:t>，</w:t>
+      </w:r>
+      <w:hyperlink r:id="rId84">
+        <w:r>
+          <w:rPr>
+            <w:lang w:val="zh_TW" w:bidi="zh_TW"/>
+          </w:rPr>
+          <w:rPr>
+            <w:color w:val="0000EE"/>
+            <w:u w:val="single"/>
+          </w:rPr>
+          <w:t>25:41、46</w:t>
+        </w:r>
+      </w:hyperlink>
+      <w:r>
+        <w:rPr>
+          <w:lang w:val="zh_TW" w:bidi="zh_TW"/>
+        </w:rPr>
+        <w:t>）；外邊黑暗，哀哭切齒的地方（</w:t>
+      </w:r>
+      <w:hyperlink r:id="rId85">
+        <w:r>
+          <w:rPr>
+            <w:lang w:val="zh_TW" w:bidi="zh_TW"/>
+          </w:rPr>
+          <w:rPr>
+            <w:color w:val="0000EE"/>
+            <w:u w:val="single"/>
+          </w:rPr>
+          <w:t>8:12</w:t>
+        </w:r>
+      </w:hyperlink>
+      <w:r>
+        <w:rPr>
+          <w:lang w:val="zh_TW" w:bidi="zh_TW"/>
+        </w:rPr>
+        <w:t>）；火湖，第二次的死（</w:t>
+      </w:r>
+      <w:hyperlink r:id="rId86">
+        <w:r>
+          <w:rPr>
+            <w:lang w:val="zh_TW" w:bidi="zh_TW"/>
+          </w:rPr>
+          <w:rPr>
+            <w:color w:val="0000EE"/>
+            <w:u w:val="single"/>
+          </w:rPr>
+          <w:t>啟21:8</w:t>
+        </w:r>
+      </w:hyperlink>
+      <w:r>
+        <w:rPr>
+          <w:lang w:val="zh_TW" w:bidi="zh_TW"/>
+        </w:rPr>
+        <w:t>）；魔鬼和牠的使者的地方（</w:t>
+      </w:r>
+      <w:hyperlink r:id="rId79">
+        <w:r>
+          <w:rPr>
+            <w:lang w:val="zh_TW" w:bidi="zh_TW"/>
+          </w:rPr>
+          <w:rPr>
+            <w:color w:val="0000EE"/>
+            <w:u w:val="single"/>
+          </w:rPr>
+          <w:t>太25:41</w:t>
+        </w:r>
+      </w:hyperlink>
+      <w:r>
+        <w:rPr>
+          <w:lang w:val="zh_TW" w:bidi="zh_TW"/>
+        </w:rPr>
+        <w:t>）。顯然，在地獄中的人將永遠與主隔絕，永不見到祂權能的榮光（</w:t>
+      </w:r>
+      <w:hyperlink r:id="rId87">
+        <w:r>
+          <w:rPr>
+            <w:lang w:val="zh_TW" w:bidi="zh_TW"/>
+          </w:rPr>
+          <w:rPr>
+            <w:color w:val="0000EE"/>
+            <w:u w:val="single"/>
+          </w:rPr>
+          <w:t>帖後1:9</w:t>
+        </w:r>
+      </w:hyperlink>
+      <w:r>
+        <w:rPr>
+          <w:lang w:val="zh_TW" w:bidi="zh_TW"/>
+        </w:rPr>
+        <w:t>）。那些崇拜獸的人將遭受持續的痛苦（</w:t>
+      </w:r>
+      <w:hyperlink r:id="rId88">
+        <w:r>
+          <w:rPr>
+            <w:lang w:val="zh_TW" w:bidi="zh_TW"/>
+          </w:rPr>
+          <w:rPr>
+            <w:color w:val="0000EE"/>
+            <w:u w:val="single"/>
+          </w:rPr>
+          <w:t>啟14:10–11</w:t>
+        </w:r>
+      </w:hyperlink>
+      <w:r>
+        <w:rPr>
+          <w:lang w:val="zh_TW" w:bidi="zh_TW"/>
+        </w:rPr>
+        <w:t>）。</w:t>
+      </w:r>
+    </w:p>
+    <w:p>
+      <w:pPr/>
+      <w:r>
+        <w:rPr>
+          <w:lang w:val="zh_TW" w:bidi="zh_TW"/>
+        </w:rPr>
+      </w:r>
+      <w:r>
+        <w:rPr>
+          <w:lang w:val="zh_TW" w:bidi="zh_TW"/>
+        </w:rPr>
+        <w:t>其它表達方式也表明惡人的最終狀態是永恆的，例如：「用不滅的火燒盡」（</w:t>
+      </w:r>
+      <w:hyperlink r:id="rId89">
+        <w:r>
+          <w:rPr>
+            <w:lang w:val="zh_TW" w:bidi="zh_TW"/>
+          </w:rPr>
+          <w:rPr>
+            <w:color w:val="0000EE"/>
+            <w:u w:val="single"/>
+          </w:rPr>
+          <w:t>太3:12</w:t>
+        </w:r>
+      </w:hyperlink>
+      <w:r>
+        <w:rPr>
+          <w:lang w:val="zh_TW" w:bidi="zh_TW"/>
+        </w:rPr>
+        <w:t>）；「入那不滅的火裡去……蟲是不死的，火是不滅的」（</w:t>
+      </w:r>
+      <w:hyperlink r:id="rId90">
+        <w:r>
+          <w:rPr>
+            <w:lang w:val="zh_TW" w:bidi="zh_TW"/>
+          </w:rPr>
+          <w:rPr>
+            <w:color w:val="0000EE"/>
+            <w:u w:val="single"/>
+          </w:rPr>
+          <w:t>可9:44、48</w:t>
+        </w:r>
+      </w:hyperlink>
+      <w:r>
+        <w:rPr>
+          <w:lang w:val="zh_TW" w:bidi="zh_TW"/>
+        </w:rPr>
+        <w:t>）；有罪「今世來世總不得赦免」（</w:t>
+      </w:r>
+      <w:hyperlink r:id="rId91">
+        <w:r>
+          <w:rPr>
+            <w:lang w:val="zh_TW" w:bidi="zh_TW"/>
+          </w:rPr>
+          <w:rPr>
+            <w:color w:val="0000EE"/>
+            <w:u w:val="single"/>
+          </w:rPr>
+          <w:t>太12:32</w:t>
+        </w:r>
+      </w:hyperlink>
+      <w:r>
+        <w:rPr>
+          <w:lang w:val="zh_TW" w:bidi="zh_TW"/>
+        </w:rPr>
+        <w:t>）。正確理解聖經後，沒有任何經文暗示不信者在地獄中的可怕狀態會有終止的時候。他們的命運是永遠的，帶著嚴肅的終局，並且他們痛苦的狀況永遠持續不變。（值得注意的是，有關地獄的最具描述性和決定性的話語，大多出自耶穌之口。）</w:t>
+      </w:r>
+    </w:p>
+    <w:p>
+      <w:pPr/>
+      <w:r>
+        <w:rPr>
+          <w:lang w:val="zh_TW" w:bidi="zh_TW"/>
+        </w:rPr>
+      </w:r>
+      <w:r>
+        <w:rPr>
+          <w:lang w:val="zh_TW" w:bidi="zh_TW"/>
+        </w:rPr>
+        <w:t>總結所有聖經關於地獄的記述，顯示出地獄中失去和缺乏所有美善，以及因邪惡良心帶來的痛苦和折磨。最可怕的是與神完全且應得的分離，並遠離一切純潔、聖潔和美好的事物。此外，地獄中的人也意識到自己正處在神的忿怒之下，並承受因其有意識地、自願性的犯罪而應得公義的審判與詛咒。</w:t>
+      </w:r>
+    </w:p>
+    <w:p>
+      <w:pPr/>
+      <w:r>
+        <w:rPr>
+          <w:lang w:val="zh_TW" w:bidi="zh_TW"/>
+        </w:rPr>
+      </w:r>
+      <w:r>
+        <w:rPr>
+          <w:lang w:val="zh_TW" w:bidi="zh_TW"/>
+        </w:rPr>
+        <w:t>儘管聖經對地獄的描述以非常具體和字面的方式表達，但地獄的本質不應僅限於如蟲子吞噬、鞭打、火燒或被火焚燒這樣的具體意象。這種說法並不減輕地獄的恐怖或嚴重性，因為沒有什麼比與神隔絕、良心受到邪惡的折磨更可怕。對地獄中的人而言，地獄的本質就在於與神的完全隔絕，而凡是與神隔絕的地方，人與人之間也會彼此疏離。這是最嚴重的懲罰：徹底且無法逆轉地與神隔絕，並與周圍的人為敵。這種狀況的另一個痛苦後果是與自己為敵，被內心的罪惡感和羞恥感撕裂。這是一種全面的衝突：與神、與鄰舍、與自己為敵。這就是地獄！如果對地獄的描述是比喻或象徵性的，那麼它們所代表的狀況比言辭表達的更加真實和強烈。</w:t>
+      </w:r>
+    </w:p>
+    <w:p>
+      <w:pPr/>
+      <w:r>
+        <w:rPr>
+          <w:lang w:val="zh_TW" w:bidi="zh_TW"/>
+        </w:rPr>
+      </w:r>
+      <w:r>
+        <w:rPr>
+          <w:lang w:val="zh_TW" w:bidi="zh_TW"/>
+        </w:rPr>
+        <w:t>對罪惡的懲罰是聖經中持續的教義。審判的教義與整本聖經正典同樣廣泛。代表性的經文包括</w:t>
+      </w:r>
+      <w:hyperlink r:id="rId92">
+        <w:r>
+          <w:rPr>
+            <w:lang w:val="zh_TW" w:bidi="zh_TW"/>
+          </w:rPr>
+          <w:rPr>
+            <w:color w:val="0000EE"/>
+            <w:u w:val="single"/>
+          </w:rPr>
+          <w:t>創2:17</w:t>
+        </w:r>
+      </w:hyperlink>
+      <w:r>
+        <w:rPr>
+          <w:lang w:val="zh_TW" w:bidi="zh_TW"/>
+        </w:rPr>
+        <w:t>，</w:t>
+      </w:r>
+      <w:hyperlink r:id="rId34">
+        <w:r>
+          <w:rPr>
+            <w:lang w:val="zh_TW" w:bidi="zh_TW"/>
+          </w:rPr>
+          <w:rPr>
+            <w:color w:val="0000EE"/>
+            <w:u w:val="single"/>
+          </w:rPr>
+          <w:t>3:17–19</w:t>
+        </w:r>
+      </w:hyperlink>
+      <w:r>
+        <w:rPr>
+          <w:lang w:val="zh_TW" w:bidi="zh_TW"/>
+        </w:rPr>
+        <w:t>，</w:t>
+      </w:r>
+      <w:hyperlink r:id="rId93">
+        <w:r>
+          <w:rPr>
+            <w:lang w:val="zh_TW" w:bidi="zh_TW"/>
+          </w:rPr>
+          <w:rPr>
+            <w:color w:val="0000EE"/>
+            <w:u w:val="single"/>
+          </w:rPr>
+          <w:t>4:13</w:t>
+        </w:r>
+      </w:hyperlink>
+      <w:r>
+        <w:rPr>
+          <w:lang w:val="zh_TW" w:bidi="zh_TW"/>
+        </w:rPr>
+        <w:t>；</w:t>
+      </w:r>
+      <w:hyperlink r:id="rId94">
+        <w:r>
+          <w:rPr>
+            <w:lang w:val="zh_TW" w:bidi="zh_TW"/>
+          </w:rPr>
+          <w:rPr>
+            <w:color w:val="0000EE"/>
+            <w:u w:val="single"/>
+          </w:rPr>
+          <w:t>利26:27–33</w:t>
+        </w:r>
+      </w:hyperlink>
+      <w:r>
+        <w:rPr>
+          <w:lang w:val="zh_TW" w:bidi="zh_TW"/>
+        </w:rPr>
+        <w:t>；</w:t>
+      </w:r>
+      <w:hyperlink r:id="rId95">
+        <w:r>
+          <w:rPr>
+            <w:lang w:val="zh_TW" w:bidi="zh_TW"/>
+          </w:rPr>
+          <w:rPr>
+            <w:color w:val="0000EE"/>
+            <w:u w:val="single"/>
+          </w:rPr>
+          <w:t>詩149:7</w:t>
+        </w:r>
+      </w:hyperlink>
+      <w:r>
+        <w:rPr>
+          <w:lang w:val="zh_TW" w:bidi="zh_TW"/>
+        </w:rPr>
+        <w:t>；</w:t>
+      </w:r>
+      <w:hyperlink r:id="rId96">
+        <w:r>
+          <w:rPr>
+            <w:lang w:val="zh_TW" w:bidi="zh_TW"/>
+          </w:rPr>
+          <w:rPr>
+            <w:color w:val="0000EE"/>
+            <w:u w:val="single"/>
+          </w:rPr>
+          <w:t>賽3:11</w:t>
+        </w:r>
+      </w:hyperlink>
+      <w:r>
+        <w:rPr>
+          <w:lang w:val="zh_TW" w:bidi="zh_TW"/>
+        </w:rPr>
+        <w:t>；</w:t>
+      </w:r>
+      <w:hyperlink r:id="rId97">
+        <w:r>
+          <w:rPr>
+            <w:lang w:val="zh_TW" w:bidi="zh_TW"/>
+          </w:rPr>
+          <w:rPr>
+            <w:color w:val="0000EE"/>
+            <w:u w:val="single"/>
+          </w:rPr>
+          <w:t>結14:10</w:t>
+        </w:r>
+      </w:hyperlink>
+      <w:r>
+        <w:rPr>
+          <w:lang w:val="zh_TW" w:bidi="zh_TW"/>
+        </w:rPr>
+        <w:t>；</w:t>
+      </w:r>
+      <w:hyperlink r:id="rId98">
+        <w:r>
+          <w:rPr>
+            <w:lang w:val="zh_TW" w:bidi="zh_TW"/>
+          </w:rPr>
+          <w:rPr>
+            <w:color w:val="0000EE"/>
+            <w:u w:val="single"/>
+          </w:rPr>
+          <w:t>摩1:2–2:16</w:t>
+        </w:r>
+      </w:hyperlink>
+      <w:r>
+        <w:rPr>
+          <w:lang w:val="zh_TW" w:bidi="zh_TW"/>
+        </w:rPr>
+        <w:t>；</w:t>
+      </w:r>
+      <w:hyperlink r:id="rId99">
+        <w:r>
+          <w:rPr>
+            <w:lang w:val="zh_TW" w:bidi="zh_TW"/>
+          </w:rPr>
+          <w:rPr>
+            <w:color w:val="0000EE"/>
+            <w:u w:val="single"/>
+          </w:rPr>
+          <w:t>亞14:19</w:t>
+        </w:r>
+      </w:hyperlink>
+      <w:r>
+        <w:rPr>
+          <w:lang w:val="zh_TW" w:bidi="zh_TW"/>
+        </w:rPr>
+        <w:t>；</w:t>
+      </w:r>
+      <w:hyperlink r:id="rId84">
+        <w:r>
+          <w:rPr>
+            <w:lang w:val="zh_TW" w:bidi="zh_TW"/>
+          </w:rPr>
+          <w:rPr>
+            <w:color w:val="0000EE"/>
+            <w:u w:val="single"/>
+          </w:rPr>
+          <w:t>太25:41、46</w:t>
+        </w:r>
+      </w:hyperlink>
+      <w:r>
+        <w:rPr>
+          <w:lang w:val="zh_TW" w:bidi="zh_TW"/>
+        </w:rPr>
+        <w:t>；</w:t>
+      </w:r>
+      <w:hyperlink r:id="rId100">
+        <w:r>
+          <w:rPr>
+            <w:lang w:val="zh_TW" w:bidi="zh_TW"/>
+          </w:rPr>
+          <w:rPr>
+            <w:color w:val="0000EE"/>
+            <w:u w:val="single"/>
+          </w:rPr>
+          <w:t>路16:23–24</w:t>
+        </w:r>
+      </w:hyperlink>
+      <w:r>
+        <w:rPr>
+          <w:lang w:val="zh_TW" w:bidi="zh_TW"/>
+        </w:rPr>
+        <w:t>；</w:t>
+      </w:r>
+      <w:hyperlink r:id="rId101">
+        <w:r>
+          <w:rPr>
+            <w:lang w:val="zh_TW" w:bidi="zh_TW"/>
+          </w:rPr>
+          <w:rPr>
+            <w:color w:val="0000EE"/>
+            <w:u w:val="single"/>
+          </w:rPr>
+          <w:t>羅2:5–12</w:t>
+        </w:r>
+      </w:hyperlink>
+      <w:r>
+        <w:rPr>
+          <w:lang w:val="zh_TW" w:bidi="zh_TW"/>
+        </w:rPr>
+        <w:t>；</w:t>
+      </w:r>
+      <w:hyperlink r:id="rId102">
+        <w:r>
+          <w:rPr>
+            <w:lang w:val="zh_TW" w:bidi="zh_TW"/>
+          </w:rPr>
+          <w:rPr>
+            <w:color w:val="0000EE"/>
+            <w:u w:val="single"/>
+          </w:rPr>
+          <w:t>加6:7–8</w:t>
+        </w:r>
+      </w:hyperlink>
+      <w:r>
+        <w:rPr>
+          <w:lang w:val="zh_TW" w:bidi="zh_TW"/>
+        </w:rPr>
+        <w:t>；</w:t>
+      </w:r>
+      <w:hyperlink r:id="rId103">
+        <w:r>
+          <w:rPr>
+            <w:lang w:val="zh_TW" w:bidi="zh_TW"/>
+          </w:rPr>
+          <w:rPr>
+            <w:color w:val="0000EE"/>
+            <w:u w:val="single"/>
+          </w:rPr>
+          <w:t>來10:29–31</w:t>
+        </w:r>
+      </w:hyperlink>
+      <w:r>
+        <w:rPr>
+          <w:lang w:val="zh_TW" w:bidi="zh_TW"/>
+        </w:rPr>
+        <w:t>；</w:t>
+      </w:r>
+      <w:hyperlink r:id="rId104">
+        <w:r>
+          <w:rPr>
+            <w:lang w:val="zh_TW" w:bidi="zh_TW"/>
+          </w:rPr>
+          <w:rPr>
+            <w:color w:val="0000EE"/>
+            <w:u w:val="single"/>
+          </w:rPr>
+          <w:t>啟20:11–15</w:t>
+        </w:r>
+      </w:hyperlink>
+      <w:r>
+        <w:rPr>
+          <w:lang w:val="zh_TW" w:bidi="zh_TW"/>
+        </w:rPr>
+        <w:t>。</w:t>
+      </w:r>
+    </w:p>
+    <w:p>
+      <w:pPr>
+        <w:pStyle w:val="Heading3"/>
+      </w:pPr>
+      <w:r>
+        <w:rPr>
+          <w:lang w:val="zh_TW" w:bidi="zh_TW"/>
+        </w:rPr>
+        <w:t>聖經術語</w:t>
+      </w:r>
+    </w:p>
+    <w:p>
+      <w:pPr/>
+      <w:r>
+        <w:rPr>
+          <w:lang w:val="zh_TW" w:bidi="zh_TW"/>
+        </w:rPr>
+      </w:r>
+      <w:r>
+        <w:rPr>
+          <w:lang w:val="zh_TW" w:bidi="zh_TW"/>
+        </w:rPr>
+        <w:t>希伯來文Sheol（陰間）在舊約中主要用於「墳墓、坑、離世之人的居所」（</w:t>
+      </w:r>
+      <w:hyperlink r:id="rId105">
+        <w:r>
+          <w:rPr>
+            <w:lang w:val="zh_TW" w:bidi="zh_TW"/>
+          </w:rPr>
+          <w:rPr>
+            <w:color w:val="0000EE"/>
+            <w:u w:val="single"/>
+          </w:rPr>
+          <w:t>創37:35</w:t>
+        </w:r>
+      </w:hyperlink>
+      <w:r>
+        <w:rPr>
+          <w:lang w:val="zh_TW" w:bidi="zh_TW"/>
+        </w:rPr>
+        <w:t>；</w:t>
+      </w:r>
+      <w:hyperlink r:id="rId106">
+        <w:r>
+          <w:rPr>
+            <w:lang w:val="zh_TW" w:bidi="zh_TW"/>
+          </w:rPr>
+          <w:rPr>
+            <w:color w:val="0000EE"/>
+            <w:u w:val="single"/>
+          </w:rPr>
+          <w:t>伯7:9</w:t>
+        </w:r>
+      </w:hyperlink>
+      <w:r>
+        <w:rPr>
+          <w:lang w:val="zh_TW" w:bidi="zh_TW"/>
+        </w:rPr>
+        <w:t>，</w:t>
+      </w:r>
+      <w:hyperlink r:id="rId107">
+        <w:r>
+          <w:rPr>
+            <w:lang w:val="zh_TW" w:bidi="zh_TW"/>
+          </w:rPr>
+          <w:rPr>
+            <w:color w:val="0000EE"/>
+            <w:u w:val="single"/>
+          </w:rPr>
+          <w:t>14:13</w:t>
+        </w:r>
+      </w:hyperlink>
+      <w:r>
+        <w:rPr>
+          <w:lang w:val="zh_TW" w:bidi="zh_TW"/>
+        </w:rPr>
+        <w:t>，</w:t>
+      </w:r>
+      <w:hyperlink r:id="rId108">
+        <w:r>
+          <w:rPr>
+            <w:lang w:val="zh_TW" w:bidi="zh_TW"/>
+          </w:rPr>
+          <w:rPr>
+            <w:color w:val="0000EE"/>
+            <w:u w:val="single"/>
+          </w:rPr>
+          <w:t>17:13–16</w:t>
+        </w:r>
+      </w:hyperlink>
+      <w:r>
+        <w:rPr>
+          <w:lang w:val="zh_TW" w:bidi="zh_TW"/>
+        </w:rPr>
+        <w:t>；</w:t>
+      </w:r>
+      <w:hyperlink r:id="rId109">
+        <w:r>
+          <w:rPr>
+            <w:lang w:val="zh_TW" w:bidi="zh_TW"/>
+          </w:rPr>
+          <w:rPr>
+            <w:color w:val="0000EE"/>
+            <w:u w:val="single"/>
+          </w:rPr>
+          <w:t>詩6:5</w:t>
+        </w:r>
+      </w:hyperlink>
+      <w:r>
+        <w:rPr>
+          <w:lang w:val="zh_TW" w:bidi="zh_TW"/>
+        </w:rPr>
+        <w:t>，</w:t>
+      </w:r>
+      <w:hyperlink r:id="rId110">
+        <w:r>
+          <w:rPr>
+            <w:lang w:val="zh_TW" w:bidi="zh_TW"/>
+          </w:rPr>
+          <w:rPr>
+            <w:color w:val="0000EE"/>
+            <w:u w:val="single"/>
+          </w:rPr>
+          <w:t>16:10</w:t>
+        </w:r>
+      </w:hyperlink>
+      <w:r>
+        <w:rPr>
+          <w:lang w:val="zh_TW" w:bidi="zh_TW"/>
+        </w:rPr>
+        <w:t>，</w:t>
+      </w:r>
+      <w:hyperlink r:id="rId111">
+        <w:r>
+          <w:rPr>
+            <w:lang w:val="zh_TW" w:bidi="zh_TW"/>
+          </w:rPr>
+          <w:rPr>
+            <w:color w:val="0000EE"/>
+            <w:u w:val="single"/>
+          </w:rPr>
+          <w:t>55:15</w:t>
+        </w:r>
+      </w:hyperlink>
+      <w:r>
+        <w:rPr>
+          <w:lang w:val="zh_TW" w:bidi="zh_TW"/>
+        </w:rPr>
+        <w:t>；</w:t>
+      </w:r>
+      <w:hyperlink r:id="rId112">
+        <w:r>
+          <w:rPr>
+            <w:lang w:val="zh_TW" w:bidi="zh_TW"/>
+          </w:rPr>
+          <w:rPr>
+            <w:color w:val="0000EE"/>
+            <w:u w:val="single"/>
+          </w:rPr>
+          <w:t>箴9:18</w:t>
+        </w:r>
+      </w:hyperlink>
+      <w:r>
+        <w:rPr>
+          <w:lang w:val="zh_TW" w:bidi="zh_TW"/>
+        </w:rPr>
+        <w:t>；</w:t>
+      </w:r>
+      <w:hyperlink r:id="rId113">
+        <w:r>
+          <w:rPr>
+            <w:lang w:val="zh_TW" w:bidi="zh_TW"/>
+          </w:rPr>
+          <w:rPr>
+            <w:color w:val="0000EE"/>
+            <w:u w:val="single"/>
+          </w:rPr>
+          <w:t>傳9:10</w:t>
+        </w:r>
+      </w:hyperlink>
+      <w:r>
+        <w:rPr>
+          <w:lang w:val="zh_TW" w:bidi="zh_TW"/>
+        </w:rPr>
+        <w:t>；</w:t>
+      </w:r>
+      <w:hyperlink r:id="rId114">
+        <w:r>
+          <w:rPr>
+            <w:lang w:val="zh_TW" w:bidi="zh_TW"/>
+          </w:rPr>
+          <w:rPr>
+            <w:color w:val="0000EE"/>
+            <w:u w:val="single"/>
+          </w:rPr>
+          <w:t>賽14:11</w:t>
+        </w:r>
+      </w:hyperlink>
+      <w:r>
+        <w:rPr>
+          <w:lang w:val="zh_TW" w:bidi="zh_TW"/>
+        </w:rPr>
+        <w:t>，</w:t>
+      </w:r>
+      <w:hyperlink r:id="rId115">
+        <w:r>
+          <w:rPr>
+            <w:lang w:val="zh_TW" w:bidi="zh_TW"/>
+          </w:rPr>
+          <w:rPr>
+            <w:color w:val="0000EE"/>
+            <w:u w:val="single"/>
+          </w:rPr>
+          <w:t>38:10–12、18</w:t>
+        </w:r>
+      </w:hyperlink>
+      <w:r>
+        <w:rPr>
+          <w:lang w:val="zh_TW" w:bidi="zh_TW"/>
+        </w:rPr>
+        <w:t>）。在舊約中，善惡的最終歸宿似乎沒有很明確的區別。他們都同樣去到墳墓，進入一個下面的世界，這個世界充滿了陰暗、疲憊、黑暗、腐朽與遺忘，遠離神的同在（</w:t>
+      </w:r>
+      <w:hyperlink r:id="rId116">
+        <w:r>
+          <w:rPr>
+            <w:lang w:val="zh_TW" w:bidi="zh_TW"/>
+          </w:rPr>
+          <w:rPr>
+            <w:color w:val="0000EE"/>
+            <w:u w:val="single"/>
+          </w:rPr>
+          <w:t>伯10:20–22</w:t>
+        </w:r>
+      </w:hyperlink>
+      <w:r>
+        <w:rPr>
+          <w:lang w:val="zh_TW" w:bidi="zh_TW"/>
+        </w:rPr>
+        <w:t>；</w:t>
+      </w:r>
+      <w:hyperlink r:id="rId117">
+        <w:r>
+          <w:rPr>
+            <w:lang w:val="zh_TW" w:bidi="zh_TW"/>
+          </w:rPr>
+          <w:rPr>
+            <w:color w:val="0000EE"/>
+            <w:u w:val="single"/>
+          </w:rPr>
+          <w:t>詩88:3–6</w:t>
+        </w:r>
+      </w:hyperlink>
+      <w:r>
+        <w:rPr>
+          <w:lang w:val="zh_TW" w:bidi="zh_TW"/>
+        </w:rPr>
+        <w:t>），然而，仍然在神的掌管之下（</w:t>
+      </w:r>
+      <w:hyperlink r:id="rId118">
+        <w:r>
+          <w:rPr>
+            <w:lang w:val="zh_TW" w:bidi="zh_TW"/>
+          </w:rPr>
+          <w:rPr>
+            <w:color w:val="0000EE"/>
+            <w:u w:val="single"/>
+          </w:rPr>
+          <w:t>伯26:6</w:t>
+        </w:r>
+      </w:hyperlink>
+      <w:r>
+        <w:rPr>
+          <w:lang w:val="zh_TW" w:bidi="zh_TW"/>
+        </w:rPr>
+        <w:t>；</w:t>
+      </w:r>
+      <w:hyperlink r:id="rId119">
+        <w:r>
+          <w:rPr>
+            <w:lang w:val="zh_TW" w:bidi="zh_TW"/>
+          </w:rPr>
+          <w:rPr>
+            <w:color w:val="0000EE"/>
+            <w:u w:val="single"/>
+          </w:rPr>
+          <w:t>詩138:8</w:t>
+        </w:r>
+      </w:hyperlink>
+      <w:r>
+        <w:rPr>
+          <w:lang w:val="zh_TW" w:bidi="zh_TW"/>
+        </w:rPr>
+        <w:t>；</w:t>
+      </w:r>
+      <w:hyperlink r:id="rId120">
+        <w:r>
+          <w:rPr>
+            <w:lang w:val="zh_TW" w:bidi="zh_TW"/>
+          </w:rPr>
+          <w:rPr>
+            <w:color w:val="0000EE"/>
+            <w:u w:val="single"/>
+          </w:rPr>
+          <w:t>摩9:2</w:t>
+        </w:r>
+      </w:hyperlink>
+      <w:r>
+        <w:rPr>
+          <w:lang w:val="zh_TW" w:bidi="zh_TW"/>
+        </w:rPr>
+        <w:t>）。這是一個寂靜（</w:t>
+      </w:r>
+      <w:hyperlink r:id="rId121">
+        <w:r>
+          <w:rPr>
+            <w:lang w:val="zh_TW" w:bidi="zh_TW"/>
+          </w:rPr>
+          <w:rPr>
+            <w:color w:val="0000EE"/>
+            <w:u w:val="single"/>
+          </w:rPr>
+          <w:t>詩94:17</w:t>
+        </w:r>
+      </w:hyperlink>
+      <w:r>
+        <w:rPr>
+          <w:lang w:val="zh_TW" w:bidi="zh_TW"/>
+        </w:rPr>
+        <w:t>，</w:t>
+      </w:r>
+      <w:hyperlink r:id="rId122">
+        <w:r>
+          <w:rPr>
+            <w:lang w:val="zh_TW" w:bidi="zh_TW"/>
+          </w:rPr>
+          <w:rPr>
+            <w:color w:val="0000EE"/>
+            <w:u w:val="single"/>
+          </w:rPr>
+          <w:t>115:17</w:t>
+        </w:r>
+      </w:hyperlink>
+      <w:r>
+        <w:rPr>
+          <w:lang w:val="zh_TW" w:bidi="zh_TW"/>
+        </w:rPr>
+        <w:t>）和安息（</w:t>
+      </w:r>
+      <w:hyperlink r:id="rId123">
+        <w:r>
+          <w:rPr>
+            <w:lang w:val="zh_TW" w:bidi="zh_TW"/>
+          </w:rPr>
+          <w:rPr>
+            <w:color w:val="0000EE"/>
+            <w:u w:val="single"/>
+          </w:rPr>
+          <w:t>伯3:17</w:t>
+        </w:r>
+      </w:hyperlink>
+      <w:r>
+        <w:rPr>
+          <w:lang w:val="zh_TW" w:bidi="zh_TW"/>
+        </w:rPr>
+        <w:t>）之處。然而，某些經文似乎暗示陰間中有某種意識、盼望和交流（</w:t>
+      </w:r>
+      <w:hyperlink r:id="rId124">
+        <w:r>
+          <w:rPr>
+            <w:lang w:val="zh_TW" w:bidi="zh_TW"/>
+          </w:rPr>
+          <w:rPr>
+            <w:color w:val="0000EE"/>
+            <w:u w:val="single"/>
+          </w:rPr>
+          <w:t>伯14:13–15</w:t>
+        </w:r>
+      </w:hyperlink>
+      <w:r>
+        <w:rPr>
+          <w:lang w:val="zh_TW" w:bidi="zh_TW"/>
+        </w:rPr>
+        <w:t>，</w:t>
+      </w:r>
+      <w:hyperlink r:id="rId125">
+        <w:r>
+          <w:rPr>
+            <w:lang w:val="zh_TW" w:bidi="zh_TW"/>
+          </w:rPr>
+          <w:rPr>
+            <w:color w:val="0000EE"/>
+            <w:u w:val="single"/>
+          </w:rPr>
+          <w:t>19:25–27</w:t>
+        </w:r>
+      </w:hyperlink>
+      <w:r>
+        <w:rPr>
+          <w:lang w:val="zh_TW" w:bidi="zh_TW"/>
+        </w:rPr>
+        <w:t>；</w:t>
+      </w:r>
+      <w:hyperlink r:id="rId110">
+        <w:r>
+          <w:rPr>
+            <w:lang w:val="zh_TW" w:bidi="zh_TW"/>
+          </w:rPr>
+          <w:rPr>
+            <w:color w:val="0000EE"/>
+            <w:u w:val="single"/>
+          </w:rPr>
+          <w:t>詩16:10</w:t>
+        </w:r>
+      </w:hyperlink>
+      <w:r>
+        <w:rPr>
+          <w:lang w:val="zh_TW" w:bidi="zh_TW"/>
+        </w:rPr>
+        <w:t>，</w:t>
+      </w:r>
+      <w:hyperlink r:id="rId126">
+        <w:r>
+          <w:rPr>
+            <w:lang w:val="zh_TW" w:bidi="zh_TW"/>
+          </w:rPr>
+          <w:rPr>
+            <w:color w:val="0000EE"/>
+            <w:u w:val="single"/>
+          </w:rPr>
+          <w:t>49:15</w:t>
+        </w:r>
+      </w:hyperlink>
+      <w:r>
+        <w:rPr>
+          <w:lang w:val="zh_TW" w:bidi="zh_TW"/>
+        </w:rPr>
+        <w:t>；</w:t>
+      </w:r>
+      <w:hyperlink r:id="rId127">
+        <w:r>
+          <w:rPr>
+            <w:lang w:val="zh_TW" w:bidi="zh_TW"/>
+          </w:rPr>
+          <w:rPr>
+            <w:color w:val="0000EE"/>
+            <w:u w:val="single"/>
+          </w:rPr>
+          <w:t>賽14:9–10</w:t>
+        </w:r>
+      </w:hyperlink>
+      <w:r>
+        <w:rPr>
+          <w:lang w:val="zh_TW" w:bidi="zh_TW"/>
+        </w:rPr>
+        <w:t>；</w:t>
+      </w:r>
+      <w:hyperlink r:id="rId128">
+        <w:r>
+          <w:rPr>
+            <w:lang w:val="zh_TW" w:bidi="zh_TW"/>
+          </w:rPr>
+          <w:rPr>
+            <w:color w:val="0000EE"/>
+            <w:u w:val="single"/>
+          </w:rPr>
+          <w:t>結32:21</w:t>
+        </w:r>
+      </w:hyperlink>
+      <w:r>
+        <w:rPr>
+          <w:lang w:val="zh_TW" w:bidi="zh_TW"/>
+        </w:rPr>
+        <w:t>）。少數經文暗示了死後可能面臨的神的審判威脅（</w:t>
+      </w:r>
+      <w:hyperlink r:id="rId129">
+        <w:r>
+          <w:rPr>
+            <w:lang w:val="zh_TW" w:bidi="zh_TW"/>
+          </w:rPr>
+          <w:rPr>
+            <w:color w:val="0000EE"/>
+            <w:u w:val="single"/>
+          </w:rPr>
+          <w:t>詩9:17</w:t>
+        </w:r>
+      </w:hyperlink>
+      <w:r>
+        <w:rPr>
+          <w:lang w:val="zh_TW" w:bidi="zh_TW"/>
+        </w:rPr>
+        <w:t>，</w:t>
+      </w:r>
+      <w:hyperlink r:id="rId111">
+        <w:r>
+          <w:rPr>
+            <w:lang w:val="zh_TW" w:bidi="zh_TW"/>
+          </w:rPr>
+          <w:rPr>
+            <w:color w:val="0000EE"/>
+            <w:u w:val="single"/>
+          </w:rPr>
+          <w:t>55:15</w:t>
+        </w:r>
+      </w:hyperlink>
+      <w:r>
+        <w:rPr>
+          <w:lang w:val="zh_TW" w:bidi="zh_TW"/>
+        </w:rPr>
+        <w:t>）。總的來說，陰間被視為令人憂慮和恐懼的地方（</w:t>
+      </w:r>
+      <w:hyperlink r:id="rId130">
+        <w:r>
+          <w:rPr>
+            <w:lang w:val="zh_TW" w:bidi="zh_TW"/>
+          </w:rPr>
+          <w:rPr>
+            <w:color w:val="0000EE"/>
+            <w:u w:val="single"/>
+          </w:rPr>
+          <w:t>申32:22</w:t>
+        </w:r>
+      </w:hyperlink>
+      <w:r>
+        <w:rPr>
+          <w:lang w:val="zh_TW" w:bidi="zh_TW"/>
+        </w:rPr>
+        <w:t>；</w:t>
+      </w:r>
+      <w:hyperlink r:id="rId131">
+        <w:r>
+          <w:rPr>
+            <w:lang w:val="zh_TW" w:bidi="zh_TW"/>
+          </w:rPr>
+          <w:rPr>
+            <w:color w:val="0000EE"/>
+            <w:u w:val="single"/>
+          </w:rPr>
+          <w:t>賽38:18</w:t>
+        </w:r>
+      </w:hyperlink>
+      <w:r>
+        <w:rPr>
+          <w:lang w:val="zh_TW" w:bidi="zh_TW"/>
+        </w:rPr>
+        <w:t>）。</w:t>
+      </w:r>
+    </w:p>
+    <w:p>
+      <w:pPr/>
+      <w:r>
+        <w:rPr>
+          <w:lang w:val="zh_TW" w:bidi="zh_TW"/>
+        </w:rPr>
+      </w:r>
+      <w:r>
+        <w:rPr>
+          <w:lang w:val="zh_TW" w:bidi="zh_TW"/>
+        </w:rPr>
+        <w:t>直到後聖經時期的猶太文獻，即在舊約結束和新約開始之間發展起來的著作，才開始明確區分義人與惡人的最終歸宿。在陰間內部善惡分隔的概念得到了發展。顯而易見，儘管這個概念比較模糊和不確定，但猶太思想（正如整部舊約所反映的）包含著一種信念，即死後會有未來和持續的存在。</w:t>
+      </w:r>
+    </w:p>
+    <w:p>
+      <w:pPr/>
+      <w:r>
+        <w:rPr>
+          <w:lang w:val="zh_TW" w:bidi="zh_TW"/>
+        </w:rPr>
+      </w:r>
+      <w:r>
+        <w:rPr>
+          <w:lang w:val="zh_TW" w:bidi="zh_TW"/>
+        </w:rPr>
+        <w:t>新約中的希臘文hades（陰間）與舊約中的Sheol用法非常相似。事實上，七十士譯本（舊約的希臘文譯本）的譯者使用它來表示Sheol。它通常指的是死者的地方或狀態、墳墓或死亡本身。在某些譯本中，這個詞未被翻譯，而是直接音譯為hades。新約並不總是明確說明hades的含義，除了剛才所描述的內容之外。這個詞的使用通常並未揭示死者的具體狀況。然而，有些經文表明它比舊約中的Sheol有更明顯的進步其中一節明確將hades描述為惡人的刑罰之處，適當地翻譯為「地獄」（</w:t>
+      </w:r>
+      <w:hyperlink r:id="rId132">
+        <w:r>
+          <w:rPr>
+            <w:lang w:val="zh_TW" w:bidi="zh_TW"/>
+          </w:rPr>
+          <w:rPr>
+            <w:color w:val="0000EE"/>
+            <w:u w:val="single"/>
+          </w:rPr>
+          <w:t>路16:23</w:t>
+        </w:r>
+      </w:hyperlink>
+      <w:r>
+        <w:rPr>
+          <w:lang w:val="zh_TW" w:bidi="zh_TW"/>
+        </w:rPr>
+        <w:t>）。在所有其它例子中，hades僅指死亡的居所。</w:t>
+      </w:r>
+    </w:p>
+    <w:p>
+      <w:pPr/>
+      <w:r>
+        <w:rPr>
+          <w:lang w:val="zh_TW" w:bidi="zh_TW"/>
+        </w:rPr>
+      </w:r>
+      <w:r>
+        <w:rPr>
+          <w:lang w:val="zh_TW" w:bidi="zh_TW"/>
+        </w:rPr>
+        <w:t>新約中的希臘文Gehenna用於描述罪人的火刑之地，通常翻譯為「地獄」或「地獄之火」（</w:t>
+      </w:r>
+      <w:hyperlink r:id="rId133">
+        <w:r>
+          <w:rPr>
+            <w:lang w:val="zh_TW" w:bidi="zh_TW"/>
+          </w:rPr>
+          <w:rPr>
+            <w:color w:val="0000EE"/>
+            <w:u w:val="single"/>
+          </w:rPr>
+          <w:t>太5:22、29–30，</w:t>
+        </w:r>
+      </w:hyperlink>
+      <w:hyperlink r:id="rId74">
+        <w:r>
+          <w:rPr>
+            <w:lang w:val="zh_TW" w:bidi="zh_TW"/>
+          </w:rPr>
+          <w:rPr>
+            <w:color w:val="0000EE"/>
+            <w:u w:val="single"/>
+          </w:rPr>
+          <w:t>10:28</w:t>
+        </w:r>
+      </w:hyperlink>
+      <w:r>
+        <w:rPr>
+          <w:lang w:val="zh_TW" w:bidi="zh_TW"/>
+        </w:rPr>
+        <w:t>，</w:t>
+      </w:r>
+      <w:hyperlink r:id="rId75">
+        <w:r>
+          <w:rPr>
+            <w:lang w:val="zh_TW" w:bidi="zh_TW"/>
+          </w:rPr>
+          <w:rPr>
+            <w:color w:val="0000EE"/>
+            <w:u w:val="single"/>
+          </w:rPr>
+          <w:t>18:9</w:t>
+        </w:r>
+      </w:hyperlink>
+      <w:r>
+        <w:rPr>
+          <w:lang w:val="zh_TW" w:bidi="zh_TW"/>
+        </w:rPr>
+        <w:t>，</w:t>
+      </w:r>
+      <w:hyperlink r:id="rId78">
+        <w:r>
+          <w:rPr>
+            <w:lang w:val="zh_TW" w:bidi="zh_TW"/>
+          </w:rPr>
+          <w:rPr>
+            <w:color w:val="0000EE"/>
+            <w:u w:val="single"/>
+          </w:rPr>
+          <w:t>23:15、33</w:t>
+        </w:r>
+      </w:hyperlink>
+      <w:r>
+        <w:rPr>
+          <w:lang w:val="zh_TW" w:bidi="zh_TW"/>
+        </w:rPr>
+        <w:t>；</w:t>
+      </w:r>
+      <w:hyperlink r:id="rId134">
+        <w:r>
+          <w:rPr>
+            <w:lang w:val="zh_TW" w:bidi="zh_TW"/>
+          </w:rPr>
+          <w:rPr>
+            <w:color w:val="0000EE"/>
+            <w:u w:val="single"/>
+          </w:rPr>
+          <w:t>可9:43、45、47</w:t>
+        </w:r>
+      </w:hyperlink>
+      <w:r>
+        <w:rPr>
+          <w:lang w:val="zh_TW" w:bidi="zh_TW"/>
+        </w:rPr>
+        <w:t>；</w:t>
+      </w:r>
+      <w:hyperlink r:id="rId135">
+        <w:r>
+          <w:rPr>
+            <w:lang w:val="zh_TW" w:bidi="zh_TW"/>
+          </w:rPr>
+          <w:rPr>
+            <w:color w:val="0000EE"/>
+            <w:u w:val="single"/>
+          </w:rPr>
+          <w:t>雅3:6</w:t>
+        </w:r>
+      </w:hyperlink>
+      <w:r>
+        <w:rPr>
+          <w:lang w:val="zh_TW" w:bidi="zh_TW"/>
+        </w:rPr>
+        <w:t>）。這個詞通常與最後的審判聯繫在一起，並暗示所說的懲罰是永恆的。Gehenna源自舊約中的希伯來文「欣嫩谷（valley of Hinnom）」，這是一條位於耶路撒冷南側的山谷。此谷曾是偶像崇拜的中心，在那裡，人們將兒童火燒獻給異教神摩洛（</w:t>
+      </w:r>
+      <w:hyperlink r:id="rId61">
+        <w:r>
+          <w:rPr>
+            <w:lang w:val="zh_TW" w:bidi="zh_TW"/>
+          </w:rPr>
+          <w:rPr>
+            <w:color w:val="0000EE"/>
+            <w:u w:val="single"/>
+          </w:rPr>
+          <w:t>代下28:3</w:t>
+        </w:r>
+      </w:hyperlink>
+      <w:r>
+        <w:rPr>
+          <w:lang w:val="zh_TW" w:bidi="zh_TW"/>
+        </w:rPr>
+        <w:t>，</w:t>
+      </w:r>
+      <w:hyperlink r:id="rId62">
+        <w:r>
+          <w:rPr>
+            <w:lang w:val="zh_TW" w:bidi="zh_TW"/>
+          </w:rPr>
+          <w:rPr>
+            <w:color w:val="0000EE"/>
+            <w:u w:val="single"/>
+          </w:rPr>
+          <w:t>33:6</w:t>
+        </w:r>
+      </w:hyperlink>
+      <w:r>
+        <w:rPr>
+          <w:lang w:val="zh_TW" w:bidi="zh_TW"/>
+        </w:rPr>
+        <w:t>）。在約西亞時期，這個地方因為死人的骨頭和垃圾而變得可憎（</w:t>
+      </w:r>
+      <w:hyperlink r:id="rId136">
+        <w:r>
+          <w:rPr>
+            <w:lang w:val="zh_TW" w:bidi="zh_TW"/>
+          </w:rPr>
+          <w:rPr>
+            <w:color w:val="0000EE"/>
+            <w:u w:val="single"/>
+          </w:rPr>
+          <w:t>王下23:10–14</w:t>
+        </w:r>
+      </w:hyperlink>
+      <w:r>
+        <w:rPr>
+          <w:lang w:val="zh_TW" w:bidi="zh_TW"/>
+        </w:rPr>
+        <w:t>），並成為耶路撒冷的垃圾場。持續燃燒的火使這裡成為地獄之火的象徵，表示失喪者在痛苦中被燒盡。這是對偶像崇拜者和不順服者的審判象徵（</w:t>
+      </w:r>
+      <w:hyperlink r:id="rId137">
+        <w:r>
+          <w:rPr>
+            <w:lang w:val="zh_TW" w:bidi="zh_TW"/>
+          </w:rPr>
+          <w:rPr>
+            <w:color w:val="0000EE"/>
+            <w:u w:val="single"/>
+          </w:rPr>
+          <w:t>耶7:31–34，</w:t>
+        </w:r>
+      </w:hyperlink>
+      <w:hyperlink r:id="rId64">
+        <w:r>
+          <w:rPr>
+            <w:lang w:val="zh_TW" w:bidi="zh_TW"/>
+          </w:rPr>
+          <w:rPr>
+            <w:color w:val="0000EE"/>
+            <w:u w:val="single"/>
+          </w:rPr>
+          <w:t>32:35</w:t>
+        </w:r>
+      </w:hyperlink>
+      <w:r>
+        <w:rPr>
+          <w:lang w:val="zh_TW" w:bidi="zh_TW"/>
+        </w:rPr>
+        <w:t>）。</w:t>
+      </w:r>
+    </w:p>
+    <w:p>
+      <w:pPr/>
+      <w:r>
+        <w:rPr>
+          <w:lang w:val="zh_TW" w:bidi="zh_TW"/>
+        </w:rPr>
+      </w:r>
+      <w:r>
+        <w:rPr>
+          <w:lang w:val="zh_TW" w:bidi="zh_TW"/>
+        </w:rPr>
+        <w:t>另一個用來指地獄或「地下」的希臘文Tartarus（</w:t>
+      </w:r>
+      <w:hyperlink r:id="rId83">
+        <w:r>
+          <w:rPr>
+            <w:lang w:val="zh_TW" w:bidi="zh_TW"/>
+          </w:rPr>
+          <w:rPr>
+            <w:color w:val="0000EE"/>
+            <w:u w:val="single"/>
+          </w:rPr>
+          <w:t>彼後2:4</w:t>
+        </w:r>
+      </w:hyperlink>
+      <w:r>
+        <w:rPr>
+          <w:lang w:val="zh_TW" w:bidi="zh_TW"/>
+        </w:rPr>
+        <w:t>），這是一個古典用詞，指永刑之地。使徒彼得用它來描述那些墮落的天使被投入地獄，「交在黑暗坑中，等候審判」。</w:t>
+      </w:r>
+    </w:p>
+    <w:p>
+      <w:pPr/>
+      <w:r>
+        <w:rPr>
+          <w:lang w:val="zh_TW" w:bidi="zh_TW"/>
+        </w:rPr>
+      </w:r>
+      <w:r>
+        <w:rPr>
+          <w:lang w:val="zh_TW" w:bidi="zh_TW"/>
+        </w:rPr>
+        <w:t>如上所述，除了這些術語外，還有一些非常明確且生動的詞句，清楚地教導了經本開頭所闡述的地獄教義。聖經的教義主要由這些決定性的詞句確立，而不是那些模糊但經常使用的Sheol和Hades兩個術語。</w:t>
+      </w:r>
+    </w:p>
+    <w:p>
+      <w:pPr>
+        <w:pStyle w:val="Heading3"/>
+      </w:pPr>
+      <w:r>
+        <w:rPr>
+          <w:lang w:val="zh_TW" w:bidi="zh_TW"/>
+        </w:rPr>
+        <w:t>永罰的公義性</w:t>
+      </w:r>
+    </w:p>
+    <w:p>
+      <w:pPr/>
+      <w:r>
+        <w:rPr>
+          <w:lang w:val="zh_TW" w:bidi="zh_TW"/>
+        </w:rPr>
+      </w:r>
+      <w:r>
+        <w:rPr>
+          <w:lang w:val="zh_TW" w:bidi="zh_TW"/>
+        </w:rPr>
+        <w:t>我們很難理解聖潔的神一方面憎惡一切邪惡，但另一方面祂卻愛那些作惡的人，甚至願意犧牲祂的獨生子來拯救他們脫離罪惡。神的忿怒是聖潔的神的必然反應，因為祂憎恨一切與祂公義本性相悖的事物。當唯一能救贖人類罪孽的途徑被拒絕，並且慈愛、尋求與悖逆的罪人和好的神的所有呼籲都被拒絕時，神別無選擇，只能讓罪人走上他自己選擇的命運。對罪的懲罰是聖潔對道德對立之事物的必然和不可避免的回應，並且只要罪的狀態持續存在，懲罰就必須持續存在。聖經中沒有任何地方表明地獄中的失喪罪人有悔改和信靠的能力。如果在今生他們沒有悔改離開罪惡，並在地上所有有利的環境和機會下接納基督為救主，就沒有理由認為他們在死後會這樣做。懲罰不會結束，直到罪惡和罪責消失。當罪人最終抵抗並拒絕聖靈的工作，即使他們因罪受到責備，卻便不再有悔改和救恩的可能。他們犯下了永遠的罪（</w:t>
+      </w:r>
+      <w:hyperlink r:id="rId138">
+        <w:r>
+          <w:rPr>
+            <w:lang w:val="zh_TW" w:bidi="zh_TW"/>
+          </w:rPr>
+          <w:rPr>
+            <w:color w:val="0000EE"/>
+            <w:u w:val="single"/>
+          </w:rPr>
+          <w:t>可3:29</w:t>
+        </w:r>
+      </w:hyperlink>
+      <w:r>
+        <w:rPr>
+          <w:lang w:val="zh_TW" w:bidi="zh_TW"/>
+        </w:rPr>
+        <w:t>；</w:t>
+      </w:r>
+      <w:hyperlink r:id="rId139">
+        <w:r>
+          <w:rPr>
+            <w:lang w:val="zh_TW" w:bidi="zh_TW"/>
+          </w:rPr>
+          <w:rPr>
+            <w:color w:val="0000EE"/>
+            <w:u w:val="single"/>
+          </w:rPr>
+          <w:t>啟22:11</w:t>
+        </w:r>
+      </w:hyperlink>
+      <w:r>
+        <w:rPr>
+          <w:lang w:val="zh_TW" w:bidi="zh_TW"/>
+        </w:rPr>
+        <w:t>），應受永遠的懲罰。</w:t>
+      </w:r>
+    </w:p>
+    <w:p>
+      <w:pPr/>
+      <w:r>
+        <w:rPr>
+          <w:lang w:val="zh_TW" w:bidi="zh_TW"/>
+        </w:rPr>
+      </w:r>
+      <w:r>
+        <w:rPr>
+          <w:lang w:val="zh_TW" w:bidi="zh_TW"/>
+        </w:rPr>
+        <w:t>地獄中信心與悔改的不可行性，也可從墮落意志的悲慘現實中看出。這種意志是由反覆叛逆神而形成和決定的。罪惡在意志中自我繁衍，性格趨於不可逆轉的固化。對於無止境的犯罪的罪人，神以無止境的懲罰作為對應回應。</w:t>
+      </w:r>
+    </w:p>
+    <w:p>
+      <w:pPr/>
+      <w:r>
+        <w:rPr>
+          <w:lang w:val="zh_TW" w:bidi="zh_TW"/>
+        </w:rPr>
+      </w:r>
+      <w:r>
+        <w:rPr>
+          <w:lang w:val="zh_TW" w:bidi="zh_TW"/>
+        </w:rPr>
+        <w:t>如果有人問：「一位慈愛的神怎能把人送入永恆的地獄？」答案應是：神並沒有為人選擇這樣的歸宿；而是人是自願選擇了這條道路。神只是同意他們自己選擇的道路，並揭示他們邪惡選擇的全部後果。必須始終記住，神不僅是慈愛的，祂也是聖潔和公義的。在一個反抗神並帶來巨大惡果的宇宙中，必須有適當的公義審判。</w:t>
+      </w:r>
+    </w:p>
+    <w:p>
+      <w:pPr/>
+      <w:r>
+        <w:rPr>
+          <w:lang w:val="zh_TW" w:bidi="zh_TW"/>
+        </w:rPr>
+      </w:r>
+      <w:r>
+        <w:rPr>
+          <w:lang w:val="zh_TW" w:bidi="zh_TW"/>
+        </w:rPr>
+        <w:t>雖然所有選擇那種命運的人在地獄中的懲罰是永恆的，但懲罰的程度會根據每個人罪責的不同而有所不同。只有神能判定這些程度，並將根據每個人的責任，以完美的公義分配懲罰。聖經中有明顯的經文顯示未來懲罰的等級差異（</w:t>
+      </w:r>
+      <w:hyperlink r:id="rId140">
+        <w:r>
+          <w:rPr>
+            <w:lang w:val="zh_TW" w:bidi="zh_TW"/>
+          </w:rPr>
+          <w:rPr>
+            <w:color w:val="0000EE"/>
+            <w:u w:val="single"/>
+          </w:rPr>
+          <w:t>太11:20–24</w:t>
+        </w:r>
+      </w:hyperlink>
+      <w:r>
+        <w:rPr>
+          <w:lang w:val="zh_TW" w:bidi="zh_TW"/>
+        </w:rPr>
+        <w:t>；</w:t>
+      </w:r>
+      <w:hyperlink r:id="rId141">
+        <w:r>
+          <w:rPr>
+            <w:lang w:val="zh_TW" w:bidi="zh_TW"/>
+          </w:rPr>
+          <w:rPr>
+            <w:color w:val="0000EE"/>
+            <w:u w:val="single"/>
+          </w:rPr>
+          <w:t>路12:47–48</w:t>
+        </w:r>
+      </w:hyperlink>
+      <w:r>
+        <w:rPr>
+          <w:lang w:val="zh_TW" w:bidi="zh_TW"/>
+        </w:rPr>
+        <w:t>；</w:t>
+      </w:r>
+      <w:hyperlink r:id="rId142">
+        <w:r>
+          <w:rPr>
+            <w:lang w:val="zh_TW" w:bidi="zh_TW"/>
+          </w:rPr>
+          <w:rPr>
+            <w:color w:val="0000EE"/>
+            <w:u w:val="single"/>
+          </w:rPr>
+          <w:t>啟20:12–13</w:t>
+        </w:r>
+      </w:hyperlink>
+      <w:r>
+        <w:rPr>
+          <w:lang w:val="zh_TW" w:bidi="zh_TW"/>
+        </w:rPr>
+        <w:t>；參</w:t>
+      </w:r>
+      <w:hyperlink r:id="rId143">
+        <w:r>
+          <w:rPr>
+            <w:lang w:val="zh_TW" w:bidi="zh_TW"/>
+          </w:rPr>
+          <w:rPr>
+            <w:color w:val="0000EE"/>
+            <w:u w:val="single"/>
+          </w:rPr>
+          <w:t>結16:48–61</w:t>
+        </w:r>
+      </w:hyperlink>
+      <w:r>
+        <w:rPr>
+          <w:lang w:val="zh_TW" w:bidi="zh_TW"/>
+        </w:rPr>
+        <w:t>）。這些經文中明顯比較了懲罰的不同強度，這與人們所享有的特權、知識和機會形成鮮明對比。</w:t>
+      </w:r>
+    </w:p>
+    <w:p>
+      <w:pPr/>
+      <w:r>
+        <w:rPr>
+          <w:lang w:val="zh_TW" w:bidi="zh_TW"/>
+        </w:rPr>
+      </w:r>
+      <w:r>
+        <w:rPr>
+          <w:lang w:val="zh_TW" w:bidi="zh_TW"/>
+        </w:rPr>
+        <w:t>由此可見，各種非合乎聖經的觀點都必須被排除，無論它們的支持者如何吸引人地呈現這些觀點，或它們在不同時代如何受歡迎。這些觀點中有一些是錯誤但有時具有說服力的教義，如普救論（universalism）、死後靈魂消滅論（annihilationism）和第二次機會論（second probation）。普救論主張神最終會拯救所有人；死後靈魂消滅論認為地獄不是一個有意識受苦的地方，而是最終的消滅；第二次機會論則是認為人們可以從地獄中被解救。我們始終必須記住，聖經是我們對地獄教義的信仰準則，無論這教義對自然理性或人情感而言多麼艱難。毫無疑問地揭示了地獄的可怕本質和永恆的持續性。拒絕或忽視這一教義將對教會的使命產生嚴重的影響。</w:t>
+      </w:r>
+    </w:p>
+    <w:p>
+      <w:pPr/>
+      <w:r>
+        <w:rPr>
+          <w:lang w:val="zh_TW" w:bidi="zh_TW"/>
+        </w:rPr>
+      </w:r>
+      <w:r>
+        <w:rPr>
+          <w:i/>
+          <w:lang w:val="zh_TW" w:bidi="zh_TW"/>
+        </w:rPr>
+        <w:t>另見</w:t>
+      </w:r>
+      <w:r>
+        <w:rPr>
+          <w:lang w:val="zh_TW" w:bidi="zh_TW"/>
+        </w:rPr>
+        <w:t xml:space="preserve"> </w:t>
+      </w:r>
+      <w:r>
+        <w:rPr>
+          <w:lang w:val="zh_TW" w:bidi="zh_TW"/>
+        </w:rPr>
+        <w:t>死者之地</w:t>
+      </w:r>
+      <w:r>
+        <w:rPr>
+          <w:lang w:val="zh_TW" w:bidi="zh_TW"/>
+        </w:rPr>
+        <w:t>，</w:t>
+      </w:r>
+      <w:r>
+        <w:rPr>
+          <w:lang w:val="zh_TW" w:bidi="zh_TW"/>
+        </w:rPr>
+        <w:t>死亡</w:t>
+      </w:r>
+      <w:r>
+        <w:rPr>
+          <w:lang w:val="zh_TW" w:bidi="zh_TW"/>
+        </w:rPr>
+        <w:t>，</w:t>
+      </w:r>
+      <w:r>
+        <w:rPr>
+          <w:lang w:val="zh_TW" w:bidi="zh_TW"/>
+        </w:rPr>
+        <w:t>地獄</w:t>
+      </w:r>
+      <w:r>
+        <w:rPr>
+          <w:lang w:val="zh_TW" w:bidi="zh_TW"/>
+        </w:rPr>
+        <w:t>，</w:t>
+      </w:r>
+      <w:r>
+        <w:rPr>
+          <w:lang w:val="zh_TW" w:bidi="zh_TW"/>
+        </w:rPr>
+        <w:t>陰間</w:t>
+      </w:r>
+      <w:r>
+        <w:rPr>
+          <w:lang w:val="zh_TW" w:bidi="zh_TW"/>
+        </w:rPr>
+        <w:t>，</w:t>
+      </w:r>
+      <w:r>
+        <w:rPr>
+          <w:lang w:val="zh_TW" w:bidi="zh_TW"/>
+        </w:rPr>
+        <w:t>中間狀態</w:t>
+      </w:r>
+      <w:r>
+        <w:rPr>
+          <w:lang w:val="zh_TW" w:bidi="zh_TW"/>
+        </w:rPr>
+        <w:t>，</w:t>
+      </w:r>
+      <w:r>
+        <w:rPr>
+          <w:lang w:val="zh_TW" w:bidi="zh_TW"/>
+        </w:rPr>
+        <w:t>陰間</w:t>
+      </w:r>
+      <w:r>
+        <w:rPr>
+          <w:lang w:val="zh_TW" w:bidi="zh_TW"/>
+        </w:rPr>
+        <w:t>，</w:t>
+      </w:r>
+      <w:r>
+        <w:rPr>
+          <w:lang w:val="zh_TW" w:bidi="zh_TW"/>
+        </w:rPr>
+        <w:t>神的忿怒</w:t>
+      </w:r>
+      <w:r>
+        <w:rPr>
+          <w:lang w:val="zh_TW" w:bidi="zh_TW"/>
+        </w:rPr>
+        <w:t>。</w:t>
+      </w:r>
+      <w:r>
+        <w:rPr>
+          <w:lang w:val="zh_TW" w:bidi="zh_TW"/>
+        </w:rPr>
+      </w:r>
+      <w:r>
+        <w:rPr>
+          <w:lang w:val="zh_TW" w:bidi="zh_TW"/>
+        </w:rPr>
+      </w:r>
+    </w:p>
+    <w:p>
+      <w:pPr/>
+      <w:r>
+        <w:rPr>
+          <w:lang w:val="zh_TW" w:bidi="zh_TW"/>
+        </w:rPr>
+      </w:r>
+    </w:p>
+    <w:p>
+      <w:pPr>
+        <w:pStyle w:val="Heading2"/>
+      </w:pPr>
+      <w:r>
+        <w:rPr>
+          <w:lang w:val="zh_TW" w:bidi="zh_TW"/>
+        </w:rPr>
+        <w:t>低加坡里</w:t>
+      </w:r>
+      <w:r>
+        <w:rPr>
+          <w:lang w:val="zh_TW" w:bidi="zh_TW"/>
+        </w:rPr>
+      </w:r>
+    </w:p>
+    <w:p>
+      <w:pPr/>
+      <w:r>
+        <w:rPr>
+          <w:lang w:val="zh_TW" w:bidi="zh_TW"/>
+        </w:rPr>
+      </w:r>
+      <w:r>
+        <w:rPr>
+          <w:lang w:val="zh_TW" w:bidi="zh_TW"/>
+        </w:rPr>
+        <w:t>低加坡里是一些城邦的聯盟，這些城是希臘人在公元前四世紀亞歷山大大帝征服該地區後定居的地方。除了位於約旦河西岸的</w:t>
+      </w:r>
+      <w:r>
+        <w:rPr>
+          <w:lang w:val="zh_TW" w:bidi="zh_TW"/>
+        </w:rPr>
+        <w:t>西古提波利斯</w:t>
+      </w:r>
+      <w:r>
+        <w:rPr>
+          <w:lang w:val="zh_TW" w:bidi="zh_TW"/>
+        </w:rPr>
+        <w:t>（Scythopolis）之外，其餘的城都位於加利利海東南方。大約在公元77年，普林尼（Pliny）記載了現存最早的這些城的名單，包括：加拿塔（Canatha）、大馬士革、迪翁（Dion）、迦大拉（Gadara）、格拉森（Gerasa）、希坡（Hippos）、比拉（Pella）、非拉鐵非、拉法納（Raphana）和西古提波利斯。</w:t>
+      </w:r>
+    </w:p>
+    <w:p>
+      <w:pPr/>
+      <w:r>
+        <w:rPr>
+          <w:lang w:val="zh_TW" w:bidi="zh_TW"/>
+        </w:rPr>
+      </w:r>
+      <w:r>
+        <w:rPr>
+          <w:lang w:val="zh_TW" w:bidi="zh_TW"/>
+        </w:rPr>
+        <w:t>隨著公元前二世紀猶太民族主義的興起，猶太王</w:t>
+      </w:r>
+      <w:r>
+        <w:rPr>
+          <w:lang w:val="zh_TW" w:bidi="zh_TW"/>
+        </w:rPr>
+        <w:t>亞歷山大·詹納烏斯（</w:t>
+      </w:r>
+      <w:r>
+        <w:rPr>
+          <w:lang w:val="zh_TW" w:bidi="zh_TW"/>
+        </w:rPr>
+        <w:t>Alexander Janneus</w:t>
+      </w:r>
+      <w:r>
+        <w:rPr>
+          <w:lang w:val="zh_TW" w:bidi="zh_TW"/>
+        </w:rPr>
+        <w:t>）</w:t>
+      </w:r>
+      <w:r>
+        <w:rPr>
+          <w:lang w:val="zh_TW" w:bidi="zh_TW"/>
+        </w:rPr>
+        <w:t>奪取了其中幾座城的控制權；這些城一直在以色列的掌控下，直到公元前63年被羅馬將軍龐培（Pompey）奪回。在耶穌的時代，低加坡里的這些城已發展為中等繁榮的貿易中心，並被整合成羅馬聯盟，用以防範可能發生的猶太叛亂。</w:t>
+      </w:r>
+    </w:p>
+    <w:p>
+      <w:pPr/>
+      <w:r>
+        <w:rPr>
+          <w:lang w:val="zh_TW" w:bidi="zh_TW"/>
+        </w:rPr>
+      </w:r>
+      <w:r>
+        <w:rPr>
+          <w:lang w:val="zh_TW" w:bidi="zh_TW"/>
+        </w:rPr>
+        <w:t>低加坡里在新約中出現了三次。第一次是在</w:t>
+      </w:r>
+      <w:hyperlink r:id="rId144">
+        <w:r>
+          <w:rPr>
+            <w:lang w:val="zh_TW" w:bidi="zh_TW"/>
+          </w:rPr>
+          <w:rPr>
+            <w:color w:val="0000EE"/>
+            <w:u w:val="single"/>
+          </w:rPr>
+          <w:t>馬太福音四章25節</w:t>
+        </w:r>
+      </w:hyperlink>
+      <w:r>
+        <w:rPr>
+          <w:lang w:val="zh_TW" w:bidi="zh_TW"/>
+        </w:rPr>
+        <w:t>，經文提到耶穌早期事工時，許多群眾（主要是希臘人和迦南人）跟隨祂。其次，在</w:t>
+      </w:r>
+      <w:hyperlink r:id="rId145">
+        <w:r>
+          <w:rPr>
+            <w:lang w:val="zh_TW" w:bidi="zh_TW"/>
+          </w:rPr>
+          <w:rPr>
+            <w:color w:val="0000EE"/>
+            <w:u w:val="single"/>
+          </w:rPr>
+          <w:t>馬可福音五章20節</w:t>
+        </w:r>
+      </w:hyperlink>
+      <w:r>
+        <w:rPr>
+          <w:lang w:val="zh_TW" w:bidi="zh_TW"/>
+        </w:rPr>
+        <w:t>，耶穌醫治的一位被鬼附著的人走遍低加坡里地區，傳揚耶穌的事蹟。最後，</w:t>
+      </w:r>
+      <w:hyperlink r:id="rId146">
+        <w:r>
+          <w:rPr>
+            <w:lang w:val="zh_TW" w:bidi="zh_TW"/>
+          </w:rPr>
+          <w:rPr>
+            <w:color w:val="0000EE"/>
+            <w:u w:val="single"/>
+          </w:rPr>
+          <w:t>馬可福音七章31節</w:t>
+        </w:r>
+      </w:hyperlink>
+      <w:r>
+        <w:rPr>
+          <w:lang w:val="zh_TW" w:bidi="zh_TW"/>
+        </w:rPr>
+        <w:t>提到耶穌從泰爾和西頓前往加利利海途中經過低加坡里地區。</w:t>
+      </w:r>
+      <w:r>
+        <w:rPr>
+          <w:lang w:val="zh_TW" w:bidi="zh_TW"/>
+        </w:rPr>
+      </w:r>
+      <w:r>
+        <w:rPr>
+          <w:lang w:val="zh_TW" w:bidi="zh_TW"/>
+        </w:rPr>
+      </w:r>
+    </w:p>
+    <w:p>
+      <w:pPr/>
+      <w:r>
+        <w:rPr>
+          <w:lang w:val="zh_TW" w:bidi="zh_TW"/>
+        </w:rPr>
+      </w:r>
+    </w:p>
+    <w:p>
+      <w:pPr>
+        <w:pStyle w:val="Heading2"/>
+      </w:pPr>
+      <w:r>
+        <w:rPr>
+          <w:lang w:val="zh_TW" w:bidi="zh_TW"/>
+        </w:rPr>
+        <w:t>底波拉</w:t>
+      </w:r>
+      <w:r>
+        <w:rPr>
+          <w:lang w:val="zh_TW" w:bidi="zh_TW"/>
+        </w:rPr>
+      </w:r>
+    </w:p>
+    <w:p>
+      <w:pPr/>
+      <w:r>
+        <w:rPr>
+          <w:lang w:val="zh_TW" w:bidi="zh_TW"/>
+        </w:rPr>
+      </w:r>
+      <w:r>
+        <w:rPr>
+          <w:lang w:val="zh_TW" w:bidi="zh_TW"/>
+        </w:rPr>
+        <w:t>底波拉是舊約聖經中兩位女性的名字。在希伯來文中，底波拉的意思是「蜜蜂」（</w:t>
+      </w:r>
+      <w:hyperlink r:id="rId147">
+        <w:r>
+          <w:rPr>
+            <w:lang w:val="zh_TW" w:bidi="zh_TW"/>
+          </w:rPr>
+          <w:rPr>
+            <w:color w:val="0000EE"/>
+            <w:u w:val="single"/>
+          </w:rPr>
+          <w:t>詩118:12</w:t>
+        </w:r>
+      </w:hyperlink>
+      <w:r>
+        <w:rPr>
+          <w:lang w:val="zh_TW" w:bidi="zh_TW"/>
+        </w:rPr>
+        <w:t>；</w:t>
+      </w:r>
+      <w:hyperlink r:id="rId148">
+        <w:r>
+          <w:rPr>
+            <w:lang w:val="zh_TW" w:bidi="zh_TW"/>
+          </w:rPr>
+          <w:rPr>
+            <w:color w:val="0000EE"/>
+            <w:u w:val="single"/>
+          </w:rPr>
+          <w:t>賽7:18</w:t>
+        </w:r>
+      </w:hyperlink>
+      <w:r>
+        <w:rPr>
+          <w:lang w:val="zh_TW" w:bidi="zh_TW"/>
+        </w:rPr>
+        <w:t>）。</w:t>
+      </w:r>
+    </w:p>
+    <w:p>
+      <w:pPr>
+        <w:pStyle w:val="ListNumber"/>
+        <w:numPr>
+          <w:ilvl w:val="0"/>
+          <w:numId w:val="14"/>
+        </w:numPr>
+        <w:spacing w:line="240" w:lineRule="auto"/>
+        <w:ind w:left="720"/>
+      </w:pPr>
+      <w:r>
+        <w:rPr>
+          <w:lang w:val="zh_TW" w:bidi="zh_TW"/>
+        </w:rPr>
+      </w:r>
+      <w:r>
+        <w:rPr>
+          <w:lang w:val="zh_TW" w:bidi="zh_TW"/>
+        </w:rPr>
+        <w:t>利百加的乳母（</w:t>
+      </w:r>
+      <w:hyperlink r:id="rId149">
+        <w:r>
+          <w:rPr>
+            <w:lang w:val="zh_TW" w:bidi="zh_TW"/>
+          </w:rPr>
+          <w:rPr>
+            <w:color w:val="0000EE"/>
+            <w:u w:val="single"/>
+          </w:rPr>
+          <w:t>創35:8</w:t>
+        </w:r>
+      </w:hyperlink>
+      <w:r>
+        <w:rPr>
+          <w:lang w:val="zh_TW" w:bidi="zh_TW"/>
+        </w:rPr>
+        <w:t>）底波拉是利百加的乳母。她隨著主人雅各的家眷前往伯特利途中去世，葬在一處名為亞倫‧巴古（意即「哭泣之橡樹」）的地方。這地名顯示她深受眾人愛戴。她很可能是利百加多年相伴的朋友（見</w:t>
+      </w:r>
+      <w:hyperlink r:id="rId150">
+        <w:r>
+          <w:rPr>
+            <w:lang w:val="zh_TW" w:bidi="zh_TW"/>
+          </w:rPr>
+          <w:rPr>
+            <w:color w:val="0000EE"/>
+            <w:u w:val="single"/>
+          </w:rPr>
+          <w:t>創24:59–61</w:t>
+        </w:r>
+      </w:hyperlink>
+      <w:r>
+        <w:rPr>
+          <w:lang w:val="zh_TW" w:bidi="zh_TW"/>
+        </w:rPr>
+        <w:t>）。</w:t>
+      </w:r>
+    </w:p>
+    <w:p>
+      <w:pPr>
+        <w:pStyle w:val="ListNumber"/>
+        <w:spacing w:line="240" w:lineRule="auto"/>
+        <w:ind w:left="720"/>
+      </w:pPr>
+      <w:r>
+        <w:rPr>
+          <w:lang w:val="zh_TW" w:bidi="zh_TW"/>
+        </w:rPr>
+      </w:r>
+      <w:r>
+        <w:rPr>
+          <w:lang w:val="zh_TW" w:bidi="zh_TW"/>
+        </w:rPr>
+        <w:t>女先知與士師（</w:t>
+      </w:r>
+      <w:hyperlink r:id="rId151">
+        <w:r>
+          <w:rPr>
+            <w:lang w:val="zh_TW" w:bidi="zh_TW"/>
+          </w:rPr>
+          <w:rPr>
+            <w:color w:val="0000EE"/>
+            <w:u w:val="single"/>
+          </w:rPr>
+          <w:t>士4–5章</w:t>
+        </w:r>
+      </w:hyperlink>
+      <w:r>
+        <w:rPr>
+          <w:lang w:val="zh_TW" w:bidi="zh_TW"/>
+        </w:rPr>
+        <w:t>）。另一位底波拉是以色列的女先知與士師。作為先知，她傳達神的信息；作為士師，她成為以色列人的領袖。雖然聖經中也有其他女性先知，但這種情形並不常見。其他女先知包括：</w:t>
+      </w:r>
+    </w:p>
+    <w:p>
+      <w:pPr>
+        <w:pStyle w:val="ListBullet"/>
+        <w:spacing w:line="240" w:lineRule="auto"/>
+        <w:ind w:left="1440"/>
+      </w:pPr>
+      <w:r>
+        <w:rPr>
+          <w:lang w:val="zh_TW" w:bidi="zh_TW"/>
+        </w:rPr>
+      </w:r>
+      <w:r>
+        <w:rPr>
+          <w:lang w:val="zh_TW" w:bidi="zh_TW"/>
+        </w:rPr>
+        <w:t>米利暗（</w:t>
+      </w:r>
+      <w:hyperlink r:id="rId152">
+        <w:r>
+          <w:rPr>
+            <w:lang w:val="zh_TW" w:bidi="zh_TW"/>
+          </w:rPr>
+          <w:rPr>
+            <w:color w:val="0000EE"/>
+            <w:u w:val="single"/>
+          </w:rPr>
+          <w:t>出15:20</w:t>
+        </w:r>
+      </w:hyperlink>
+      <w:r>
+        <w:rPr>
+          <w:lang w:val="zh_TW" w:bidi="zh_TW"/>
+        </w:rPr>
+        <w:t>）</w:t>
+      </w:r>
+    </w:p>
+    <w:p>
+      <w:pPr>
+        <w:pStyle w:val="ListBullet"/>
+        <w:spacing w:line="240" w:lineRule="auto"/>
+        <w:ind w:left="1440"/>
+      </w:pPr>
+      <w:r>
+        <w:rPr>
+          <w:lang w:val="zh_TW" w:bidi="zh_TW"/>
+        </w:rPr>
+      </w:r>
+      <w:r>
+        <w:rPr>
+          <w:lang w:val="zh_TW" w:bidi="zh_TW"/>
+        </w:rPr>
+        <w:t>戶勒大（</w:t>
+      </w:r>
+      <w:hyperlink r:id="rId153">
+        <w:r>
+          <w:rPr>
+            <w:lang w:val="zh_TW" w:bidi="zh_TW"/>
+          </w:rPr>
+          <w:rPr>
+            <w:color w:val="0000EE"/>
+            <w:u w:val="single"/>
+          </w:rPr>
+          <w:t>王下22:14</w:t>
+        </w:r>
+      </w:hyperlink>
+      <w:r>
+        <w:rPr>
+          <w:lang w:val="zh_TW" w:bidi="zh_TW"/>
+        </w:rPr>
+        <w:t>）</w:t>
+      </w:r>
+    </w:p>
+    <w:p>
+      <w:pPr>
+        <w:pStyle w:val="ListBullet"/>
+        <w:spacing w:line="240" w:lineRule="auto"/>
+        <w:ind w:left="1440"/>
+      </w:pPr>
+      <w:r>
+        <w:rPr>
+          <w:lang w:val="zh_TW" w:bidi="zh_TW"/>
+        </w:rPr>
+      </w:r>
+      <w:r>
+        <w:rPr>
+          <w:lang w:val="zh_TW" w:bidi="zh_TW"/>
+        </w:rPr>
+        <w:t>亞拿（</w:t>
+      </w:r>
+      <w:hyperlink r:id="rId154">
+        <w:r>
+          <w:rPr>
+            <w:lang w:val="zh_TW" w:bidi="zh_TW"/>
+          </w:rPr>
+          <w:rPr>
+            <w:color w:val="0000EE"/>
+            <w:u w:val="single"/>
+          </w:rPr>
+          <w:t>路2:36</w:t>
+        </w:r>
+      </w:hyperlink>
+      <w:r>
+        <w:rPr>
+          <w:lang w:val="zh_TW" w:bidi="zh_TW"/>
+        </w:rPr>
+        <w:t>）</w:t>
+      </w:r>
+    </w:p>
+    <w:p>
+      <w:pPr/>
+      <w:r>
+        <w:rPr>
+          <w:lang w:val="zh_TW" w:bidi="zh_TW"/>
+        </w:rPr>
+      </w:r>
+      <w:r>
+        <w:rPr>
+          <w:lang w:val="zh_TW" w:bidi="zh_TW"/>
+        </w:rPr>
+        <w:t>底波拉的獨特之處在於，她在故事的主要事件發生之前，便已擔任士師並帶領百姓（</w:t>
+      </w:r>
+      <w:hyperlink r:id="rId155">
+        <w:r>
+          <w:rPr>
+            <w:lang w:val="zh_TW" w:bidi="zh_TW"/>
+          </w:rPr>
+          <w:rPr>
+            <w:color w:val="0000EE"/>
+            <w:u w:val="single"/>
+          </w:rPr>
+          <w:t>士4:4</w:t>
+        </w:r>
+      </w:hyperlink>
+      <w:r>
+        <w:rPr>
+          <w:lang w:val="zh_TW" w:bidi="zh_TW"/>
+        </w:rPr>
+        <w:t>）。至於她的丈夫拉比多，則沒有其它相關記載。</w:t>
+      </w:r>
+    </w:p>
+    <w:p>
+      <w:pPr/>
+      <w:r>
+        <w:rPr>
+          <w:lang w:val="zh_TW" w:bidi="zh_TW"/>
+        </w:rPr>
+      </w:r>
+      <w:r>
+        <w:rPr>
+          <w:lang w:val="zh_TW" w:bidi="zh_TW"/>
+        </w:rPr>
+        <w:t>底波拉被尊稱為「以色列的母」（</w:t>
+      </w:r>
+      <w:hyperlink r:id="rId156">
+        <w:r>
+          <w:rPr>
+            <w:lang w:val="zh_TW" w:bidi="zh_TW"/>
+          </w:rPr>
+          <w:rPr>
+            <w:color w:val="0000EE"/>
+            <w:u w:val="single"/>
+          </w:rPr>
+          <w:t>士5:7</w:t>
+        </w:r>
+      </w:hyperlink>
+      <w:r>
+        <w:rPr>
+          <w:lang w:val="zh_TW" w:bidi="zh_TW"/>
+        </w:rPr>
+        <w:t>）。她定居在一處地方，百姓會前來向她求問指引。200多年後，當士師記成書時，當地仍有一棵高大的棕樹作為標誌。雖然她居住在便雅憫地（</w:t>
+      </w:r>
+      <w:hyperlink r:id="rId157">
+        <w:r>
+          <w:rPr>
+            <w:lang w:val="zh_TW" w:bidi="zh_TW"/>
+          </w:rPr>
+          <w:rPr>
+            <w:color w:val="0000EE"/>
+            <w:u w:val="single"/>
+          </w:rPr>
+          <w:t>士4:5</w:t>
+        </w:r>
+      </w:hyperlink>
+      <w:r>
+        <w:rPr>
+          <w:lang w:val="zh_TW" w:bidi="zh_TW"/>
+        </w:rPr>
+        <w:t>；參</w:t>
+      </w:r>
+      <w:hyperlink r:id="rId158">
+        <w:r>
+          <w:rPr>
+            <w:lang w:val="zh_TW" w:bidi="zh_TW"/>
+          </w:rPr>
+          <w:rPr>
+            <w:color w:val="0000EE"/>
+            <w:u w:val="single"/>
+          </w:rPr>
+          <w:t>書16:2</w:t>
+        </w:r>
+      </w:hyperlink>
+      <w:r>
+        <w:rPr>
+          <w:lang w:val="zh_TW" w:bidi="zh_TW"/>
+        </w:rPr>
+        <w:t>，</w:t>
+      </w:r>
+      <w:hyperlink r:id="rId159">
+        <w:r>
+          <w:rPr>
+            <w:lang w:val="zh_TW" w:bidi="zh_TW"/>
+          </w:rPr>
+          <w:rPr>
+            <w:color w:val="0000EE"/>
+            <w:u w:val="single"/>
+          </w:rPr>
+          <w:t>18:13</w:t>
+        </w:r>
+      </w:hyperlink>
+      <w:r>
+        <w:rPr>
+          <w:lang w:val="zh_TW" w:bidi="zh_TW"/>
+        </w:rPr>
+        <w:t>），但她可能是出自北國最重要的支派——以法蓮支派；也有學者認為她來自以薩迦支派（</w:t>
+      </w:r>
+      <w:hyperlink r:id="rId160">
+        <w:r>
+          <w:rPr>
+            <w:lang w:val="zh_TW" w:bidi="zh_TW"/>
+          </w:rPr>
+          <w:rPr>
+            <w:color w:val="0000EE"/>
+            <w:u w:val="single"/>
+          </w:rPr>
+          <w:t>士5:14–15</w:t>
+        </w:r>
+      </w:hyperlink>
+      <w:r>
+        <w:rPr>
+          <w:lang w:val="zh_TW" w:bidi="zh_TW"/>
+        </w:rPr>
+        <w:t>）。當時，以色列各支派的組織較為鬆散，並非總是居住在所分配的地業中。</w:t>
+      </w:r>
+    </w:p>
+    <w:p>
+      <w:pPr/>
+      <w:r>
+        <w:rPr>
+          <w:lang w:val="zh_TW" w:bidi="zh_TW"/>
+        </w:rPr>
+      </w:r>
+      <w:r>
+        <w:rPr>
+          <w:lang w:val="zh_TW" w:bidi="zh_TW"/>
+        </w:rPr>
+        <w:t>在底波拉卓越的領導下，裝備簡陋的以色列人於耶斯列平原擊敗了迦南人（</w:t>
+      </w:r>
+      <w:hyperlink r:id="rId161">
+        <w:r>
+          <w:rPr>
+            <w:lang w:val="zh_TW" w:bidi="zh_TW"/>
+          </w:rPr>
+          <w:rPr>
+            <w:color w:val="0000EE"/>
+            <w:u w:val="single"/>
+          </w:rPr>
+          <w:t>士4:15</w:t>
+        </w:r>
+      </w:hyperlink>
+      <w:r>
+        <w:rPr>
+          <w:lang w:val="zh_TW" w:bidi="zh_TW"/>
+        </w:rPr>
+        <w:t>）。基順河的洪水使敵軍的戰車陷入混亂（</w:t>
+      </w:r>
+      <w:hyperlink r:id="rId162">
+        <w:r>
+          <w:rPr>
+            <w:lang w:val="zh_TW" w:bidi="zh_TW"/>
+          </w:rPr>
+          <w:rPr>
+            <w:color w:val="0000EE"/>
+            <w:u w:val="single"/>
+          </w:rPr>
+          <w:t>士5:21–22</w:t>
+        </w:r>
+      </w:hyperlink>
+      <w:r>
+        <w:rPr>
+          <w:lang w:val="zh_TW" w:bidi="zh_TW"/>
+        </w:rPr>
+        <w:t>）。迦南人潰逃向北，可能逃至米吉多附近的他納（</w:t>
+      </w:r>
+      <w:hyperlink r:id="rId163">
+        <w:r>
+          <w:rPr>
+            <w:lang w:val="zh_TW" w:bidi="zh_TW"/>
+          </w:rPr>
+          <w:rPr>
+            <w:color w:val="0000EE"/>
+            <w:u w:val="single"/>
+          </w:rPr>
+          <w:t>士5:19</w:t>
+        </w:r>
+      </w:hyperlink>
+      <w:r>
+        <w:rPr>
+          <w:lang w:val="zh_TW" w:bidi="zh_TW"/>
+        </w:rPr>
+        <w:t>），此後再未成為以色列境內的敵對勢力。底波拉之歌（</w:t>
+      </w:r>
+      <w:hyperlink r:id="rId164">
+        <w:r>
+          <w:rPr>
+            <w:lang w:val="zh_TW" w:bidi="zh_TW"/>
+          </w:rPr>
+          <w:rPr>
+            <w:color w:val="0000EE"/>
+            <w:u w:val="single"/>
+          </w:rPr>
+          <w:t>士5章</w:t>
+        </w:r>
+      </w:hyperlink>
+      <w:r>
+        <w:rPr>
+          <w:lang w:val="zh_TW" w:bidi="zh_TW"/>
+        </w:rPr>
+        <w:t>）則是以詩歌形式重述了對</w:t>
+      </w:r>
+      <w:hyperlink r:id="rId165">
+        <w:r>
+          <w:rPr>
+            <w:lang w:val="zh_TW" w:bidi="zh_TW"/>
+          </w:rPr>
+          <w:rPr>
+            <w:color w:val="0000EE"/>
+            <w:u w:val="single"/>
+          </w:rPr>
+          <w:t>士師記第四章</w:t>
+        </w:r>
+      </w:hyperlink>
+      <w:r>
+        <w:rPr>
+          <w:lang w:val="zh_TW" w:bidi="zh_TW"/>
+        </w:rPr>
+        <w:t>的敘事。</w:t>
+      </w:r>
+    </w:p>
+    <w:p>
+      <w:pPr/>
+      <w:r>
+        <w:rPr>
+          <w:lang w:val="zh_TW" w:bidi="zh_TW"/>
+        </w:rPr>
+      </w:r>
+      <w:r>
+        <w:rPr>
+          <w:i/>
+          <w:lang w:val="zh_TW" w:bidi="zh_TW"/>
+        </w:rPr>
+        <w:t>另見</w:t>
+      </w:r>
+      <w:r>
+        <w:rPr>
+          <w:lang w:val="zh_TW" w:bidi="zh_TW"/>
+        </w:rPr>
+        <w:t xml:space="preserve"> </w:t>
+      </w:r>
+      <w:r>
+        <w:rPr>
+          <w:lang w:val="zh_TW" w:bidi="zh_TW"/>
+        </w:rPr>
+        <w:t>巴拉；</w:t>
+      </w:r>
+      <w:r>
+        <w:rPr>
+          <w:lang w:val="zh_TW" w:bidi="zh_TW"/>
+        </w:rPr>
+        <w:t>底波拉之歌</w:t>
+      </w:r>
+      <w:r>
+        <w:rPr>
+          <w:lang w:val="zh_TW" w:bidi="zh_TW"/>
+        </w:rPr>
+        <w:t>；</w:t>
+      </w:r>
+      <w:r>
+        <w:rPr>
+          <w:lang w:val="zh_TW" w:bidi="zh_TW"/>
+        </w:rPr>
+        <w:t>士師記</w:t>
+      </w:r>
+      <w:r>
+        <w:rPr>
+          <w:lang w:val="zh_TW" w:bidi="zh_TW"/>
+        </w:rPr>
+        <w:t>。</w:t>
+      </w:r>
+      <w:r>
+        <w:rPr>
+          <w:lang w:val="zh_TW" w:bidi="zh_TW"/>
+        </w:rPr>
+      </w:r>
+      <w:r>
+        <w:rPr>
+          <w:lang w:val="zh_TW" w:bidi="zh_TW"/>
+        </w:rPr>
+      </w:r>
+    </w:p>
+    <w:p>
+      <w:pPr/>
+      <w:r>
+        <w:rPr>
+          <w:lang w:val="zh_TW" w:bidi="zh_TW"/>
+        </w:rPr>
+      </w:r>
+    </w:p>
+    <w:p>
+      <w:pPr>
+        <w:pStyle w:val="Heading2"/>
+      </w:pPr>
+      <w:r>
+        <w:rPr>
+          <w:lang w:val="zh_TW" w:bidi="zh_TW"/>
+        </w:rPr>
+        <w:t>底但（人物）</w:t>
+      </w:r>
+      <w:r>
+        <w:rPr>
+          <w:lang w:val="zh_TW" w:bidi="zh_TW"/>
+        </w:rPr>
+      </w:r>
+    </w:p>
+    <w:p>
+      <w:pPr/>
+      <w:r>
+        <w:rPr>
+          <w:lang w:val="zh_TW" w:bidi="zh_TW"/>
+        </w:rPr>
+      </w:r>
+      <w:r>
+        <w:rPr>
+          <w:lang w:val="zh_TW" w:bidi="zh_TW"/>
+        </w:rPr>
+        <w:t>1. 挪亞的後代名單中古實的孫子。他的父親是拉瑪，他兄弟的名字是示巴（</w:t>
+      </w:r>
+      <w:hyperlink r:id="rId166">
+        <w:r>
+          <w:rPr>
+            <w:lang w:val="zh_TW" w:bidi="zh_TW"/>
+          </w:rPr>
+          <w:rPr>
+            <w:color w:val="0000EE"/>
+            <w:u w:val="single"/>
+          </w:rPr>
+          <w:t>創10:7</w:t>
+        </w:r>
+      </w:hyperlink>
+      <w:r>
+        <w:rPr>
+          <w:lang w:val="zh_TW" w:bidi="zh_TW"/>
+        </w:rPr>
+        <w:t>；</w:t>
+      </w:r>
+      <w:hyperlink r:id="rId167">
+        <w:r>
+          <w:rPr>
+            <w:lang w:val="zh_TW" w:bidi="zh_TW"/>
+          </w:rPr>
+          <w:rPr>
+            <w:color w:val="0000EE"/>
+            <w:u w:val="single"/>
+          </w:rPr>
+          <w:t>代上1:9</w:t>
+        </w:r>
+      </w:hyperlink>
+      <w:r>
+        <w:rPr>
+          <w:lang w:val="zh_TW" w:bidi="zh_TW"/>
+        </w:rPr>
+        <w:t>）。</w:t>
+      </w:r>
+    </w:p>
+    <w:p>
+      <w:pPr/>
+      <w:r>
+        <w:rPr>
+          <w:lang w:val="zh_TW" w:bidi="zh_TW"/>
+        </w:rPr>
+      </w:r>
+      <w:r>
+        <w:rPr>
+          <w:lang w:val="zh_TW" w:bidi="zh_TW"/>
+        </w:rPr>
+        <w:t>2. 亞伯拉罕和基土拉之孫 （</w:t>
+      </w:r>
+      <w:hyperlink r:id="rId168">
+        <w:r>
+          <w:rPr>
+            <w:lang w:val="zh_TW" w:bidi="zh_TW"/>
+          </w:rPr>
+          <w:rPr>
+            <w:color w:val="0000EE"/>
+            <w:u w:val="single"/>
+          </w:rPr>
+          <w:t>創25:3</w:t>
+        </w:r>
+      </w:hyperlink>
+      <w:r>
+        <w:rPr>
+          <w:lang w:val="zh_TW" w:bidi="zh_TW"/>
+        </w:rPr>
+        <w:t>）。他的父親是約珊，兄弟是示巴，</w:t>
+      </w:r>
+      <w:r>
+        <w:rPr>
+          <w:lang w:val="zh_TW" w:bidi="zh_TW"/>
+        </w:rPr>
+        <w:t>後代是亞書利族、 利都是族和利烏米族</w:t>
+      </w:r>
+      <w:r>
+        <w:rPr>
+          <w:lang w:val="zh_TW" w:bidi="zh_TW"/>
+        </w:rPr>
+        <w:t>。</w:t>
+      </w:r>
+      <w:r>
+        <w:rPr>
+          <w:lang w:val="zh_TW" w:bidi="zh_TW"/>
+        </w:rPr>
+      </w:r>
+      <w:r>
+        <w:rPr>
+          <w:lang w:val="zh_TW" w:bidi="zh_TW"/>
+        </w:rPr>
+      </w:r>
+    </w:p>
+    <w:p>
+      <w:pPr/>
+      <w:r>
+        <w:rPr>
+          <w:lang w:val="zh_TW" w:bidi="zh_TW"/>
+        </w:rPr>
+      </w:r>
+    </w:p>
+    <w:p>
+      <w:pPr>
+        <w:pStyle w:val="Heading2"/>
+      </w:pPr>
+      <w:r>
+        <w:rPr>
+          <w:lang w:val="zh_TW" w:bidi="zh_TW"/>
+        </w:rPr>
+        <w:t>底格里斯河</w:t>
+      </w:r>
+      <w:r>
+        <w:rPr>
+          <w:lang w:val="zh_TW" w:bidi="zh_TW"/>
+        </w:rPr>
+      </w:r>
+    </w:p>
+    <w:p>
+      <w:pPr/>
+      <w:r>
+        <w:rPr>
+          <w:lang w:val="zh_TW" w:bidi="zh_TW"/>
+        </w:rPr>
+      </w:r>
+      <w:r>
+        <w:rPr>
+          <w:lang w:val="zh_TW" w:bidi="zh_TW"/>
+        </w:rPr>
+        <w:t>底格里斯河是流經古代美索不達米亞地區（今日主要位於伊拉克）的兩條大河之一。聖經中僅數次提及這條河。</w:t>
+      </w:r>
+    </w:p>
+    <w:p>
+      <w:pPr/>
+      <w:r>
+        <w:rPr>
+          <w:lang w:val="zh_TW" w:bidi="zh_TW"/>
+        </w:rPr>
+      </w:r>
+      <w:r>
+        <w:rPr>
+          <w:lang w:val="zh_TW" w:bidi="zh_TW"/>
+        </w:rPr>
+        <w:t>在伊甸園的描述中，底格里斯河是從灌溉園子的那條河分出來的四道河流中的第三道（</w:t>
+      </w:r>
+      <w:hyperlink r:id="rId169">
+        <w:r>
+          <w:rPr>
+            <w:lang w:val="zh_TW" w:bidi="zh_TW"/>
+          </w:rPr>
+          <w:rPr>
+            <w:color w:val="0000EE"/>
+            <w:u w:val="single"/>
+          </w:rPr>
+          <w:t>創2:14</w:t>
+        </w:r>
+      </w:hyperlink>
+      <w:r>
+        <w:rPr>
+          <w:lang w:val="zh_TW" w:bidi="zh_TW"/>
+        </w:rPr>
+        <w:t>）。然而，這段經文並不能幫助我們確定伊甸園的確切位置。</w:t>
+      </w:r>
+    </w:p>
+    <w:p>
+      <w:pPr/>
+      <w:r>
+        <w:rPr>
+          <w:lang w:val="zh_TW" w:bidi="zh_TW"/>
+        </w:rPr>
+      </w:r>
+      <w:r>
+        <w:rPr>
+          <w:lang w:val="zh_TW" w:bidi="zh_TW"/>
+        </w:rPr>
+        <w:t>聖經中另有直接提到底格里斯河的地方</w:t>
+      </w:r>
+      <w:r>
+        <w:rPr>
+          <w:lang w:val="zh_TW" w:bidi="zh_TW"/>
+        </w:rPr>
+        <w:t>出現在更後期的經文中</w:t>
+      </w:r>
+      <w:r>
+        <w:rPr>
+          <w:lang w:val="zh_TW" w:bidi="zh_TW"/>
+        </w:rPr>
+        <w:t>。先知但以理在描述他得異象的地點時，稱它為「底格里斯大河」（</w:t>
+      </w:r>
+      <w:hyperlink r:id="rId170">
+        <w:r>
+          <w:rPr>
+            <w:lang w:val="zh_TW" w:bidi="zh_TW"/>
+          </w:rPr>
+          <w:rPr>
+            <w:color w:val="0000EE"/>
+            <w:u w:val="single"/>
+          </w:rPr>
+          <w:t>但10:4</w:t>
+        </w:r>
+      </w:hyperlink>
+      <w:r>
+        <w:rPr>
+          <w:lang w:val="zh_TW" w:bidi="zh_TW"/>
+        </w:rPr>
+        <w:t>）。那鴻書在描述巴比倫圍攻尼尼微、河閘開放的情景時，所指的河流很可能就是底格里斯河（</w:t>
+      </w:r>
+      <w:hyperlink r:id="rId171">
+        <w:r>
+          <w:rPr>
+            <w:lang w:val="zh_TW" w:bidi="zh_TW"/>
+          </w:rPr>
+          <w:rPr>
+            <w:color w:val="0000EE"/>
+            <w:u w:val="single"/>
+          </w:rPr>
+          <w:t>鴻2:6</w:t>
+        </w:r>
+      </w:hyperlink>
+      <w:r>
+        <w:rPr>
+          <w:lang w:val="zh_TW" w:bidi="zh_TW"/>
+        </w:rPr>
+        <w:t>）。</w:t>
+      </w:r>
+    </w:p>
+    <w:p>
+      <w:pPr/>
+      <w:r>
+        <w:rPr>
+          <w:lang w:val="zh_TW" w:bidi="zh_TW"/>
+        </w:rPr>
+      </w:r>
+      <w:r>
+        <w:rPr>
+          <w:lang w:val="zh_TW" w:bidi="zh_TW"/>
+        </w:rPr>
+        <w:t>若把底格里斯河兩條主要支流包括在內，底格里斯河全長約1,844公里（1,146英里）。其源頭是名為哥倫吉克（Golenjik）的山中湖泊，距離幼發拉底河的河道僅數公里（約兩、三英里）。</w:t>
+      </w:r>
+    </w:p>
+    <w:p>
+      <w:pPr/>
+      <w:r>
+        <w:rPr>
+          <w:lang w:val="zh_TW" w:bidi="zh_TW"/>
+        </w:rPr>
+      </w:r>
+      <w:r>
+        <w:rPr>
+          <w:lang w:val="zh_TW" w:bidi="zh_TW"/>
+        </w:rPr>
+        <w:t>底格里斯河與該地區多數河流相似，水量隨季節變化而不同。洪水期自三月初開始，約於五月上旬至中旬達到高峰。雖然船隻可以在河上行駛，但歷史記載顯示，人們並沒有廣泛使用這條河於貿易往來。然而，在亞述帝國強盛的時期，底格里斯河在政治上具有重要地位。三個主要的亞述城（尼尼微、亞述和迦拉）都建於其河岸旁。然而，底格里斯河始終不足以成為堅固的天然屏障，無法有效抵禦外敵的攻擊。</w:t>
+      </w:r>
+      <w:r>
+        <w:rPr>
+          <w:lang w:val="zh_TW" w:bidi="zh_TW"/>
+        </w:rPr>
+      </w:r>
+      <w:r>
+        <w:rPr>
+          <w:lang w:val="zh_TW" w:bidi="zh_TW"/>
+        </w:rPr>
+      </w:r>
+    </w:p>
+    <w:p>
+      <w:pPr/>
+      <w:r>
+        <w:rPr>
+          <w:lang w:val="zh_TW" w:bidi="zh_TW"/>
+        </w:rPr>
+      </w:r>
+    </w:p>
+    <w:p>
+      <w:pPr>
+        <w:pStyle w:val="Heading2"/>
+      </w:pPr>
+      <w:r>
+        <w:rPr>
+          <w:lang w:val="zh_TW" w:bidi="zh_TW"/>
+        </w:rPr>
+        <w:t>底買</w:t>
+      </w:r>
+      <w:r>
+        <w:rPr>
+          <w:lang w:val="zh_TW" w:bidi="zh_TW"/>
+        </w:rPr>
+      </w:r>
+    </w:p>
+    <w:p>
+      <w:pPr/>
+      <w:r>
+        <w:rPr>
+          <w:lang w:val="zh_TW" w:bidi="zh_TW"/>
+        </w:rPr>
+      </w:r>
+      <w:r>
+        <w:rPr>
+          <w:lang w:val="zh_TW" w:bidi="zh_TW"/>
+        </w:rPr>
+        <w:t>底買是巴底買的父親。耶穌在通往耶利哥的城門附近，醫治了名叫瞎子巴底買的視力。（</w:t>
+      </w:r>
+      <w:hyperlink r:id="rId172">
+        <w:r>
+          <w:rPr>
+            <w:lang w:val="zh_TW" w:bidi="zh_TW"/>
+          </w:rPr>
+          <w:rPr>
+            <w:color w:val="0000EE"/>
+            <w:u w:val="single"/>
+          </w:rPr>
+          <w:t>馬可福音10:46</w:t>
+        </w:r>
+      </w:hyperlink>
+      <w:r>
+        <w:rPr>
+          <w:lang w:val="zh_TW" w:bidi="zh_TW"/>
+        </w:rPr>
+        <w:t>）。</w:t>
+      </w:r>
+      <w:r>
+        <w:rPr>
+          <w:lang w:val="zh_TW" w:bidi="zh_TW"/>
+        </w:rPr>
+      </w:r>
+      <w:r>
+        <w:rPr>
+          <w:lang w:val="zh_TW" w:bidi="zh_TW"/>
+        </w:rPr>
+      </w:r>
+    </w:p>
+    <w:p>
+      <w:pPr/>
+      <w:r>
+        <w:rPr>
+          <w:lang w:val="zh_TW" w:bidi="zh_TW"/>
+        </w:rPr>
+      </w:r>
+    </w:p>
+    <w:p>
+      <w:pPr>
+        <w:pStyle w:val="Heading2"/>
+      </w:pPr>
+      <w:r>
+        <w:rPr>
+          <w:lang w:val="zh_TW" w:bidi="zh_TW"/>
+        </w:rPr>
+        <w:t>底拿</w:t>
+      </w:r>
+      <w:r>
+        <w:rPr>
+          <w:lang w:val="zh_TW" w:bidi="zh_TW"/>
+        </w:rPr>
+      </w:r>
+    </w:p>
+    <w:p>
+      <w:pPr/>
+      <w:r>
+        <w:rPr>
+          <w:lang w:val="zh_TW" w:bidi="zh_TW"/>
+        </w:rPr>
+      </w:r>
+      <w:r>
+        <w:rPr>
+          <w:lang w:val="zh_TW" w:bidi="zh_TW"/>
+        </w:rPr>
+        <w:t>雅各和利亞所生的女兒（</w:t>
+      </w:r>
+      <w:hyperlink r:id="rId173">
+        <w:r>
+          <w:rPr>
+            <w:lang w:val="zh_TW" w:bidi="zh_TW"/>
+          </w:rPr>
+          <w:rPr>
+            <w:color w:val="0000EE"/>
+            <w:u w:val="single"/>
+          </w:rPr>
+          <w:t>創30:21</w:t>
+        </w:r>
+      </w:hyperlink>
+      <w:r>
+        <w:rPr>
+          <w:lang w:val="zh_TW" w:bidi="zh_TW"/>
+        </w:rPr>
+        <w:t>），她的名字意思是「審判」。底拿與家人住在迦南人的示劍城（</w:t>
+      </w:r>
+      <w:hyperlink r:id="rId174">
+        <w:r>
+          <w:rPr>
+            <w:lang w:val="zh_TW" w:bidi="zh_TW"/>
+          </w:rPr>
+          <w:rPr>
+            <w:color w:val="0000EE"/>
+            <w:u w:val="single"/>
+          </w:rPr>
+          <w:t>33:18</w:t>
+        </w:r>
+      </w:hyperlink>
+      <w:r>
+        <w:rPr>
+          <w:lang w:val="zh_TW" w:bidi="zh_TW"/>
+        </w:rPr>
+        <w:t>），有一次，她出去探訪附近一些信奉異教的婦女（</w:t>
+      </w:r>
+      <w:hyperlink r:id="rId175">
+        <w:r>
+          <w:rPr>
+            <w:lang w:val="zh_TW" w:bidi="zh_TW"/>
+          </w:rPr>
+          <w:rPr>
+            <w:color w:val="0000EE"/>
+            <w:u w:val="single"/>
+          </w:rPr>
+          <w:t>34:1</w:t>
+        </w:r>
+      </w:hyperlink>
+      <w:r>
+        <w:rPr>
+          <w:lang w:val="zh_TW" w:bidi="zh_TW"/>
+        </w:rPr>
+        <w:t>）。當地的希未人首領示劍看見了她。那時底拿的兄弟正在田間牧放牲畜，示劍便強暴了她。後來，示劍請求雅各把底拿嫁給他。</w:t>
+      </w:r>
+    </w:p>
+    <w:p>
+      <w:pPr/>
+      <w:r>
+        <w:rPr>
+          <w:lang w:val="zh_TW" w:bidi="zh_TW"/>
+        </w:rPr>
+      </w:r>
+      <w:r>
+        <w:rPr>
+          <w:lang w:val="zh_TW" w:bidi="zh_TW"/>
+        </w:rPr>
+        <w:t>雅各的兒子因妹妹受辱而十分憤怒，於是策劃報復。他們同意這門婚事，但條件是所有希未男子都必須受割禮。示劍的父親哈抹答應了這個要求。當那些迦南男子仍因割禮的傷口而無法行動時，底拿的兄弟利未和西緬率眾屠殺那城的人，把所有男子都殺了。他們把底拿帶回來，又搶掠了那座城。兄弟二人為自己的行為辯護，認為這是對迦南人把妹妹當作妓女對待的公正報應（</w:t>
+      </w:r>
+      <w:hyperlink r:id="rId176">
+        <w:r>
+          <w:rPr>
+            <w:lang w:val="zh_TW" w:bidi="zh_TW"/>
+          </w:rPr>
+          <w:rPr>
+            <w:color w:val="0000EE"/>
+            <w:u w:val="single"/>
+          </w:rPr>
+          <w:t>創34:27–31</w:t>
+        </w:r>
+      </w:hyperlink>
+      <w:r>
+        <w:rPr>
+          <w:lang w:val="zh_TW" w:bidi="zh_TW"/>
+        </w:rPr>
+        <w:t>）。後來，雅各因西緬和利未使用暴力的刀劍（</w:t>
+      </w:r>
+      <w:hyperlink r:id="rId177">
+        <w:r>
+          <w:rPr>
+            <w:lang w:val="zh_TW" w:bidi="zh_TW"/>
+          </w:rPr>
+          <w:rPr>
+            <w:color w:val="0000EE"/>
+            <w:u w:val="single"/>
+          </w:rPr>
+          <w:t>49:5</w:t>
+        </w:r>
+      </w:hyperlink>
+      <w:r>
+        <w:rPr>
+          <w:lang w:val="zh_TW" w:bidi="zh_TW"/>
+        </w:rPr>
+        <w:t>）而咒詛他們。</w:t>
+      </w:r>
+      <w:r>
+        <w:rPr>
+          <w:lang w:val="zh_TW" w:bidi="zh_TW"/>
+        </w:rPr>
+      </w:r>
+      <w:r>
+        <w:rPr>
+          <w:lang w:val="zh_TW" w:bidi="zh_TW"/>
+        </w:rPr>
+      </w:r>
+    </w:p>
+    <w:p>
+      <w:pPr/>
+      <w:r>
+        <w:rPr>
+          <w:lang w:val="zh_TW" w:bidi="zh_TW"/>
+        </w:rPr>
+      </w:r>
+    </w:p>
+    <w:p>
+      <w:pPr>
+        <w:pStyle w:val="Heading2"/>
+      </w:pPr>
+      <w:r>
+        <w:rPr>
+          <w:lang w:val="zh_TW" w:bidi="zh_TW"/>
+        </w:rPr>
+        <w:t>底珊</w:t>
+      </w:r>
+      <w:r>
+        <w:rPr>
+          <w:lang w:val="zh_TW" w:bidi="zh_TW"/>
+        </w:rPr>
+      </w:r>
+    </w:p>
+    <w:p>
+      <w:pPr/>
+      <w:r>
+        <w:rPr>
+          <w:lang w:val="zh_TW" w:bidi="zh_TW"/>
+        </w:rPr>
+      </w:r>
+      <w:r>
+        <w:rPr>
+          <w:lang w:val="zh_TW" w:bidi="zh_TW"/>
+        </w:rPr>
+        <w:t>西珥地的一位族長。西珥位於死海西南方的山區。底珊的父親是何利人西珥（</w:t>
+      </w:r>
+      <w:hyperlink r:id="rId178">
+        <w:r>
+          <w:rPr>
+            <w:lang w:val="zh_TW" w:bidi="zh_TW"/>
+          </w:rPr>
+          <w:rPr>
+            <w:color w:val="0000EE"/>
+            <w:u w:val="single"/>
+          </w:rPr>
+          <w:t>創36:21</w:t>
+        </w:r>
+      </w:hyperlink>
+      <w:r>
+        <w:rPr>
+          <w:lang w:val="zh_TW" w:bidi="zh_TW"/>
+        </w:rPr>
+        <w:t>；</w:t>
+      </w:r>
+      <w:hyperlink r:id="rId179">
+        <w:r>
+          <w:rPr>
+            <w:lang w:val="zh_TW" w:bidi="zh_TW"/>
+          </w:rPr>
+          <w:rPr>
+            <w:color w:val="0000EE"/>
+            <w:u w:val="single"/>
+          </w:rPr>
+          <w:t>代上1:38</w:t>
+        </w:r>
+      </w:hyperlink>
+      <w:r>
+        <w:rPr>
+          <w:lang w:val="zh_TW" w:bidi="zh_TW"/>
+        </w:rPr>
+        <w:t>）。後來，以東人把何利人趕出他們的土地（</w:t>
+      </w:r>
+      <w:hyperlink r:id="rId180">
+        <w:r>
+          <w:rPr>
+            <w:lang w:val="zh_TW" w:bidi="zh_TW"/>
+          </w:rPr>
+          <w:rPr>
+            <w:color w:val="0000EE"/>
+            <w:u w:val="single"/>
+          </w:rPr>
+          <w:t>申2:12</w:t>
+        </w:r>
+      </w:hyperlink>
+      <w:r>
+        <w:rPr>
+          <w:lang w:val="zh_TW" w:bidi="zh_TW"/>
+        </w:rPr>
+        <w:t>）。在後來的舊約聖經中，西珥和以東常常互換使用，都是指同一個地區。</w:t>
+      </w:r>
+      <w:r>
+        <w:rPr>
+          <w:lang w:val="zh_TW" w:bidi="zh_TW"/>
+        </w:rPr>
+      </w:r>
+      <w:r>
+        <w:rPr>
+          <w:lang w:val="zh_TW" w:bidi="zh_TW"/>
+        </w:rPr>
+      </w:r>
+    </w:p>
+    <w:p>
+      <w:pPr/>
+      <w:r>
+        <w:rPr>
+          <w:lang w:val="zh_TW" w:bidi="zh_TW"/>
+        </w:rPr>
+      </w:r>
+    </w:p>
+    <w:p>
+      <w:pPr>
+        <w:pStyle w:val="Heading2"/>
+      </w:pPr>
+      <w:r>
+        <w:rPr>
+          <w:lang w:val="zh_TW" w:bidi="zh_TW"/>
+        </w:rPr>
+        <w:t>底順</w:t>
+      </w:r>
+      <w:r>
+        <w:rPr>
+          <w:lang w:val="zh_TW" w:bidi="zh_TW"/>
+        </w:rPr>
+      </w:r>
+    </w:p>
+    <w:p>
+      <w:pPr>
+        <w:pStyle w:val="ListNumber"/>
+        <w:numPr>
+          <w:ilvl w:val="0"/>
+          <w:numId w:val="15"/>
+        </w:numPr>
+        <w:spacing w:line="240" w:lineRule="auto"/>
+        <w:ind w:left="720"/>
+      </w:pPr>
+      <w:r>
+        <w:rPr>
+          <w:lang w:val="zh_TW" w:bidi="zh_TW"/>
+        </w:rPr>
+      </w:r>
+      <w:r>
+        <w:rPr>
+          <w:lang w:val="zh_TW" w:bidi="zh_TW"/>
+        </w:rPr>
+        <w:t>西珥的第五個兒子，也是以東地一位何利人的族長（</w:t>
+      </w:r>
+      <w:hyperlink r:id="rId178">
+        <w:r>
+          <w:rPr>
+            <w:lang w:val="zh_TW" w:bidi="zh_TW"/>
+          </w:rPr>
+          <w:rPr>
+            <w:color w:val="0000EE"/>
+            <w:u w:val="single"/>
+          </w:rPr>
+          <w:t>創36:21</w:t>
+        </w:r>
+      </w:hyperlink>
+      <w:r>
+        <w:rPr>
+          <w:lang w:val="zh_TW" w:bidi="zh_TW"/>
+        </w:rPr>
+        <w:t>；</w:t>
+      </w:r>
+      <w:hyperlink r:id="rId179">
+        <w:r>
+          <w:rPr>
+            <w:lang w:val="zh_TW" w:bidi="zh_TW"/>
+          </w:rPr>
+          <w:rPr>
+            <w:color w:val="0000EE"/>
+            <w:u w:val="single"/>
+          </w:rPr>
+          <w:t>代上1:38</w:t>
+        </w:r>
+      </w:hyperlink>
+      <w:r>
+        <w:rPr>
+          <w:lang w:val="zh_TW" w:bidi="zh_TW"/>
+        </w:rPr>
+        <w:t>），後來，以東人把他的族人趕出了原本居住的地方。</w:t>
+      </w:r>
+    </w:p>
+    <w:p>
+      <w:pPr>
+        <w:pStyle w:val="ListNumber"/>
+        <w:spacing w:line="240" w:lineRule="auto"/>
+        <w:ind w:left="720"/>
+      </w:pPr>
+      <w:r>
+        <w:rPr>
+          <w:lang w:val="zh_TW" w:bidi="zh_TW"/>
+        </w:rPr>
+      </w:r>
+      <w:r>
+        <w:rPr>
+          <w:lang w:val="zh_TW" w:bidi="zh_TW"/>
+        </w:rPr>
+        <w:t>西珥的孫子、亞拿的兒子，也是一位何利人的族長。他是以掃妻子阿何利巴瑪的兄弟（</w:t>
+      </w:r>
+      <w:hyperlink r:id="rId181">
+        <w:r>
+          <w:rPr>
+            <w:lang w:val="zh_TW" w:bidi="zh_TW"/>
+          </w:rPr>
+          <w:rPr>
+            <w:color w:val="0000EE"/>
+            <w:u w:val="single"/>
+          </w:rPr>
+          <w:t>創36:25</w:t>
+        </w:r>
+      </w:hyperlink>
+      <w:r>
+        <w:rPr>
+          <w:lang w:val="zh_TW" w:bidi="zh_TW"/>
+        </w:rPr>
+        <w:t>；</w:t>
+      </w:r>
+      <w:hyperlink r:id="rId182">
+        <w:r>
+          <w:rPr>
+            <w:lang w:val="zh_TW" w:bidi="zh_TW"/>
+          </w:rPr>
+          <w:rPr>
+            <w:color w:val="0000EE"/>
+            <w:u w:val="single"/>
+          </w:rPr>
+          <w:t>代上1:41</w:t>
+        </w:r>
+      </w:hyperlink>
+      <w:r>
+        <w:rPr>
+          <w:lang w:val="zh_TW" w:bidi="zh_TW"/>
+        </w:rPr>
+        <w:t>）。</w:t>
+      </w:r>
+      <w:r>
+        <w:rPr>
+          <w:lang w:val="zh_TW" w:bidi="zh_TW"/>
+        </w:rPr>
+      </w:r>
+      <w:r>
+        <w:rPr>
+          <w:lang w:val="zh_TW" w:bidi="zh_TW"/>
+        </w:rPr>
+      </w:r>
+    </w:p>
+    <w:p>
+      <w:pPr/>
+      <w:r>
+        <w:rPr>
+          <w:lang w:val="zh_TW" w:bidi="zh_TW"/>
+        </w:rPr>
+      </w:r>
+    </w:p>
+    <w:p>
+      <w:pPr>
+        <w:pStyle w:val="Heading2"/>
+      </w:pPr>
+      <w:r>
+        <w:rPr>
+          <w:lang w:val="zh_TW" w:bidi="zh_TW"/>
+        </w:rPr>
+        <w:t>第一次猶太起義</w:t>
+      </w:r>
+      <w:r>
+        <w:rPr>
+          <w:lang w:val="zh_TW" w:bidi="zh_TW"/>
+        </w:rPr>
+      </w:r>
+    </w:p>
+    <w:p>
+      <w:pPr/>
+      <w:r>
+        <w:rPr>
+          <w:lang w:val="zh_TW" w:bidi="zh_TW"/>
+        </w:rPr>
+      </w:r>
+      <w:r>
+        <w:rPr>
+          <w:lang w:val="zh_TW" w:bidi="zh_TW"/>
+        </w:rPr>
+        <w:t>公元66年至70年間發生的一次起義，起因於一連串猶太地區羅馬巡撫的治理不當。隨著最後一位猶太王亞基帕一世（Agrippa I，</w:t>
+      </w:r>
+      <w:hyperlink r:id="rId183">
+        <w:r>
+          <w:rPr>
+            <w:lang w:val="zh_TW" w:bidi="zh_TW"/>
+          </w:rPr>
+          <w:rPr>
+            <w:color w:val="0000EE"/>
+            <w:u w:val="single"/>
+          </w:rPr>
+          <w:t>徒12章</w:t>
+        </w:r>
+      </w:hyperlink>
+      <w:r>
+        <w:rPr>
+          <w:lang w:val="zh_TW" w:bidi="zh_TW"/>
+        </w:rPr>
+        <w:t>中的希律王）於公元44年去世，接下來的20年間，猶太人在巴勒斯坦遭受逼迫和羞辱。動亂升級為起義只差一導火線，而這個最終的導火線由公元64年任命的羅馬巡撫弗羅魯斯（Florus）引發。他在公元66年要求從聖殿庫房中索取錢財，激怒猶太人，因而引發了起義。在他的統治下，羅馬士兵屠殺猶太人並劫掠他們的財物。</w:t>
+      </w:r>
+    </w:p>
+    <w:p>
+      <w:pPr/>
+      <w:r>
+        <w:rPr>
+          <w:lang w:val="zh_TW" w:bidi="zh_TW"/>
+        </w:rPr>
+      </w:r>
+      <w:r>
+        <w:rPr>
+          <w:lang w:val="zh_TW" w:bidi="zh_TW"/>
+        </w:rPr>
+        <w:t>叛亂迅速蔓延整個巴勒斯坦，同時在地中海東部的幾個城之間引發猶太人與異教徒的普遍衝突。巴勒斯坦的起義由奮銳黨領導——這是一個長期希望羅馬人退出巴勒斯坦的猶太團體。猶太人在伯和崙山口的首次戰役中取得勝利後，皇帝尼祿（Nero）派遣其最善戰的將軍維斯帕先（Vespasian）執行對叛軍的懲罰行動。</w:t>
+      </w:r>
+    </w:p>
+    <w:p>
+      <w:pPr/>
+      <w:r>
+        <w:rPr>
+          <w:lang w:val="zh_TW" w:bidi="zh_TW"/>
+        </w:rPr>
+      </w:r>
+      <w:r>
+        <w:rPr>
+          <w:lang w:val="zh_TW" w:bidi="zh_TW"/>
+        </w:rPr>
+        <w:t>到公元67年底，羅馬重新控制了整個加利利地區及其它北部地區。在公元67年和68年間，羅馬在撒馬利亞和猶太地區推動進一步攻勢，使猶太人只剩下四個據點。然而，此時羅馬的戰役卻趨於放緩。公元68年，尼祿自殺。經歷了三位短命的皇帝後，維斯帕先將軍於公元69年掌握了帝國的控制權。他的兒子提圖斯（Titus）接管了巴勒斯坦的軍隊，並於公元70年圍攻耶路撒冷。</w:t>
+      </w:r>
+    </w:p>
+    <w:p>
+      <w:pPr/>
+      <w:r>
+        <w:rPr>
+          <w:lang w:val="zh_TW" w:bidi="zh_TW"/>
+        </w:rPr>
+      </w:r>
+      <w:r>
+        <w:rPr>
+          <w:lang w:val="zh_TW" w:bidi="zh_TW"/>
+        </w:rPr>
+        <w:t>耶路撒冷的猶太人本可利用羅馬內部的混亂來加強自己的地位，並解決內部猶太團體間的爭端，但他們並沒有樣做。然而，提圖斯帶領八萬士兵抵達，迫使他們團結起來，為城市做最後的抵抗。</w:t>
+      </w:r>
+    </w:p>
+    <w:p>
+      <w:pPr/>
+      <w:r>
+        <w:rPr>
+          <w:lang w:val="zh_TW" w:bidi="zh_TW"/>
+        </w:rPr>
+      </w:r>
+      <w:r>
+        <w:rPr>
+          <w:lang w:val="zh_TW" w:bidi="zh_TW"/>
+        </w:rPr>
+        <w:t>圍攻持續了五個月。耶路撒冷的猶太人英勇反擊，羅馬軍隊只能緩慢推進。公元70年8月初，猶太歷史上出現悲慘的一幕：聖殿的晨祭和晚祭首次中斷。大約在8月29日，在情況仍未明的狀況下，聖殿的至聖所被燒毀，整個聖殿被摧毀，這應驗了耶穌的預言（</w:t>
+      </w:r>
+      <w:hyperlink r:id="rId184">
+        <w:r>
+          <w:rPr>
+            <w:lang w:val="zh_TW" w:bidi="zh_TW"/>
+          </w:rPr>
+          <w:rPr>
+            <w:color w:val="0000EE"/>
+            <w:u w:val="single"/>
+          </w:rPr>
+          <w:t>太24:1–2</w:t>
+        </w:r>
+      </w:hyperlink>
+      <w:r>
+        <w:rPr>
+          <w:lang w:val="zh_TW" w:bidi="zh_TW"/>
+        </w:rPr>
+        <w:t>；</w:t>
+      </w:r>
+      <w:hyperlink r:id="rId185">
+        <w:r>
+          <w:rPr>
+            <w:lang w:val="zh_TW" w:bidi="zh_TW"/>
+          </w:rPr>
+          <w:rPr>
+            <w:color w:val="0000EE"/>
+            <w:u w:val="single"/>
+          </w:rPr>
+          <w:t>可13:1–2</w:t>
+        </w:r>
+      </w:hyperlink>
+      <w:r>
+        <w:rPr>
+          <w:lang w:val="zh_TW" w:bidi="zh_TW"/>
+        </w:rPr>
+        <w:t>；</w:t>
+      </w:r>
+      <w:hyperlink r:id="rId186">
+        <w:r>
+          <w:rPr>
+            <w:lang w:val="zh_TW" w:bidi="zh_TW"/>
+          </w:rPr>
+          <w:rPr>
+            <w:color w:val="0000EE"/>
+            <w:u w:val="single"/>
+          </w:rPr>
+          <w:t>路19:43–44，</w:t>
+        </w:r>
+      </w:hyperlink>
+      <w:hyperlink r:id="rId187">
+        <w:r>
+          <w:rPr>
+            <w:lang w:val="zh_TW" w:bidi="zh_TW"/>
+          </w:rPr>
+          <w:rPr>
+            <w:color w:val="0000EE"/>
+            <w:u w:val="single"/>
+          </w:rPr>
+          <w:t>21:5–7</w:t>
+        </w:r>
+      </w:hyperlink>
+      <w:r>
+        <w:rPr>
+          <w:lang w:val="zh_TW" w:bidi="zh_TW"/>
+        </w:rPr>
+        <w:t>）。隨後的抵抗持續了一個月，但到9月底，這座被毀的城完全陷落。此次起義中，約有一百萬猶太人喪生，九十萬人被擄。</w:t>
+      </w:r>
+    </w:p>
+    <w:p>
+      <w:pPr/>
+      <w:r>
+        <w:rPr>
+          <w:lang w:val="zh_TW" w:bidi="zh_TW"/>
+        </w:rPr>
+      </w:r>
+      <w:r>
+        <w:rPr>
+          <w:i/>
+          <w:lang w:val="zh_TW" w:bidi="zh_TW"/>
+        </w:rPr>
+        <w:t>另見</w:t>
+      </w:r>
+      <w:r>
+        <w:rPr>
+          <w:lang w:val="zh_TW" w:bidi="zh_TW"/>
+        </w:rPr>
+        <w:t xml:space="preserve"> </w:t>
+      </w:r>
+      <w:r>
+        <w:rPr>
+          <w:lang w:val="zh_TW" w:bidi="zh_TW"/>
+        </w:rPr>
+        <w:t>以色列的歷史；</w:t>
+      </w:r>
+      <w:r>
+        <w:rPr>
+          <w:lang w:val="zh_TW" w:bidi="zh_TW"/>
+        </w:rPr>
+        <w:t>耶路撒冷；</w:t>
+      </w:r>
+      <w:r>
+        <w:rPr>
+          <w:lang w:val="zh_TW" w:bidi="zh_TW"/>
+        </w:rPr>
+        <w:t>猶太教</w:t>
       </w:r>
       <w:r>
         <w:rPr>
@@ -2234,6 +7345,18 @@
   <w:num w:numId="13" w16cid:durableId="592781308">
     <w:abstractNumId w:val="11"/>
   </w:num>
+  <w:num w:numId="14">
+    <w:abstractNumId w:val="3"/>
+    <w:lvlOverride w:ilvl="0">
+      <w:startOverride w:val="1"/>
+    </w:lvlOverride>
+  </w:num>
+  <w:num w:numId="15">
+    <w:abstractNumId w:val="3"/>
+    <w:lvlOverride w:ilvl="0">
+      <w:startOverride w:val="1"/>
+    </w:lvlOverride>
+  </w:num>
   <w:numIdMacAtCleanup w:val="10"/>
 </w:numbering>
 </file>

--- a/zht/docx/030.content.docx
+++ b/zht/docx/030.content.docx
@@ -247,108 +247,72 @@
         </w:rPr>
         <w:t>在希伯來文中，有一個譯為「地」的詞，也用來指「人」或「亞當」（</w:t>
       </w:r>
-      <w:hyperlink r:id="rId13">
-        <w:r>
-          <w:rPr>
-            <w:lang w:val="zh_TW" w:bidi="zh_TW"/>
-          </w:rPr>
-          <w:rPr>
-            <w:color w:val="0000EE"/>
-            <w:u w:val="single"/>
-          </w:rPr>
-          <w:t>創2:7、19</w:t>
-        </w:r>
-      </w:hyperlink>
+      <w:r>
+        <w:rPr>
+          <w:lang w:val="zh_TW" w:bidi="zh_TW"/>
+        </w:rPr>
+        <w:t>創2:7、19</w:t>
+      </w:r>
       <w:r>
         <w:rPr>
           <w:lang w:val="zh_TW" w:bidi="zh_TW"/>
         </w:rPr>
         <w:t>）。這個詞與「紅色的土壤」有關，表示亞當的身體是由這種塵土造的。譯為「地」或「土地」的詞可以指國家（</w:t>
       </w:r>
-      <w:hyperlink r:id="rId14">
-        <w:r>
-          <w:rPr>
-            <w:lang w:val="zh_TW" w:bidi="zh_TW"/>
-          </w:rPr>
-          <w:rPr>
-            <w:color w:val="0000EE"/>
-            <w:u w:val="single"/>
-          </w:rPr>
-          <w:t>創21:21</w:t>
-        </w:r>
-      </w:hyperlink>
+      <w:r>
+        <w:rPr>
+          <w:lang w:val="zh_TW" w:bidi="zh_TW"/>
+        </w:rPr>
+        <w:t>創21:21</w:t>
+      </w:r>
       <w:r>
         <w:rPr>
           <w:lang w:val="zh_TW" w:bidi="zh_TW"/>
         </w:rPr>
         <w:t>），另一個譯為「塵土」的詞則可以單純表示「地面」或「乾地」（</w:t>
       </w:r>
-      <w:hyperlink r:id="rId15">
-        <w:r>
-          <w:rPr>
-            <w:lang w:val="zh_TW" w:bidi="zh_TW"/>
-          </w:rPr>
-          <w:rPr>
-            <w:color w:val="0000EE"/>
-            <w:u w:val="single"/>
-          </w:rPr>
-          <w:t>創3:19</w:t>
-        </w:r>
-      </w:hyperlink>
+      <w:r>
+        <w:rPr>
+          <w:lang w:val="zh_TW" w:bidi="zh_TW"/>
+        </w:rPr>
+        <w:t>創3:19</w:t>
+      </w:r>
       <w:r>
         <w:rPr>
           <w:lang w:val="zh_TW" w:bidi="zh_TW"/>
         </w:rPr>
         <w:t>）。在新約聖經中，有希臘文詞語被翻譯為「地」，同樣也可以指一塊土地或一個國家（</w:t>
       </w:r>
-      <w:hyperlink r:id="rId16">
-        <w:r>
-          <w:rPr>
-            <w:lang w:val="zh_TW" w:bidi="zh_TW"/>
-          </w:rPr>
-          <w:rPr>
-            <w:color w:val="0000EE"/>
-            <w:u w:val="single"/>
-          </w:rPr>
-          <w:t>太27:45</w:t>
-        </w:r>
-      </w:hyperlink>
+      <w:r>
+        <w:rPr>
+          <w:lang w:val="zh_TW" w:bidi="zh_TW"/>
+        </w:rPr>
+        <w:t>太27:45</w:t>
+      </w:r>
       <w:r>
         <w:rPr>
           <w:lang w:val="zh_TW" w:bidi="zh_TW"/>
         </w:rPr>
         <w:t>）。另一個希臘文詞語，從中衍生出「普世」（ecumenical）一詞，指整個有人居住的世界（</w:t>
       </w:r>
-      <w:hyperlink r:id="rId17">
-        <w:r>
-          <w:rPr>
-            <w:lang w:val="zh_TW" w:bidi="zh_TW"/>
-          </w:rPr>
-          <w:rPr>
-            <w:color w:val="0000EE"/>
-            <w:u w:val="single"/>
-          </w:rPr>
-          <w:t>路21:26</w:t>
-        </w:r>
-      </w:hyperlink>
+      <w:r>
+        <w:rPr>
+          <w:lang w:val="zh_TW" w:bidi="zh_TW"/>
+        </w:rPr>
+        <w:t>路21:26</w:t>
+      </w:r>
       <w:r>
         <w:rPr>
           <w:lang w:val="zh_TW" w:bidi="zh_TW"/>
         </w:rPr>
         <w:t>）或特指當時的羅馬帝國（</w:t>
       </w:r>
-      <w:hyperlink r:id="rId18">
-        <w:r>
-          <w:rPr>
-            <w:lang w:val="zh_TW" w:bidi="zh_TW"/>
-          </w:rPr>
-          <w:rPr>
-            <w:color w:val="0000EE"/>
-            <w:u w:val="single"/>
-          </w:rPr>
-          <w:t>路2:1</w:t>
-        </w:r>
-      </w:hyperlink>
+      <w:r>
+        <w:rPr>
+          <w:lang w:val="zh_TW" w:bidi="zh_TW"/>
+        </w:rPr>
+        <w:t>路2:1</w:t>
+      </w:r>
       <w:r>
         <w:rPr>
           <w:lang w:val="zh_TW" w:bidi="zh_TW"/>
@@ -393,90 +357,60 @@
         </w:rPr>
         <w:t>（</w:t>
       </w:r>
-      <w:hyperlink r:id="rId19">
-        <w:r>
-          <w:rPr>
-            <w:lang w:val="zh_TW" w:bidi="zh_TW"/>
-          </w:rPr>
-          <w:rPr>
-            <w:color w:val="0000EE"/>
-            <w:u w:val="single"/>
-          </w:rPr>
-          <w:t>創1:10–11</w:t>
-        </w:r>
-      </w:hyperlink>
+      <w:r>
+        <w:rPr>
+          <w:lang w:val="zh_TW" w:bidi="zh_TW"/>
+        </w:rPr>
+        <w:t>創1:10–11</w:t>
+      </w:r>
       <w:r>
         <w:rPr>
           <w:lang w:val="zh_TW" w:bidi="zh_TW"/>
         </w:rPr>
         <w:t>）。有些經文中，「地」的用法接近我們今天所理解的整個地球（</w:t>
       </w:r>
-      <w:hyperlink r:id="rId20">
-        <w:r>
-          <w:rPr>
-            <w:lang w:val="zh_TW" w:bidi="zh_TW"/>
-          </w:rPr>
-          <w:rPr>
-            <w:color w:val="0000EE"/>
-            <w:u w:val="single"/>
-          </w:rPr>
-          <w:t>伯1:7</w:t>
-        </w:r>
-      </w:hyperlink>
+      <w:r>
+        <w:rPr>
+          <w:lang w:val="zh_TW" w:bidi="zh_TW"/>
+        </w:rPr>
+        <w:t>伯1:7</w:t>
+      </w:r>
       <w:r>
         <w:rPr>
           <w:lang w:val="zh_TW" w:bidi="zh_TW"/>
         </w:rPr>
         <w:t>），例如描述「懸在虛空」（</w:t>
       </w:r>
-      <w:hyperlink r:id="rId21">
-        <w:r>
-          <w:rPr>
-            <w:lang w:val="zh_TW" w:bidi="zh_TW"/>
-          </w:rPr>
-          <w:rPr>
-            <w:color w:val="0000EE"/>
-            <w:u w:val="single"/>
-          </w:rPr>
-          <w:t>伯26:7</w:t>
-        </w:r>
-      </w:hyperlink>
+      <w:r>
+        <w:rPr>
+          <w:lang w:val="zh_TW" w:bidi="zh_TW"/>
+        </w:rPr>
+        <w:t>伯26:7</w:t>
+      </w:r>
       <w:r>
         <w:rPr>
           <w:lang w:val="zh_TW" w:bidi="zh_TW"/>
         </w:rPr>
         <w:t>）。提到地的四方或四境（</w:t>
       </w:r>
-      <w:hyperlink r:id="rId22">
-        <w:r>
-          <w:rPr>
-            <w:lang w:val="zh_TW" w:bidi="zh_TW"/>
-          </w:rPr>
-          <w:rPr>
-            <w:color w:val="0000EE"/>
-            <w:u w:val="single"/>
-          </w:rPr>
-          <w:t>賽11:12</w:t>
-        </w:r>
-      </w:hyperlink>
+      <w:r>
+        <w:rPr>
+          <w:lang w:val="zh_TW" w:bidi="zh_TW"/>
+        </w:rPr>
+        <w:t>賽11:12</w:t>
+      </w:r>
       <w:r>
         <w:rPr>
           <w:lang w:val="zh_TW" w:bidi="zh_TW"/>
         </w:rPr>
         <w:t>；</w:t>
       </w:r>
-      <w:hyperlink r:id="rId23">
-        <w:r>
-          <w:rPr>
-            <w:lang w:val="zh_TW" w:bidi="zh_TW"/>
-          </w:rPr>
-          <w:rPr>
-            <w:color w:val="0000EE"/>
-            <w:u w:val="single"/>
-          </w:rPr>
-          <w:t>結7:2</w:t>
-        </w:r>
-      </w:hyperlink>
+      <w:r>
+        <w:rPr>
+          <w:lang w:val="zh_TW" w:bidi="zh_TW"/>
+        </w:rPr>
+        <w:t>結7:2</w:t>
+      </w:r>
       <w:r>
         <w:rPr>
           <w:lang w:val="zh_TW" w:bidi="zh_TW"/>
@@ -495,72 +429,48 @@
         </w:rPr>
         <w:t>」可能指的是地平線的周界（</w:t>
       </w:r>
-      <w:hyperlink r:id="rId24">
-        <w:r>
-          <w:rPr>
-            <w:lang w:val="zh_TW" w:bidi="zh_TW"/>
-          </w:rPr>
-          <w:rPr>
-            <w:color w:val="0000EE"/>
-            <w:u w:val="single"/>
-          </w:rPr>
-          <w:t>賽40:22</w:t>
-        </w:r>
-      </w:hyperlink>
+      <w:r>
+        <w:rPr>
+          <w:lang w:val="zh_TW" w:bidi="zh_TW"/>
+        </w:rPr>
+        <w:t>賽40:22</w:t>
+      </w:r>
       <w:r>
         <w:rPr>
           <w:lang w:val="zh_TW" w:bidi="zh_TW"/>
         </w:rPr>
         <w:t>；比較</w:t>
       </w:r>
-      <w:hyperlink r:id="rId25">
-        <w:r>
-          <w:rPr>
-            <w:lang w:val="zh_TW" w:bidi="zh_TW"/>
-          </w:rPr>
-          <w:rPr>
-            <w:color w:val="0000EE"/>
-            <w:u w:val="single"/>
-          </w:rPr>
-          <w:t>伯38:13</w:t>
-        </w:r>
-      </w:hyperlink>
+      <w:r>
+        <w:rPr>
+          <w:lang w:val="zh_TW" w:bidi="zh_TW"/>
+        </w:rPr>
+        <w:t>伯38:13</w:t>
+      </w:r>
       <w:r>
         <w:rPr>
           <w:lang w:val="zh_TW" w:bidi="zh_TW"/>
         </w:rPr>
         <w:t>）。地有時被描述為建立在「柱子」（</w:t>
       </w:r>
-      <w:hyperlink r:id="rId26">
-        <w:r>
-          <w:rPr>
-            <w:lang w:val="zh_TW" w:bidi="zh_TW"/>
-          </w:rPr>
-          <w:rPr>
-            <w:color w:val="0000EE"/>
-            <w:u w:val="single"/>
-          </w:rPr>
-          <w:t>伯9:6</w:t>
-        </w:r>
-      </w:hyperlink>
+      <w:r>
+        <w:rPr>
+          <w:lang w:val="zh_TW" w:bidi="zh_TW"/>
+        </w:rPr>
+        <w:t>伯9:6</w:t>
+      </w:r>
       <w:r>
         <w:rPr>
           <w:lang w:val="zh_TW" w:bidi="zh_TW"/>
         </w:rPr>
         <w:t>；</w:t>
       </w:r>
-      <w:hyperlink r:id="rId27">
-        <w:r>
-          <w:rPr>
-            <w:lang w:val="zh_TW" w:bidi="zh_TW"/>
-          </w:rPr>
-          <w:rPr>
-            <w:color w:val="0000EE"/>
-            <w:u w:val="single"/>
-          </w:rPr>
-          <w:t>詩75:3</w:t>
-        </w:r>
-      </w:hyperlink>
+      <w:r>
+        <w:rPr>
+          <w:lang w:val="zh_TW" w:bidi="zh_TW"/>
+        </w:rPr>
+        <w:t>詩75:3</w:t>
+      </w:r>
       <w:r>
         <w:rPr>
           <w:lang w:val="zh_TW" w:bidi="zh_TW"/>
@@ -579,72 +489,48 @@
         </w:rPr>
         <w:t>（</w:t>
       </w:r>
-      <w:hyperlink r:id="rId28">
-        <w:r>
-          <w:rPr>
-            <w:lang w:val="zh_TW" w:bidi="zh_TW"/>
-          </w:rPr>
-          <w:rPr>
-            <w:color w:val="0000EE"/>
-            <w:u w:val="single"/>
-          </w:rPr>
-          <w:t>詩104:5</w:t>
-        </w:r>
-      </w:hyperlink>
+      <w:r>
+        <w:rPr>
+          <w:lang w:val="zh_TW" w:bidi="zh_TW"/>
+        </w:rPr>
+        <w:t>詩104:5</w:t>
+      </w:r>
       <w:r>
         <w:rPr>
           <w:lang w:val="zh_TW" w:bidi="zh_TW"/>
         </w:rPr>
         <w:t>；</w:t>
       </w:r>
-      <w:hyperlink r:id="rId29">
-        <w:r>
-          <w:rPr>
-            <w:lang w:val="zh_TW" w:bidi="zh_TW"/>
-          </w:rPr>
-          <w:rPr>
-            <w:color w:val="0000EE"/>
-            <w:u w:val="single"/>
-          </w:rPr>
-          <w:t>箴8:29</w:t>
-        </w:r>
-      </w:hyperlink>
+      <w:r>
+        <w:rPr>
+          <w:lang w:val="zh_TW" w:bidi="zh_TW"/>
+        </w:rPr>
+        <w:t>箴8:29</w:t>
+      </w:r>
       <w:r>
         <w:rPr>
           <w:lang w:val="zh_TW" w:bidi="zh_TW"/>
         </w:rPr>
         <w:t>；</w:t>
       </w:r>
-      <w:hyperlink r:id="rId30">
-        <w:r>
-          <w:rPr>
-            <w:lang w:val="zh_TW" w:bidi="zh_TW"/>
-          </w:rPr>
-          <w:rPr>
-            <w:color w:val="0000EE"/>
-            <w:u w:val="single"/>
-          </w:rPr>
-          <w:t>賽24:18</w:t>
-        </w:r>
-      </w:hyperlink>
+      <w:r>
+        <w:rPr>
+          <w:lang w:val="zh_TW" w:bidi="zh_TW"/>
+        </w:rPr>
+        <w:t>賽24:18</w:t>
+      </w:r>
       <w:r>
         <w:rPr>
           <w:lang w:val="zh_TW" w:bidi="zh_TW"/>
         </w:rPr>
         <w:t>；</w:t>
       </w:r>
-      <w:hyperlink r:id="rId31">
-        <w:r>
-          <w:rPr>
-            <w:lang w:val="zh_TW" w:bidi="zh_TW"/>
-          </w:rPr>
-          <w:rPr>
-            <w:color w:val="0000EE"/>
-            <w:u w:val="single"/>
-          </w:rPr>
-          <w:t>耶31:37</w:t>
-        </w:r>
-      </w:hyperlink>
+      <w:r>
+        <w:rPr>
+          <w:lang w:val="zh_TW" w:bidi="zh_TW"/>
+        </w:rPr>
+        <w:t>耶31:37</w:t>
+      </w:r>
       <w:r>
         <w:rPr>
           <w:lang w:val="zh_TW" w:bidi="zh_TW"/>
@@ -665,72 +551,48 @@
         </w:rPr>
         <w:t>「地」也可以指農夫耕種的土壤（見</w:t>
       </w:r>
-      <w:hyperlink r:id="rId32">
-        <w:r>
-          <w:rPr>
-            <w:lang w:val="zh_TW" w:bidi="zh_TW"/>
-          </w:rPr>
-          <w:rPr>
-            <w:color w:val="0000EE"/>
-            <w:u w:val="single"/>
-          </w:rPr>
-          <w:t>王下5:17</w:t>
-        </w:r>
-      </w:hyperlink>
+      <w:r>
+        <w:rPr>
+          <w:lang w:val="zh_TW" w:bidi="zh_TW"/>
+        </w:rPr>
+        <w:t>王下5:17</w:t>
+      </w:r>
       <w:r>
         <w:rPr>
           <w:lang w:val="zh_TW" w:bidi="zh_TW"/>
         </w:rPr>
         <w:t>）。聖經說，地原本的狀況（</w:t>
       </w:r>
-      <w:hyperlink r:id="rId33">
-        <w:r>
-          <w:rPr>
-            <w:lang w:val="zh_TW" w:bidi="zh_TW"/>
-          </w:rPr>
-          <w:rPr>
-            <w:color w:val="0000EE"/>
-            <w:u w:val="single"/>
-          </w:rPr>
-          <w:t>創2:6</w:t>
-        </w:r>
-      </w:hyperlink>
+      <w:r>
+        <w:rPr>
+          <w:lang w:val="zh_TW" w:bidi="zh_TW"/>
+        </w:rPr>
+        <w:t>創2:6</w:t>
+      </w:r>
       <w:r>
         <w:rPr>
           <w:lang w:val="zh_TW" w:bidi="zh_TW"/>
         </w:rPr>
         <w:t>）因人的罪而受咒詛（</w:t>
       </w:r>
-      <w:hyperlink r:id="rId34">
-        <w:r>
-          <w:rPr>
-            <w:lang w:val="zh_TW" w:bidi="zh_TW"/>
-          </w:rPr>
-          <w:rPr>
-            <w:color w:val="0000EE"/>
-            <w:u w:val="single"/>
-          </w:rPr>
-          <w:t>創3:17–19</w:t>
-        </w:r>
-      </w:hyperlink>
+      <w:r>
+        <w:rPr>
+          <w:lang w:val="zh_TW" w:bidi="zh_TW"/>
+        </w:rPr>
+        <w:t>創3:17–19</w:t>
+      </w:r>
       <w:r>
         <w:rPr>
           <w:lang w:val="zh_TW" w:bidi="zh_TW"/>
         </w:rPr>
         <w:t>）。（現代環境學者同樣指出，地球因人類的貪婪與驕傲而受害。）當亞伯的血灑在地上之後，該隱在農耕上的困難不斷提醒他，他曾經謀殺他的兄弟（</w:t>
       </w:r>
-      <w:hyperlink r:id="rId35">
-        <w:r>
-          <w:rPr>
-            <w:lang w:val="zh_TW" w:bidi="zh_TW"/>
-          </w:rPr>
-          <w:rPr>
-            <w:color w:val="0000EE"/>
-            <w:u w:val="single"/>
-          </w:rPr>
-          <w:t>創4:8–12</w:t>
-        </w:r>
-      </w:hyperlink>
+      <w:r>
+        <w:rPr>
+          <w:lang w:val="zh_TW" w:bidi="zh_TW"/>
+        </w:rPr>
+        <w:t>創4:8–12</w:t>
+      </w:r>
       <w:r>
         <w:rPr>
           <w:lang w:val="zh_TW" w:bidi="zh_TW"/>
@@ -751,54 +613,36 @@
         </w:rPr>
         <w:t>以色列人聽從吩咐，每七年讓土地休耕（</w:t>
       </w:r>
-      <w:hyperlink r:id="rId36">
-        <w:r>
-          <w:rPr>
-            <w:lang w:val="zh_TW" w:bidi="zh_TW"/>
-          </w:rPr>
-          <w:rPr>
-            <w:color w:val="0000EE"/>
-            <w:u w:val="single"/>
-          </w:rPr>
-          <w:t>出23:10–12</w:t>
-        </w:r>
-      </w:hyperlink>
+      <w:r>
+        <w:rPr>
+          <w:lang w:val="zh_TW" w:bidi="zh_TW"/>
+        </w:rPr>
+        <w:t>出23:10–12</w:t>
+      </w:r>
       <w:r>
         <w:rPr>
           <w:lang w:val="zh_TW" w:bidi="zh_TW"/>
         </w:rPr>
         <w:t>；</w:t>
       </w:r>
-      <w:hyperlink r:id="rId37">
-        <w:r>
-          <w:rPr>
-            <w:lang w:val="zh_TW" w:bidi="zh_TW"/>
-          </w:rPr>
-          <w:rPr>
-            <w:color w:val="0000EE"/>
-            <w:u w:val="single"/>
-          </w:rPr>
-          <w:t>利25:4–5</w:t>
-        </w:r>
-      </w:hyperlink>
+      <w:r>
+        <w:rPr>
+          <w:lang w:val="zh_TW" w:bidi="zh_TW"/>
+        </w:rPr>
+        <w:t>利25:4–5</w:t>
+      </w:r>
       <w:r>
         <w:rPr>
           <w:lang w:val="zh_TW" w:bidi="zh_TW"/>
         </w:rPr>
         <w:t>），好讓土壤恢復養分。七個「安息年」之後，在第五十年的「禧年」，土地要歸還原本的家族（</w:t>
       </w:r>
-      <w:hyperlink r:id="rId38">
-        <w:r>
-          <w:rPr>
-            <w:lang w:val="zh_TW" w:bidi="zh_TW"/>
-          </w:rPr>
-          <w:rPr>
-            <w:color w:val="0000EE"/>
-            <w:u w:val="single"/>
-          </w:rPr>
-          <w:t>利25:10–17</w:t>
-        </w:r>
-      </w:hyperlink>
+      <w:r>
+        <w:rPr>
+          <w:lang w:val="zh_TW" w:bidi="zh_TW"/>
+        </w:rPr>
+        <w:t>利25:10–17</w:t>
+      </w:r>
       <w:r>
         <w:rPr>
           <w:lang w:val="zh_TW" w:bidi="zh_TW"/>
@@ -819,90 +663,60 @@
         </w:rPr>
         <w:t>摩西律法也教導以色列人，土地的狀況反映他們與神的關係。乾旱或歉收表示與神的關係破裂（</w:t>
       </w:r>
-      <w:hyperlink r:id="rId39">
-        <w:r>
-          <w:rPr>
-            <w:lang w:val="zh_TW" w:bidi="zh_TW"/>
-          </w:rPr>
-          <w:rPr>
-            <w:color w:val="0000EE"/>
-            <w:u w:val="single"/>
-          </w:rPr>
-          <w:t>利26章</w:t>
-        </w:r>
-      </w:hyperlink>
+      <w:r>
+        <w:rPr>
+          <w:lang w:val="zh_TW" w:bidi="zh_TW"/>
+        </w:rPr>
+        <w:t>利26章</w:t>
+      </w:r>
       <w:r>
         <w:rPr>
           <w:lang w:val="zh_TW" w:bidi="zh_TW"/>
         </w:rPr>
         <w:t>；</w:t>
       </w:r>
-      <w:hyperlink r:id="rId40">
-        <w:r>
-          <w:rPr>
-            <w:lang w:val="zh_TW" w:bidi="zh_TW"/>
-          </w:rPr>
-          <w:rPr>
-            <w:color w:val="0000EE"/>
-            <w:u w:val="single"/>
-          </w:rPr>
-          <w:t>申28章</w:t>
-        </w:r>
-      </w:hyperlink>
+      <w:r>
+        <w:rPr>
+          <w:lang w:val="zh_TW" w:bidi="zh_TW"/>
+        </w:rPr>
+        <w:t>申28章</w:t>
+      </w:r>
       <w:r>
         <w:rPr>
           <w:lang w:val="zh_TW" w:bidi="zh_TW"/>
         </w:rPr>
         <w:t>）。以色列人被警告，他們的惡行若嚴重到某種程度，神會將他們趕出祂的地（見</w:t>
       </w:r>
-      <w:hyperlink r:id="rId41">
-        <w:r>
-          <w:rPr>
-            <w:lang w:val="zh_TW" w:bidi="zh_TW"/>
-          </w:rPr>
-          <w:rPr>
-            <w:color w:val="0000EE"/>
-            <w:u w:val="single"/>
-          </w:rPr>
-          <w:t>利26:37</w:t>
-        </w:r>
-      </w:hyperlink>
+      <w:r>
+        <w:rPr>
+          <w:lang w:val="zh_TW" w:bidi="zh_TW"/>
+        </w:rPr>
+        <w:t>利26:37</w:t>
+      </w:r>
       <w:r>
         <w:rPr>
           <w:lang w:val="zh_TW" w:bidi="zh_TW"/>
         </w:rPr>
         <w:t>；</w:t>
       </w:r>
-      <w:hyperlink r:id="rId42">
-        <w:r>
-          <w:rPr>
-            <w:lang w:val="zh_TW" w:bidi="zh_TW"/>
-          </w:rPr>
-          <w:rPr>
-            <w:color w:val="0000EE"/>
-            <w:u w:val="single"/>
-          </w:rPr>
-          <w:t>申28:64</w:t>
-        </w:r>
-      </w:hyperlink>
+      <w:r>
+        <w:rPr>
+          <w:lang w:val="zh_TW" w:bidi="zh_TW"/>
+        </w:rPr>
+        <w:t>申28:64</w:t>
+      </w:r>
       <w:r>
         <w:rPr>
           <w:lang w:val="zh_TW" w:bidi="zh_TW"/>
         </w:rPr>
         <w:t>）。但即使如此，神仍應許要最終恢復祂的子民，使他們再次與土地「成婚」（</w:t>
       </w:r>
-      <w:hyperlink r:id="rId43">
-        <w:r>
-          <w:rPr>
-            <w:lang w:val="zh_TW" w:bidi="zh_TW"/>
-          </w:rPr>
-          <w:rPr>
-            <w:color w:val="0000EE"/>
-            <w:u w:val="single"/>
-          </w:rPr>
-          <w:t>賽62:4</w:t>
-        </w:r>
-      </w:hyperlink>
+      <w:r>
+        <w:rPr>
+          <w:lang w:val="zh_TW" w:bidi="zh_TW"/>
+        </w:rPr>
+        <w:t>賽62:4</w:t>
+      </w:r>
       <w:r>
         <w:rPr>
           <w:lang w:val="zh_TW" w:bidi="zh_TW"/>
@@ -923,132 +737,78 @@
         </w:rPr>
         <w:t>聖經中有許多經文指出一個「將來的時代」，屆時大地要從「敗壞的轄制」中得釋放，整個受造之物都在「歎息」，並熱切等候這一刻（</w:t>
       </w:r>
-      <w:hyperlink r:id="rId44">
-        <w:r>
-          <w:rPr>
-            <w:lang w:val="zh_TW" w:bidi="zh_TW"/>
-          </w:rPr>
-          <w:rPr>
-            <w:color w:val="0000EE"/>
-            <w:u w:val="single"/>
-          </w:rPr>
-          <w:t>羅8:19</w:t>
-        </w:r>
-      </w:hyperlink>
-      <w:hyperlink r:id="rId45">
-        <w:r>
-          <w:rPr>
-            <w:lang w:val="zh_TW" w:bidi="zh_TW"/>
-          </w:rPr>
-          <w:rPr>
-            <w:color w:val="0000EE"/>
-            <w:u w:val="single"/>
-          </w:rPr>
-          <w:t>–</w:t>
-        </w:r>
-      </w:hyperlink>
-      <w:hyperlink r:id="rId44">
-        <w:r>
-          <w:rPr>
-            <w:lang w:val="zh_TW" w:bidi="zh_TW"/>
-          </w:rPr>
-          <w:rPr>
-            <w:color w:val="0000EE"/>
-            <w:u w:val="single"/>
-          </w:rPr>
-          <w:t>23</w:t>
-        </w:r>
-      </w:hyperlink>
+      <w:r>
+        <w:rPr>
+          <w:lang w:val="zh_TW" w:bidi="zh_TW"/>
+        </w:rPr>
+        <w:t>羅8:19</w:t>
+      </w:r>
+      <w:r>
+        <w:rPr>
+          <w:lang w:val="zh_TW" w:bidi="zh_TW"/>
+        </w:rPr>
+        <w:t>–</w:t>
+      </w:r>
+      <w:r>
+        <w:rPr>
+          <w:lang w:val="zh_TW" w:bidi="zh_TW"/>
+        </w:rPr>
+        <w:t>23</w:t>
+      </w:r>
       <w:r>
         <w:rPr>
           <w:lang w:val="zh_TW" w:bidi="zh_TW"/>
         </w:rPr>
         <w:t>）。聖經描述一個大更新的時代，土地將要恢復，再次肥沃起來（</w:t>
       </w:r>
-      <w:hyperlink r:id="rId46">
-        <w:r>
-          <w:rPr>
-            <w:lang w:val="zh_TW" w:bidi="zh_TW"/>
-          </w:rPr>
-          <w:rPr>
-            <w:color w:val="0000EE"/>
-            <w:u w:val="single"/>
-          </w:rPr>
-          <w:t>結47章</w:t>
-        </w:r>
-      </w:hyperlink>
+      <w:r>
+        <w:rPr>
+          <w:lang w:val="zh_TW" w:bidi="zh_TW"/>
+        </w:rPr>
+        <w:t>結47章</w:t>
+      </w:r>
       <w:r>
         <w:rPr>
           <w:lang w:val="zh_TW" w:bidi="zh_TW"/>
         </w:rPr>
         <w:t>；</w:t>
       </w:r>
-      <w:hyperlink r:id="rId47">
-        <w:r>
-          <w:rPr>
-            <w:lang w:val="zh_TW" w:bidi="zh_TW"/>
-          </w:rPr>
-          <w:rPr>
-            <w:color w:val="0000EE"/>
-            <w:u w:val="single"/>
-          </w:rPr>
-          <w:t>珥3:18</w:t>
-        </w:r>
-      </w:hyperlink>
+      <w:r>
+        <w:rPr>
+          <w:lang w:val="zh_TW" w:bidi="zh_TW"/>
+        </w:rPr>
+        <w:t>珥3:18</w:t>
+      </w:r>
       <w:r>
         <w:rPr>
           <w:lang w:val="zh_TW" w:bidi="zh_TW"/>
         </w:rPr>
         <w:t>；</w:t>
       </w:r>
-      <w:hyperlink r:id="rId48">
-        <w:r>
-          <w:rPr>
-            <w:lang w:val="zh_TW" w:bidi="zh_TW"/>
-          </w:rPr>
-          <w:rPr>
-            <w:color w:val="0000EE"/>
-            <w:u w:val="single"/>
-          </w:rPr>
-          <w:t>摩9:13</w:t>
-        </w:r>
-      </w:hyperlink>
-      <w:hyperlink r:id="rId45">
-        <w:r>
-          <w:rPr>
-            <w:lang w:val="zh_TW" w:bidi="zh_TW"/>
-          </w:rPr>
-          <w:rPr>
-            <w:color w:val="0000EE"/>
-            <w:u w:val="single"/>
-          </w:rPr>
-          <w:t>–15</w:t>
-        </w:r>
-      </w:hyperlink>
-      <w:hyperlink r:id="rId48">
-        <w:r>
-          <w:rPr>
-            <w:lang w:val="zh_TW" w:bidi="zh_TW"/>
-          </w:rPr>
-          <w:rPr>
-            <w:color w:val="0000EE"/>
-            <w:u w:val="single"/>
-          </w:rPr>
-          <w:t>；</w:t>
-        </w:r>
-      </w:hyperlink>
-      <w:hyperlink r:id="rId45">
-        <w:r>
-          <w:rPr>
-            <w:lang w:val="zh_TW" w:bidi="zh_TW"/>
-          </w:rPr>
-          <w:rPr>
-            <w:color w:val="0000EE"/>
-            <w:u w:val="single"/>
-          </w:rPr>
-          <w:t>亞14:6–9</w:t>
-        </w:r>
-      </w:hyperlink>
+      <w:r>
+        <w:rPr>
+          <w:lang w:val="zh_TW" w:bidi="zh_TW"/>
+        </w:rPr>
+        <w:t>摩9:13</w:t>
+      </w:r>
+      <w:r>
+        <w:rPr>
+          <w:lang w:val="zh_TW" w:bidi="zh_TW"/>
+        </w:rPr>
+        <w:t>–15</w:t>
+      </w:r>
+      <w:r>
+        <w:rPr>
+          <w:lang w:val="zh_TW" w:bidi="zh_TW"/>
+        </w:rPr>
+        <w:t>；</w:t>
+      </w:r>
+      <w:r>
+        <w:rPr>
+          <w:lang w:val="zh_TW" w:bidi="zh_TW"/>
+        </w:rPr>
+        <w:t>亞14:6–9</w:t>
+      </w:r>
       <w:r>
         <w:rPr>
           <w:lang w:val="zh_TW" w:bidi="zh_TW"/>
@@ -1067,18 +827,12 @@
         </w:rPr>
         <w:t>」（</w:t>
       </w:r>
-      <w:hyperlink r:id="rId49">
-        <w:r>
-          <w:rPr>
-            <w:lang w:val="zh_TW" w:bidi="zh_TW"/>
-          </w:rPr>
-          <w:rPr>
-            <w:color w:val="0000EE"/>
-            <w:u w:val="single"/>
-          </w:rPr>
-          <w:t>彼後3:10</w:t>
-        </w:r>
-      </w:hyperlink>
+      <w:r>
+        <w:rPr>
+          <w:lang w:val="zh_TW" w:bidi="zh_TW"/>
+        </w:rPr>
+        <w:t>彼後3:10</w:t>
+      </w:r>
       <w:r>
         <w:rPr>
           <w:lang w:val="zh_TW" w:bidi="zh_TW"/>
@@ -1097,18 +851,12 @@
         </w:rPr>
         <w:t>」（</w:t>
       </w:r>
-      <w:hyperlink r:id="rId50">
-        <w:r>
-          <w:rPr>
-            <w:lang w:val="zh_TW" w:bidi="zh_TW"/>
-          </w:rPr>
-          <w:rPr>
-            <w:color w:val="0000EE"/>
-            <w:u w:val="single"/>
-          </w:rPr>
-          <w:t>啟21:1</w:t>
-        </w:r>
-      </w:hyperlink>
+      <w:r>
+        <w:rPr>
+          <w:lang w:val="zh_TW" w:bidi="zh_TW"/>
+        </w:rPr>
+        <w:t>啟21:1</w:t>
+      </w:r>
       <w:r>
         <w:rPr>
           <w:lang w:val="zh_TW" w:bidi="zh_TW"/>
@@ -1190,108 +938,72 @@
         </w:rPr>
         <w:t>用來標示田地、地區或國界邊界的刻字石頭（</w:t>
       </w:r>
-      <w:hyperlink r:id="rId51">
-        <w:r>
-          <w:rPr>
-            <w:lang w:val="zh_TW" w:bidi="zh_TW"/>
-          </w:rPr>
-          <w:rPr>
-            <w:color w:val="0000EE"/>
-            <w:u w:val="single"/>
-          </w:rPr>
-          <w:t>創31:51–52</w:t>
-        </w:r>
-      </w:hyperlink>
+      <w:r>
+        <w:rPr>
+          <w:lang w:val="zh_TW" w:bidi="zh_TW"/>
+        </w:rPr>
+        <w:t>創31:51–52</w:t>
+      </w:r>
       <w:r>
         <w:rPr>
           <w:lang w:val="zh_TW" w:bidi="zh_TW"/>
         </w:rPr>
         <w:t>）。在近東大多數國家，挪移地界石是一項嚴重的罪；在以色列，這更是違反摩西律法的行為（</w:t>
       </w:r>
-      <w:hyperlink r:id="rId52">
-        <w:r>
-          <w:rPr>
-            <w:lang w:val="zh_TW" w:bidi="zh_TW"/>
-          </w:rPr>
-          <w:rPr>
-            <w:color w:val="0000EE"/>
-            <w:u w:val="single"/>
-          </w:rPr>
-          <w:t>申19:14</w:t>
-        </w:r>
-      </w:hyperlink>
+      <w:r>
+        <w:rPr>
+          <w:lang w:val="zh_TW" w:bidi="zh_TW"/>
+        </w:rPr>
+        <w:t>申19:14</w:t>
+      </w:r>
       <w:r>
         <w:rPr>
           <w:lang w:val="zh_TW" w:bidi="zh_TW"/>
         </w:rPr>
         <w:t>，</w:t>
       </w:r>
-      <w:hyperlink r:id="rId53">
-        <w:r>
-          <w:rPr>
-            <w:lang w:val="zh_TW" w:bidi="zh_TW"/>
-          </w:rPr>
-          <w:rPr>
-            <w:color w:val="0000EE"/>
-            <w:u w:val="single"/>
-          </w:rPr>
-          <w:t>27:17</w:t>
-        </w:r>
-      </w:hyperlink>
+      <w:r>
+        <w:rPr>
+          <w:lang w:val="zh_TW" w:bidi="zh_TW"/>
+        </w:rPr>
+        <w:t>27:17</w:t>
+      </w:r>
       <w:r>
         <w:rPr>
           <w:lang w:val="zh_TW" w:bidi="zh_TW"/>
         </w:rPr>
         <w:t>）。挪移地界（有英文譯本譯為boundary markers〔邊界標記〕）也可用來比喻更改古老的傳統和律例（</w:t>
       </w:r>
-      <w:hyperlink r:id="rId54">
-        <w:r>
-          <w:rPr>
-            <w:lang w:val="zh_TW" w:bidi="zh_TW"/>
-          </w:rPr>
-          <w:rPr>
-            <w:color w:val="0000EE"/>
-            <w:u w:val="single"/>
-          </w:rPr>
-          <w:t>箴22:28</w:t>
-        </w:r>
-      </w:hyperlink>
+      <w:r>
+        <w:rPr>
+          <w:lang w:val="zh_TW" w:bidi="zh_TW"/>
+        </w:rPr>
+        <w:t>箴22:28</w:t>
+      </w:r>
       <w:r>
         <w:rPr>
           <w:lang w:val="zh_TW" w:bidi="zh_TW"/>
         </w:rPr>
         <w:t>，</w:t>
       </w:r>
-      <w:hyperlink r:id="rId55">
-        <w:r>
-          <w:rPr>
-            <w:lang w:val="zh_TW" w:bidi="zh_TW"/>
-          </w:rPr>
-          <w:rPr>
-            <w:color w:val="0000EE"/>
-            <w:u w:val="single"/>
-          </w:rPr>
-          <w:t>23:10</w:t>
-        </w:r>
-      </w:hyperlink>
+      <w:r>
+        <w:rPr>
+          <w:lang w:val="zh_TW" w:bidi="zh_TW"/>
+        </w:rPr>
+        <w:t>23:10</w:t>
+      </w:r>
       <w:r>
         <w:rPr>
           <w:lang w:val="zh_TW" w:bidi="zh_TW"/>
         </w:rPr>
         <w:t>；參</w:t>
       </w:r>
-      <w:hyperlink r:id="rId56">
-        <w:r>
-          <w:rPr>
-            <w:lang w:val="zh_TW" w:bidi="zh_TW"/>
-          </w:rPr>
-          <w:rPr>
-            <w:color w:val="0000EE"/>
-            <w:u w:val="single"/>
-          </w:rPr>
-          <w:t>伯24:2</w:t>
-        </w:r>
-      </w:hyperlink>
+      <w:r>
+        <w:rPr>
+          <w:lang w:val="zh_TW" w:bidi="zh_TW"/>
+        </w:rPr>
+        <w:t>伯24:2</w:t>
+      </w:r>
       <w:r>
         <w:rPr>
           <w:lang w:val="zh_TW" w:bidi="zh_TW"/>
@@ -1379,30 +1091,18 @@
         </w:rPr>
         <w:t>英文音譯源自希臘形式的亞蘭文單詞，該單詞源自希伯來文片語「欣嫩（子）谷」。該名稱原指界定便雅憫和猶大支派領土的一個深谷（</w:t>
       </w:r>
-      <w:hyperlink r:id="rId57">
-        <w:r>
-          <w:rPr>
-            <w:lang w:val="zh_TW" w:bidi="zh_TW"/>
-          </w:rPr>
-          <w:rPr>
-            <w:color w:val="0000EE"/>
-            <w:u w:val="single"/>
-          </w:rPr>
-          <w:t>書15:8，</w:t>
-        </w:r>
-      </w:hyperlink>
-      <w:hyperlink r:id="rId58">
-        <w:r>
-          <w:rPr>
-            <w:lang w:val="zh_TW" w:bidi="zh_TW"/>
-          </w:rPr>
-          <w:rPr>
-            <w:color w:val="0000EE"/>
-            <w:u w:val="single"/>
-          </w:rPr>
-          <w:t>18:16</w:t>
-        </w:r>
-      </w:hyperlink>
+      <w:r>
+        <w:rPr>
+          <w:lang w:val="zh_TW" w:bidi="zh_TW"/>
+        </w:rPr>
+        <w:t>書15:8，</w:t>
+      </w:r>
+      <w:r>
+        <w:rPr>
+          <w:lang w:val="zh_TW" w:bidi="zh_TW"/>
+        </w:rPr>
+        <w:t>18:16</w:t>
+      </w:r>
       <w:r>
         <w:rPr>
           <w:lang w:val="zh_TW" w:bidi="zh_TW"/>
@@ -1423,138 +1123,78 @@
         </w:rPr>
         <w:t>這個地方因猶大諸王亞哈斯與瑪拿西時期在此地拜偶像而臭名昭彰，特別是涉及將嬰兒獻祭給摩洛的殘忍儀式（</w:t>
       </w:r>
-      <w:hyperlink r:id="rId59">
-        <w:r>
-          <w:rPr>
-            <w:lang w:val="zh_TW" w:bidi="zh_TW"/>
-          </w:rPr>
-          <w:rPr>
-            <w:color w:val="0000EE"/>
-            <w:u w:val="single"/>
-          </w:rPr>
-          <w:t>王下16:3，</w:t>
-        </w:r>
-      </w:hyperlink>
-      <w:hyperlink r:id="rId60">
-        <w:r>
-          <w:rPr>
-            <w:lang w:val="zh_TW" w:bidi="zh_TW"/>
-          </w:rPr>
-          <w:rPr>
-            <w:color w:val="0000EE"/>
-            <w:u w:val="single"/>
-          </w:rPr>
-          <w:t>21:6；</w:t>
-        </w:r>
-      </w:hyperlink>
-      <w:hyperlink r:id="rId61">
-        <w:r>
-          <w:rPr>
-            <w:lang w:val="zh_TW" w:bidi="zh_TW"/>
-          </w:rPr>
-          <w:rPr>
-            <w:color w:val="0000EE"/>
-            <w:u w:val="single"/>
-          </w:rPr>
-          <w:t>代下28:3，</w:t>
-        </w:r>
-      </w:hyperlink>
-      <w:hyperlink r:id="rId62">
-        <w:r>
-          <w:rPr>
-            <w:lang w:val="zh_TW" w:bidi="zh_TW"/>
-          </w:rPr>
-          <w:rPr>
-            <w:color w:val="0000EE"/>
-            <w:u w:val="single"/>
-          </w:rPr>
-          <w:t>33:6；</w:t>
-        </w:r>
-      </w:hyperlink>
-      <w:hyperlink r:id="rId63">
-        <w:r>
-          <w:rPr>
-            <w:lang w:val="zh_TW" w:bidi="zh_TW"/>
-          </w:rPr>
-          <w:rPr>
-            <w:color w:val="0000EE"/>
-            <w:u w:val="single"/>
-          </w:rPr>
-          <w:t>耶19:6，</w:t>
-        </w:r>
-      </w:hyperlink>
-      <w:hyperlink r:id="rId64">
-        <w:r>
-          <w:rPr>
-            <w:lang w:val="zh_TW" w:bidi="zh_TW"/>
-          </w:rPr>
-          <w:rPr>
-            <w:color w:val="0000EE"/>
-            <w:u w:val="single"/>
-          </w:rPr>
-          <w:t>32:35</w:t>
-        </w:r>
-      </w:hyperlink>
+      <w:r>
+        <w:rPr>
+          <w:lang w:val="zh_TW" w:bidi="zh_TW"/>
+        </w:rPr>
+        <w:t>王下16:3，</w:t>
+      </w:r>
+      <w:r>
+        <w:rPr>
+          <w:lang w:val="zh_TW" w:bidi="zh_TW"/>
+        </w:rPr>
+        <w:t>21:6；</w:t>
+      </w:r>
+      <w:r>
+        <w:rPr>
+          <w:lang w:val="zh_TW" w:bidi="zh_TW"/>
+        </w:rPr>
+        <w:t>代下28:3，</w:t>
+      </w:r>
+      <w:r>
+        <w:rPr>
+          <w:lang w:val="zh_TW" w:bidi="zh_TW"/>
+        </w:rPr>
+        <w:t>33:6；</w:t>
+      </w:r>
+      <w:r>
+        <w:rPr>
+          <w:lang w:val="zh_TW" w:bidi="zh_TW"/>
+        </w:rPr>
+        <w:t>耶19:6，</w:t>
+      </w:r>
+      <w:r>
+        <w:rPr>
+          <w:lang w:val="zh_TW" w:bidi="zh_TW"/>
+        </w:rPr>
+        <w:t>32:35</w:t>
+      </w:r>
       <w:r>
         <w:rPr>
           <w:lang w:val="zh_TW" w:bidi="zh_TW"/>
         </w:rPr>
         <w:t>）。約西亞王的屬靈改革結束了這些邪惡行為（</w:t>
       </w:r>
-      <w:hyperlink r:id="rId65">
-        <w:r>
-          <w:rPr>
-            <w:lang w:val="zh_TW" w:bidi="zh_TW"/>
-          </w:rPr>
-          <w:rPr>
-            <w:color w:val="0000EE"/>
-            <w:u w:val="single"/>
-          </w:rPr>
-          <w:t>王下23:10</w:t>
-        </w:r>
-      </w:hyperlink>
+      <w:r>
+        <w:rPr>
+          <w:lang w:val="zh_TW" w:bidi="zh_TW"/>
+        </w:rPr>
+        <w:t>王下23:10</w:t>
+      </w:r>
       <w:r>
         <w:rPr>
           <w:lang w:val="zh_TW" w:bidi="zh_TW"/>
         </w:rPr>
         <w:t>）。先知耶利米以此谷為喻，描述神對祂百姓的審判（</w:t>
       </w:r>
-      <w:hyperlink r:id="rId66">
-        <w:r>
-          <w:rPr>
-            <w:lang w:val="zh_TW" w:bidi="zh_TW"/>
-          </w:rPr>
-          <w:rPr>
-            <w:color w:val="0000EE"/>
-            <w:u w:val="single"/>
-          </w:rPr>
-          <w:t>耶2:23，</w:t>
-        </w:r>
-      </w:hyperlink>
-      <w:hyperlink r:id="rId67">
-        <w:r>
-          <w:rPr>
-            <w:lang w:val="zh_TW" w:bidi="zh_TW"/>
-          </w:rPr>
-          <w:rPr>
-            <w:color w:val="0000EE"/>
-            <w:u w:val="single"/>
-          </w:rPr>
-          <w:t>7:30–32，</w:t>
-        </w:r>
-      </w:hyperlink>
-      <w:hyperlink r:id="rId68">
-        <w:r>
-          <w:rPr>
-            <w:lang w:val="zh_TW" w:bidi="zh_TW"/>
-          </w:rPr>
-          <w:rPr>
-            <w:color w:val="0000EE"/>
-            <w:u w:val="single"/>
-          </w:rPr>
-          <w:t>19:5–6</w:t>
-        </w:r>
-      </w:hyperlink>
+      <w:r>
+        <w:rPr>
+          <w:lang w:val="zh_TW" w:bidi="zh_TW"/>
+        </w:rPr>
+        <w:t>耶2:23，</w:t>
+      </w:r>
+      <w:r>
+        <w:rPr>
+          <w:lang w:val="zh_TW" w:bidi="zh_TW"/>
+        </w:rPr>
+        <w:t>7:30–32，</w:t>
+      </w:r>
+      <w:r>
+        <w:rPr>
+          <w:lang w:val="zh_TW" w:bidi="zh_TW"/>
+        </w:rPr>
+        <w:t>19:5–6</w:t>
+      </w:r>
       <w:r>
         <w:rPr>
           <w:lang w:val="zh_TW" w:bidi="zh_TW"/>
@@ -1587,2367 +1227,1785 @@
         <w:rPr>
           <w:lang w:val="zh_TW" w:bidi="zh_TW"/>
         </w:rPr>
-        <w:t>這條峽谷因其極端邪惡的聲名，尤其在兩約中間時期，被用作形容惡人最終受懲罰之地的術語（以諾一書18:11–16，27:1–3，54:1起，56:3–4，90:26；</w:t>
-      </w:r>
-      <w:hyperlink r:id="rId69">
-        <w:r>
-          <w:rPr>
-            <w:lang w:val="zh_TW" w:bidi="zh_TW"/>
-          </w:rPr>
-          <w:rPr>
-            <w:color w:val="0000EE"/>
-            <w:u w:val="single"/>
-          </w:rPr>
-          <w:t>以斯拉二書7:36</w:t>
-        </w:r>
-      </w:hyperlink>
+        <w:t>這條峽谷因其極端邪惡的聲名，尤其在兩約中間時期，被用作形容惡人最終受懲罰之地的術語（以諾一書18:11–16，27:1–3，54:1起，56:3–4，90:26；以斯拉二書7:36；參</w:t>
+      </w:r>
+      <w:r>
+        <w:rPr>
+          <w:lang w:val="zh_TW" w:bidi="zh_TW"/>
+        </w:rPr>
+        <w:t>賽30:33，</w:t>
+      </w:r>
+      <w:r>
+        <w:rPr>
+          <w:lang w:val="zh_TW" w:bidi="zh_TW"/>
+        </w:rPr>
+        <w:t>66:24</w:t>
+      </w:r>
+      <w:r>
+        <w:rPr>
+          <w:lang w:val="zh_TW" w:bidi="zh_TW"/>
+        </w:rPr>
+        <w:t>；</w:t>
+      </w:r>
+      <w:r>
+        <w:rPr>
+          <w:lang w:val="zh_TW" w:bidi="zh_TW"/>
+        </w:rPr>
+        <w:t>但7:10</w:t>
+      </w:r>
+      <w:r>
+        <w:rPr>
+          <w:lang w:val="zh_TW" w:bidi="zh_TW"/>
+        </w:rPr>
+        <w:t>）。耶穌自己使用這個術語來指稱未悔改之惡人的最終居所（</w:t>
+      </w:r>
+      <w:r>
+        <w:rPr>
+          <w:lang w:val="zh_TW" w:bidi="zh_TW"/>
+        </w:rPr>
+        <w:t>太5:22，</w:t>
+      </w:r>
+      <w:r>
+        <w:rPr>
+          <w:lang w:val="zh_TW" w:bidi="zh_TW"/>
+        </w:rPr>
+        <w:t>10:28，</w:t>
+      </w:r>
+      <w:r>
+        <w:rPr>
+          <w:lang w:val="zh_TW" w:bidi="zh_TW"/>
+        </w:rPr>
+        <w:t>18:9</w:t>
+      </w:r>
+      <w:r>
+        <w:rPr>
+          <w:lang w:val="zh_TW" w:bidi="zh_TW"/>
+        </w:rPr>
+        <w:t>）。由於地獄是一個火的深淵（</w:t>
+      </w:r>
+      <w:r>
+        <w:rPr>
+          <w:lang w:val="zh_TW" w:bidi="zh_TW"/>
+        </w:rPr>
+        <w:t>可9:43</w:t>
+      </w:r>
+      <w:r>
+        <w:rPr>
+          <w:lang w:val="zh_TW" w:bidi="zh_TW"/>
+        </w:rPr>
+        <w:t>），它也是火湖（</w:t>
+      </w:r>
+      <w:r>
+        <w:rPr>
+          <w:lang w:val="zh_TW" w:bidi="zh_TW"/>
+        </w:rPr>
+        <w:t>太13:42、50</w:t>
+      </w:r>
+      <w:r>
+        <w:rPr>
+          <w:lang w:val="zh_TW" w:bidi="zh_TW"/>
+        </w:rPr>
+        <w:t>；</w:t>
+      </w:r>
+      <w:r>
+        <w:rPr>
+          <w:lang w:val="zh_TW" w:bidi="zh_TW"/>
+        </w:rPr>
+        <w:t>啟20:14–15</w:t>
+      </w:r>
+      <w:r>
+        <w:rPr>
+          <w:lang w:val="zh_TW" w:bidi="zh_TW"/>
+        </w:rPr>
+        <w:t>），最終所有不敬虔的人（</w:t>
+      </w:r>
+      <w:r>
+        <w:rPr>
+          <w:lang w:val="zh_TW" w:bidi="zh_TW"/>
+        </w:rPr>
+        <w:t>太23:15、33</w:t>
+      </w:r>
+      <w:r>
+        <w:rPr>
+          <w:lang w:val="zh_TW" w:bidi="zh_TW"/>
+        </w:rPr>
+        <w:t>）將與撒但及其使者一同被丟入其中（</w:t>
+      </w:r>
+      <w:r>
+        <w:rPr>
+          <w:lang w:val="zh_TW" w:bidi="zh_TW"/>
+        </w:rPr>
+        <w:t>太25:41；</w:t>
+      </w:r>
+      <w:r>
+        <w:rPr>
+          <w:lang w:val="zh_TW" w:bidi="zh_TW"/>
+        </w:rPr>
+        <w:t>啟9:20，</w:t>
+      </w:r>
+      <w:r>
+        <w:rPr>
+          <w:lang w:val="zh_TW" w:bidi="zh_TW"/>
+        </w:rPr>
+        <w:t>20:10</w:t>
+      </w:r>
+      <w:r>
+        <w:rPr>
+          <w:lang w:val="zh_TW" w:bidi="zh_TW"/>
+        </w:rPr>
+        <w:t>）。</w:t>
+      </w:r>
+    </w:p>
+    <w:p>
+      <w:pPr/>
+      <w:r>
+        <w:rPr>
+          <w:lang w:val="zh_TW" w:bidi="zh_TW"/>
+        </w:rPr>
+      </w:r>
+      <w:r>
+        <w:rPr>
+          <w:lang w:val="zh_TW" w:bidi="zh_TW"/>
+        </w:rPr>
+        <w:t>地獄必須與其它有關來世或最終狀態的術語仔細區分。舊約中的「陰間」（Sheol）與新約中的「陰間」（Hades）均指死者的臨時居所（在最後的審判日之前），而「地獄」（Gehenna）則明確表示惡人將永遠受懲罰的最終地點（參</w:t>
+      </w:r>
+      <w:r>
+        <w:rPr>
+          <w:lang w:val="zh_TW" w:bidi="zh_TW"/>
+        </w:rPr>
+        <w:t>詩49:14–15</w:t>
+      </w:r>
+      <w:r>
+        <w:rPr>
+          <w:lang w:val="zh_TW" w:bidi="zh_TW"/>
+        </w:rPr>
+        <w:t>與</w:t>
+      </w:r>
+      <w:r>
+        <w:rPr>
+          <w:lang w:val="zh_TW" w:bidi="zh_TW"/>
+        </w:rPr>
+        <w:t>太10:28</w:t>
+      </w:r>
+      <w:r>
+        <w:rPr>
+          <w:lang w:val="zh_TW" w:bidi="zh_TW"/>
+        </w:rPr>
+        <w:t>）。希臘文Tartarus僅出現在</w:t>
+      </w:r>
+      <w:r>
+        <w:rPr>
+          <w:lang w:val="zh_TW" w:bidi="zh_TW"/>
+        </w:rPr>
+        <w:t>彼得後書二章4節</w:t>
+      </w:r>
+      <w:r>
+        <w:rPr>
+          <w:lang w:val="zh_TW" w:bidi="zh_TW"/>
+        </w:rPr>
+        <w:t>，指的是那些參與撒但初次叛逆而墮落的天使所居住的地方。</w:t>
+      </w:r>
+    </w:p>
+    <w:p>
+      <w:pPr/>
+      <w:r>
+        <w:rPr>
+          <w:lang w:val="zh_TW" w:bidi="zh_TW"/>
+        </w:rPr>
+      </w:r>
+      <w:r>
+        <w:rPr>
+          <w:i/>
+          <w:lang w:val="zh_TW" w:bidi="zh_TW"/>
+        </w:rPr>
+        <w:t>另見</w:t>
+      </w:r>
+      <w:r>
+        <w:rPr>
+          <w:lang w:val="zh_TW" w:bidi="zh_TW"/>
+        </w:rPr>
+        <w:t xml:space="preserve"> </w:t>
+      </w:r>
+      <w:r>
+        <w:rPr>
+          <w:lang w:val="zh_TW" w:bidi="zh_TW"/>
+        </w:rPr>
+        <w:t>死者之地；</w:t>
+      </w:r>
+      <w:r>
+        <w:rPr>
+          <w:lang w:val="zh_TW" w:bidi="zh_TW"/>
+        </w:rPr>
+        <w:t>死亡；</w:t>
+      </w:r>
+      <w:r>
+        <w:rPr>
+          <w:lang w:val="zh_TW" w:bidi="zh_TW"/>
+        </w:rPr>
+        <w:t>陰間；</w:t>
+      </w:r>
+      <w:r>
+        <w:rPr>
+          <w:lang w:val="zh_TW" w:bidi="zh_TW"/>
+        </w:rPr>
+        <w:t>地獄；</w:t>
+      </w:r>
+      <w:r>
+        <w:rPr>
+          <w:lang w:val="zh_TW" w:bidi="zh_TW"/>
+        </w:rPr>
+        <w:t>陰間</w:t>
+      </w:r>
+      <w:r>
+        <w:rPr>
+          <w:lang w:val="zh_TW" w:bidi="zh_TW"/>
+        </w:rPr>
+        <w:t>。</w:t>
+      </w:r>
+      <w:r>
+        <w:rPr>
+          <w:lang w:val="zh_TW" w:bidi="zh_TW"/>
+        </w:rPr>
+      </w:r>
+      <w:r>
+        <w:rPr>
+          <w:lang w:val="zh_TW" w:bidi="zh_TW"/>
+        </w:rPr>
+      </w:r>
+    </w:p>
+    <w:p>
+      <w:pPr/>
+      <w:r>
+        <w:rPr>
+          <w:lang w:val="zh_TW" w:bidi="zh_TW"/>
+        </w:rPr>
+      </w:r>
+    </w:p>
+    <w:p>
+      <w:pPr>
+        <w:pStyle w:val="Heading2"/>
+      </w:pPr>
+      <w:r>
+        <w:rPr>
+          <w:lang w:val="zh_TW" w:bidi="zh_TW"/>
+        </w:rPr>
+        <w:t>地獄</w:t>
+      </w:r>
+      <w:r>
+        <w:rPr>
+          <w:lang w:val="zh_TW" w:bidi="zh_TW"/>
+        </w:rPr>
+      </w:r>
+    </w:p>
+    <w:p>
+      <w:pPr/>
+      <w:r>
+        <w:rPr>
+          <w:lang w:val="zh_TW" w:bidi="zh_TW"/>
+        </w:rPr>
+      </w:r>
+      <w:r>
+        <w:rPr>
+          <w:lang w:val="zh_TW" w:bidi="zh_TW"/>
+        </w:rPr>
+        <w:t>那些失喪、不悔改的惡人死後在未來要承受懲罰的地方。</w:t>
+      </w:r>
+    </w:p>
+    <w:p>
+      <w:pPr/>
+      <w:r>
+        <w:rPr>
+          <w:lang w:val="zh_TW" w:bidi="zh_TW"/>
+        </w:rPr>
+      </w:r>
+      <w:r>
+        <w:rPr>
+          <w:lang w:val="zh_TW" w:bidi="zh_TW"/>
+        </w:rPr>
+        <w:t>概述</w:t>
+      </w:r>
+    </w:p>
+    <w:p>
+      <w:pPr/>
+      <w:r>
+        <w:rPr>
+          <w:lang w:val="zh_TW" w:bidi="zh_TW"/>
+        </w:rPr>
+      </w:r>
+      <w:r>
+        <w:rPr>
+          <w:lang w:val="zh_TW" w:bidi="zh_TW"/>
+        </w:rPr>
+        <w:t>• 定義和描述</w:t>
+      </w:r>
+    </w:p>
+    <w:p>
+      <w:pPr/>
+      <w:r>
+        <w:rPr>
+          <w:lang w:val="zh_TW" w:bidi="zh_TW"/>
+        </w:rPr>
+      </w:r>
+      <w:r>
+        <w:rPr>
+          <w:lang w:val="zh_TW" w:bidi="zh_TW"/>
+        </w:rPr>
+        <w:t>• 聖經術語</w:t>
+      </w:r>
+    </w:p>
+    <w:p>
+      <w:pPr/>
+      <w:r>
+        <w:rPr>
+          <w:lang w:val="zh_TW" w:bidi="zh_TW"/>
+        </w:rPr>
+      </w:r>
+      <w:r>
+        <w:rPr>
+          <w:lang w:val="zh_TW" w:bidi="zh_TW"/>
+        </w:rPr>
+        <w:t>• 永恆懲罰的公義</w:t>
+      </w:r>
+    </w:p>
+    <w:p>
+      <w:pPr>
+        <w:pStyle w:val="Heading3"/>
+      </w:pPr>
+      <w:r>
+        <w:rPr>
+          <w:lang w:val="zh_TW" w:bidi="zh_TW"/>
+        </w:rPr>
+        <w:t>定義和描述</w:t>
+      </w:r>
+    </w:p>
+    <w:p>
+      <w:pPr/>
+      <w:r>
+        <w:rPr>
+          <w:lang w:val="zh_TW" w:bidi="zh_TW"/>
+        </w:rPr>
+      </w:r>
+      <w:r>
+        <w:rPr>
+          <w:lang w:val="zh_TW" w:bidi="zh_TW"/>
+        </w:rPr>
+        <w:t>地獄是非信徒的最終歸宿，聖經中以多種形式描述：火爐、永火、永刑（</w:t>
+      </w:r>
+      <w:r>
+        <w:rPr>
+          <w:lang w:val="zh_TW" w:bidi="zh_TW"/>
+        </w:rPr>
+        <w:t>太13:42、50</w:t>
+      </w:r>
+      <w:r>
+        <w:rPr>
+          <w:lang w:val="zh_TW" w:bidi="zh_TW"/>
+        </w:rPr>
+        <w:t>，</w:t>
+      </w:r>
+      <w:r>
+        <w:rPr>
+          <w:lang w:val="zh_TW" w:bidi="zh_TW"/>
+        </w:rPr>
+        <w:t>25:41、46</w:t>
+      </w:r>
+      <w:r>
+        <w:rPr>
+          <w:lang w:val="zh_TW" w:bidi="zh_TW"/>
+        </w:rPr>
+        <w:t>）；外邊黑暗，哀哭切齒的地方（</w:t>
+      </w:r>
+      <w:r>
+        <w:rPr>
+          <w:lang w:val="zh_TW" w:bidi="zh_TW"/>
+        </w:rPr>
+        <w:t>8:12</w:t>
+      </w:r>
+      <w:r>
+        <w:rPr>
+          <w:lang w:val="zh_TW" w:bidi="zh_TW"/>
+        </w:rPr>
+        <w:t>）；火湖，第二次的死（</w:t>
+      </w:r>
+      <w:r>
+        <w:rPr>
+          <w:lang w:val="zh_TW" w:bidi="zh_TW"/>
+        </w:rPr>
+        <w:t>啟21:8</w:t>
+      </w:r>
+      <w:r>
+        <w:rPr>
+          <w:lang w:val="zh_TW" w:bidi="zh_TW"/>
+        </w:rPr>
+        <w:t>）；魔鬼和牠的使者的地方（</w:t>
+      </w:r>
+      <w:r>
+        <w:rPr>
+          <w:lang w:val="zh_TW" w:bidi="zh_TW"/>
+        </w:rPr>
+        <w:t>太25:41</w:t>
+      </w:r>
+      <w:r>
+        <w:rPr>
+          <w:lang w:val="zh_TW" w:bidi="zh_TW"/>
+        </w:rPr>
+        <w:t>）。顯然，在地獄中的人將永遠與主隔絕，永不見到祂權能的榮光（</w:t>
+      </w:r>
+      <w:r>
+        <w:rPr>
+          <w:lang w:val="zh_TW" w:bidi="zh_TW"/>
+        </w:rPr>
+        <w:t>帖後1:9</w:t>
+      </w:r>
+      <w:r>
+        <w:rPr>
+          <w:lang w:val="zh_TW" w:bidi="zh_TW"/>
+        </w:rPr>
+        <w:t>）。那些崇拜獸的人將遭受持續的痛苦（</w:t>
+      </w:r>
+      <w:r>
+        <w:rPr>
+          <w:lang w:val="zh_TW" w:bidi="zh_TW"/>
+        </w:rPr>
+        <w:t>啟14:10–11</w:t>
+      </w:r>
+      <w:r>
+        <w:rPr>
+          <w:lang w:val="zh_TW" w:bidi="zh_TW"/>
+        </w:rPr>
+        <w:t>）。</w:t>
+      </w:r>
+    </w:p>
+    <w:p>
+      <w:pPr/>
+      <w:r>
+        <w:rPr>
+          <w:lang w:val="zh_TW" w:bidi="zh_TW"/>
+        </w:rPr>
+      </w:r>
+      <w:r>
+        <w:rPr>
+          <w:lang w:val="zh_TW" w:bidi="zh_TW"/>
+        </w:rPr>
+        <w:t>其它表達方式也表明惡人的最終狀態是永恆的，例如：「用不滅的火燒盡」（</w:t>
+      </w:r>
+      <w:r>
+        <w:rPr>
+          <w:lang w:val="zh_TW" w:bidi="zh_TW"/>
+        </w:rPr>
+        <w:t>太3:12</w:t>
+      </w:r>
+      <w:r>
+        <w:rPr>
+          <w:lang w:val="zh_TW" w:bidi="zh_TW"/>
+        </w:rPr>
+        <w:t>）；「入那不滅的火裡去……蟲是不死的，火是不滅的」（</w:t>
+      </w:r>
+      <w:r>
+        <w:rPr>
+          <w:lang w:val="zh_TW" w:bidi="zh_TW"/>
+        </w:rPr>
+        <w:t>可9:44、48</w:t>
+      </w:r>
+      <w:r>
+        <w:rPr>
+          <w:lang w:val="zh_TW" w:bidi="zh_TW"/>
+        </w:rPr>
+        <w:t>）；有罪「今世來世總不得赦免」（</w:t>
+      </w:r>
+      <w:r>
+        <w:rPr>
+          <w:lang w:val="zh_TW" w:bidi="zh_TW"/>
+        </w:rPr>
+        <w:t>太12:32</w:t>
+      </w:r>
+      <w:r>
+        <w:rPr>
+          <w:lang w:val="zh_TW" w:bidi="zh_TW"/>
+        </w:rPr>
+        <w:t>）。正確理解聖經後，沒有任何經文暗示不信者在地獄中的可怕狀態會有終止的時候。他們的命運是永遠的，帶著嚴肅的終局，並且他們痛苦的狀況永遠持續不變。（值得注意的是，有關地獄的最具描述性和決定性的話語，大多出自耶穌之口。）</w:t>
+      </w:r>
+    </w:p>
+    <w:p>
+      <w:pPr/>
+      <w:r>
+        <w:rPr>
+          <w:lang w:val="zh_TW" w:bidi="zh_TW"/>
+        </w:rPr>
+      </w:r>
+      <w:r>
+        <w:rPr>
+          <w:lang w:val="zh_TW" w:bidi="zh_TW"/>
+        </w:rPr>
+        <w:t>總結所有聖經關於地獄的記述，顯示出地獄中失去和缺乏所有美善，以及因邪惡良心帶來的痛苦和折磨。最可怕的是與神完全且應得的分離，並遠離一切純潔、聖潔和美好的事物。此外，地獄中的人也意識到自己正處在神的忿怒之下，並承受因其有意識地、自願性的犯罪而應得公義的審判與詛咒。</w:t>
+      </w:r>
+    </w:p>
+    <w:p>
+      <w:pPr/>
+      <w:r>
+        <w:rPr>
+          <w:lang w:val="zh_TW" w:bidi="zh_TW"/>
+        </w:rPr>
+      </w:r>
+      <w:r>
+        <w:rPr>
+          <w:lang w:val="zh_TW" w:bidi="zh_TW"/>
+        </w:rPr>
+        <w:t>儘管聖經對地獄的描述以非常具體和字面的方式表達，但地獄的本質不應僅限於如蟲子吞噬、鞭打、火燒或被火焚燒這樣的具體意象。這種說法並不減輕地獄的恐怖或嚴重性，因為沒有什麼比與神隔絕、良心受到邪惡的折磨更可怕。對地獄中的人而言，地獄的本質就在於與神的完全隔絕，而凡是與神隔絕的地方，人與人之間也會彼此疏離。這是最嚴重的懲罰：徹底且無法逆轉地與神隔絕，並與周圍的人為敵。這種狀況的另一個痛苦後果是與自己為敵，被內心的罪惡感和羞恥感撕裂。這是一種全面的衝突：與神、與鄰舍、與自己為敵。這就是地獄！如果對地獄的描述是比喻或象徵性的，那麼它們所代表的狀況比言辭表達的更加真實和強烈。</w:t>
+      </w:r>
+    </w:p>
+    <w:p>
+      <w:pPr/>
+      <w:r>
+        <w:rPr>
+          <w:lang w:val="zh_TW" w:bidi="zh_TW"/>
+        </w:rPr>
+      </w:r>
+      <w:r>
+        <w:rPr>
+          <w:lang w:val="zh_TW" w:bidi="zh_TW"/>
+        </w:rPr>
+        <w:t>對罪惡的懲罰是聖經中持續的教義。審判的教義與整本聖經正典同樣廣泛。代表性的經文包括</w:t>
+      </w:r>
+      <w:r>
+        <w:rPr>
+          <w:lang w:val="zh_TW" w:bidi="zh_TW"/>
+        </w:rPr>
+        <w:t>創2:17</w:t>
+      </w:r>
+      <w:r>
+        <w:rPr>
+          <w:lang w:val="zh_TW" w:bidi="zh_TW"/>
+        </w:rPr>
+        <w:t>，</w:t>
+      </w:r>
+      <w:r>
+        <w:rPr>
+          <w:lang w:val="zh_TW" w:bidi="zh_TW"/>
+        </w:rPr>
+        <w:t>3:17–19</w:t>
+      </w:r>
+      <w:r>
+        <w:rPr>
+          <w:lang w:val="zh_TW" w:bidi="zh_TW"/>
+        </w:rPr>
+        <w:t>，</w:t>
+      </w:r>
+      <w:r>
+        <w:rPr>
+          <w:lang w:val="zh_TW" w:bidi="zh_TW"/>
+        </w:rPr>
+        <w:t>4:13</w:t>
+      </w:r>
+      <w:r>
+        <w:rPr>
+          <w:lang w:val="zh_TW" w:bidi="zh_TW"/>
+        </w:rPr>
+        <w:t>；</w:t>
+      </w:r>
+      <w:r>
+        <w:rPr>
+          <w:lang w:val="zh_TW" w:bidi="zh_TW"/>
+        </w:rPr>
+        <w:t>利26:27–33</w:t>
+      </w:r>
+      <w:r>
+        <w:rPr>
+          <w:lang w:val="zh_TW" w:bidi="zh_TW"/>
+        </w:rPr>
+        <w:t>；</w:t>
+      </w:r>
+      <w:r>
+        <w:rPr>
+          <w:lang w:val="zh_TW" w:bidi="zh_TW"/>
+        </w:rPr>
+        <w:t>詩149:7</w:t>
+      </w:r>
+      <w:r>
+        <w:rPr>
+          <w:lang w:val="zh_TW" w:bidi="zh_TW"/>
+        </w:rPr>
+        <w:t>；</w:t>
+      </w:r>
+      <w:r>
+        <w:rPr>
+          <w:lang w:val="zh_TW" w:bidi="zh_TW"/>
+        </w:rPr>
+        <w:t>賽3:11</w:t>
+      </w:r>
+      <w:r>
+        <w:rPr>
+          <w:lang w:val="zh_TW" w:bidi="zh_TW"/>
+        </w:rPr>
+        <w:t>；</w:t>
+      </w:r>
+      <w:r>
+        <w:rPr>
+          <w:lang w:val="zh_TW" w:bidi="zh_TW"/>
+        </w:rPr>
+        <w:t>結14:10</w:t>
+      </w:r>
+      <w:r>
+        <w:rPr>
+          <w:lang w:val="zh_TW" w:bidi="zh_TW"/>
+        </w:rPr>
+        <w:t>；</w:t>
+      </w:r>
+      <w:r>
+        <w:rPr>
+          <w:lang w:val="zh_TW" w:bidi="zh_TW"/>
+        </w:rPr>
+        <w:t>摩1:2–2:16</w:t>
+      </w:r>
+      <w:r>
+        <w:rPr>
+          <w:lang w:val="zh_TW" w:bidi="zh_TW"/>
+        </w:rPr>
+        <w:t>；</w:t>
+      </w:r>
+      <w:r>
+        <w:rPr>
+          <w:lang w:val="zh_TW" w:bidi="zh_TW"/>
+        </w:rPr>
+        <w:t>亞14:19</w:t>
+      </w:r>
+      <w:r>
+        <w:rPr>
+          <w:lang w:val="zh_TW" w:bidi="zh_TW"/>
+        </w:rPr>
+        <w:t>；</w:t>
+      </w:r>
+      <w:r>
+        <w:rPr>
+          <w:lang w:val="zh_TW" w:bidi="zh_TW"/>
+        </w:rPr>
+        <w:t>太25:41、46</w:t>
+      </w:r>
+      <w:r>
+        <w:rPr>
+          <w:lang w:val="zh_TW" w:bidi="zh_TW"/>
+        </w:rPr>
+        <w:t>；</w:t>
+      </w:r>
+      <w:r>
+        <w:rPr>
+          <w:lang w:val="zh_TW" w:bidi="zh_TW"/>
+        </w:rPr>
+        <w:t>路16:23–24</w:t>
+      </w:r>
+      <w:r>
+        <w:rPr>
+          <w:lang w:val="zh_TW" w:bidi="zh_TW"/>
+        </w:rPr>
+        <w:t>；</w:t>
+      </w:r>
+      <w:r>
+        <w:rPr>
+          <w:lang w:val="zh_TW" w:bidi="zh_TW"/>
+        </w:rPr>
+        <w:t>羅2:5–12</w:t>
+      </w:r>
+      <w:r>
+        <w:rPr>
+          <w:lang w:val="zh_TW" w:bidi="zh_TW"/>
+        </w:rPr>
+        <w:t>；</w:t>
+      </w:r>
+      <w:r>
+        <w:rPr>
+          <w:lang w:val="zh_TW" w:bidi="zh_TW"/>
+        </w:rPr>
+        <w:t>加6:7–8</w:t>
+      </w:r>
+      <w:r>
+        <w:rPr>
+          <w:lang w:val="zh_TW" w:bidi="zh_TW"/>
+        </w:rPr>
+        <w:t>；</w:t>
+      </w:r>
+      <w:r>
+        <w:rPr>
+          <w:lang w:val="zh_TW" w:bidi="zh_TW"/>
+        </w:rPr>
+        <w:t>來10:29–31</w:t>
+      </w:r>
+      <w:r>
+        <w:rPr>
+          <w:lang w:val="zh_TW" w:bidi="zh_TW"/>
+        </w:rPr>
+        <w:t>；</w:t>
+      </w:r>
+      <w:r>
+        <w:rPr>
+          <w:lang w:val="zh_TW" w:bidi="zh_TW"/>
+        </w:rPr>
+        <w:t>啟20:11–15</w:t>
+      </w:r>
+      <w:r>
+        <w:rPr>
+          <w:lang w:val="zh_TW" w:bidi="zh_TW"/>
+        </w:rPr>
+        <w:t>。</w:t>
+      </w:r>
+    </w:p>
+    <w:p>
+      <w:pPr>
+        <w:pStyle w:val="Heading3"/>
+      </w:pPr>
+      <w:r>
+        <w:rPr>
+          <w:lang w:val="zh_TW" w:bidi="zh_TW"/>
+        </w:rPr>
+        <w:t>聖經術語</w:t>
+      </w:r>
+    </w:p>
+    <w:p>
+      <w:pPr/>
+      <w:r>
+        <w:rPr>
+          <w:lang w:val="zh_TW" w:bidi="zh_TW"/>
+        </w:rPr>
+      </w:r>
+      <w:r>
+        <w:rPr>
+          <w:lang w:val="zh_TW" w:bidi="zh_TW"/>
+        </w:rPr>
+        <w:t>希伯來文Sheol（陰間）在舊約中主要用於「墳墓、坑、離世之人的居所」（</w:t>
+      </w:r>
+      <w:r>
+        <w:rPr>
+          <w:lang w:val="zh_TW" w:bidi="zh_TW"/>
+        </w:rPr>
+        <w:t>創37:35</w:t>
+      </w:r>
+      <w:r>
+        <w:rPr>
+          <w:lang w:val="zh_TW" w:bidi="zh_TW"/>
+        </w:rPr>
+        <w:t>；</w:t>
+      </w:r>
+      <w:r>
+        <w:rPr>
+          <w:lang w:val="zh_TW" w:bidi="zh_TW"/>
+        </w:rPr>
+        <w:t>伯7:9</w:t>
+      </w:r>
+      <w:r>
+        <w:rPr>
+          <w:lang w:val="zh_TW" w:bidi="zh_TW"/>
+        </w:rPr>
+        <w:t>，</w:t>
+      </w:r>
+      <w:r>
+        <w:rPr>
+          <w:lang w:val="zh_TW" w:bidi="zh_TW"/>
+        </w:rPr>
+        <w:t>14:13</w:t>
+      </w:r>
+      <w:r>
+        <w:rPr>
+          <w:lang w:val="zh_TW" w:bidi="zh_TW"/>
+        </w:rPr>
+        <w:t>，</w:t>
+      </w:r>
+      <w:r>
+        <w:rPr>
+          <w:lang w:val="zh_TW" w:bidi="zh_TW"/>
+        </w:rPr>
+        <w:t>17:13–16</w:t>
+      </w:r>
+      <w:r>
+        <w:rPr>
+          <w:lang w:val="zh_TW" w:bidi="zh_TW"/>
+        </w:rPr>
+        <w:t>；</w:t>
+      </w:r>
+      <w:r>
+        <w:rPr>
+          <w:lang w:val="zh_TW" w:bidi="zh_TW"/>
+        </w:rPr>
+        <w:t>詩6:5</w:t>
+      </w:r>
+      <w:r>
+        <w:rPr>
+          <w:lang w:val="zh_TW" w:bidi="zh_TW"/>
+        </w:rPr>
+        <w:t>，</w:t>
+      </w:r>
+      <w:r>
+        <w:rPr>
+          <w:lang w:val="zh_TW" w:bidi="zh_TW"/>
+        </w:rPr>
+        <w:t>16:10</w:t>
+      </w:r>
+      <w:r>
+        <w:rPr>
+          <w:lang w:val="zh_TW" w:bidi="zh_TW"/>
+        </w:rPr>
+        <w:t>，</w:t>
+      </w:r>
+      <w:r>
+        <w:rPr>
+          <w:lang w:val="zh_TW" w:bidi="zh_TW"/>
+        </w:rPr>
+        <w:t>55:15</w:t>
+      </w:r>
+      <w:r>
+        <w:rPr>
+          <w:lang w:val="zh_TW" w:bidi="zh_TW"/>
+        </w:rPr>
+        <w:t>；</w:t>
+      </w:r>
+      <w:r>
+        <w:rPr>
+          <w:lang w:val="zh_TW" w:bidi="zh_TW"/>
+        </w:rPr>
+        <w:t>箴9:18</w:t>
+      </w:r>
+      <w:r>
+        <w:rPr>
+          <w:lang w:val="zh_TW" w:bidi="zh_TW"/>
+        </w:rPr>
+        <w:t>；</w:t>
+      </w:r>
+      <w:r>
+        <w:rPr>
+          <w:lang w:val="zh_TW" w:bidi="zh_TW"/>
+        </w:rPr>
+        <w:t>傳9:10</w:t>
+      </w:r>
+      <w:r>
+        <w:rPr>
+          <w:lang w:val="zh_TW" w:bidi="zh_TW"/>
+        </w:rPr>
+        <w:t>；</w:t>
+      </w:r>
+      <w:r>
+        <w:rPr>
+          <w:lang w:val="zh_TW" w:bidi="zh_TW"/>
+        </w:rPr>
+        <w:t>賽14:11</w:t>
+      </w:r>
+      <w:r>
+        <w:rPr>
+          <w:lang w:val="zh_TW" w:bidi="zh_TW"/>
+        </w:rPr>
+        <w:t>，</w:t>
+      </w:r>
+      <w:r>
+        <w:rPr>
+          <w:lang w:val="zh_TW" w:bidi="zh_TW"/>
+        </w:rPr>
+        <w:t>38:10–12、18</w:t>
+      </w:r>
+      <w:r>
+        <w:rPr>
+          <w:lang w:val="zh_TW" w:bidi="zh_TW"/>
+        </w:rPr>
+        <w:t>）。在舊約中，善惡的最終歸宿似乎沒有很明確的區別。他們都同樣去到墳墓，進入一個下面的世界，這個世界充滿了陰暗、疲憊、黑暗、腐朽與遺忘，遠離神的同在（</w:t>
+      </w:r>
+      <w:r>
+        <w:rPr>
+          <w:lang w:val="zh_TW" w:bidi="zh_TW"/>
+        </w:rPr>
+        <w:t>伯10:20–22</w:t>
+      </w:r>
+      <w:r>
+        <w:rPr>
+          <w:lang w:val="zh_TW" w:bidi="zh_TW"/>
+        </w:rPr>
+        <w:t>；</w:t>
+      </w:r>
+      <w:r>
+        <w:rPr>
+          <w:lang w:val="zh_TW" w:bidi="zh_TW"/>
+        </w:rPr>
+        <w:t>詩88:3–6</w:t>
+      </w:r>
+      <w:r>
+        <w:rPr>
+          <w:lang w:val="zh_TW" w:bidi="zh_TW"/>
+        </w:rPr>
+        <w:t>），然而，仍然在神的掌管之下（</w:t>
+      </w:r>
+      <w:r>
+        <w:rPr>
+          <w:lang w:val="zh_TW" w:bidi="zh_TW"/>
+        </w:rPr>
+        <w:t>伯26:6</w:t>
+      </w:r>
+      <w:r>
+        <w:rPr>
+          <w:lang w:val="zh_TW" w:bidi="zh_TW"/>
+        </w:rPr>
+        <w:t>；</w:t>
+      </w:r>
+      <w:r>
+        <w:rPr>
+          <w:lang w:val="zh_TW" w:bidi="zh_TW"/>
+        </w:rPr>
+        <w:t>詩138:8</w:t>
+      </w:r>
+      <w:r>
+        <w:rPr>
+          <w:lang w:val="zh_TW" w:bidi="zh_TW"/>
+        </w:rPr>
+        <w:t>；</w:t>
+      </w:r>
+      <w:r>
+        <w:rPr>
+          <w:lang w:val="zh_TW" w:bidi="zh_TW"/>
+        </w:rPr>
+        <w:t>摩9:2</w:t>
+      </w:r>
+      <w:r>
+        <w:rPr>
+          <w:lang w:val="zh_TW" w:bidi="zh_TW"/>
+        </w:rPr>
+        <w:t>）。這是一個寂靜（</w:t>
+      </w:r>
+      <w:r>
+        <w:rPr>
+          <w:lang w:val="zh_TW" w:bidi="zh_TW"/>
+        </w:rPr>
+        <w:t>詩94:17</w:t>
+      </w:r>
+      <w:r>
+        <w:rPr>
+          <w:lang w:val="zh_TW" w:bidi="zh_TW"/>
+        </w:rPr>
+        <w:t>，</w:t>
+      </w:r>
+      <w:r>
+        <w:rPr>
+          <w:lang w:val="zh_TW" w:bidi="zh_TW"/>
+        </w:rPr>
+        <w:t>115:17</w:t>
+      </w:r>
+      <w:r>
+        <w:rPr>
+          <w:lang w:val="zh_TW" w:bidi="zh_TW"/>
+        </w:rPr>
+        <w:t>）和安息（</w:t>
+      </w:r>
+      <w:r>
+        <w:rPr>
+          <w:lang w:val="zh_TW" w:bidi="zh_TW"/>
+        </w:rPr>
+        <w:t>伯3:17</w:t>
+      </w:r>
+      <w:r>
+        <w:rPr>
+          <w:lang w:val="zh_TW" w:bidi="zh_TW"/>
+        </w:rPr>
+        <w:t>）之處。然而，某些經文似乎暗示陰間中有某種意識、盼望和交流（</w:t>
+      </w:r>
+      <w:r>
+        <w:rPr>
+          <w:lang w:val="zh_TW" w:bidi="zh_TW"/>
+        </w:rPr>
+        <w:t>伯14:13–15</w:t>
+      </w:r>
+      <w:r>
+        <w:rPr>
+          <w:lang w:val="zh_TW" w:bidi="zh_TW"/>
+        </w:rPr>
+        <w:t>，</w:t>
+      </w:r>
+      <w:r>
+        <w:rPr>
+          <w:lang w:val="zh_TW" w:bidi="zh_TW"/>
+        </w:rPr>
+        <w:t>19:25–27</w:t>
+      </w:r>
+      <w:r>
+        <w:rPr>
+          <w:lang w:val="zh_TW" w:bidi="zh_TW"/>
+        </w:rPr>
+        <w:t>；</w:t>
+      </w:r>
+      <w:r>
+        <w:rPr>
+          <w:lang w:val="zh_TW" w:bidi="zh_TW"/>
+        </w:rPr>
+        <w:t>詩16:10</w:t>
+      </w:r>
+      <w:r>
+        <w:rPr>
+          <w:lang w:val="zh_TW" w:bidi="zh_TW"/>
+        </w:rPr>
+        <w:t>，</w:t>
+      </w:r>
+      <w:r>
+        <w:rPr>
+          <w:lang w:val="zh_TW" w:bidi="zh_TW"/>
+        </w:rPr>
+        <w:t>49:15</w:t>
+      </w:r>
+      <w:r>
+        <w:rPr>
+          <w:lang w:val="zh_TW" w:bidi="zh_TW"/>
+        </w:rPr>
+        <w:t>；</w:t>
+      </w:r>
+      <w:r>
+        <w:rPr>
+          <w:lang w:val="zh_TW" w:bidi="zh_TW"/>
+        </w:rPr>
+        <w:t>賽14:9–10</w:t>
+      </w:r>
+      <w:r>
+        <w:rPr>
+          <w:lang w:val="zh_TW" w:bidi="zh_TW"/>
+        </w:rPr>
+        <w:t>；</w:t>
+      </w:r>
+      <w:r>
+        <w:rPr>
+          <w:lang w:val="zh_TW" w:bidi="zh_TW"/>
+        </w:rPr>
+        <w:t>結32:21</w:t>
+      </w:r>
+      <w:r>
+        <w:rPr>
+          <w:lang w:val="zh_TW" w:bidi="zh_TW"/>
+        </w:rPr>
+        <w:t>）。少數經文暗示了死後可能面臨的神的審判威脅（</w:t>
+      </w:r>
+      <w:r>
+        <w:rPr>
+          <w:lang w:val="zh_TW" w:bidi="zh_TW"/>
+        </w:rPr>
+        <w:t>詩9:17</w:t>
+      </w:r>
+      <w:r>
+        <w:rPr>
+          <w:lang w:val="zh_TW" w:bidi="zh_TW"/>
+        </w:rPr>
+        <w:t>，</w:t>
+      </w:r>
+      <w:r>
+        <w:rPr>
+          <w:lang w:val="zh_TW" w:bidi="zh_TW"/>
+        </w:rPr>
+        <w:t>55:15</w:t>
+      </w:r>
+      <w:r>
+        <w:rPr>
+          <w:lang w:val="zh_TW" w:bidi="zh_TW"/>
+        </w:rPr>
+        <w:t>）。總的來說，陰間被視為令人憂慮和恐懼的地方（</w:t>
+      </w:r>
+      <w:r>
+        <w:rPr>
+          <w:lang w:val="zh_TW" w:bidi="zh_TW"/>
+        </w:rPr>
+        <w:t>申32:22</w:t>
+      </w:r>
+      <w:r>
+        <w:rPr>
+          <w:lang w:val="zh_TW" w:bidi="zh_TW"/>
+        </w:rPr>
+        <w:t>；</w:t>
+      </w:r>
+      <w:r>
+        <w:rPr>
+          <w:lang w:val="zh_TW" w:bidi="zh_TW"/>
+        </w:rPr>
+        <w:t>賽38:18</w:t>
+      </w:r>
+      <w:r>
+        <w:rPr>
+          <w:lang w:val="zh_TW" w:bidi="zh_TW"/>
+        </w:rPr>
+        <w:t>）。</w:t>
+      </w:r>
+    </w:p>
+    <w:p>
+      <w:pPr/>
+      <w:r>
+        <w:rPr>
+          <w:lang w:val="zh_TW" w:bidi="zh_TW"/>
+        </w:rPr>
+      </w:r>
+      <w:r>
+        <w:rPr>
+          <w:lang w:val="zh_TW" w:bidi="zh_TW"/>
+        </w:rPr>
+        <w:t>直到後聖經時期的猶太文獻，即在舊約結束和新約開始之間發展起來的著作，才開始明確區分義人與惡人的最終歸宿。在陰間內部善惡分隔的概念得到了發展。顯而易見，儘管這個概念比較模糊和不確定，但猶太思想（正如整部舊約所反映的）包含著一種信念，即死後會有未來和持續的存在。</w:t>
+      </w:r>
+    </w:p>
+    <w:p>
+      <w:pPr/>
+      <w:r>
+        <w:rPr>
+          <w:lang w:val="zh_TW" w:bidi="zh_TW"/>
+        </w:rPr>
+      </w:r>
+      <w:r>
+        <w:rPr>
+          <w:lang w:val="zh_TW" w:bidi="zh_TW"/>
+        </w:rPr>
+        <w:t>新約中的希臘文hades（陰間）與舊約中的Sheol用法非常相似。事實上，七十士譯本（舊約的希臘文譯本）的譯者使用它來表示Sheol。它通常指的是死者的地方或狀態、墳墓或死亡本身。在某些譯本中，這個詞未被翻譯，而是直接音譯為hades。新約並不總是明確說明hades的含義，除了剛才所描述的內容之外。這個詞的使用通常並未揭示死者的具體狀況。然而，有些經文表明它比舊約中的Sheol有更明顯的進步其中一節明確將hades描述為惡人的刑罰之處，適當地翻譯為「地獄」（</w:t>
+      </w:r>
+      <w:r>
+        <w:rPr>
+          <w:lang w:val="zh_TW" w:bidi="zh_TW"/>
+        </w:rPr>
+        <w:t>路16:23</w:t>
+      </w:r>
+      <w:r>
+        <w:rPr>
+          <w:lang w:val="zh_TW" w:bidi="zh_TW"/>
+        </w:rPr>
+        <w:t>）。在所有其它例子中，hades僅指死亡的居所。</w:t>
+      </w:r>
+    </w:p>
+    <w:p>
+      <w:pPr/>
+      <w:r>
+        <w:rPr>
+          <w:lang w:val="zh_TW" w:bidi="zh_TW"/>
+        </w:rPr>
+      </w:r>
+      <w:r>
+        <w:rPr>
+          <w:lang w:val="zh_TW" w:bidi="zh_TW"/>
+        </w:rPr>
+        <w:t>新約中的希臘文Gehenna用於描述罪人的火刑之地，通常翻譯為「地獄」或「地獄之火」（</w:t>
+      </w:r>
+      <w:r>
+        <w:rPr>
+          <w:lang w:val="zh_TW" w:bidi="zh_TW"/>
+        </w:rPr>
+        <w:t>太5:22、29–30，</w:t>
+      </w:r>
+      <w:r>
+        <w:rPr>
+          <w:lang w:val="zh_TW" w:bidi="zh_TW"/>
+        </w:rPr>
+        <w:t>10:28</w:t>
+      </w:r>
+      <w:r>
+        <w:rPr>
+          <w:lang w:val="zh_TW" w:bidi="zh_TW"/>
+        </w:rPr>
+        <w:t>，</w:t>
+      </w:r>
+      <w:r>
+        <w:rPr>
+          <w:lang w:val="zh_TW" w:bidi="zh_TW"/>
+        </w:rPr>
+        <w:t>18:9</w:t>
+      </w:r>
+      <w:r>
+        <w:rPr>
+          <w:lang w:val="zh_TW" w:bidi="zh_TW"/>
+        </w:rPr>
+        <w:t>，</w:t>
+      </w:r>
+      <w:r>
+        <w:rPr>
+          <w:lang w:val="zh_TW" w:bidi="zh_TW"/>
+        </w:rPr>
+        <w:t>23:15、33</w:t>
+      </w:r>
+      <w:r>
+        <w:rPr>
+          <w:lang w:val="zh_TW" w:bidi="zh_TW"/>
+        </w:rPr>
+        <w:t>；</w:t>
+      </w:r>
+      <w:r>
+        <w:rPr>
+          <w:lang w:val="zh_TW" w:bidi="zh_TW"/>
+        </w:rPr>
+        <w:t>可9:43、45、47</w:t>
+      </w:r>
+      <w:r>
+        <w:rPr>
+          <w:lang w:val="zh_TW" w:bidi="zh_TW"/>
+        </w:rPr>
+        <w:t>；</w:t>
+      </w:r>
+      <w:r>
+        <w:rPr>
+          <w:lang w:val="zh_TW" w:bidi="zh_TW"/>
+        </w:rPr>
+        <w:t>雅3:6</w:t>
+      </w:r>
+      <w:r>
+        <w:rPr>
+          <w:lang w:val="zh_TW" w:bidi="zh_TW"/>
+        </w:rPr>
+        <w:t>）。這個詞通常與最後的審判聯繫在一起，並暗示所說的懲罰是永恆的。Gehenna源自舊約中的希伯來文「欣嫩谷（valley of Hinnom）」，這是一條位於耶路撒冷南側的山谷。此谷曾是偶像崇拜的中心，在那裡，人們將兒童火燒獻給異教神摩洛（</w:t>
+      </w:r>
+      <w:r>
+        <w:rPr>
+          <w:lang w:val="zh_TW" w:bidi="zh_TW"/>
+        </w:rPr>
+        <w:t>代下28:3</w:t>
+      </w:r>
+      <w:r>
+        <w:rPr>
+          <w:lang w:val="zh_TW" w:bidi="zh_TW"/>
+        </w:rPr>
+        <w:t>，</w:t>
+      </w:r>
+      <w:r>
+        <w:rPr>
+          <w:lang w:val="zh_TW" w:bidi="zh_TW"/>
+        </w:rPr>
+        <w:t>33:6</w:t>
+      </w:r>
+      <w:r>
+        <w:rPr>
+          <w:lang w:val="zh_TW" w:bidi="zh_TW"/>
+        </w:rPr>
+        <w:t>）。在約西亞時期，這個地方因為死人的骨頭和垃圾而變得可憎（</w:t>
+      </w:r>
+      <w:r>
+        <w:rPr>
+          <w:lang w:val="zh_TW" w:bidi="zh_TW"/>
+        </w:rPr>
+        <w:t>王下23:10–14</w:t>
+      </w:r>
+      <w:r>
+        <w:rPr>
+          <w:lang w:val="zh_TW" w:bidi="zh_TW"/>
+        </w:rPr>
+        <w:t>），並成為耶路撒冷的垃圾場。持續燃燒的火使這裡成為地獄之火的象徵，表示失喪者在痛苦中被燒盡。這是對偶像崇拜者和不順服者的審判象徵（</w:t>
+      </w:r>
+      <w:r>
+        <w:rPr>
+          <w:lang w:val="zh_TW" w:bidi="zh_TW"/>
+        </w:rPr>
+        <w:t>耶7:31–34，</w:t>
+      </w:r>
+      <w:r>
+        <w:rPr>
+          <w:lang w:val="zh_TW" w:bidi="zh_TW"/>
+        </w:rPr>
+        <w:t>32:35</w:t>
+      </w:r>
+      <w:r>
+        <w:rPr>
+          <w:lang w:val="zh_TW" w:bidi="zh_TW"/>
+        </w:rPr>
+        <w:t>）。</w:t>
+      </w:r>
+    </w:p>
+    <w:p>
+      <w:pPr/>
+      <w:r>
+        <w:rPr>
+          <w:lang w:val="zh_TW" w:bidi="zh_TW"/>
+        </w:rPr>
+      </w:r>
+      <w:r>
+        <w:rPr>
+          <w:lang w:val="zh_TW" w:bidi="zh_TW"/>
+        </w:rPr>
+        <w:t>另一個用來指地獄或「地下」的希臘文Tartarus（</w:t>
+      </w:r>
+      <w:r>
+        <w:rPr>
+          <w:lang w:val="zh_TW" w:bidi="zh_TW"/>
+        </w:rPr>
+        <w:t>彼後2:4</w:t>
+      </w:r>
+      <w:r>
+        <w:rPr>
+          <w:lang w:val="zh_TW" w:bidi="zh_TW"/>
+        </w:rPr>
+        <w:t>），這是一個古典用詞，指永刑之地。使徒彼得用它來描述那些墮落的天使被投入地獄，「交在黑暗坑中，等候審判」。</w:t>
+      </w:r>
+    </w:p>
+    <w:p>
+      <w:pPr/>
+      <w:r>
+        <w:rPr>
+          <w:lang w:val="zh_TW" w:bidi="zh_TW"/>
+        </w:rPr>
+      </w:r>
+      <w:r>
+        <w:rPr>
+          <w:lang w:val="zh_TW" w:bidi="zh_TW"/>
+        </w:rPr>
+        <w:t>如上所述，除了這些術語外，還有一些非常明確且生動的詞句，清楚地教導了經本開頭所闡述的地獄教義。聖經的教義主要由這些決定性的詞句確立，而不是那些模糊但經常使用的Sheol和Hades兩個術語。</w:t>
+      </w:r>
+    </w:p>
+    <w:p>
+      <w:pPr>
+        <w:pStyle w:val="Heading3"/>
+      </w:pPr>
+      <w:r>
+        <w:rPr>
+          <w:lang w:val="zh_TW" w:bidi="zh_TW"/>
+        </w:rPr>
+        <w:t>永罰的公義性</w:t>
+      </w:r>
+    </w:p>
+    <w:p>
+      <w:pPr/>
+      <w:r>
+        <w:rPr>
+          <w:lang w:val="zh_TW" w:bidi="zh_TW"/>
+        </w:rPr>
+      </w:r>
+      <w:r>
+        <w:rPr>
+          <w:lang w:val="zh_TW" w:bidi="zh_TW"/>
+        </w:rPr>
+        <w:t>我們很難理解聖潔的神一方面憎惡一切邪惡，但另一方面祂卻愛那些作惡的人，甚至願意犧牲祂的獨生子來拯救他們脫離罪惡。神的忿怒是聖潔的神的必然反應，因為祂憎恨一切與祂公義本性相悖的事物。當唯一能救贖人類罪孽的途徑被拒絕，並且慈愛、尋求與悖逆的罪人和好的神的所有呼籲都被拒絕時，神別無選擇，只能讓罪人走上他自己選擇的命運。對罪的懲罰是聖潔對道德對立之事物的必然和不可避免的回應，並且只要罪的狀態持續存在，懲罰就必須持續存在。聖經中沒有任何地方表明地獄中的失喪罪人有悔改和信靠的能力。如果在今生他們沒有悔改離開罪惡，並在地上所有有利的環境和機會下接納基督為救主，就沒有理由認為他們在死後會這樣做。懲罰不會結束，直到罪惡和罪責消失。當罪人最終抵抗並拒絕聖靈的工作，即使他們因罪受到責備，卻便不再有悔改和救恩的可能。他們犯下了永遠的罪（</w:t>
+      </w:r>
+      <w:r>
+        <w:rPr>
+          <w:lang w:val="zh_TW" w:bidi="zh_TW"/>
+        </w:rPr>
+        <w:t>可3:29</w:t>
+      </w:r>
+      <w:r>
+        <w:rPr>
+          <w:lang w:val="zh_TW" w:bidi="zh_TW"/>
+        </w:rPr>
+        <w:t>；</w:t>
+      </w:r>
+      <w:r>
+        <w:rPr>
+          <w:lang w:val="zh_TW" w:bidi="zh_TW"/>
+        </w:rPr>
+        <w:t>啟22:11</w:t>
+      </w:r>
+      <w:r>
+        <w:rPr>
+          <w:lang w:val="zh_TW" w:bidi="zh_TW"/>
+        </w:rPr>
+        <w:t>），應受永遠的懲罰。</w:t>
+      </w:r>
+    </w:p>
+    <w:p>
+      <w:pPr/>
+      <w:r>
+        <w:rPr>
+          <w:lang w:val="zh_TW" w:bidi="zh_TW"/>
+        </w:rPr>
+      </w:r>
+      <w:r>
+        <w:rPr>
+          <w:lang w:val="zh_TW" w:bidi="zh_TW"/>
+        </w:rPr>
+        <w:t>地獄中信心與悔改的不可行性，也可從墮落意志的悲慘現實中看出。這種意志是由反覆叛逆神而形成和決定的。罪惡在意志中自我繁衍，性格趨於不可逆轉的固化。對於無止境的犯罪的罪人，神以無止境的懲罰作為對應回應。</w:t>
+      </w:r>
+    </w:p>
+    <w:p>
+      <w:pPr/>
+      <w:r>
+        <w:rPr>
+          <w:lang w:val="zh_TW" w:bidi="zh_TW"/>
+        </w:rPr>
+      </w:r>
+      <w:r>
+        <w:rPr>
+          <w:lang w:val="zh_TW" w:bidi="zh_TW"/>
+        </w:rPr>
+        <w:t>如果有人問：「一位慈愛的神怎能把人送入永恆的地獄？」答案應是：神並沒有為人選擇這樣的歸宿；而是人是自願選擇了這條道路。神只是同意他們自己選擇的道路，並揭示他們邪惡選擇的全部後果。必須始終記住，神不僅是慈愛的，祂也是聖潔和公義的。在一個反抗神並帶來巨大惡果的宇宙中，必須有適當的公義審判。</w:t>
+      </w:r>
+    </w:p>
+    <w:p>
+      <w:pPr/>
+      <w:r>
+        <w:rPr>
+          <w:lang w:val="zh_TW" w:bidi="zh_TW"/>
+        </w:rPr>
+      </w:r>
+      <w:r>
+        <w:rPr>
+          <w:lang w:val="zh_TW" w:bidi="zh_TW"/>
+        </w:rPr>
+        <w:t>雖然所有選擇那種命運的人在地獄中的懲罰是永恆的，但懲罰的程度會根據每個人罪責的不同而有所不同。只有神能判定這些程度，並將根據每個人的責任，以完美的公義分配懲罰。聖經中有明顯的經文顯示未來懲罰的等級差異（</w:t>
+      </w:r>
+      <w:r>
+        <w:rPr>
+          <w:lang w:val="zh_TW" w:bidi="zh_TW"/>
+        </w:rPr>
+        <w:t>太11:20–24</w:t>
+      </w:r>
+      <w:r>
+        <w:rPr>
+          <w:lang w:val="zh_TW" w:bidi="zh_TW"/>
+        </w:rPr>
+        <w:t>；</w:t>
+      </w:r>
+      <w:r>
+        <w:rPr>
+          <w:lang w:val="zh_TW" w:bidi="zh_TW"/>
+        </w:rPr>
+        <w:t>路12:47–48</w:t>
+      </w:r>
+      <w:r>
+        <w:rPr>
+          <w:lang w:val="zh_TW" w:bidi="zh_TW"/>
+        </w:rPr>
+        <w:t>；</w:t>
+      </w:r>
+      <w:r>
+        <w:rPr>
+          <w:lang w:val="zh_TW" w:bidi="zh_TW"/>
+        </w:rPr>
+        <w:t>啟20:12–13</w:t>
+      </w:r>
       <w:r>
         <w:rPr>
           <w:lang w:val="zh_TW" w:bidi="zh_TW"/>
         </w:rPr>
         <w:t>；參</w:t>
       </w:r>
-      <w:hyperlink r:id="rId70">
-        <w:r>
-          <w:rPr>
-            <w:lang w:val="zh_TW" w:bidi="zh_TW"/>
-          </w:rPr>
-          <w:rPr>
-            <w:color w:val="0000EE"/>
-            <w:u w:val="single"/>
-          </w:rPr>
-          <w:t>賽30:33，</w:t>
-        </w:r>
-      </w:hyperlink>
-      <w:hyperlink r:id="rId71">
-        <w:r>
-          <w:rPr>
-            <w:lang w:val="zh_TW" w:bidi="zh_TW"/>
-          </w:rPr>
-          <w:rPr>
-            <w:color w:val="0000EE"/>
-            <w:u w:val="single"/>
-          </w:rPr>
-          <w:t>66:24</w:t>
-        </w:r>
-      </w:hyperlink>
+      <w:r>
+        <w:rPr>
+          <w:lang w:val="zh_TW" w:bidi="zh_TW"/>
+        </w:rPr>
+        <w:t>結16:48–61</w:t>
+      </w:r>
+      <w:r>
+        <w:rPr>
+          <w:lang w:val="zh_TW" w:bidi="zh_TW"/>
+        </w:rPr>
+        <w:t>）。這些經文中明顯比較了懲罰的不同強度，這與人們所享有的特權、知識和機會形成鮮明對比。</w:t>
+      </w:r>
+    </w:p>
+    <w:p>
+      <w:pPr/>
+      <w:r>
+        <w:rPr>
+          <w:lang w:val="zh_TW" w:bidi="zh_TW"/>
+        </w:rPr>
+      </w:r>
+      <w:r>
+        <w:rPr>
+          <w:lang w:val="zh_TW" w:bidi="zh_TW"/>
+        </w:rPr>
+        <w:t>由此可見，各種非合乎聖經的觀點都必須被排除，無論它們的支持者如何吸引人地呈現這些觀點，或它們在不同時代如何受歡迎。這些觀點中有一些是錯誤但有時具有說服力的教義，如普救論（universalism）、死後靈魂消滅論（annihilationism）和第二次機會論（second probation）。普救論主張神最終會拯救所有人；死後靈魂消滅論認為地獄不是一個有意識受苦的地方，而是最終的消滅；第二次機會論則是認為人們可以從地獄中被解救。我們始終必須記住，聖經是我們對地獄教義的信仰準則，無論這教義對自然理性或人情感而言多麼艱難。毫無疑問地揭示了地獄的可怕本質和永恆的持續性。拒絕或忽視這一教義將對教會的使命產生嚴重的影響。</w:t>
+      </w:r>
+    </w:p>
+    <w:p>
+      <w:pPr/>
+      <w:r>
+        <w:rPr>
+          <w:lang w:val="zh_TW" w:bidi="zh_TW"/>
+        </w:rPr>
+      </w:r>
+      <w:r>
+        <w:rPr>
+          <w:i/>
+          <w:lang w:val="zh_TW" w:bidi="zh_TW"/>
+        </w:rPr>
+        <w:t>另見</w:t>
+      </w:r>
+      <w:r>
+        <w:rPr>
+          <w:lang w:val="zh_TW" w:bidi="zh_TW"/>
+        </w:rPr>
+        <w:t xml:space="preserve"> </w:t>
+      </w:r>
+      <w:r>
+        <w:rPr>
+          <w:lang w:val="zh_TW" w:bidi="zh_TW"/>
+        </w:rPr>
+        <w:t>死者之地</w:t>
+      </w:r>
+      <w:r>
+        <w:rPr>
+          <w:lang w:val="zh_TW" w:bidi="zh_TW"/>
+        </w:rPr>
+        <w:t>，</w:t>
+      </w:r>
+      <w:r>
+        <w:rPr>
+          <w:lang w:val="zh_TW" w:bidi="zh_TW"/>
+        </w:rPr>
+        <w:t>死亡</w:t>
+      </w:r>
+      <w:r>
+        <w:rPr>
+          <w:lang w:val="zh_TW" w:bidi="zh_TW"/>
+        </w:rPr>
+        <w:t>，</w:t>
+      </w:r>
+      <w:r>
+        <w:rPr>
+          <w:lang w:val="zh_TW" w:bidi="zh_TW"/>
+        </w:rPr>
+        <w:t>地獄</w:t>
+      </w:r>
+      <w:r>
+        <w:rPr>
+          <w:lang w:val="zh_TW" w:bidi="zh_TW"/>
+        </w:rPr>
+        <w:t>，</w:t>
+      </w:r>
+      <w:r>
+        <w:rPr>
+          <w:lang w:val="zh_TW" w:bidi="zh_TW"/>
+        </w:rPr>
+        <w:t>陰間</w:t>
+      </w:r>
+      <w:r>
+        <w:rPr>
+          <w:lang w:val="zh_TW" w:bidi="zh_TW"/>
+        </w:rPr>
+        <w:t>，</w:t>
+      </w:r>
+      <w:r>
+        <w:rPr>
+          <w:lang w:val="zh_TW" w:bidi="zh_TW"/>
+        </w:rPr>
+        <w:t>中間狀態</w:t>
+      </w:r>
+      <w:r>
+        <w:rPr>
+          <w:lang w:val="zh_TW" w:bidi="zh_TW"/>
+        </w:rPr>
+        <w:t>，</w:t>
+      </w:r>
+      <w:r>
+        <w:rPr>
+          <w:lang w:val="zh_TW" w:bidi="zh_TW"/>
+        </w:rPr>
+        <w:t>陰間</w:t>
+      </w:r>
+      <w:r>
+        <w:rPr>
+          <w:lang w:val="zh_TW" w:bidi="zh_TW"/>
+        </w:rPr>
+        <w:t>，</w:t>
+      </w:r>
+      <w:r>
+        <w:rPr>
+          <w:lang w:val="zh_TW" w:bidi="zh_TW"/>
+        </w:rPr>
+        <w:t>神的忿怒</w:t>
+      </w:r>
+      <w:r>
+        <w:rPr>
+          <w:lang w:val="zh_TW" w:bidi="zh_TW"/>
+        </w:rPr>
+        <w:t>。</w:t>
+      </w:r>
+      <w:r>
+        <w:rPr>
+          <w:lang w:val="zh_TW" w:bidi="zh_TW"/>
+        </w:rPr>
+      </w:r>
+      <w:r>
+        <w:rPr>
+          <w:lang w:val="zh_TW" w:bidi="zh_TW"/>
+        </w:rPr>
+      </w:r>
+    </w:p>
+    <w:p>
+      <w:pPr/>
+      <w:r>
+        <w:rPr>
+          <w:lang w:val="zh_TW" w:bidi="zh_TW"/>
+        </w:rPr>
+      </w:r>
+    </w:p>
+    <w:p>
+      <w:pPr>
+        <w:pStyle w:val="Heading2"/>
+      </w:pPr>
+      <w:r>
+        <w:rPr>
+          <w:lang w:val="zh_TW" w:bidi="zh_TW"/>
+        </w:rPr>
+        <w:t>低加坡里</w:t>
+      </w:r>
+      <w:r>
+        <w:rPr>
+          <w:lang w:val="zh_TW" w:bidi="zh_TW"/>
+        </w:rPr>
+      </w:r>
+    </w:p>
+    <w:p>
+      <w:pPr/>
+      <w:r>
+        <w:rPr>
+          <w:lang w:val="zh_TW" w:bidi="zh_TW"/>
+        </w:rPr>
+      </w:r>
+      <w:r>
+        <w:rPr>
+          <w:lang w:val="zh_TW" w:bidi="zh_TW"/>
+        </w:rPr>
+        <w:t>低加坡里是一些城邦的聯盟，這些城是希臘人在公元前四世紀亞歷山大大帝征服該地區後定居的地方。除了位於約旦河西岸的</w:t>
+      </w:r>
+      <w:r>
+        <w:rPr>
+          <w:lang w:val="zh_TW" w:bidi="zh_TW"/>
+        </w:rPr>
+        <w:t>西古提波利斯</w:t>
+      </w:r>
+      <w:r>
+        <w:rPr>
+          <w:lang w:val="zh_TW" w:bidi="zh_TW"/>
+        </w:rPr>
+        <w:t>（Scythopolis）之外，其餘的城都位於加利利海東南方。大約在公元77年，普林尼（Pliny）記載了現存最早的這些城的名單，包括：加拿塔（Canatha）、大馬士革、迪翁（Dion）、迦大拉（Gadara）、格拉森（Gerasa）、希坡（Hippos）、比拉（Pella）、非拉鐵非、拉法納（Raphana）和西古提波利斯。</w:t>
+      </w:r>
+    </w:p>
+    <w:p>
+      <w:pPr/>
+      <w:r>
+        <w:rPr>
+          <w:lang w:val="zh_TW" w:bidi="zh_TW"/>
+        </w:rPr>
+      </w:r>
+      <w:r>
+        <w:rPr>
+          <w:lang w:val="zh_TW" w:bidi="zh_TW"/>
+        </w:rPr>
+        <w:t>隨著公元前二世紀猶太民族主義的興起，猶太王</w:t>
+      </w:r>
+      <w:r>
+        <w:rPr>
+          <w:lang w:val="zh_TW" w:bidi="zh_TW"/>
+        </w:rPr>
+        <w:t>亞歷山大·詹納烏斯（</w:t>
+      </w:r>
+      <w:r>
+        <w:rPr>
+          <w:lang w:val="zh_TW" w:bidi="zh_TW"/>
+        </w:rPr>
+        <w:t>Alexander Janneus</w:t>
+      </w:r>
+      <w:r>
+        <w:rPr>
+          <w:lang w:val="zh_TW" w:bidi="zh_TW"/>
+        </w:rPr>
+        <w:t>）</w:t>
+      </w:r>
+      <w:r>
+        <w:rPr>
+          <w:lang w:val="zh_TW" w:bidi="zh_TW"/>
+        </w:rPr>
+        <w:t>奪取了其中幾座城的控制權；這些城一直在以色列的掌控下，直到公元前63年被羅馬將軍龐培（Pompey）奪回。在耶穌的時代，低加坡里的這些城已發展為中等繁榮的貿易中心，並被整合成羅馬聯盟，用以防範可能發生的猶太叛亂。</w:t>
+      </w:r>
+    </w:p>
+    <w:p>
+      <w:pPr/>
+      <w:r>
+        <w:rPr>
+          <w:lang w:val="zh_TW" w:bidi="zh_TW"/>
+        </w:rPr>
+      </w:r>
+      <w:r>
+        <w:rPr>
+          <w:lang w:val="zh_TW" w:bidi="zh_TW"/>
+        </w:rPr>
+        <w:t>低加坡里在新約中出現了三次。第一次是在</w:t>
+      </w:r>
+      <w:r>
+        <w:rPr>
+          <w:lang w:val="zh_TW" w:bidi="zh_TW"/>
+        </w:rPr>
+        <w:t>馬太福音四章25節</w:t>
+      </w:r>
+      <w:r>
+        <w:rPr>
+          <w:lang w:val="zh_TW" w:bidi="zh_TW"/>
+        </w:rPr>
+        <w:t>，經文提到耶穌早期事工時，許多群眾（主要是希臘人和迦南人）跟隨祂。其次，在</w:t>
+      </w:r>
+      <w:r>
+        <w:rPr>
+          <w:lang w:val="zh_TW" w:bidi="zh_TW"/>
+        </w:rPr>
+        <w:t>馬可福音五章20節</w:t>
+      </w:r>
+      <w:r>
+        <w:rPr>
+          <w:lang w:val="zh_TW" w:bidi="zh_TW"/>
+        </w:rPr>
+        <w:t>，耶穌醫治的一位被鬼附著的人走遍低加坡里地區，傳揚耶穌的事蹟。最後，</w:t>
+      </w:r>
+      <w:r>
+        <w:rPr>
+          <w:lang w:val="zh_TW" w:bidi="zh_TW"/>
+        </w:rPr>
+        <w:t>馬可福音七章31節</w:t>
+      </w:r>
+      <w:r>
+        <w:rPr>
+          <w:lang w:val="zh_TW" w:bidi="zh_TW"/>
+        </w:rPr>
+        <w:t>提到耶穌從泰爾和西頓前往加利利海途中經過低加坡里地區。</w:t>
+      </w:r>
+      <w:r>
+        <w:rPr>
+          <w:lang w:val="zh_TW" w:bidi="zh_TW"/>
+        </w:rPr>
+      </w:r>
+      <w:r>
+        <w:rPr>
+          <w:lang w:val="zh_TW" w:bidi="zh_TW"/>
+        </w:rPr>
+      </w:r>
+    </w:p>
+    <w:p>
+      <w:pPr/>
+      <w:r>
+        <w:rPr>
+          <w:lang w:val="zh_TW" w:bidi="zh_TW"/>
+        </w:rPr>
+      </w:r>
+    </w:p>
+    <w:p>
+      <w:pPr>
+        <w:pStyle w:val="Heading2"/>
+      </w:pPr>
+      <w:r>
+        <w:rPr>
+          <w:lang w:val="zh_TW" w:bidi="zh_TW"/>
+        </w:rPr>
+        <w:t>底波拉</w:t>
+      </w:r>
+      <w:r>
+        <w:rPr>
+          <w:lang w:val="zh_TW" w:bidi="zh_TW"/>
+        </w:rPr>
+      </w:r>
+    </w:p>
+    <w:p>
+      <w:pPr/>
+      <w:r>
+        <w:rPr>
+          <w:lang w:val="zh_TW" w:bidi="zh_TW"/>
+        </w:rPr>
+      </w:r>
+      <w:r>
+        <w:rPr>
+          <w:lang w:val="zh_TW" w:bidi="zh_TW"/>
+        </w:rPr>
+        <w:t>底波拉是舊約聖經中兩位女性的名字。在希伯來文中，底波拉的意思是「蜜蜂」（</w:t>
+      </w:r>
+      <w:r>
+        <w:rPr>
+          <w:lang w:val="zh_TW" w:bidi="zh_TW"/>
+        </w:rPr>
+        <w:t>詩118:12</w:t>
+      </w:r>
       <w:r>
         <w:rPr>
           <w:lang w:val="zh_TW" w:bidi="zh_TW"/>
         </w:rPr>
         <w:t>；</w:t>
       </w:r>
-      <w:hyperlink r:id="rId72">
-        <w:r>
-          <w:rPr>
-            <w:lang w:val="zh_TW" w:bidi="zh_TW"/>
-          </w:rPr>
-          <w:rPr>
-            <w:color w:val="0000EE"/>
-            <w:u w:val="single"/>
-          </w:rPr>
-          <w:t>但7:10</w:t>
-        </w:r>
-      </w:hyperlink>
-      <w:r>
-        <w:rPr>
-          <w:lang w:val="zh_TW" w:bidi="zh_TW"/>
-        </w:rPr>
-        <w:t>）。耶穌自己使用這個術語來指稱未悔改之惡人的最終居所（</w:t>
-      </w:r>
-      <w:hyperlink r:id="rId73">
-        <w:r>
-          <w:rPr>
-            <w:lang w:val="zh_TW" w:bidi="zh_TW"/>
-          </w:rPr>
-          <w:rPr>
-            <w:color w:val="0000EE"/>
-            <w:u w:val="single"/>
-          </w:rPr>
-          <w:t>太5:22，</w:t>
-        </w:r>
-      </w:hyperlink>
-      <w:hyperlink r:id="rId74">
-        <w:r>
-          <w:rPr>
-            <w:lang w:val="zh_TW" w:bidi="zh_TW"/>
-          </w:rPr>
-          <w:rPr>
-            <w:color w:val="0000EE"/>
-            <w:u w:val="single"/>
-          </w:rPr>
-          <w:t>10:28，</w:t>
-        </w:r>
-      </w:hyperlink>
-      <w:hyperlink r:id="rId75">
-        <w:r>
-          <w:rPr>
-            <w:lang w:val="zh_TW" w:bidi="zh_TW"/>
-          </w:rPr>
-          <w:rPr>
-            <w:color w:val="0000EE"/>
-            <w:u w:val="single"/>
-          </w:rPr>
-          <w:t>18:9</w:t>
-        </w:r>
-      </w:hyperlink>
-      <w:r>
-        <w:rPr>
-          <w:lang w:val="zh_TW" w:bidi="zh_TW"/>
-        </w:rPr>
-        <w:t>）。由於地獄是一個火的深淵（</w:t>
-      </w:r>
-      <w:hyperlink r:id="rId75">
-        <w:r>
-          <w:rPr>
-            <w:lang w:val="zh_TW" w:bidi="zh_TW"/>
-          </w:rPr>
-          <w:rPr>
-            <w:color w:val="0000EE"/>
-            <w:u w:val="single"/>
-          </w:rPr>
-          <w:t>可9:43</w:t>
-        </w:r>
-      </w:hyperlink>
-      <w:r>
-        <w:rPr>
-          <w:lang w:val="zh_TW" w:bidi="zh_TW"/>
-        </w:rPr>
-        <w:t>），它也是火湖（</w:t>
-      </w:r>
-      <w:hyperlink r:id="rId76">
-        <w:r>
-          <w:rPr>
-            <w:lang w:val="zh_TW" w:bidi="zh_TW"/>
-          </w:rPr>
-          <w:rPr>
-            <w:color w:val="0000EE"/>
-            <w:u w:val="single"/>
-          </w:rPr>
-          <w:t>太13:42、50</w:t>
-        </w:r>
-      </w:hyperlink>
-      <w:r>
-        <w:rPr>
-          <w:lang w:val="zh_TW" w:bidi="zh_TW"/>
-        </w:rPr>
-        <w:t>；</w:t>
-      </w:r>
-      <w:hyperlink r:id="rId77">
-        <w:r>
-          <w:rPr>
-            <w:lang w:val="zh_TW" w:bidi="zh_TW"/>
-          </w:rPr>
-          <w:rPr>
-            <w:color w:val="0000EE"/>
-            <w:u w:val="single"/>
-          </w:rPr>
-          <w:t>啟20:14–15</w:t>
-        </w:r>
-      </w:hyperlink>
-      <w:r>
-        <w:rPr>
-          <w:lang w:val="zh_TW" w:bidi="zh_TW"/>
-        </w:rPr>
-        <w:t>），最終所有不敬虔的人（</w:t>
-      </w:r>
-      <w:hyperlink r:id="rId78">
-        <w:r>
-          <w:rPr>
-            <w:lang w:val="zh_TW" w:bidi="zh_TW"/>
-          </w:rPr>
-          <w:rPr>
-            <w:color w:val="0000EE"/>
-            <w:u w:val="single"/>
-          </w:rPr>
-          <w:t>太23:15、33</w:t>
-        </w:r>
-      </w:hyperlink>
-      <w:r>
-        <w:rPr>
-          <w:lang w:val="zh_TW" w:bidi="zh_TW"/>
-        </w:rPr>
-        <w:t>）將與撒但及其使者一同被丟入其中（</w:t>
-      </w:r>
-      <w:hyperlink r:id="rId79">
-        <w:r>
-          <w:rPr>
-            <w:lang w:val="zh_TW" w:bidi="zh_TW"/>
-          </w:rPr>
-          <w:rPr>
-            <w:color w:val="0000EE"/>
-            <w:u w:val="single"/>
-          </w:rPr>
-          <w:t>太25:41；</w:t>
-        </w:r>
-      </w:hyperlink>
-      <w:hyperlink r:id="rId80">
-        <w:r>
-          <w:rPr>
-            <w:lang w:val="zh_TW" w:bidi="zh_TW"/>
-          </w:rPr>
-          <w:rPr>
-            <w:color w:val="0000EE"/>
-            <w:u w:val="single"/>
-          </w:rPr>
-          <w:t>啟9:20，</w:t>
-        </w:r>
-      </w:hyperlink>
-      <w:hyperlink r:id="rId81">
-        <w:r>
-          <w:rPr>
-            <w:lang w:val="zh_TW" w:bidi="zh_TW"/>
-          </w:rPr>
-          <w:rPr>
-            <w:color w:val="0000EE"/>
-            <w:u w:val="single"/>
-          </w:rPr>
-          <w:t>20:10</w:t>
-        </w:r>
-      </w:hyperlink>
-      <w:r>
-        <w:rPr>
-          <w:lang w:val="zh_TW" w:bidi="zh_TW"/>
-        </w:rPr>
-        <w:t>）。</w:t>
-      </w:r>
-    </w:p>
-    <w:p>
-      <w:pPr/>
-      <w:r>
-        <w:rPr>
-          <w:lang w:val="zh_TW" w:bidi="zh_TW"/>
-        </w:rPr>
-      </w:r>
-      <w:r>
-        <w:rPr>
-          <w:lang w:val="zh_TW" w:bidi="zh_TW"/>
-        </w:rPr>
-        <w:t>地獄必須與其它有關來世或最終狀態的術語仔細區分。舊約中的「陰間」（Sheol）與新約中的「陰間」（Hades）均指死者的臨時居所（在最後的審判日之前），而「地獄」（Gehenna）則明確表示惡人將永遠受懲罰的最終地點（參</w:t>
-      </w:r>
-      <w:hyperlink r:id="rId82">
-        <w:r>
-          <w:rPr>
-            <w:lang w:val="zh_TW" w:bidi="zh_TW"/>
-          </w:rPr>
-          <w:rPr>
-            <w:color w:val="0000EE"/>
-            <w:u w:val="single"/>
-          </w:rPr>
-          <w:t>詩49:14–15</w:t>
-        </w:r>
-      </w:hyperlink>
-      <w:r>
-        <w:rPr>
-          <w:lang w:val="zh_TW" w:bidi="zh_TW"/>
-        </w:rPr>
-        <w:t>與</w:t>
-      </w:r>
-      <w:hyperlink r:id="rId74">
-        <w:r>
-          <w:rPr>
-            <w:lang w:val="zh_TW" w:bidi="zh_TW"/>
-          </w:rPr>
-          <w:rPr>
-            <w:color w:val="0000EE"/>
-            <w:u w:val="single"/>
-          </w:rPr>
-          <w:t>太10:28</w:t>
-        </w:r>
-      </w:hyperlink>
-      <w:r>
-        <w:rPr>
-          <w:lang w:val="zh_TW" w:bidi="zh_TW"/>
-        </w:rPr>
-        <w:t>）。希臘文Tartarus僅出現在</w:t>
-      </w:r>
-      <w:hyperlink r:id="rId83">
-        <w:r>
-          <w:rPr>
-            <w:lang w:val="zh_TW" w:bidi="zh_TW"/>
-          </w:rPr>
-          <w:rPr>
-            <w:color w:val="0000EE"/>
-            <w:u w:val="single"/>
-          </w:rPr>
-          <w:t>彼得後書二章4節</w:t>
-        </w:r>
-      </w:hyperlink>
-      <w:r>
-        <w:rPr>
-          <w:lang w:val="zh_TW" w:bidi="zh_TW"/>
-        </w:rPr>
-        <w:t>，指的是那些參與撒但初次叛逆而墮落的天使所居住的地方。</w:t>
-      </w:r>
-    </w:p>
-    <w:p>
-      <w:pPr/>
-      <w:r>
-        <w:rPr>
-          <w:lang w:val="zh_TW" w:bidi="zh_TW"/>
-        </w:rPr>
-      </w:r>
-      <w:r>
-        <w:rPr>
-          <w:i/>
-          <w:lang w:val="zh_TW" w:bidi="zh_TW"/>
-        </w:rPr>
-        <w:t>另見</w:t>
-      </w:r>
-      <w:r>
-        <w:rPr>
-          <w:lang w:val="zh_TW" w:bidi="zh_TW"/>
-        </w:rPr>
-        <w:t xml:space="preserve"> </w:t>
-      </w:r>
-      <w:r>
-        <w:rPr>
-          <w:lang w:val="zh_TW" w:bidi="zh_TW"/>
-        </w:rPr>
-        <w:t>死者之地；</w:t>
-      </w:r>
-      <w:r>
-        <w:rPr>
-          <w:lang w:val="zh_TW" w:bidi="zh_TW"/>
-        </w:rPr>
-        <w:t>死亡；</w:t>
-      </w:r>
-      <w:r>
-        <w:rPr>
-          <w:lang w:val="zh_TW" w:bidi="zh_TW"/>
-        </w:rPr>
-        <w:t>陰間；</w:t>
-      </w:r>
-      <w:r>
-        <w:rPr>
-          <w:lang w:val="zh_TW" w:bidi="zh_TW"/>
-        </w:rPr>
-        <w:t>地獄；</w:t>
-      </w:r>
-      <w:r>
-        <w:rPr>
-          <w:lang w:val="zh_TW" w:bidi="zh_TW"/>
-        </w:rPr>
-        <w:t>陰間</w:t>
-      </w:r>
-      <w:r>
-        <w:rPr>
-          <w:lang w:val="zh_TW" w:bidi="zh_TW"/>
-        </w:rPr>
-        <w:t>。</w:t>
-      </w:r>
-      <w:r>
-        <w:rPr>
-          <w:lang w:val="zh_TW" w:bidi="zh_TW"/>
-        </w:rPr>
-      </w:r>
-      <w:r>
-        <w:rPr>
-          <w:lang w:val="zh_TW" w:bidi="zh_TW"/>
-        </w:rPr>
-      </w:r>
-    </w:p>
-    <w:p>
-      <w:pPr/>
-      <w:r>
-        <w:rPr>
-          <w:lang w:val="zh_TW" w:bidi="zh_TW"/>
-        </w:rPr>
-      </w:r>
-    </w:p>
-    <w:p>
-      <w:pPr>
-        <w:pStyle w:val="Heading2"/>
-      </w:pPr>
-      <w:r>
-        <w:rPr>
-          <w:lang w:val="zh_TW" w:bidi="zh_TW"/>
-        </w:rPr>
-        <w:t>地獄</w:t>
-      </w:r>
-      <w:r>
-        <w:rPr>
-          <w:lang w:val="zh_TW" w:bidi="zh_TW"/>
-        </w:rPr>
-      </w:r>
-    </w:p>
-    <w:p>
-      <w:pPr/>
-      <w:r>
-        <w:rPr>
-          <w:lang w:val="zh_TW" w:bidi="zh_TW"/>
-        </w:rPr>
-      </w:r>
-      <w:r>
-        <w:rPr>
-          <w:lang w:val="zh_TW" w:bidi="zh_TW"/>
-        </w:rPr>
-        <w:t>那些失喪、不悔改的惡人死後在未來要承受懲罰的地方。</w:t>
-      </w:r>
-    </w:p>
-    <w:p>
-      <w:pPr/>
-      <w:r>
-        <w:rPr>
-          <w:lang w:val="zh_TW" w:bidi="zh_TW"/>
-        </w:rPr>
-      </w:r>
-      <w:r>
-        <w:rPr>
-          <w:lang w:val="zh_TW" w:bidi="zh_TW"/>
-        </w:rPr>
-        <w:t>概述</w:t>
-      </w:r>
-    </w:p>
-    <w:p>
-      <w:pPr/>
-      <w:r>
-        <w:rPr>
-          <w:lang w:val="zh_TW" w:bidi="zh_TW"/>
-        </w:rPr>
-      </w:r>
-      <w:r>
-        <w:rPr>
-          <w:lang w:val="zh_TW" w:bidi="zh_TW"/>
-        </w:rPr>
-        <w:t>• 定義和描述</w:t>
-      </w:r>
-    </w:p>
-    <w:p>
-      <w:pPr/>
-      <w:r>
-        <w:rPr>
-          <w:lang w:val="zh_TW" w:bidi="zh_TW"/>
-        </w:rPr>
-      </w:r>
-      <w:r>
-        <w:rPr>
-          <w:lang w:val="zh_TW" w:bidi="zh_TW"/>
-        </w:rPr>
-        <w:t>• 聖經術語</w:t>
-      </w:r>
-    </w:p>
-    <w:p>
-      <w:pPr/>
-      <w:r>
-        <w:rPr>
-          <w:lang w:val="zh_TW" w:bidi="zh_TW"/>
-        </w:rPr>
-      </w:r>
-      <w:r>
-        <w:rPr>
-          <w:lang w:val="zh_TW" w:bidi="zh_TW"/>
-        </w:rPr>
-        <w:t>• 永恆懲罰的公義</w:t>
-      </w:r>
-    </w:p>
-    <w:p>
-      <w:pPr>
-        <w:pStyle w:val="Heading3"/>
-      </w:pPr>
-      <w:r>
-        <w:rPr>
-          <w:lang w:val="zh_TW" w:bidi="zh_TW"/>
-        </w:rPr>
-        <w:t>定義和描述</w:t>
-      </w:r>
-    </w:p>
-    <w:p>
-      <w:pPr/>
-      <w:r>
-        <w:rPr>
-          <w:lang w:val="zh_TW" w:bidi="zh_TW"/>
-        </w:rPr>
-      </w:r>
-      <w:r>
-        <w:rPr>
-          <w:lang w:val="zh_TW" w:bidi="zh_TW"/>
-        </w:rPr>
-        <w:t>地獄是非信徒的最終歸宿，聖經中以多種形式描述：火爐、永火、永刑（</w:t>
-      </w:r>
-      <w:hyperlink r:id="rId76">
-        <w:r>
-          <w:rPr>
-            <w:lang w:val="zh_TW" w:bidi="zh_TW"/>
-          </w:rPr>
-          <w:rPr>
-            <w:color w:val="0000EE"/>
-            <w:u w:val="single"/>
-          </w:rPr>
-          <w:t>太13:42、50</w:t>
-        </w:r>
-      </w:hyperlink>
-      <w:r>
-        <w:rPr>
-          <w:lang w:val="zh_TW" w:bidi="zh_TW"/>
-        </w:rPr>
-        <w:t>，</w:t>
-      </w:r>
-      <w:hyperlink r:id="rId84">
-        <w:r>
-          <w:rPr>
-            <w:lang w:val="zh_TW" w:bidi="zh_TW"/>
-          </w:rPr>
-          <w:rPr>
-            <w:color w:val="0000EE"/>
-            <w:u w:val="single"/>
-          </w:rPr>
-          <w:t>25:41、46</w:t>
-        </w:r>
-      </w:hyperlink>
-      <w:r>
-        <w:rPr>
-          <w:lang w:val="zh_TW" w:bidi="zh_TW"/>
-        </w:rPr>
-        <w:t>）；外邊黑暗，哀哭切齒的地方（</w:t>
-      </w:r>
-      <w:hyperlink r:id="rId85">
-        <w:r>
-          <w:rPr>
-            <w:lang w:val="zh_TW" w:bidi="zh_TW"/>
-          </w:rPr>
-          <w:rPr>
-            <w:color w:val="0000EE"/>
-            <w:u w:val="single"/>
-          </w:rPr>
-          <w:t>8:12</w:t>
-        </w:r>
-      </w:hyperlink>
-      <w:r>
-        <w:rPr>
-          <w:lang w:val="zh_TW" w:bidi="zh_TW"/>
-        </w:rPr>
-        <w:t>）；火湖，第二次的死（</w:t>
-      </w:r>
-      <w:hyperlink r:id="rId86">
-        <w:r>
-          <w:rPr>
-            <w:lang w:val="zh_TW" w:bidi="zh_TW"/>
-          </w:rPr>
-          <w:rPr>
-            <w:color w:val="0000EE"/>
-            <w:u w:val="single"/>
-          </w:rPr>
-          <w:t>啟21:8</w:t>
-        </w:r>
-      </w:hyperlink>
-      <w:r>
-        <w:rPr>
-          <w:lang w:val="zh_TW" w:bidi="zh_TW"/>
-        </w:rPr>
-        <w:t>）；魔鬼和牠的使者的地方（</w:t>
-      </w:r>
-      <w:hyperlink r:id="rId79">
-        <w:r>
-          <w:rPr>
-            <w:lang w:val="zh_TW" w:bidi="zh_TW"/>
-          </w:rPr>
-          <w:rPr>
-            <w:color w:val="0000EE"/>
-            <w:u w:val="single"/>
-          </w:rPr>
-          <w:t>太25:41</w:t>
-        </w:r>
-      </w:hyperlink>
-      <w:r>
-        <w:rPr>
-          <w:lang w:val="zh_TW" w:bidi="zh_TW"/>
-        </w:rPr>
-        <w:t>）。顯然，在地獄中的人將永遠與主隔絕，永不見到祂權能的榮光（</w:t>
-      </w:r>
-      <w:hyperlink r:id="rId87">
-        <w:r>
-          <w:rPr>
-            <w:lang w:val="zh_TW" w:bidi="zh_TW"/>
-          </w:rPr>
-          <w:rPr>
-            <w:color w:val="0000EE"/>
-            <w:u w:val="single"/>
-          </w:rPr>
-          <w:t>帖後1:9</w:t>
-        </w:r>
-      </w:hyperlink>
-      <w:r>
-        <w:rPr>
-          <w:lang w:val="zh_TW" w:bidi="zh_TW"/>
-        </w:rPr>
-        <w:t>）。那些崇拜獸的人將遭受持續的痛苦（</w:t>
-      </w:r>
-      <w:hyperlink r:id="rId88">
-        <w:r>
-          <w:rPr>
-            <w:lang w:val="zh_TW" w:bidi="zh_TW"/>
-          </w:rPr>
-          <w:rPr>
-            <w:color w:val="0000EE"/>
-            <w:u w:val="single"/>
-          </w:rPr>
-          <w:t>啟14:10–11</w:t>
-        </w:r>
-      </w:hyperlink>
-      <w:r>
-        <w:rPr>
-          <w:lang w:val="zh_TW" w:bidi="zh_TW"/>
-        </w:rPr>
-        <w:t>）。</w:t>
-      </w:r>
-    </w:p>
-    <w:p>
-      <w:pPr/>
-      <w:r>
-        <w:rPr>
-          <w:lang w:val="zh_TW" w:bidi="zh_TW"/>
-        </w:rPr>
-      </w:r>
-      <w:r>
-        <w:rPr>
-          <w:lang w:val="zh_TW" w:bidi="zh_TW"/>
-        </w:rPr>
-        <w:t>其它表達方式也表明惡人的最終狀態是永恆的，例如：「用不滅的火燒盡」（</w:t>
-      </w:r>
-      <w:hyperlink r:id="rId89">
-        <w:r>
-          <w:rPr>
-            <w:lang w:val="zh_TW" w:bidi="zh_TW"/>
-          </w:rPr>
-          <w:rPr>
-            <w:color w:val="0000EE"/>
-            <w:u w:val="single"/>
-          </w:rPr>
-          <w:t>太3:12</w:t>
-        </w:r>
-      </w:hyperlink>
-      <w:r>
-        <w:rPr>
-          <w:lang w:val="zh_TW" w:bidi="zh_TW"/>
-        </w:rPr>
-        <w:t>）；「入那不滅的火裡去……蟲是不死的，火是不滅的」（</w:t>
-      </w:r>
-      <w:hyperlink r:id="rId90">
-        <w:r>
-          <w:rPr>
-            <w:lang w:val="zh_TW" w:bidi="zh_TW"/>
-          </w:rPr>
-          <w:rPr>
-            <w:color w:val="0000EE"/>
-            <w:u w:val="single"/>
-          </w:rPr>
-          <w:t>可9:44、48</w:t>
-        </w:r>
-      </w:hyperlink>
-      <w:r>
-        <w:rPr>
-          <w:lang w:val="zh_TW" w:bidi="zh_TW"/>
-        </w:rPr>
-        <w:t>）；有罪「今世來世總不得赦免」（</w:t>
-      </w:r>
-      <w:hyperlink r:id="rId91">
-        <w:r>
-          <w:rPr>
-            <w:lang w:val="zh_TW" w:bidi="zh_TW"/>
-          </w:rPr>
-          <w:rPr>
-            <w:color w:val="0000EE"/>
-            <w:u w:val="single"/>
-          </w:rPr>
-          <w:t>太12:32</w:t>
-        </w:r>
-      </w:hyperlink>
-      <w:r>
-        <w:rPr>
-          <w:lang w:val="zh_TW" w:bidi="zh_TW"/>
-        </w:rPr>
-        <w:t>）。正確理解聖經後，沒有任何經文暗示不信者在地獄中的可怕狀態會有終止的時候。他們的命運是永遠的，帶著嚴肅的終局，並且他們痛苦的狀況永遠持續不變。（值得注意的是，有關地獄的最具描述性和決定性的話語，大多出自耶穌之口。）</w:t>
-      </w:r>
-    </w:p>
-    <w:p>
-      <w:pPr/>
-      <w:r>
-        <w:rPr>
-          <w:lang w:val="zh_TW" w:bidi="zh_TW"/>
-        </w:rPr>
-      </w:r>
-      <w:r>
-        <w:rPr>
-          <w:lang w:val="zh_TW" w:bidi="zh_TW"/>
-        </w:rPr>
-        <w:t>總結所有聖經關於地獄的記述，顯示出地獄中失去和缺乏所有美善，以及因邪惡良心帶來的痛苦和折磨。最可怕的是與神完全且應得的分離，並遠離一切純潔、聖潔和美好的事物。此外，地獄中的人也意識到自己正處在神的忿怒之下，並承受因其有意識地、自願性的犯罪而應得公義的審判與詛咒。</w:t>
-      </w:r>
-    </w:p>
-    <w:p>
-      <w:pPr/>
-      <w:r>
-        <w:rPr>
-          <w:lang w:val="zh_TW" w:bidi="zh_TW"/>
-        </w:rPr>
-      </w:r>
-      <w:r>
-        <w:rPr>
-          <w:lang w:val="zh_TW" w:bidi="zh_TW"/>
-        </w:rPr>
-        <w:t>儘管聖經對地獄的描述以非常具體和字面的方式表達，但地獄的本質不應僅限於如蟲子吞噬、鞭打、火燒或被火焚燒這樣的具體意象。這種說法並不減輕地獄的恐怖或嚴重性，因為沒有什麼比與神隔絕、良心受到邪惡的折磨更可怕。對地獄中的人而言，地獄的本質就在於與神的完全隔絕，而凡是與神隔絕的地方，人與人之間也會彼此疏離。這是最嚴重的懲罰：徹底且無法逆轉地與神隔絕，並與周圍的人為敵。這種狀況的另一個痛苦後果是與自己為敵，被內心的罪惡感和羞恥感撕裂。這是一種全面的衝突：與神、與鄰舍、與自己為敵。這就是地獄！如果對地獄的描述是比喻或象徵性的，那麼它們所代表的狀況比言辭表達的更加真實和強烈。</w:t>
-      </w:r>
-    </w:p>
-    <w:p>
-      <w:pPr/>
-      <w:r>
-        <w:rPr>
-          <w:lang w:val="zh_TW" w:bidi="zh_TW"/>
-        </w:rPr>
-      </w:r>
-      <w:r>
-        <w:rPr>
-          <w:lang w:val="zh_TW" w:bidi="zh_TW"/>
-        </w:rPr>
-        <w:t>對罪惡的懲罰是聖經中持續的教義。審判的教義與整本聖經正典同樣廣泛。代表性的經文包括</w:t>
-      </w:r>
-      <w:hyperlink r:id="rId92">
-        <w:r>
-          <w:rPr>
-            <w:lang w:val="zh_TW" w:bidi="zh_TW"/>
-          </w:rPr>
-          <w:rPr>
-            <w:color w:val="0000EE"/>
-            <w:u w:val="single"/>
-          </w:rPr>
-          <w:t>創2:17</w:t>
-        </w:r>
-      </w:hyperlink>
-      <w:r>
-        <w:rPr>
-          <w:lang w:val="zh_TW" w:bidi="zh_TW"/>
-        </w:rPr>
-        <w:t>，</w:t>
-      </w:r>
-      <w:hyperlink r:id="rId34">
-        <w:r>
-          <w:rPr>
-            <w:lang w:val="zh_TW" w:bidi="zh_TW"/>
-          </w:rPr>
-          <w:rPr>
-            <w:color w:val="0000EE"/>
-            <w:u w:val="single"/>
-          </w:rPr>
-          <w:t>3:17–19</w:t>
-        </w:r>
-      </w:hyperlink>
-      <w:r>
-        <w:rPr>
-          <w:lang w:val="zh_TW" w:bidi="zh_TW"/>
-        </w:rPr>
-        <w:t>，</w:t>
-      </w:r>
-      <w:hyperlink r:id="rId93">
-        <w:r>
-          <w:rPr>
-            <w:lang w:val="zh_TW" w:bidi="zh_TW"/>
-          </w:rPr>
-          <w:rPr>
-            <w:color w:val="0000EE"/>
-            <w:u w:val="single"/>
-          </w:rPr>
-          <w:t>4:13</w:t>
-        </w:r>
-      </w:hyperlink>
-      <w:r>
-        <w:rPr>
-          <w:lang w:val="zh_TW" w:bidi="zh_TW"/>
-        </w:rPr>
-        <w:t>；</w:t>
-      </w:r>
-      <w:hyperlink r:id="rId94">
-        <w:r>
-          <w:rPr>
-            <w:lang w:val="zh_TW" w:bidi="zh_TW"/>
-          </w:rPr>
-          <w:rPr>
-            <w:color w:val="0000EE"/>
-            <w:u w:val="single"/>
-          </w:rPr>
-          <w:t>利26:27–33</w:t>
-        </w:r>
-      </w:hyperlink>
-      <w:r>
-        <w:rPr>
-          <w:lang w:val="zh_TW" w:bidi="zh_TW"/>
-        </w:rPr>
-        <w:t>；</w:t>
-      </w:r>
-      <w:hyperlink r:id="rId95">
-        <w:r>
-          <w:rPr>
-            <w:lang w:val="zh_TW" w:bidi="zh_TW"/>
-          </w:rPr>
-          <w:rPr>
-            <w:color w:val="0000EE"/>
-            <w:u w:val="single"/>
-          </w:rPr>
-          <w:t>詩149:7</w:t>
-        </w:r>
-      </w:hyperlink>
-      <w:r>
-        <w:rPr>
-          <w:lang w:val="zh_TW" w:bidi="zh_TW"/>
-        </w:rPr>
-        <w:t>；</w:t>
-      </w:r>
-      <w:hyperlink r:id="rId96">
-        <w:r>
-          <w:rPr>
-            <w:lang w:val="zh_TW" w:bidi="zh_TW"/>
-          </w:rPr>
-          <w:rPr>
-            <w:color w:val="0000EE"/>
-            <w:u w:val="single"/>
-          </w:rPr>
-          <w:t>賽3:11</w:t>
-        </w:r>
-      </w:hyperlink>
-      <w:r>
-        <w:rPr>
-          <w:lang w:val="zh_TW" w:bidi="zh_TW"/>
-        </w:rPr>
-        <w:t>；</w:t>
-      </w:r>
-      <w:hyperlink r:id="rId97">
-        <w:r>
-          <w:rPr>
-            <w:lang w:val="zh_TW" w:bidi="zh_TW"/>
-          </w:rPr>
-          <w:rPr>
-            <w:color w:val="0000EE"/>
-            <w:u w:val="single"/>
-          </w:rPr>
-          <w:t>結14:10</w:t>
-        </w:r>
-      </w:hyperlink>
-      <w:r>
-        <w:rPr>
-          <w:lang w:val="zh_TW" w:bidi="zh_TW"/>
-        </w:rPr>
-        <w:t>；</w:t>
-      </w:r>
-      <w:hyperlink r:id="rId98">
-        <w:r>
-          <w:rPr>
-            <w:lang w:val="zh_TW" w:bidi="zh_TW"/>
-          </w:rPr>
-          <w:rPr>
-            <w:color w:val="0000EE"/>
-            <w:u w:val="single"/>
-          </w:rPr>
-          <w:t>摩1:2–2:16</w:t>
-        </w:r>
-      </w:hyperlink>
-      <w:r>
-        <w:rPr>
-          <w:lang w:val="zh_TW" w:bidi="zh_TW"/>
-        </w:rPr>
-        <w:t>；</w:t>
-      </w:r>
-      <w:hyperlink r:id="rId99">
-        <w:r>
-          <w:rPr>
-            <w:lang w:val="zh_TW" w:bidi="zh_TW"/>
-          </w:rPr>
-          <w:rPr>
-            <w:color w:val="0000EE"/>
-            <w:u w:val="single"/>
-          </w:rPr>
-          <w:t>亞14:19</w:t>
-        </w:r>
-      </w:hyperlink>
-      <w:r>
-        <w:rPr>
-          <w:lang w:val="zh_TW" w:bidi="zh_TW"/>
-        </w:rPr>
-        <w:t>；</w:t>
-      </w:r>
-      <w:hyperlink r:id="rId84">
-        <w:r>
-          <w:rPr>
-            <w:lang w:val="zh_TW" w:bidi="zh_TW"/>
-          </w:rPr>
-          <w:rPr>
-            <w:color w:val="0000EE"/>
-            <w:u w:val="single"/>
-          </w:rPr>
-          <w:t>太25:41、46</w:t>
-        </w:r>
-      </w:hyperlink>
-      <w:r>
-        <w:rPr>
-          <w:lang w:val="zh_TW" w:bidi="zh_TW"/>
-        </w:rPr>
-        <w:t>；</w:t>
-      </w:r>
-      <w:hyperlink r:id="rId100">
-        <w:r>
-          <w:rPr>
-            <w:lang w:val="zh_TW" w:bidi="zh_TW"/>
-          </w:rPr>
-          <w:rPr>
-            <w:color w:val="0000EE"/>
-            <w:u w:val="single"/>
-          </w:rPr>
-          <w:t>路16:23–24</w:t>
-        </w:r>
-      </w:hyperlink>
-      <w:r>
-        <w:rPr>
-          <w:lang w:val="zh_TW" w:bidi="zh_TW"/>
-        </w:rPr>
-        <w:t>；</w:t>
-      </w:r>
-      <w:hyperlink r:id="rId101">
-        <w:r>
-          <w:rPr>
-            <w:lang w:val="zh_TW" w:bidi="zh_TW"/>
-          </w:rPr>
-          <w:rPr>
-            <w:color w:val="0000EE"/>
-            <w:u w:val="single"/>
-          </w:rPr>
-          <w:t>羅2:5–12</w:t>
-        </w:r>
-      </w:hyperlink>
-      <w:r>
-        <w:rPr>
-          <w:lang w:val="zh_TW" w:bidi="zh_TW"/>
-        </w:rPr>
-        <w:t>；</w:t>
-      </w:r>
-      <w:hyperlink r:id="rId102">
-        <w:r>
-          <w:rPr>
-            <w:lang w:val="zh_TW" w:bidi="zh_TW"/>
-          </w:rPr>
-          <w:rPr>
-            <w:color w:val="0000EE"/>
-            <w:u w:val="single"/>
-          </w:rPr>
-          <w:t>加6:7–8</w:t>
-        </w:r>
-      </w:hyperlink>
-      <w:r>
-        <w:rPr>
-          <w:lang w:val="zh_TW" w:bidi="zh_TW"/>
-        </w:rPr>
-        <w:t>；</w:t>
-      </w:r>
-      <w:hyperlink r:id="rId103">
-        <w:r>
-          <w:rPr>
-            <w:lang w:val="zh_TW" w:bidi="zh_TW"/>
-          </w:rPr>
-          <w:rPr>
-            <w:color w:val="0000EE"/>
-            <w:u w:val="single"/>
-          </w:rPr>
-          <w:t>來10:29–31</w:t>
-        </w:r>
-      </w:hyperlink>
-      <w:r>
-        <w:rPr>
-          <w:lang w:val="zh_TW" w:bidi="zh_TW"/>
-        </w:rPr>
-        <w:t>；</w:t>
-      </w:r>
-      <w:hyperlink r:id="rId104">
-        <w:r>
-          <w:rPr>
-            <w:lang w:val="zh_TW" w:bidi="zh_TW"/>
-          </w:rPr>
-          <w:rPr>
-            <w:color w:val="0000EE"/>
-            <w:u w:val="single"/>
-          </w:rPr>
-          <w:t>啟20:11–15</w:t>
-        </w:r>
-      </w:hyperlink>
-      <w:r>
-        <w:rPr>
-          <w:lang w:val="zh_TW" w:bidi="zh_TW"/>
-        </w:rPr>
-        <w:t>。</w:t>
-      </w:r>
-    </w:p>
-    <w:p>
-      <w:pPr>
-        <w:pStyle w:val="Heading3"/>
-      </w:pPr>
-      <w:r>
-        <w:rPr>
-          <w:lang w:val="zh_TW" w:bidi="zh_TW"/>
-        </w:rPr>
-        <w:t>聖經術語</w:t>
-      </w:r>
-    </w:p>
-    <w:p>
-      <w:pPr/>
-      <w:r>
-        <w:rPr>
-          <w:lang w:val="zh_TW" w:bidi="zh_TW"/>
-        </w:rPr>
-      </w:r>
-      <w:r>
-        <w:rPr>
-          <w:lang w:val="zh_TW" w:bidi="zh_TW"/>
-        </w:rPr>
-        <w:t>希伯來文Sheol（陰間）在舊約中主要用於「墳墓、坑、離世之人的居所」（</w:t>
-      </w:r>
-      <w:hyperlink r:id="rId105">
-        <w:r>
-          <w:rPr>
-            <w:lang w:val="zh_TW" w:bidi="zh_TW"/>
-          </w:rPr>
-          <w:rPr>
-            <w:color w:val="0000EE"/>
-            <w:u w:val="single"/>
-          </w:rPr>
-          <w:t>創37:35</w:t>
-        </w:r>
-      </w:hyperlink>
-      <w:r>
-        <w:rPr>
-          <w:lang w:val="zh_TW" w:bidi="zh_TW"/>
-        </w:rPr>
-        <w:t>；</w:t>
-      </w:r>
-      <w:hyperlink r:id="rId106">
-        <w:r>
-          <w:rPr>
-            <w:lang w:val="zh_TW" w:bidi="zh_TW"/>
-          </w:rPr>
-          <w:rPr>
-            <w:color w:val="0000EE"/>
-            <w:u w:val="single"/>
-          </w:rPr>
-          <w:t>伯7:9</w:t>
-        </w:r>
-      </w:hyperlink>
-      <w:r>
-        <w:rPr>
-          <w:lang w:val="zh_TW" w:bidi="zh_TW"/>
-        </w:rPr>
-        <w:t>，</w:t>
-      </w:r>
-      <w:hyperlink r:id="rId107">
-        <w:r>
-          <w:rPr>
-            <w:lang w:val="zh_TW" w:bidi="zh_TW"/>
-          </w:rPr>
-          <w:rPr>
-            <w:color w:val="0000EE"/>
-            <w:u w:val="single"/>
-          </w:rPr>
-          <w:t>14:13</w:t>
-        </w:r>
-      </w:hyperlink>
-      <w:r>
-        <w:rPr>
-          <w:lang w:val="zh_TW" w:bidi="zh_TW"/>
-        </w:rPr>
-        <w:t>，</w:t>
-      </w:r>
-      <w:hyperlink r:id="rId108">
-        <w:r>
-          <w:rPr>
-            <w:lang w:val="zh_TW" w:bidi="zh_TW"/>
-          </w:rPr>
-          <w:rPr>
-            <w:color w:val="0000EE"/>
-            <w:u w:val="single"/>
-          </w:rPr>
-          <w:t>17:13–16</w:t>
-        </w:r>
-      </w:hyperlink>
-      <w:r>
-        <w:rPr>
-          <w:lang w:val="zh_TW" w:bidi="zh_TW"/>
-        </w:rPr>
-        <w:t>；</w:t>
-      </w:r>
-      <w:hyperlink r:id="rId109">
-        <w:r>
-          <w:rPr>
-            <w:lang w:val="zh_TW" w:bidi="zh_TW"/>
-          </w:rPr>
-          <w:rPr>
-            <w:color w:val="0000EE"/>
-            <w:u w:val="single"/>
-          </w:rPr>
-          <w:t>詩6:5</w:t>
-        </w:r>
-      </w:hyperlink>
-      <w:r>
-        <w:rPr>
-          <w:lang w:val="zh_TW" w:bidi="zh_TW"/>
-        </w:rPr>
-        <w:t>，</w:t>
-      </w:r>
-      <w:hyperlink r:id="rId110">
-        <w:r>
-          <w:rPr>
-            <w:lang w:val="zh_TW" w:bidi="zh_TW"/>
-          </w:rPr>
-          <w:rPr>
-            <w:color w:val="0000EE"/>
-            <w:u w:val="single"/>
-          </w:rPr>
-          <w:t>16:10</w:t>
-        </w:r>
-      </w:hyperlink>
-      <w:r>
-        <w:rPr>
-          <w:lang w:val="zh_TW" w:bidi="zh_TW"/>
-        </w:rPr>
-        <w:t>，</w:t>
-      </w:r>
-      <w:hyperlink r:id="rId111">
-        <w:r>
-          <w:rPr>
-            <w:lang w:val="zh_TW" w:bidi="zh_TW"/>
-          </w:rPr>
-          <w:rPr>
-            <w:color w:val="0000EE"/>
-            <w:u w:val="single"/>
-          </w:rPr>
-          <w:t>55:15</w:t>
-        </w:r>
-      </w:hyperlink>
-      <w:r>
-        <w:rPr>
-          <w:lang w:val="zh_TW" w:bidi="zh_TW"/>
-        </w:rPr>
-        <w:t>；</w:t>
-      </w:r>
-      <w:hyperlink r:id="rId112">
-        <w:r>
-          <w:rPr>
-            <w:lang w:val="zh_TW" w:bidi="zh_TW"/>
-          </w:rPr>
-          <w:rPr>
-            <w:color w:val="0000EE"/>
-            <w:u w:val="single"/>
-          </w:rPr>
-          <w:t>箴9:18</w:t>
-        </w:r>
-      </w:hyperlink>
-      <w:r>
-        <w:rPr>
-          <w:lang w:val="zh_TW" w:bidi="zh_TW"/>
-        </w:rPr>
-        <w:t>；</w:t>
-      </w:r>
-      <w:hyperlink r:id="rId113">
-        <w:r>
-          <w:rPr>
-            <w:lang w:val="zh_TW" w:bidi="zh_TW"/>
-          </w:rPr>
-          <w:rPr>
-            <w:color w:val="0000EE"/>
-            <w:u w:val="single"/>
-          </w:rPr>
-          <w:t>傳9:10</w:t>
-        </w:r>
-      </w:hyperlink>
-      <w:r>
-        <w:rPr>
-          <w:lang w:val="zh_TW" w:bidi="zh_TW"/>
-        </w:rPr>
-        <w:t>；</w:t>
-      </w:r>
-      <w:hyperlink r:id="rId114">
-        <w:r>
-          <w:rPr>
-            <w:lang w:val="zh_TW" w:bidi="zh_TW"/>
-          </w:rPr>
-          <w:rPr>
-            <w:color w:val="0000EE"/>
-            <w:u w:val="single"/>
-          </w:rPr>
-          <w:t>賽14:11</w:t>
-        </w:r>
-      </w:hyperlink>
-      <w:r>
-        <w:rPr>
-          <w:lang w:val="zh_TW" w:bidi="zh_TW"/>
-        </w:rPr>
-        <w:t>，</w:t>
-      </w:r>
-      <w:hyperlink r:id="rId115">
-        <w:r>
-          <w:rPr>
-            <w:lang w:val="zh_TW" w:bidi="zh_TW"/>
-          </w:rPr>
-          <w:rPr>
-            <w:color w:val="0000EE"/>
-            <w:u w:val="single"/>
-          </w:rPr>
-          <w:t>38:10–12、18</w:t>
-        </w:r>
-      </w:hyperlink>
-      <w:r>
-        <w:rPr>
-          <w:lang w:val="zh_TW" w:bidi="zh_TW"/>
-        </w:rPr>
-        <w:t>）。在舊約中，善惡的最終歸宿似乎沒有很明確的區別。他們都同樣去到墳墓，進入一個下面的世界，這個世界充滿了陰暗、疲憊、黑暗、腐朽與遺忘，遠離神的同在（</w:t>
-      </w:r>
-      <w:hyperlink r:id="rId116">
-        <w:r>
-          <w:rPr>
-            <w:lang w:val="zh_TW" w:bidi="zh_TW"/>
-          </w:rPr>
-          <w:rPr>
-            <w:color w:val="0000EE"/>
-            <w:u w:val="single"/>
-          </w:rPr>
-          <w:t>伯10:20–22</w:t>
-        </w:r>
-      </w:hyperlink>
-      <w:r>
-        <w:rPr>
-          <w:lang w:val="zh_TW" w:bidi="zh_TW"/>
-        </w:rPr>
-        <w:t>；</w:t>
-      </w:r>
-      <w:hyperlink r:id="rId117">
-        <w:r>
-          <w:rPr>
-            <w:lang w:val="zh_TW" w:bidi="zh_TW"/>
-          </w:rPr>
-          <w:rPr>
-            <w:color w:val="0000EE"/>
-            <w:u w:val="single"/>
-          </w:rPr>
-          <w:t>詩88:3–6</w:t>
-        </w:r>
-      </w:hyperlink>
-      <w:r>
-        <w:rPr>
-          <w:lang w:val="zh_TW" w:bidi="zh_TW"/>
-        </w:rPr>
-        <w:t>），然而，仍然在神的掌管之下（</w:t>
-      </w:r>
-      <w:hyperlink r:id="rId118">
-        <w:r>
-          <w:rPr>
-            <w:lang w:val="zh_TW" w:bidi="zh_TW"/>
-          </w:rPr>
-          <w:rPr>
-            <w:color w:val="0000EE"/>
-            <w:u w:val="single"/>
-          </w:rPr>
-          <w:t>伯26:6</w:t>
-        </w:r>
-      </w:hyperlink>
-      <w:r>
-        <w:rPr>
-          <w:lang w:val="zh_TW" w:bidi="zh_TW"/>
-        </w:rPr>
-        <w:t>；</w:t>
-      </w:r>
-      <w:hyperlink r:id="rId119">
-        <w:r>
-          <w:rPr>
-            <w:lang w:val="zh_TW" w:bidi="zh_TW"/>
-          </w:rPr>
-          <w:rPr>
-            <w:color w:val="0000EE"/>
-            <w:u w:val="single"/>
-          </w:rPr>
-          <w:t>詩138:8</w:t>
-        </w:r>
-      </w:hyperlink>
-      <w:r>
-        <w:rPr>
-          <w:lang w:val="zh_TW" w:bidi="zh_TW"/>
-        </w:rPr>
-        <w:t>；</w:t>
-      </w:r>
-      <w:hyperlink r:id="rId120">
-        <w:r>
-          <w:rPr>
-            <w:lang w:val="zh_TW" w:bidi="zh_TW"/>
-          </w:rPr>
-          <w:rPr>
-            <w:color w:val="0000EE"/>
-            <w:u w:val="single"/>
-          </w:rPr>
-          <w:t>摩9:2</w:t>
-        </w:r>
-      </w:hyperlink>
-      <w:r>
-        <w:rPr>
-          <w:lang w:val="zh_TW" w:bidi="zh_TW"/>
-        </w:rPr>
-        <w:t>）。這是一個寂靜（</w:t>
-      </w:r>
-      <w:hyperlink r:id="rId121">
-        <w:r>
-          <w:rPr>
-            <w:lang w:val="zh_TW" w:bidi="zh_TW"/>
-          </w:rPr>
-          <w:rPr>
-            <w:color w:val="0000EE"/>
-            <w:u w:val="single"/>
-          </w:rPr>
-          <w:t>詩94:17</w:t>
-        </w:r>
-      </w:hyperlink>
-      <w:r>
-        <w:rPr>
-          <w:lang w:val="zh_TW" w:bidi="zh_TW"/>
-        </w:rPr>
-        <w:t>，</w:t>
-      </w:r>
-      <w:hyperlink r:id="rId122">
-        <w:r>
-          <w:rPr>
-            <w:lang w:val="zh_TW" w:bidi="zh_TW"/>
-          </w:rPr>
-          <w:rPr>
-            <w:color w:val="0000EE"/>
-            <w:u w:val="single"/>
-          </w:rPr>
-          <w:t>115:17</w:t>
-        </w:r>
-      </w:hyperlink>
-      <w:r>
-        <w:rPr>
-          <w:lang w:val="zh_TW" w:bidi="zh_TW"/>
-        </w:rPr>
-        <w:t>）和安息（</w:t>
-      </w:r>
-      <w:hyperlink r:id="rId123">
-        <w:r>
-          <w:rPr>
-            <w:lang w:val="zh_TW" w:bidi="zh_TW"/>
-          </w:rPr>
-          <w:rPr>
-            <w:color w:val="0000EE"/>
-            <w:u w:val="single"/>
-          </w:rPr>
-          <w:t>伯3:17</w:t>
-        </w:r>
-      </w:hyperlink>
-      <w:r>
-        <w:rPr>
-          <w:lang w:val="zh_TW" w:bidi="zh_TW"/>
-        </w:rPr>
-        <w:t>）之處。然而，某些經文似乎暗示陰間中有某種意識、盼望和交流（</w:t>
-      </w:r>
-      <w:hyperlink r:id="rId124">
-        <w:r>
-          <w:rPr>
-            <w:lang w:val="zh_TW" w:bidi="zh_TW"/>
-          </w:rPr>
-          <w:rPr>
-            <w:color w:val="0000EE"/>
-            <w:u w:val="single"/>
-          </w:rPr>
-          <w:t>伯14:13–15</w:t>
-        </w:r>
-      </w:hyperlink>
-      <w:r>
-        <w:rPr>
-          <w:lang w:val="zh_TW" w:bidi="zh_TW"/>
-        </w:rPr>
-        <w:t>，</w:t>
-      </w:r>
-      <w:hyperlink r:id="rId125">
-        <w:r>
-          <w:rPr>
-            <w:lang w:val="zh_TW" w:bidi="zh_TW"/>
-          </w:rPr>
-          <w:rPr>
-            <w:color w:val="0000EE"/>
-            <w:u w:val="single"/>
-          </w:rPr>
-          <w:t>19:25–27</w:t>
-        </w:r>
-      </w:hyperlink>
-      <w:r>
-        <w:rPr>
-          <w:lang w:val="zh_TW" w:bidi="zh_TW"/>
-        </w:rPr>
-        <w:t>；</w:t>
-      </w:r>
-      <w:hyperlink r:id="rId110">
-        <w:r>
-          <w:rPr>
-            <w:lang w:val="zh_TW" w:bidi="zh_TW"/>
-          </w:rPr>
-          <w:rPr>
-            <w:color w:val="0000EE"/>
-            <w:u w:val="single"/>
-          </w:rPr>
-          <w:t>詩16:10</w:t>
-        </w:r>
-      </w:hyperlink>
-      <w:r>
-        <w:rPr>
-          <w:lang w:val="zh_TW" w:bidi="zh_TW"/>
-        </w:rPr>
-        <w:t>，</w:t>
-      </w:r>
-      <w:hyperlink r:id="rId126">
-        <w:r>
-          <w:rPr>
-            <w:lang w:val="zh_TW" w:bidi="zh_TW"/>
-          </w:rPr>
-          <w:rPr>
-            <w:color w:val="0000EE"/>
-            <w:u w:val="single"/>
-          </w:rPr>
-          <w:t>49:15</w:t>
-        </w:r>
-      </w:hyperlink>
-      <w:r>
-        <w:rPr>
-          <w:lang w:val="zh_TW" w:bidi="zh_TW"/>
-        </w:rPr>
-        <w:t>；</w:t>
-      </w:r>
-      <w:hyperlink r:id="rId127">
-        <w:r>
-          <w:rPr>
-            <w:lang w:val="zh_TW" w:bidi="zh_TW"/>
-          </w:rPr>
-          <w:rPr>
-            <w:color w:val="0000EE"/>
-            <w:u w:val="single"/>
-          </w:rPr>
-          <w:t>賽14:9–10</w:t>
-        </w:r>
-      </w:hyperlink>
-      <w:r>
-        <w:rPr>
-          <w:lang w:val="zh_TW" w:bidi="zh_TW"/>
-        </w:rPr>
-        <w:t>；</w:t>
-      </w:r>
-      <w:hyperlink r:id="rId128">
-        <w:r>
-          <w:rPr>
-            <w:lang w:val="zh_TW" w:bidi="zh_TW"/>
-          </w:rPr>
-          <w:rPr>
-            <w:color w:val="0000EE"/>
-            <w:u w:val="single"/>
-          </w:rPr>
-          <w:t>結32:21</w:t>
-        </w:r>
-      </w:hyperlink>
-      <w:r>
-        <w:rPr>
-          <w:lang w:val="zh_TW" w:bidi="zh_TW"/>
-        </w:rPr>
-        <w:t>）。少數經文暗示了死後可能面臨的神的審判威脅（</w:t>
-      </w:r>
-      <w:hyperlink r:id="rId129">
-        <w:r>
-          <w:rPr>
-            <w:lang w:val="zh_TW" w:bidi="zh_TW"/>
-          </w:rPr>
-          <w:rPr>
-            <w:color w:val="0000EE"/>
-            <w:u w:val="single"/>
-          </w:rPr>
-          <w:t>詩9:17</w:t>
-        </w:r>
-      </w:hyperlink>
-      <w:r>
-        <w:rPr>
-          <w:lang w:val="zh_TW" w:bidi="zh_TW"/>
-        </w:rPr>
-        <w:t>，</w:t>
-      </w:r>
-      <w:hyperlink r:id="rId111">
-        <w:r>
-          <w:rPr>
-            <w:lang w:val="zh_TW" w:bidi="zh_TW"/>
-          </w:rPr>
-          <w:rPr>
-            <w:color w:val="0000EE"/>
-            <w:u w:val="single"/>
-          </w:rPr>
-          <w:t>55:15</w:t>
-        </w:r>
-      </w:hyperlink>
-      <w:r>
-        <w:rPr>
-          <w:lang w:val="zh_TW" w:bidi="zh_TW"/>
-        </w:rPr>
-        <w:t>）。總的來說，陰間被視為令人憂慮和恐懼的地方（</w:t>
-      </w:r>
-      <w:hyperlink r:id="rId130">
-        <w:r>
-          <w:rPr>
-            <w:lang w:val="zh_TW" w:bidi="zh_TW"/>
-          </w:rPr>
-          <w:rPr>
-            <w:color w:val="0000EE"/>
-            <w:u w:val="single"/>
-          </w:rPr>
-          <w:t>申32:22</w:t>
-        </w:r>
-      </w:hyperlink>
-      <w:r>
-        <w:rPr>
-          <w:lang w:val="zh_TW" w:bidi="zh_TW"/>
-        </w:rPr>
-        <w:t>；</w:t>
-      </w:r>
-      <w:hyperlink r:id="rId131">
-        <w:r>
-          <w:rPr>
-            <w:lang w:val="zh_TW" w:bidi="zh_TW"/>
-          </w:rPr>
-          <w:rPr>
-            <w:color w:val="0000EE"/>
-            <w:u w:val="single"/>
-          </w:rPr>
-          <w:t>賽38:18</w:t>
-        </w:r>
-      </w:hyperlink>
-      <w:r>
-        <w:rPr>
-          <w:lang w:val="zh_TW" w:bidi="zh_TW"/>
-        </w:rPr>
-        <w:t>）。</w:t>
-      </w:r>
-    </w:p>
-    <w:p>
-      <w:pPr/>
-      <w:r>
-        <w:rPr>
-          <w:lang w:val="zh_TW" w:bidi="zh_TW"/>
-        </w:rPr>
-      </w:r>
-      <w:r>
-        <w:rPr>
-          <w:lang w:val="zh_TW" w:bidi="zh_TW"/>
-        </w:rPr>
-        <w:t>直到後聖經時期的猶太文獻，即在舊約結束和新約開始之間發展起來的著作，才開始明確區分義人與惡人的最終歸宿。在陰間內部善惡分隔的概念得到了發展。顯而易見，儘管這個概念比較模糊和不確定，但猶太思想（正如整部舊約所反映的）包含著一種信念，即死後會有未來和持續的存在。</w:t>
-      </w:r>
-    </w:p>
-    <w:p>
-      <w:pPr/>
-      <w:r>
-        <w:rPr>
-          <w:lang w:val="zh_TW" w:bidi="zh_TW"/>
-        </w:rPr>
-      </w:r>
-      <w:r>
-        <w:rPr>
-          <w:lang w:val="zh_TW" w:bidi="zh_TW"/>
-        </w:rPr>
-        <w:t>新約中的希臘文hades（陰間）與舊約中的Sheol用法非常相似。事實上，七十士譯本（舊約的希臘文譯本）的譯者使用它來表示Sheol。它通常指的是死者的地方或狀態、墳墓或死亡本身。在某些譯本中，這個詞未被翻譯，而是直接音譯為hades。新約並不總是明確說明hades的含義，除了剛才所描述的內容之外。這個詞的使用通常並未揭示死者的具體狀況。然而，有些經文表明它比舊約中的Sheol有更明顯的進步其中一節明確將hades描述為惡人的刑罰之處，適當地翻譯為「地獄」（</w:t>
-      </w:r>
-      <w:hyperlink r:id="rId132">
-        <w:r>
-          <w:rPr>
-            <w:lang w:val="zh_TW" w:bidi="zh_TW"/>
-          </w:rPr>
-          <w:rPr>
-            <w:color w:val="0000EE"/>
-            <w:u w:val="single"/>
-          </w:rPr>
-          <w:t>路16:23</w:t>
-        </w:r>
-      </w:hyperlink>
-      <w:r>
-        <w:rPr>
-          <w:lang w:val="zh_TW" w:bidi="zh_TW"/>
-        </w:rPr>
-        <w:t>）。在所有其它例子中，hades僅指死亡的居所。</w:t>
-      </w:r>
-    </w:p>
-    <w:p>
-      <w:pPr/>
-      <w:r>
-        <w:rPr>
-          <w:lang w:val="zh_TW" w:bidi="zh_TW"/>
-        </w:rPr>
-      </w:r>
-      <w:r>
-        <w:rPr>
-          <w:lang w:val="zh_TW" w:bidi="zh_TW"/>
-        </w:rPr>
-        <w:t>新約中的希臘文Gehenna用於描述罪人的火刑之地，通常翻譯為「地獄」或「地獄之火」（</w:t>
-      </w:r>
-      <w:hyperlink r:id="rId133">
-        <w:r>
-          <w:rPr>
-            <w:lang w:val="zh_TW" w:bidi="zh_TW"/>
-          </w:rPr>
-          <w:rPr>
-            <w:color w:val="0000EE"/>
-            <w:u w:val="single"/>
-          </w:rPr>
-          <w:t>太5:22、29–30，</w:t>
-        </w:r>
-      </w:hyperlink>
-      <w:hyperlink r:id="rId74">
-        <w:r>
-          <w:rPr>
-            <w:lang w:val="zh_TW" w:bidi="zh_TW"/>
-          </w:rPr>
-          <w:rPr>
-            <w:color w:val="0000EE"/>
-            <w:u w:val="single"/>
-          </w:rPr>
-          <w:t>10:28</w:t>
-        </w:r>
-      </w:hyperlink>
-      <w:r>
-        <w:rPr>
-          <w:lang w:val="zh_TW" w:bidi="zh_TW"/>
-        </w:rPr>
-        <w:t>，</w:t>
-      </w:r>
-      <w:hyperlink r:id="rId75">
-        <w:r>
-          <w:rPr>
-            <w:lang w:val="zh_TW" w:bidi="zh_TW"/>
-          </w:rPr>
-          <w:rPr>
-            <w:color w:val="0000EE"/>
-            <w:u w:val="single"/>
-          </w:rPr>
-          <w:t>18:9</w:t>
-        </w:r>
-      </w:hyperlink>
-      <w:r>
-        <w:rPr>
-          <w:lang w:val="zh_TW" w:bidi="zh_TW"/>
-        </w:rPr>
-        <w:t>，</w:t>
-      </w:r>
-      <w:hyperlink r:id="rId78">
-        <w:r>
-          <w:rPr>
-            <w:lang w:val="zh_TW" w:bidi="zh_TW"/>
-          </w:rPr>
-          <w:rPr>
-            <w:color w:val="0000EE"/>
-            <w:u w:val="single"/>
-          </w:rPr>
-          <w:t>23:15、33</w:t>
-        </w:r>
-      </w:hyperlink>
-      <w:r>
-        <w:rPr>
-          <w:lang w:val="zh_TW" w:bidi="zh_TW"/>
-        </w:rPr>
-        <w:t>；</w:t>
-      </w:r>
-      <w:hyperlink r:id="rId134">
-        <w:r>
-          <w:rPr>
-            <w:lang w:val="zh_TW" w:bidi="zh_TW"/>
-          </w:rPr>
-          <w:rPr>
-            <w:color w:val="0000EE"/>
-            <w:u w:val="single"/>
-          </w:rPr>
-          <w:t>可9:43、45、47</w:t>
-        </w:r>
-      </w:hyperlink>
-      <w:r>
-        <w:rPr>
-          <w:lang w:val="zh_TW" w:bidi="zh_TW"/>
-        </w:rPr>
-        <w:t>；</w:t>
-      </w:r>
-      <w:hyperlink r:id="rId135">
-        <w:r>
-          <w:rPr>
-            <w:lang w:val="zh_TW" w:bidi="zh_TW"/>
-          </w:rPr>
-          <w:rPr>
-            <w:color w:val="0000EE"/>
-            <w:u w:val="single"/>
-          </w:rPr>
-          <w:t>雅3:6</w:t>
-        </w:r>
-      </w:hyperlink>
-      <w:r>
-        <w:rPr>
-          <w:lang w:val="zh_TW" w:bidi="zh_TW"/>
-        </w:rPr>
-        <w:t>）。這個詞通常與最後的審判聯繫在一起，並暗示所說的懲罰是永恆的。Gehenna源自舊約中的希伯來文「欣嫩谷（valley of Hinnom）」，這是一條位於耶路撒冷南側的山谷。此谷曾是偶像崇拜的中心，在那裡，人們將兒童火燒獻給異教神摩洛（</w:t>
-      </w:r>
-      <w:hyperlink r:id="rId61">
-        <w:r>
-          <w:rPr>
-            <w:lang w:val="zh_TW" w:bidi="zh_TW"/>
-          </w:rPr>
-          <w:rPr>
-            <w:color w:val="0000EE"/>
-            <w:u w:val="single"/>
-          </w:rPr>
-          <w:t>代下28:3</w:t>
-        </w:r>
-      </w:hyperlink>
-      <w:r>
-        <w:rPr>
-          <w:lang w:val="zh_TW" w:bidi="zh_TW"/>
-        </w:rPr>
-        <w:t>，</w:t>
-      </w:r>
-      <w:hyperlink r:id="rId62">
-        <w:r>
-          <w:rPr>
-            <w:lang w:val="zh_TW" w:bidi="zh_TW"/>
-          </w:rPr>
-          <w:rPr>
-            <w:color w:val="0000EE"/>
-            <w:u w:val="single"/>
-          </w:rPr>
-          <w:t>33:6</w:t>
-        </w:r>
-      </w:hyperlink>
-      <w:r>
-        <w:rPr>
-          <w:lang w:val="zh_TW" w:bidi="zh_TW"/>
-        </w:rPr>
-        <w:t>）。在約西亞時期，這個地方因為死人的骨頭和垃圾而變得可憎（</w:t>
-      </w:r>
-      <w:hyperlink r:id="rId136">
-        <w:r>
-          <w:rPr>
-            <w:lang w:val="zh_TW" w:bidi="zh_TW"/>
-          </w:rPr>
-          <w:rPr>
-            <w:color w:val="0000EE"/>
-            <w:u w:val="single"/>
-          </w:rPr>
-          <w:t>王下23:10–14</w:t>
-        </w:r>
-      </w:hyperlink>
-      <w:r>
-        <w:rPr>
-          <w:lang w:val="zh_TW" w:bidi="zh_TW"/>
-        </w:rPr>
-        <w:t>），並成為耶路撒冷的垃圾場。持續燃燒的火使這裡成為地獄之火的象徵，表示失喪者在痛苦中被燒盡。這是對偶像崇拜者和不順服者的審判象徵（</w:t>
-      </w:r>
-      <w:hyperlink r:id="rId137">
-        <w:r>
-          <w:rPr>
-            <w:lang w:val="zh_TW" w:bidi="zh_TW"/>
-          </w:rPr>
-          <w:rPr>
-            <w:color w:val="0000EE"/>
-            <w:u w:val="single"/>
-          </w:rPr>
-          <w:t>耶7:31–34，</w:t>
-        </w:r>
-      </w:hyperlink>
-      <w:hyperlink r:id="rId64">
-        <w:r>
-          <w:rPr>
-            <w:lang w:val="zh_TW" w:bidi="zh_TW"/>
-          </w:rPr>
-          <w:rPr>
-            <w:color w:val="0000EE"/>
-            <w:u w:val="single"/>
-          </w:rPr>
-          <w:t>32:35</w:t>
-        </w:r>
-      </w:hyperlink>
-      <w:r>
-        <w:rPr>
-          <w:lang w:val="zh_TW" w:bidi="zh_TW"/>
-        </w:rPr>
-        <w:t>）。</w:t>
-      </w:r>
-    </w:p>
-    <w:p>
-      <w:pPr/>
-      <w:r>
-        <w:rPr>
-          <w:lang w:val="zh_TW" w:bidi="zh_TW"/>
-        </w:rPr>
-      </w:r>
-      <w:r>
-        <w:rPr>
-          <w:lang w:val="zh_TW" w:bidi="zh_TW"/>
-        </w:rPr>
-        <w:t>另一個用來指地獄或「地下」的希臘文Tartarus（</w:t>
-      </w:r>
-      <w:hyperlink r:id="rId83">
-        <w:r>
-          <w:rPr>
-            <w:lang w:val="zh_TW" w:bidi="zh_TW"/>
-          </w:rPr>
-          <w:rPr>
-            <w:color w:val="0000EE"/>
-            <w:u w:val="single"/>
-          </w:rPr>
-          <w:t>彼後2:4</w:t>
-        </w:r>
-      </w:hyperlink>
-      <w:r>
-        <w:rPr>
-          <w:lang w:val="zh_TW" w:bidi="zh_TW"/>
-        </w:rPr>
-        <w:t>），這是一個古典用詞，指永刑之地。使徒彼得用它來描述那些墮落的天使被投入地獄，「交在黑暗坑中，等候審判」。</w:t>
-      </w:r>
-    </w:p>
-    <w:p>
-      <w:pPr/>
-      <w:r>
-        <w:rPr>
-          <w:lang w:val="zh_TW" w:bidi="zh_TW"/>
-        </w:rPr>
-      </w:r>
-      <w:r>
-        <w:rPr>
-          <w:lang w:val="zh_TW" w:bidi="zh_TW"/>
-        </w:rPr>
-        <w:t>如上所述，除了這些術語外，還有一些非常明確且生動的詞句，清楚地教導了經本開頭所闡述的地獄教義。聖經的教義主要由這些決定性的詞句確立，而不是那些模糊但經常使用的Sheol和Hades兩個術語。</w:t>
-      </w:r>
-    </w:p>
-    <w:p>
-      <w:pPr>
-        <w:pStyle w:val="Heading3"/>
-      </w:pPr>
-      <w:r>
-        <w:rPr>
-          <w:lang w:val="zh_TW" w:bidi="zh_TW"/>
-        </w:rPr>
-        <w:t>永罰的公義性</w:t>
-      </w:r>
-    </w:p>
-    <w:p>
-      <w:pPr/>
-      <w:r>
-        <w:rPr>
-          <w:lang w:val="zh_TW" w:bidi="zh_TW"/>
-        </w:rPr>
-      </w:r>
-      <w:r>
-        <w:rPr>
-          <w:lang w:val="zh_TW" w:bidi="zh_TW"/>
-        </w:rPr>
-        <w:t>我們很難理解聖潔的神一方面憎惡一切邪惡，但另一方面祂卻愛那些作惡的人，甚至願意犧牲祂的獨生子來拯救他們脫離罪惡。神的忿怒是聖潔的神的必然反應，因為祂憎恨一切與祂公義本性相悖的事物。當唯一能救贖人類罪孽的途徑被拒絕，並且慈愛、尋求與悖逆的罪人和好的神的所有呼籲都被拒絕時，神別無選擇，只能讓罪人走上他自己選擇的命運。對罪的懲罰是聖潔對道德對立之事物的必然和不可避免的回應，並且只要罪的狀態持續存在，懲罰就必須持續存在。聖經中沒有任何地方表明地獄中的失喪罪人有悔改和信靠的能力。如果在今生他們沒有悔改離開罪惡，並在地上所有有利的環境和機會下接納基督為救主，就沒有理由認為他們在死後會這樣做。懲罰不會結束，直到罪惡和罪責消失。當罪人最終抵抗並拒絕聖靈的工作，即使他們因罪受到責備，卻便不再有悔改和救恩的可能。他們犯下了永遠的罪（</w:t>
-      </w:r>
-      <w:hyperlink r:id="rId138">
-        <w:r>
-          <w:rPr>
-            <w:lang w:val="zh_TW" w:bidi="zh_TW"/>
-          </w:rPr>
-          <w:rPr>
-            <w:color w:val="0000EE"/>
-            <w:u w:val="single"/>
-          </w:rPr>
-          <w:t>可3:29</w:t>
-        </w:r>
-      </w:hyperlink>
-      <w:r>
-        <w:rPr>
-          <w:lang w:val="zh_TW" w:bidi="zh_TW"/>
-        </w:rPr>
-        <w:t>；</w:t>
-      </w:r>
-      <w:hyperlink r:id="rId139">
-        <w:r>
-          <w:rPr>
-            <w:lang w:val="zh_TW" w:bidi="zh_TW"/>
-          </w:rPr>
-          <w:rPr>
-            <w:color w:val="0000EE"/>
-            <w:u w:val="single"/>
-          </w:rPr>
-          <w:t>啟22:11</w:t>
-        </w:r>
-      </w:hyperlink>
-      <w:r>
-        <w:rPr>
-          <w:lang w:val="zh_TW" w:bidi="zh_TW"/>
-        </w:rPr>
-        <w:t>），應受永遠的懲罰。</w:t>
-      </w:r>
-    </w:p>
-    <w:p>
-      <w:pPr/>
-      <w:r>
-        <w:rPr>
-          <w:lang w:val="zh_TW" w:bidi="zh_TW"/>
-        </w:rPr>
-      </w:r>
-      <w:r>
-        <w:rPr>
-          <w:lang w:val="zh_TW" w:bidi="zh_TW"/>
-        </w:rPr>
-        <w:t>地獄中信心與悔改的不可行性，也可從墮落意志的悲慘現實中看出。這種意志是由反覆叛逆神而形成和決定的。罪惡在意志中自我繁衍，性格趨於不可逆轉的固化。對於無止境的犯罪的罪人，神以無止境的懲罰作為對應回應。</w:t>
-      </w:r>
-    </w:p>
-    <w:p>
-      <w:pPr/>
-      <w:r>
-        <w:rPr>
-          <w:lang w:val="zh_TW" w:bidi="zh_TW"/>
-        </w:rPr>
-      </w:r>
-      <w:r>
-        <w:rPr>
-          <w:lang w:val="zh_TW" w:bidi="zh_TW"/>
-        </w:rPr>
-        <w:t>如果有人問：「一位慈愛的神怎能把人送入永恆的地獄？」答案應是：神並沒有為人選擇這樣的歸宿；而是人是自願選擇了這條道路。神只是同意他們自己選擇的道路，並揭示他們邪惡選擇的全部後果。必須始終記住，神不僅是慈愛的，祂也是聖潔和公義的。在一個反抗神並帶來巨大惡果的宇宙中，必須有適當的公義審判。</w:t>
-      </w:r>
-    </w:p>
-    <w:p>
-      <w:pPr/>
-      <w:r>
-        <w:rPr>
-          <w:lang w:val="zh_TW" w:bidi="zh_TW"/>
-        </w:rPr>
-      </w:r>
-      <w:r>
-        <w:rPr>
-          <w:lang w:val="zh_TW" w:bidi="zh_TW"/>
-        </w:rPr>
-        <w:t>雖然所有選擇那種命運的人在地獄中的懲罰是永恆的，但懲罰的程度會根據每個人罪責的不同而有所不同。只有神能判定這些程度，並將根據每個人的責任，以完美的公義分配懲罰。聖經中有明顯的經文顯示未來懲罰的等級差異（</w:t>
-      </w:r>
-      <w:hyperlink r:id="rId140">
-        <w:r>
-          <w:rPr>
-            <w:lang w:val="zh_TW" w:bidi="zh_TW"/>
-          </w:rPr>
-          <w:rPr>
-            <w:color w:val="0000EE"/>
-            <w:u w:val="single"/>
-          </w:rPr>
-          <w:t>太11:20–24</w:t>
-        </w:r>
-      </w:hyperlink>
-      <w:r>
-        <w:rPr>
-          <w:lang w:val="zh_TW" w:bidi="zh_TW"/>
-        </w:rPr>
-        <w:t>；</w:t>
-      </w:r>
-      <w:hyperlink r:id="rId141">
-        <w:r>
-          <w:rPr>
-            <w:lang w:val="zh_TW" w:bidi="zh_TW"/>
-          </w:rPr>
-          <w:rPr>
-            <w:color w:val="0000EE"/>
-            <w:u w:val="single"/>
-          </w:rPr>
-          <w:t>路12:47–48</w:t>
-        </w:r>
-      </w:hyperlink>
-      <w:r>
-        <w:rPr>
-          <w:lang w:val="zh_TW" w:bidi="zh_TW"/>
-        </w:rPr>
-        <w:t>；</w:t>
-      </w:r>
-      <w:hyperlink r:id="rId142">
-        <w:r>
-          <w:rPr>
-            <w:lang w:val="zh_TW" w:bidi="zh_TW"/>
-          </w:rPr>
-          <w:rPr>
-            <w:color w:val="0000EE"/>
-            <w:u w:val="single"/>
-          </w:rPr>
-          <w:t>啟20:12–13</w:t>
-        </w:r>
-      </w:hyperlink>
-      <w:r>
-        <w:rPr>
-          <w:lang w:val="zh_TW" w:bidi="zh_TW"/>
-        </w:rPr>
-        <w:t>；參</w:t>
-      </w:r>
-      <w:hyperlink r:id="rId143">
-        <w:r>
-          <w:rPr>
-            <w:lang w:val="zh_TW" w:bidi="zh_TW"/>
-          </w:rPr>
-          <w:rPr>
-            <w:color w:val="0000EE"/>
-            <w:u w:val="single"/>
-          </w:rPr>
-          <w:t>結16:48–61</w:t>
-        </w:r>
-      </w:hyperlink>
-      <w:r>
-        <w:rPr>
-          <w:lang w:val="zh_TW" w:bidi="zh_TW"/>
-        </w:rPr>
-        <w:t>）。這些經文中明顯比較了懲罰的不同強度，這與人們所享有的特權、知識和機會形成鮮明對比。</w:t>
-      </w:r>
-    </w:p>
-    <w:p>
-      <w:pPr/>
-      <w:r>
-        <w:rPr>
-          <w:lang w:val="zh_TW" w:bidi="zh_TW"/>
-        </w:rPr>
-      </w:r>
-      <w:r>
-        <w:rPr>
-          <w:lang w:val="zh_TW" w:bidi="zh_TW"/>
-        </w:rPr>
-        <w:t>由此可見，各種非合乎聖經的觀點都必須被排除，無論它們的支持者如何吸引人地呈現這些觀點，或它們在不同時代如何受歡迎。這些觀點中有一些是錯誤但有時具有說服力的教義，如普救論（universalism）、死後靈魂消滅論（annihilationism）和第二次機會論（second probation）。普救論主張神最終會拯救所有人；死後靈魂消滅論認為地獄不是一個有意識受苦的地方，而是最終的消滅；第二次機會論則是認為人們可以從地獄中被解救。我們始終必須記住，聖經是我們對地獄教義的信仰準則，無論這教義對自然理性或人情感而言多麼艱難。毫無疑問地揭示了地獄的可怕本質和永恆的持續性。拒絕或忽視這一教義將對教會的使命產生嚴重的影響。</w:t>
-      </w:r>
-    </w:p>
-    <w:p>
-      <w:pPr/>
-      <w:r>
-        <w:rPr>
-          <w:lang w:val="zh_TW" w:bidi="zh_TW"/>
-        </w:rPr>
-      </w:r>
-      <w:r>
-        <w:rPr>
-          <w:i/>
-          <w:lang w:val="zh_TW" w:bidi="zh_TW"/>
-        </w:rPr>
-        <w:t>另見</w:t>
-      </w:r>
-      <w:r>
-        <w:rPr>
-          <w:lang w:val="zh_TW" w:bidi="zh_TW"/>
-        </w:rPr>
-        <w:t xml:space="preserve"> </w:t>
-      </w:r>
-      <w:r>
-        <w:rPr>
-          <w:lang w:val="zh_TW" w:bidi="zh_TW"/>
-        </w:rPr>
-        <w:t>死者之地</w:t>
-      </w:r>
-      <w:r>
-        <w:rPr>
-          <w:lang w:val="zh_TW" w:bidi="zh_TW"/>
-        </w:rPr>
-        <w:t>，</w:t>
-      </w:r>
-      <w:r>
-        <w:rPr>
-          <w:lang w:val="zh_TW" w:bidi="zh_TW"/>
-        </w:rPr>
-        <w:t>死亡</w:t>
-      </w:r>
-      <w:r>
-        <w:rPr>
-          <w:lang w:val="zh_TW" w:bidi="zh_TW"/>
-        </w:rPr>
-        <w:t>，</w:t>
-      </w:r>
-      <w:r>
-        <w:rPr>
-          <w:lang w:val="zh_TW" w:bidi="zh_TW"/>
-        </w:rPr>
-        <w:t>地獄</w:t>
-      </w:r>
-      <w:r>
-        <w:rPr>
-          <w:lang w:val="zh_TW" w:bidi="zh_TW"/>
-        </w:rPr>
-        <w:t>，</w:t>
-      </w:r>
-      <w:r>
-        <w:rPr>
-          <w:lang w:val="zh_TW" w:bidi="zh_TW"/>
-        </w:rPr>
-        <w:t>陰間</w:t>
-      </w:r>
-      <w:r>
-        <w:rPr>
-          <w:lang w:val="zh_TW" w:bidi="zh_TW"/>
-        </w:rPr>
-        <w:t>，</w:t>
-      </w:r>
-      <w:r>
-        <w:rPr>
-          <w:lang w:val="zh_TW" w:bidi="zh_TW"/>
-        </w:rPr>
-        <w:t>中間狀態</w:t>
-      </w:r>
-      <w:r>
-        <w:rPr>
-          <w:lang w:val="zh_TW" w:bidi="zh_TW"/>
-        </w:rPr>
-        <w:t>，</w:t>
-      </w:r>
-      <w:r>
-        <w:rPr>
-          <w:lang w:val="zh_TW" w:bidi="zh_TW"/>
-        </w:rPr>
-        <w:t>陰間</w:t>
-      </w:r>
-      <w:r>
-        <w:rPr>
-          <w:lang w:val="zh_TW" w:bidi="zh_TW"/>
-        </w:rPr>
-        <w:t>，</w:t>
-      </w:r>
-      <w:r>
-        <w:rPr>
-          <w:lang w:val="zh_TW" w:bidi="zh_TW"/>
-        </w:rPr>
-        <w:t>神的忿怒</w:t>
-      </w:r>
-      <w:r>
-        <w:rPr>
-          <w:lang w:val="zh_TW" w:bidi="zh_TW"/>
-        </w:rPr>
-        <w:t>。</w:t>
-      </w:r>
-      <w:r>
-        <w:rPr>
-          <w:lang w:val="zh_TW" w:bidi="zh_TW"/>
-        </w:rPr>
-      </w:r>
-      <w:r>
-        <w:rPr>
-          <w:lang w:val="zh_TW" w:bidi="zh_TW"/>
-        </w:rPr>
-      </w:r>
-    </w:p>
-    <w:p>
-      <w:pPr/>
-      <w:r>
-        <w:rPr>
-          <w:lang w:val="zh_TW" w:bidi="zh_TW"/>
-        </w:rPr>
-      </w:r>
-    </w:p>
-    <w:p>
-      <w:pPr>
-        <w:pStyle w:val="Heading2"/>
-      </w:pPr>
-      <w:r>
-        <w:rPr>
-          <w:lang w:val="zh_TW" w:bidi="zh_TW"/>
-        </w:rPr>
-        <w:t>低加坡里</w:t>
-      </w:r>
-      <w:r>
-        <w:rPr>
-          <w:lang w:val="zh_TW" w:bidi="zh_TW"/>
-        </w:rPr>
-      </w:r>
-    </w:p>
-    <w:p>
-      <w:pPr/>
-      <w:r>
-        <w:rPr>
-          <w:lang w:val="zh_TW" w:bidi="zh_TW"/>
-        </w:rPr>
-      </w:r>
-      <w:r>
-        <w:rPr>
-          <w:lang w:val="zh_TW" w:bidi="zh_TW"/>
-        </w:rPr>
-        <w:t>低加坡里是一些城邦的聯盟，這些城是希臘人在公元前四世紀亞歷山大大帝征服該地區後定居的地方。除了位於約旦河西岸的</w:t>
-      </w:r>
-      <w:r>
-        <w:rPr>
-          <w:lang w:val="zh_TW" w:bidi="zh_TW"/>
-        </w:rPr>
-        <w:t>西古提波利斯</w:t>
-      </w:r>
-      <w:r>
-        <w:rPr>
-          <w:lang w:val="zh_TW" w:bidi="zh_TW"/>
-        </w:rPr>
-        <w:t>（Scythopolis）之外，其餘的城都位於加利利海東南方。大約在公元77年，普林尼（Pliny）記載了現存最早的這些城的名單，包括：加拿塔（Canatha）、大馬士革、迪翁（Dion）、迦大拉（Gadara）、格拉森（Gerasa）、希坡（Hippos）、比拉（Pella）、非拉鐵非、拉法納（Raphana）和西古提波利斯。</w:t>
-      </w:r>
-    </w:p>
-    <w:p>
-      <w:pPr/>
-      <w:r>
-        <w:rPr>
-          <w:lang w:val="zh_TW" w:bidi="zh_TW"/>
-        </w:rPr>
-      </w:r>
-      <w:r>
-        <w:rPr>
-          <w:lang w:val="zh_TW" w:bidi="zh_TW"/>
-        </w:rPr>
-        <w:t>隨著公元前二世紀猶太民族主義的興起，猶太王</w:t>
-      </w:r>
-      <w:r>
-        <w:rPr>
-          <w:lang w:val="zh_TW" w:bidi="zh_TW"/>
-        </w:rPr>
-        <w:t>亞歷山大·詹納烏斯（</w:t>
-      </w:r>
-      <w:r>
-        <w:rPr>
-          <w:lang w:val="zh_TW" w:bidi="zh_TW"/>
-        </w:rPr>
-        <w:t>Alexander Janneus</w:t>
-      </w:r>
-      <w:r>
-        <w:rPr>
-          <w:lang w:val="zh_TW" w:bidi="zh_TW"/>
-        </w:rPr>
-        <w:t>）</w:t>
-      </w:r>
-      <w:r>
-        <w:rPr>
-          <w:lang w:val="zh_TW" w:bidi="zh_TW"/>
-        </w:rPr>
-        <w:t>奪取了其中幾座城的控制權；這些城一直在以色列的掌控下，直到公元前63年被羅馬將軍龐培（Pompey）奪回。在耶穌的時代，低加坡里的這些城已發展為中等繁榮的貿易中心，並被整合成羅馬聯盟，用以防範可能發生的猶太叛亂。</w:t>
-      </w:r>
-    </w:p>
-    <w:p>
-      <w:pPr/>
-      <w:r>
-        <w:rPr>
-          <w:lang w:val="zh_TW" w:bidi="zh_TW"/>
-        </w:rPr>
-      </w:r>
-      <w:r>
-        <w:rPr>
-          <w:lang w:val="zh_TW" w:bidi="zh_TW"/>
-        </w:rPr>
-        <w:t>低加坡里在新約中出現了三次。第一次是在</w:t>
-      </w:r>
-      <w:hyperlink r:id="rId144">
-        <w:r>
-          <w:rPr>
-            <w:lang w:val="zh_TW" w:bidi="zh_TW"/>
-          </w:rPr>
-          <w:rPr>
-            <w:color w:val="0000EE"/>
-            <w:u w:val="single"/>
-          </w:rPr>
-          <w:t>馬太福音四章25節</w:t>
-        </w:r>
-      </w:hyperlink>
-      <w:r>
-        <w:rPr>
-          <w:lang w:val="zh_TW" w:bidi="zh_TW"/>
-        </w:rPr>
-        <w:t>，經文提到耶穌早期事工時，許多群眾（主要是希臘人和迦南人）跟隨祂。其次，在</w:t>
-      </w:r>
-      <w:hyperlink r:id="rId145">
-        <w:r>
-          <w:rPr>
-            <w:lang w:val="zh_TW" w:bidi="zh_TW"/>
-          </w:rPr>
-          <w:rPr>
-            <w:color w:val="0000EE"/>
-            <w:u w:val="single"/>
-          </w:rPr>
-          <w:t>馬可福音五章20節</w:t>
-        </w:r>
-      </w:hyperlink>
-      <w:r>
-        <w:rPr>
-          <w:lang w:val="zh_TW" w:bidi="zh_TW"/>
-        </w:rPr>
-        <w:t>，耶穌醫治的一位被鬼附著的人走遍低加坡里地區，傳揚耶穌的事蹟。最後，</w:t>
-      </w:r>
-      <w:hyperlink r:id="rId146">
-        <w:r>
-          <w:rPr>
-            <w:lang w:val="zh_TW" w:bidi="zh_TW"/>
-          </w:rPr>
-          <w:rPr>
-            <w:color w:val="0000EE"/>
-            <w:u w:val="single"/>
-          </w:rPr>
-          <w:t>馬可福音七章31節</w:t>
-        </w:r>
-      </w:hyperlink>
-      <w:r>
-        <w:rPr>
-          <w:lang w:val="zh_TW" w:bidi="zh_TW"/>
-        </w:rPr>
-        <w:t>提到耶穌從泰爾和西頓前往加利利海途中經過低加坡里地區。</w:t>
-      </w:r>
-      <w:r>
-        <w:rPr>
-          <w:lang w:val="zh_TW" w:bidi="zh_TW"/>
-        </w:rPr>
-      </w:r>
-      <w:r>
-        <w:rPr>
-          <w:lang w:val="zh_TW" w:bidi="zh_TW"/>
-        </w:rPr>
-      </w:r>
-    </w:p>
-    <w:p>
-      <w:pPr/>
-      <w:r>
-        <w:rPr>
-          <w:lang w:val="zh_TW" w:bidi="zh_TW"/>
-        </w:rPr>
-      </w:r>
-    </w:p>
-    <w:p>
-      <w:pPr>
-        <w:pStyle w:val="Heading2"/>
-      </w:pPr>
-      <w:r>
-        <w:rPr>
-          <w:lang w:val="zh_TW" w:bidi="zh_TW"/>
-        </w:rPr>
-        <w:t>底波拉</w:t>
-      </w:r>
-      <w:r>
-        <w:rPr>
-          <w:lang w:val="zh_TW" w:bidi="zh_TW"/>
-        </w:rPr>
-      </w:r>
-    </w:p>
-    <w:p>
-      <w:pPr/>
-      <w:r>
-        <w:rPr>
-          <w:lang w:val="zh_TW" w:bidi="zh_TW"/>
-        </w:rPr>
-      </w:r>
-      <w:r>
-        <w:rPr>
-          <w:lang w:val="zh_TW" w:bidi="zh_TW"/>
-        </w:rPr>
-        <w:t>底波拉是舊約聖經中兩位女性的名字。在希伯來文中，底波拉的意思是「蜜蜂」（</w:t>
-      </w:r>
-      <w:hyperlink r:id="rId147">
-        <w:r>
-          <w:rPr>
-            <w:lang w:val="zh_TW" w:bidi="zh_TW"/>
-          </w:rPr>
-          <w:rPr>
-            <w:color w:val="0000EE"/>
-            <w:u w:val="single"/>
-          </w:rPr>
-          <w:t>詩118:12</w:t>
-        </w:r>
-      </w:hyperlink>
-      <w:r>
-        <w:rPr>
-          <w:lang w:val="zh_TW" w:bidi="zh_TW"/>
-        </w:rPr>
-        <w:t>；</w:t>
-      </w:r>
-      <w:hyperlink r:id="rId148">
-        <w:r>
-          <w:rPr>
-            <w:lang w:val="zh_TW" w:bidi="zh_TW"/>
-          </w:rPr>
-          <w:rPr>
-            <w:color w:val="0000EE"/>
-            <w:u w:val="single"/>
-          </w:rPr>
-          <w:t>賽7:18</w:t>
-        </w:r>
-      </w:hyperlink>
+      <w:r>
+        <w:rPr>
+          <w:lang w:val="zh_TW" w:bidi="zh_TW"/>
+        </w:rPr>
+        <w:t>賽7:18</w:t>
+      </w:r>
       <w:r>
         <w:rPr>
           <w:lang w:val="zh_TW" w:bidi="zh_TW"/>
@@ -3976,36 +3034,24 @@
         </w:rPr>
         <w:t>利百加的乳母（</w:t>
       </w:r>
-      <w:hyperlink r:id="rId149">
-        <w:r>
-          <w:rPr>
-            <w:lang w:val="zh_TW" w:bidi="zh_TW"/>
-          </w:rPr>
-          <w:rPr>
-            <w:color w:val="0000EE"/>
-            <w:u w:val="single"/>
-          </w:rPr>
-          <w:t>創35:8</w:t>
-        </w:r>
-      </w:hyperlink>
+      <w:r>
+        <w:rPr>
+          <w:lang w:val="zh_TW" w:bidi="zh_TW"/>
+        </w:rPr>
+        <w:t>創35:8</w:t>
+      </w:r>
       <w:r>
         <w:rPr>
           <w:lang w:val="zh_TW" w:bidi="zh_TW"/>
         </w:rPr>
         <w:t>）底波拉是利百加的乳母。她隨著主人雅各的家眷前往伯特利途中去世，葬在一處名為亞倫‧巴古（意即「哭泣之橡樹」）的地方。這地名顯示她深受眾人愛戴。她很可能是利百加多年相伴的朋友（見</w:t>
       </w:r>
-      <w:hyperlink r:id="rId150">
-        <w:r>
-          <w:rPr>
-            <w:lang w:val="zh_TW" w:bidi="zh_TW"/>
-          </w:rPr>
-          <w:rPr>
-            <w:color w:val="0000EE"/>
-            <w:u w:val="single"/>
-          </w:rPr>
-          <w:t>創24:59–61</w:t>
-        </w:r>
-      </w:hyperlink>
+      <w:r>
+        <w:rPr>
+          <w:lang w:val="zh_TW" w:bidi="zh_TW"/>
+        </w:rPr>
+        <w:t>創24:59–61</w:t>
+      </w:r>
       <w:r>
         <w:rPr>
           <w:lang w:val="zh_TW" w:bidi="zh_TW"/>
@@ -4030,18 +3076,12 @@
         </w:rPr>
         <w:t>女先知與士師（</w:t>
       </w:r>
-      <w:hyperlink r:id="rId151">
-        <w:r>
-          <w:rPr>
-            <w:lang w:val="zh_TW" w:bidi="zh_TW"/>
-          </w:rPr>
-          <w:rPr>
-            <w:color w:val="0000EE"/>
-            <w:u w:val="single"/>
-          </w:rPr>
-          <w:t>士4–5章</w:t>
-        </w:r>
-      </w:hyperlink>
+      <w:r>
+        <w:rPr>
+          <w:lang w:val="zh_TW" w:bidi="zh_TW"/>
+        </w:rPr>
+        <w:t>士4–5章</w:t>
+      </w:r>
       <w:r>
         <w:rPr>
           <w:lang w:val="zh_TW" w:bidi="zh_TW"/>
@@ -4066,18 +3106,12 @@
         </w:rPr>
         <w:t>米利暗（</w:t>
       </w:r>
-      <w:hyperlink r:id="rId152">
-        <w:r>
-          <w:rPr>
-            <w:lang w:val="zh_TW" w:bidi="zh_TW"/>
-          </w:rPr>
-          <w:rPr>
-            <w:color w:val="0000EE"/>
-            <w:u w:val="single"/>
-          </w:rPr>
-          <w:t>出15:20</w:t>
-        </w:r>
-      </w:hyperlink>
+      <w:r>
+        <w:rPr>
+          <w:lang w:val="zh_TW" w:bidi="zh_TW"/>
+        </w:rPr>
+        <w:t>出15:20</w:t>
+      </w:r>
       <w:r>
         <w:rPr>
           <w:lang w:val="zh_TW" w:bidi="zh_TW"/>
@@ -4102,18 +3136,12 @@
         </w:rPr>
         <w:t>戶勒大（</w:t>
       </w:r>
-      <w:hyperlink r:id="rId153">
-        <w:r>
-          <w:rPr>
-            <w:lang w:val="zh_TW" w:bidi="zh_TW"/>
-          </w:rPr>
-          <w:rPr>
-            <w:color w:val="0000EE"/>
-            <w:u w:val="single"/>
-          </w:rPr>
-          <w:t>王下22:14</w:t>
-        </w:r>
-      </w:hyperlink>
+      <w:r>
+        <w:rPr>
+          <w:lang w:val="zh_TW" w:bidi="zh_TW"/>
+        </w:rPr>
+        <w:t>王下22:14</w:t>
+      </w:r>
       <w:r>
         <w:rPr>
           <w:lang w:val="zh_TW" w:bidi="zh_TW"/>
@@ -4138,18 +3166,12 @@
         </w:rPr>
         <w:t>亞拿（</w:t>
       </w:r>
-      <w:hyperlink r:id="rId154">
-        <w:r>
-          <w:rPr>
-            <w:lang w:val="zh_TW" w:bidi="zh_TW"/>
-          </w:rPr>
-          <w:rPr>
-            <w:color w:val="0000EE"/>
-            <w:u w:val="single"/>
-          </w:rPr>
-          <w:t>路2:36</w:t>
-        </w:r>
-      </w:hyperlink>
+      <w:r>
+        <w:rPr>
+          <w:lang w:val="zh_TW" w:bidi="zh_TW"/>
+        </w:rPr>
+        <w:t>路2:36</w:t>
+      </w:r>
       <w:r>
         <w:rPr>
           <w:lang w:val="zh_TW" w:bidi="zh_TW"/>
@@ -4170,18 +3192,12 @@
         </w:rPr>
         <w:t>底波拉的獨特之處在於，她在故事的主要事件發生之前，便已擔任士師並帶領百姓（</w:t>
       </w:r>
-      <w:hyperlink r:id="rId155">
-        <w:r>
-          <w:rPr>
-            <w:lang w:val="zh_TW" w:bidi="zh_TW"/>
-          </w:rPr>
-          <w:rPr>
-            <w:color w:val="0000EE"/>
-            <w:u w:val="single"/>
-          </w:rPr>
-          <w:t>士4:4</w:t>
-        </w:r>
-      </w:hyperlink>
+      <w:r>
+        <w:rPr>
+          <w:lang w:val="zh_TW" w:bidi="zh_TW"/>
+        </w:rPr>
+        <w:t>士4:4</w:t>
+      </w:r>
       <w:r>
         <w:rPr>
           <w:lang w:val="zh_TW" w:bidi="zh_TW"/>
@@ -4202,90 +3218,60 @@
         </w:rPr>
         <w:t>底波拉被尊稱為「以色列的母」（</w:t>
       </w:r>
-      <w:hyperlink r:id="rId156">
-        <w:r>
-          <w:rPr>
-            <w:lang w:val="zh_TW" w:bidi="zh_TW"/>
-          </w:rPr>
-          <w:rPr>
-            <w:color w:val="0000EE"/>
-            <w:u w:val="single"/>
-          </w:rPr>
-          <w:t>士5:7</w:t>
-        </w:r>
-      </w:hyperlink>
+      <w:r>
+        <w:rPr>
+          <w:lang w:val="zh_TW" w:bidi="zh_TW"/>
+        </w:rPr>
+        <w:t>士5:7</w:t>
+      </w:r>
       <w:r>
         <w:rPr>
           <w:lang w:val="zh_TW" w:bidi="zh_TW"/>
         </w:rPr>
         <w:t>）。她定居在一處地方，百姓會前來向她求問指引。200多年後，當士師記成書時，當地仍有一棵高大的棕樹作為標誌。雖然她居住在便雅憫地（</w:t>
       </w:r>
-      <w:hyperlink r:id="rId157">
-        <w:r>
-          <w:rPr>
-            <w:lang w:val="zh_TW" w:bidi="zh_TW"/>
-          </w:rPr>
-          <w:rPr>
-            <w:color w:val="0000EE"/>
-            <w:u w:val="single"/>
-          </w:rPr>
-          <w:t>士4:5</w:t>
-        </w:r>
-      </w:hyperlink>
+      <w:r>
+        <w:rPr>
+          <w:lang w:val="zh_TW" w:bidi="zh_TW"/>
+        </w:rPr>
+        <w:t>士4:5</w:t>
+      </w:r>
       <w:r>
         <w:rPr>
           <w:lang w:val="zh_TW" w:bidi="zh_TW"/>
         </w:rPr>
         <w:t>；參</w:t>
       </w:r>
-      <w:hyperlink r:id="rId158">
-        <w:r>
-          <w:rPr>
-            <w:lang w:val="zh_TW" w:bidi="zh_TW"/>
-          </w:rPr>
-          <w:rPr>
-            <w:color w:val="0000EE"/>
-            <w:u w:val="single"/>
-          </w:rPr>
-          <w:t>書16:2</w:t>
-        </w:r>
-      </w:hyperlink>
+      <w:r>
+        <w:rPr>
+          <w:lang w:val="zh_TW" w:bidi="zh_TW"/>
+        </w:rPr>
+        <w:t>書16:2</w:t>
+      </w:r>
       <w:r>
         <w:rPr>
           <w:lang w:val="zh_TW" w:bidi="zh_TW"/>
         </w:rPr>
         <w:t>，</w:t>
       </w:r>
-      <w:hyperlink r:id="rId159">
-        <w:r>
-          <w:rPr>
-            <w:lang w:val="zh_TW" w:bidi="zh_TW"/>
-          </w:rPr>
-          <w:rPr>
-            <w:color w:val="0000EE"/>
-            <w:u w:val="single"/>
-          </w:rPr>
-          <w:t>18:13</w:t>
-        </w:r>
-      </w:hyperlink>
+      <w:r>
+        <w:rPr>
+          <w:lang w:val="zh_TW" w:bidi="zh_TW"/>
+        </w:rPr>
+        <w:t>18:13</w:t>
+      </w:r>
       <w:r>
         <w:rPr>
           <w:lang w:val="zh_TW" w:bidi="zh_TW"/>
         </w:rPr>
         <w:t>），但她可能是出自北國最重要的支派——以法蓮支派；也有學者認為她來自以薩迦支派（</w:t>
       </w:r>
-      <w:hyperlink r:id="rId160">
-        <w:r>
-          <w:rPr>
-            <w:lang w:val="zh_TW" w:bidi="zh_TW"/>
-          </w:rPr>
-          <w:rPr>
-            <w:color w:val="0000EE"/>
-            <w:u w:val="single"/>
-          </w:rPr>
-          <w:t>士5:14–15</w:t>
-        </w:r>
-      </w:hyperlink>
+      <w:r>
+        <w:rPr>
+          <w:lang w:val="zh_TW" w:bidi="zh_TW"/>
+        </w:rPr>
+        <w:t>士5:14–15</w:t>
+      </w:r>
       <w:r>
         <w:rPr>
           <w:lang w:val="zh_TW" w:bidi="zh_TW"/>
@@ -4306,90 +3292,60 @@
         </w:rPr>
         <w:t>在底波拉卓越的領導下，裝備簡陋的以色列人於耶斯列平原擊敗了迦南人（</w:t>
       </w:r>
-      <w:hyperlink r:id="rId161">
-        <w:r>
-          <w:rPr>
-            <w:lang w:val="zh_TW" w:bidi="zh_TW"/>
-          </w:rPr>
-          <w:rPr>
-            <w:color w:val="0000EE"/>
-            <w:u w:val="single"/>
-          </w:rPr>
-          <w:t>士4:15</w:t>
-        </w:r>
-      </w:hyperlink>
+      <w:r>
+        <w:rPr>
+          <w:lang w:val="zh_TW" w:bidi="zh_TW"/>
+        </w:rPr>
+        <w:t>士4:15</w:t>
+      </w:r>
       <w:r>
         <w:rPr>
           <w:lang w:val="zh_TW" w:bidi="zh_TW"/>
         </w:rPr>
         <w:t>）。基順河的洪水使敵軍的戰車陷入混亂（</w:t>
       </w:r>
-      <w:hyperlink r:id="rId162">
-        <w:r>
-          <w:rPr>
-            <w:lang w:val="zh_TW" w:bidi="zh_TW"/>
-          </w:rPr>
-          <w:rPr>
-            <w:color w:val="0000EE"/>
-            <w:u w:val="single"/>
-          </w:rPr>
-          <w:t>士5:21–22</w:t>
-        </w:r>
-      </w:hyperlink>
+      <w:r>
+        <w:rPr>
+          <w:lang w:val="zh_TW" w:bidi="zh_TW"/>
+        </w:rPr>
+        <w:t>士5:21–22</w:t>
+      </w:r>
       <w:r>
         <w:rPr>
           <w:lang w:val="zh_TW" w:bidi="zh_TW"/>
         </w:rPr>
         <w:t>）。迦南人潰逃向北，可能逃至米吉多附近的他納（</w:t>
       </w:r>
-      <w:hyperlink r:id="rId163">
-        <w:r>
-          <w:rPr>
-            <w:lang w:val="zh_TW" w:bidi="zh_TW"/>
-          </w:rPr>
-          <w:rPr>
-            <w:color w:val="0000EE"/>
-            <w:u w:val="single"/>
-          </w:rPr>
-          <w:t>士5:19</w:t>
-        </w:r>
-      </w:hyperlink>
+      <w:r>
+        <w:rPr>
+          <w:lang w:val="zh_TW" w:bidi="zh_TW"/>
+        </w:rPr>
+        <w:t>士5:19</w:t>
+      </w:r>
       <w:r>
         <w:rPr>
           <w:lang w:val="zh_TW" w:bidi="zh_TW"/>
         </w:rPr>
         <w:t>），此後再未成為以色列境內的敵對勢力。底波拉之歌（</w:t>
       </w:r>
-      <w:hyperlink r:id="rId164">
-        <w:r>
-          <w:rPr>
-            <w:lang w:val="zh_TW" w:bidi="zh_TW"/>
-          </w:rPr>
-          <w:rPr>
-            <w:color w:val="0000EE"/>
-            <w:u w:val="single"/>
-          </w:rPr>
-          <w:t>士5章</w:t>
-        </w:r>
-      </w:hyperlink>
+      <w:r>
+        <w:rPr>
+          <w:lang w:val="zh_TW" w:bidi="zh_TW"/>
+        </w:rPr>
+        <w:t>士5章</w:t>
+      </w:r>
       <w:r>
         <w:rPr>
           <w:lang w:val="zh_TW" w:bidi="zh_TW"/>
         </w:rPr>
         <w:t>）則是以詩歌形式重述了對</w:t>
       </w:r>
-      <w:hyperlink r:id="rId165">
-        <w:r>
-          <w:rPr>
-            <w:lang w:val="zh_TW" w:bidi="zh_TW"/>
-          </w:rPr>
-          <w:rPr>
-            <w:color w:val="0000EE"/>
-            <w:u w:val="single"/>
-          </w:rPr>
-          <w:t>士師記第四章</w:t>
-        </w:r>
-      </w:hyperlink>
+      <w:r>
+        <w:rPr>
+          <w:lang w:val="zh_TW" w:bidi="zh_TW"/>
+        </w:rPr>
+        <w:t>士師記第四章</w:t>
+      </w:r>
       <w:r>
         <w:rPr>
           <w:lang w:val="zh_TW" w:bidi="zh_TW"/>
@@ -4495,36 +3451,24 @@
         </w:rPr>
         <w:t>1. 挪亞的後代名單中古實的孫子。他的父親是拉瑪，他兄弟的名字是示巴（</w:t>
       </w:r>
-      <w:hyperlink r:id="rId166">
-        <w:r>
-          <w:rPr>
-            <w:lang w:val="zh_TW" w:bidi="zh_TW"/>
-          </w:rPr>
-          <w:rPr>
-            <w:color w:val="0000EE"/>
-            <w:u w:val="single"/>
-          </w:rPr>
-          <w:t>創10:7</w:t>
-        </w:r>
-      </w:hyperlink>
+      <w:r>
+        <w:rPr>
+          <w:lang w:val="zh_TW" w:bidi="zh_TW"/>
+        </w:rPr>
+        <w:t>創10:7</w:t>
+      </w:r>
       <w:r>
         <w:rPr>
           <w:lang w:val="zh_TW" w:bidi="zh_TW"/>
         </w:rPr>
         <w:t>；</w:t>
       </w:r>
-      <w:hyperlink r:id="rId167">
-        <w:r>
-          <w:rPr>
-            <w:lang w:val="zh_TW" w:bidi="zh_TW"/>
-          </w:rPr>
-          <w:rPr>
-            <w:color w:val="0000EE"/>
-            <w:u w:val="single"/>
-          </w:rPr>
-          <w:t>代上1:9</w:t>
-        </w:r>
-      </w:hyperlink>
+      <w:r>
+        <w:rPr>
+          <w:lang w:val="zh_TW" w:bidi="zh_TW"/>
+        </w:rPr>
+        <w:t>代上1:9</w:t>
+      </w:r>
       <w:r>
         <w:rPr>
           <w:lang w:val="zh_TW" w:bidi="zh_TW"/>
@@ -4545,18 +3489,12 @@
         </w:rPr>
         <w:t>2. 亞伯拉罕和基土拉之孫 （</w:t>
       </w:r>
-      <w:hyperlink r:id="rId168">
-        <w:r>
-          <w:rPr>
-            <w:lang w:val="zh_TW" w:bidi="zh_TW"/>
-          </w:rPr>
-          <w:rPr>
-            <w:color w:val="0000EE"/>
-            <w:u w:val="single"/>
-          </w:rPr>
-          <w:t>創25:3</w:t>
-        </w:r>
-      </w:hyperlink>
+      <w:r>
+        <w:rPr>
+          <w:lang w:val="zh_TW" w:bidi="zh_TW"/>
+        </w:rPr>
+        <w:t>創25:3</w:t>
+      </w:r>
       <w:r>
         <w:rPr>
           <w:lang w:val="zh_TW" w:bidi="zh_TW"/>
@@ -4637,18 +3575,12 @@
         </w:rPr>
         <w:t>在伊甸園的描述中，底格里斯河是從灌溉園子的那條河分出來的四道河流中的第三道（</w:t>
       </w:r>
-      <w:hyperlink r:id="rId169">
-        <w:r>
-          <w:rPr>
-            <w:lang w:val="zh_TW" w:bidi="zh_TW"/>
-          </w:rPr>
-          <w:rPr>
-            <w:color w:val="0000EE"/>
-            <w:u w:val="single"/>
-          </w:rPr>
-          <w:t>創2:14</w:t>
-        </w:r>
-      </w:hyperlink>
+      <w:r>
+        <w:rPr>
+          <w:lang w:val="zh_TW" w:bidi="zh_TW"/>
+        </w:rPr>
+        <w:t>創2:14</w:t>
+      </w:r>
       <w:r>
         <w:rPr>
           <w:lang w:val="zh_TW" w:bidi="zh_TW"/>
@@ -4681,36 +3613,24 @@
         </w:rPr>
         <w:t>。先知但以理在描述他得異象的地點時，稱它為「底格里斯大河」（</w:t>
       </w:r>
-      <w:hyperlink r:id="rId170">
-        <w:r>
-          <w:rPr>
-            <w:lang w:val="zh_TW" w:bidi="zh_TW"/>
-          </w:rPr>
-          <w:rPr>
-            <w:color w:val="0000EE"/>
-            <w:u w:val="single"/>
-          </w:rPr>
-          <w:t>但10:4</w:t>
-        </w:r>
-      </w:hyperlink>
+      <w:r>
+        <w:rPr>
+          <w:lang w:val="zh_TW" w:bidi="zh_TW"/>
+        </w:rPr>
+        <w:t>但10:4</w:t>
+      </w:r>
       <w:r>
         <w:rPr>
           <w:lang w:val="zh_TW" w:bidi="zh_TW"/>
         </w:rPr>
         <w:t>）。那鴻書在描述巴比倫圍攻尼尼微、河閘開放的情景時，所指的河流很可能就是底格里斯河（</w:t>
       </w:r>
-      <w:hyperlink r:id="rId171">
-        <w:r>
-          <w:rPr>
-            <w:lang w:val="zh_TW" w:bidi="zh_TW"/>
-          </w:rPr>
-          <w:rPr>
-            <w:color w:val="0000EE"/>
-            <w:u w:val="single"/>
-          </w:rPr>
-          <w:t>鴻2:6</w:t>
-        </w:r>
-      </w:hyperlink>
+      <w:r>
+        <w:rPr>
+          <w:lang w:val="zh_TW" w:bidi="zh_TW"/>
+        </w:rPr>
+        <w:t>鴻2:6</w:t>
+      </w:r>
       <w:r>
         <w:rPr>
           <w:lang w:val="zh_TW" w:bidi="zh_TW"/>
@@ -4793,18 +3713,12 @@
         </w:rPr>
         <w:t>底買是巴底買的父親。耶穌在通往耶利哥的城門附近，醫治了名叫瞎子巴底買的視力。（</w:t>
       </w:r>
-      <w:hyperlink r:id="rId172">
-        <w:r>
-          <w:rPr>
-            <w:lang w:val="zh_TW" w:bidi="zh_TW"/>
-          </w:rPr>
-          <w:rPr>
-            <w:color w:val="0000EE"/>
-            <w:u w:val="single"/>
-          </w:rPr>
-          <w:t>馬可福音10:46</w:t>
-        </w:r>
-      </w:hyperlink>
+      <w:r>
+        <w:rPr>
+          <w:lang w:val="zh_TW" w:bidi="zh_TW"/>
+        </w:rPr>
+        <w:t>馬可福音10:46</w:t>
+      </w:r>
       <w:r>
         <w:rPr>
           <w:lang w:val="zh_TW" w:bidi="zh_TW"/>
@@ -4859,54 +3773,36 @@
         </w:rPr>
         <w:t>雅各和利亞所生的女兒（</w:t>
       </w:r>
-      <w:hyperlink r:id="rId173">
-        <w:r>
-          <w:rPr>
-            <w:lang w:val="zh_TW" w:bidi="zh_TW"/>
-          </w:rPr>
-          <w:rPr>
-            <w:color w:val="0000EE"/>
-            <w:u w:val="single"/>
-          </w:rPr>
-          <w:t>創30:21</w:t>
-        </w:r>
-      </w:hyperlink>
+      <w:r>
+        <w:rPr>
+          <w:lang w:val="zh_TW" w:bidi="zh_TW"/>
+        </w:rPr>
+        <w:t>創30:21</w:t>
+      </w:r>
       <w:r>
         <w:rPr>
           <w:lang w:val="zh_TW" w:bidi="zh_TW"/>
         </w:rPr>
         <w:t>），她的名字意思是「審判」。底拿與家人住在迦南人的示劍城（</w:t>
       </w:r>
-      <w:hyperlink r:id="rId174">
-        <w:r>
-          <w:rPr>
-            <w:lang w:val="zh_TW" w:bidi="zh_TW"/>
-          </w:rPr>
-          <w:rPr>
-            <w:color w:val="0000EE"/>
-            <w:u w:val="single"/>
-          </w:rPr>
-          <w:t>33:18</w:t>
-        </w:r>
-      </w:hyperlink>
+      <w:r>
+        <w:rPr>
+          <w:lang w:val="zh_TW" w:bidi="zh_TW"/>
+        </w:rPr>
+        <w:t>33:18</w:t>
+      </w:r>
       <w:r>
         <w:rPr>
           <w:lang w:val="zh_TW" w:bidi="zh_TW"/>
         </w:rPr>
         <w:t>），有一次，她出去探訪附近一些信奉異教的婦女（</w:t>
       </w:r>
-      <w:hyperlink r:id="rId175">
-        <w:r>
-          <w:rPr>
-            <w:lang w:val="zh_TW" w:bidi="zh_TW"/>
-          </w:rPr>
-          <w:rPr>
-            <w:color w:val="0000EE"/>
-            <w:u w:val="single"/>
-          </w:rPr>
-          <w:t>34:1</w:t>
-        </w:r>
-      </w:hyperlink>
+      <w:r>
+        <w:rPr>
+          <w:lang w:val="zh_TW" w:bidi="zh_TW"/>
+        </w:rPr>
+        <w:t>34:1</w:t>
+      </w:r>
       <w:r>
         <w:rPr>
           <w:lang w:val="zh_TW" w:bidi="zh_TW"/>
@@ -4927,36 +3823,24 @@
         </w:rPr>
         <w:t>雅各的兒子因妹妹受辱而十分憤怒，於是策劃報復。他們同意這門婚事，但條件是所有希未男子都必須受割禮。示劍的父親哈抹答應了這個要求。當那些迦南男子仍因割禮的傷口而無法行動時，底拿的兄弟利未和西緬率眾屠殺那城的人，把所有男子都殺了。他們把底拿帶回來，又搶掠了那座城。兄弟二人為自己的行為辯護，認為這是對迦南人把妹妹當作妓女對待的公正報應（</w:t>
       </w:r>
-      <w:hyperlink r:id="rId176">
-        <w:r>
-          <w:rPr>
-            <w:lang w:val="zh_TW" w:bidi="zh_TW"/>
-          </w:rPr>
-          <w:rPr>
-            <w:color w:val="0000EE"/>
-            <w:u w:val="single"/>
-          </w:rPr>
-          <w:t>創34:27–31</w:t>
-        </w:r>
-      </w:hyperlink>
+      <w:r>
+        <w:rPr>
+          <w:lang w:val="zh_TW" w:bidi="zh_TW"/>
+        </w:rPr>
+        <w:t>創34:27–31</w:t>
+      </w:r>
       <w:r>
         <w:rPr>
           <w:lang w:val="zh_TW" w:bidi="zh_TW"/>
         </w:rPr>
         <w:t>）。後來，雅各因西緬和利未使用暴力的刀劍（</w:t>
       </w:r>
-      <w:hyperlink r:id="rId177">
-        <w:r>
-          <w:rPr>
-            <w:lang w:val="zh_TW" w:bidi="zh_TW"/>
-          </w:rPr>
-          <w:rPr>
-            <w:color w:val="0000EE"/>
-            <w:u w:val="single"/>
-          </w:rPr>
-          <w:t>49:5</w:t>
-        </w:r>
-      </w:hyperlink>
+      <w:r>
+        <w:rPr>
+          <w:lang w:val="zh_TW" w:bidi="zh_TW"/>
+        </w:rPr>
+        <w:t>49:5</w:t>
+      </w:r>
       <w:r>
         <w:rPr>
           <w:lang w:val="zh_TW" w:bidi="zh_TW"/>
@@ -5011,54 +3895,36 @@
         </w:rPr>
         <w:t>西珥地的一位族長。西珥位於死海西南方的山區。底珊的父親是何利人西珥（</w:t>
       </w:r>
-      <w:hyperlink r:id="rId178">
-        <w:r>
-          <w:rPr>
-            <w:lang w:val="zh_TW" w:bidi="zh_TW"/>
-          </w:rPr>
-          <w:rPr>
-            <w:color w:val="0000EE"/>
-            <w:u w:val="single"/>
-          </w:rPr>
-          <w:t>創36:21</w:t>
-        </w:r>
-      </w:hyperlink>
+      <w:r>
+        <w:rPr>
+          <w:lang w:val="zh_TW" w:bidi="zh_TW"/>
+        </w:rPr>
+        <w:t>創36:21</w:t>
+      </w:r>
       <w:r>
         <w:rPr>
           <w:lang w:val="zh_TW" w:bidi="zh_TW"/>
         </w:rPr>
         <w:t>；</w:t>
       </w:r>
-      <w:hyperlink r:id="rId179">
-        <w:r>
-          <w:rPr>
-            <w:lang w:val="zh_TW" w:bidi="zh_TW"/>
-          </w:rPr>
-          <w:rPr>
-            <w:color w:val="0000EE"/>
-            <w:u w:val="single"/>
-          </w:rPr>
-          <w:t>代上1:38</w:t>
-        </w:r>
-      </w:hyperlink>
+      <w:r>
+        <w:rPr>
+          <w:lang w:val="zh_TW" w:bidi="zh_TW"/>
+        </w:rPr>
+        <w:t>代上1:38</w:t>
+      </w:r>
       <w:r>
         <w:rPr>
           <w:lang w:val="zh_TW" w:bidi="zh_TW"/>
         </w:rPr>
         <w:t>）。後來，以東人把何利人趕出他們的土地（</w:t>
       </w:r>
-      <w:hyperlink r:id="rId180">
-        <w:r>
-          <w:rPr>
-            <w:lang w:val="zh_TW" w:bidi="zh_TW"/>
-          </w:rPr>
-          <w:rPr>
-            <w:color w:val="0000EE"/>
-            <w:u w:val="single"/>
-          </w:rPr>
-          <w:t>申2:12</w:t>
-        </w:r>
-      </w:hyperlink>
+      <w:r>
+        <w:rPr>
+          <w:lang w:val="zh_TW" w:bidi="zh_TW"/>
+        </w:rPr>
+        <w:t>申2:12</w:t>
+      </w:r>
       <w:r>
         <w:rPr>
           <w:lang w:val="zh_TW" w:bidi="zh_TW"/>
@@ -5121,36 +3987,24 @@
         </w:rPr>
         <w:t>西珥的第五個兒子，也是以東地一位何利人的族長（</w:t>
       </w:r>
-      <w:hyperlink r:id="rId178">
-        <w:r>
-          <w:rPr>
-            <w:lang w:val="zh_TW" w:bidi="zh_TW"/>
-          </w:rPr>
-          <w:rPr>
-            <w:color w:val="0000EE"/>
-            <w:u w:val="single"/>
-          </w:rPr>
-          <w:t>創36:21</w:t>
-        </w:r>
-      </w:hyperlink>
+      <w:r>
+        <w:rPr>
+          <w:lang w:val="zh_TW" w:bidi="zh_TW"/>
+        </w:rPr>
+        <w:t>創36:21</w:t>
+      </w:r>
       <w:r>
         <w:rPr>
           <w:lang w:val="zh_TW" w:bidi="zh_TW"/>
         </w:rPr>
         <w:t>；</w:t>
       </w:r>
-      <w:hyperlink r:id="rId179">
-        <w:r>
-          <w:rPr>
-            <w:lang w:val="zh_TW" w:bidi="zh_TW"/>
-          </w:rPr>
-          <w:rPr>
-            <w:color w:val="0000EE"/>
-            <w:u w:val="single"/>
-          </w:rPr>
-          <w:t>代上1:38</w:t>
-        </w:r>
-      </w:hyperlink>
+      <w:r>
+        <w:rPr>
+          <w:lang w:val="zh_TW" w:bidi="zh_TW"/>
+        </w:rPr>
+        <w:t>代上1:38</w:t>
+      </w:r>
       <w:r>
         <w:rPr>
           <w:lang w:val="zh_TW" w:bidi="zh_TW"/>
@@ -5175,36 +4029,24 @@
         </w:rPr>
         <w:t>西珥的孫子、亞拿的兒子，也是一位何利人的族長。他是以掃妻子阿何利巴瑪的兄弟（</w:t>
       </w:r>
-      <w:hyperlink r:id="rId181">
-        <w:r>
-          <w:rPr>
-            <w:lang w:val="zh_TW" w:bidi="zh_TW"/>
-          </w:rPr>
-          <w:rPr>
-            <w:color w:val="0000EE"/>
-            <w:u w:val="single"/>
-          </w:rPr>
-          <w:t>創36:25</w:t>
-        </w:r>
-      </w:hyperlink>
+      <w:r>
+        <w:rPr>
+          <w:lang w:val="zh_TW" w:bidi="zh_TW"/>
+        </w:rPr>
+        <w:t>創36:25</w:t>
+      </w:r>
       <w:r>
         <w:rPr>
           <w:lang w:val="zh_TW" w:bidi="zh_TW"/>
         </w:rPr>
         <w:t>；</w:t>
       </w:r>
-      <w:hyperlink r:id="rId182">
-        <w:r>
-          <w:rPr>
-            <w:lang w:val="zh_TW" w:bidi="zh_TW"/>
-          </w:rPr>
-          <w:rPr>
-            <w:color w:val="0000EE"/>
-            <w:u w:val="single"/>
-          </w:rPr>
-          <w:t>代上1:41</w:t>
-        </w:r>
-      </w:hyperlink>
+      <w:r>
+        <w:rPr>
+          <w:lang w:val="zh_TW" w:bidi="zh_TW"/>
+        </w:rPr>
+        <w:t>代上1:41</w:t>
+      </w:r>
       <w:r>
         <w:rPr>
           <w:lang w:val="zh_TW" w:bidi="zh_TW"/>
@@ -5259,18 +4101,12 @@
         </w:rPr>
         <w:t>公元66年至70年間發生的一次起義，起因於一連串猶太地區羅馬巡撫的治理不當。隨著最後一位猶太王亞基帕一世（Agrippa I，</w:t>
       </w:r>
-      <w:hyperlink r:id="rId183">
-        <w:r>
-          <w:rPr>
-            <w:lang w:val="zh_TW" w:bidi="zh_TW"/>
-          </w:rPr>
-          <w:rPr>
-            <w:color w:val="0000EE"/>
-            <w:u w:val="single"/>
-          </w:rPr>
-          <w:t>徒12章</w:t>
-        </w:r>
-      </w:hyperlink>
+      <w:r>
+        <w:rPr>
+          <w:lang w:val="zh_TW" w:bidi="zh_TW"/>
+        </w:rPr>
+        <w:t>徒12章</w:t>
+      </w:r>
       <w:r>
         <w:rPr>
           <w:lang w:val="zh_TW" w:bidi="zh_TW"/>
@@ -5333,66 +4169,42 @@
         </w:rPr>
         <w:t>圍攻持續了五個月。耶路撒冷的猶太人英勇反擊，羅馬軍隊只能緩慢推進。公元70年8月初，猶太歷史上出現悲慘的一幕：聖殿的晨祭和晚祭首次中斷。大約在8月29日，在情況仍未明的狀況下，聖殿的至聖所被燒毀，整個聖殿被摧毀，這應驗了耶穌的預言（</w:t>
       </w:r>
-      <w:hyperlink r:id="rId184">
-        <w:r>
-          <w:rPr>
-            <w:lang w:val="zh_TW" w:bidi="zh_TW"/>
-          </w:rPr>
-          <w:rPr>
-            <w:color w:val="0000EE"/>
-            <w:u w:val="single"/>
-          </w:rPr>
-          <w:t>太24:1–2</w:t>
-        </w:r>
-      </w:hyperlink>
+      <w:r>
+        <w:rPr>
+          <w:lang w:val="zh_TW" w:bidi="zh_TW"/>
+        </w:rPr>
+        <w:t>太24:1–2</w:t>
+      </w:r>
       <w:r>
         <w:rPr>
           <w:lang w:val="zh_TW" w:bidi="zh_TW"/>
         </w:rPr>
         <w:t>；</w:t>
       </w:r>
-      <w:hyperlink r:id="rId185">
-        <w:r>
-          <w:rPr>
-            <w:lang w:val="zh_TW" w:bidi="zh_TW"/>
-          </w:rPr>
-          <w:rPr>
-            <w:color w:val="0000EE"/>
-            <w:u w:val="single"/>
-          </w:rPr>
-          <w:t>可13:1–2</w:t>
-        </w:r>
-      </w:hyperlink>
+      <w:r>
+        <w:rPr>
+          <w:lang w:val="zh_TW" w:bidi="zh_TW"/>
+        </w:rPr>
+        <w:t>可13:1–2</w:t>
+      </w:r>
       <w:r>
         <w:rPr>
           <w:lang w:val="zh_TW" w:bidi="zh_TW"/>
         </w:rPr>
         <w:t>；</w:t>
       </w:r>
-      <w:hyperlink r:id="rId186">
-        <w:r>
-          <w:rPr>
-            <w:lang w:val="zh_TW" w:bidi="zh_TW"/>
-          </w:rPr>
-          <w:rPr>
-            <w:color w:val="0000EE"/>
-            <w:u w:val="single"/>
-          </w:rPr>
-          <w:t>路19:43–44，</w:t>
-        </w:r>
-      </w:hyperlink>
-      <w:hyperlink r:id="rId187">
-        <w:r>
-          <w:rPr>
-            <w:lang w:val="zh_TW" w:bidi="zh_TW"/>
-          </w:rPr>
-          <w:rPr>
-            <w:color w:val="0000EE"/>
-            <w:u w:val="single"/>
-          </w:rPr>
-          <w:t>21:5–7</w:t>
-        </w:r>
-      </w:hyperlink>
+      <w:r>
+        <w:rPr>
+          <w:lang w:val="zh_TW" w:bidi="zh_TW"/>
+        </w:rPr>
+        <w:t>路19:43–44，</w:t>
+      </w:r>
+      <w:r>
+        <w:rPr>
+          <w:lang w:val="zh_TW" w:bidi="zh_TW"/>
+        </w:rPr>
+        <w:t>21:5–7</w:t>
+      </w:r>
       <w:r>
         <w:rPr>
           <w:lang w:val="zh_TW" w:bidi="zh_TW"/>
